--- a/backend-exhibits/microsoft to google adv included.docx
+++ b/backend-exhibits/microsoft to google adv included.docx
@@ -42,15 +42,15 @@
               <w:ind w:left="14"/>
               <w:jc w:val="center"/>
               <w:rPr>
-                <w:rFonts w:ascii="Arial" w:hAnsi="Arial" w:cs="Arial"/>
-                <w:b/>
-                <w:sz w:val="21"/>
-                <w:szCs w:val="21"/>
-              </w:rPr>
-            </w:pPr>
-            <w:r>
-              <w:rPr>
-                <w:rFonts w:ascii="Arial" w:hAnsi="Arial" w:cs="Arial"/>
+                <w:rFonts w:ascii="Arial" w:hAnsi="Arial" w:cs="Arial" w:eastAsia="Arial"/>
+                <w:b/>
+                <w:sz w:val="21"/>
+                <w:szCs w:val="21"/>
+              </w:rPr>
+            </w:pPr>
+            <w:r>
+              <w:rPr>
+                <w:rFonts w:ascii="Arial" w:hAnsi="Arial" w:cs="Arial" w:eastAsia="Arial"/>
                 <w:b/>
                 <w:sz w:val="21"/>
                 <w:szCs w:val="21"/>
@@ -59,7 +59,7 @@
             </w:r>
             <w:r>
               <w:rPr>
-                <w:rFonts w:ascii="Arial" w:hAnsi="Arial" w:cs="Arial"/>
+                <w:rFonts w:ascii="Arial" w:hAnsi="Arial" w:cs="Arial" w:eastAsia="Arial"/>
                 <w:b/>
                 <w:spacing w:val="-3"/>
                 <w:sz w:val="21"/>
@@ -69,7 +69,7 @@
             </w:r>
             <w:r>
               <w:rPr>
-                <w:rFonts w:ascii="Arial" w:hAnsi="Arial" w:cs="Arial"/>
+                <w:rFonts w:ascii="Arial" w:hAnsi="Arial" w:cs="Arial" w:eastAsia="Arial"/>
                 <w:b/>
                 <w:sz w:val="21"/>
                 <w:szCs w:val="21"/>
@@ -78,7 +78,7 @@
             </w:r>
             <w:r>
               <w:rPr>
-                <w:rFonts w:ascii="Arial" w:hAnsi="Arial" w:cs="Arial"/>
+                <w:rFonts w:ascii="Arial" w:hAnsi="Arial" w:cs="Arial" w:eastAsia="Arial"/>
                 <w:b/>
                 <w:spacing w:val="-3"/>
                 <w:sz w:val="21"/>
@@ -88,7 +88,7 @@
             </w:r>
             <w:r>
               <w:rPr>
-                <w:rFonts w:ascii="Arial" w:hAnsi="Arial" w:cs="Arial"/>
+                <w:rFonts w:ascii="Arial" w:hAnsi="Arial" w:cs="Arial" w:eastAsia="Arial"/>
                 <w:b/>
                 <w:sz w:val="21"/>
                 <w:szCs w:val="21"/>
@@ -97,7 +97,7 @@
             </w:r>
             <w:r>
               <w:rPr>
-                <w:rFonts w:ascii="Arial" w:hAnsi="Arial" w:cs="Arial"/>
+                <w:rFonts w:ascii="Arial" w:hAnsi="Arial" w:cs="Arial" w:eastAsia="Arial"/>
                 <w:b/>
                 <w:spacing w:val="-3"/>
                 <w:sz w:val="21"/>
@@ -107,7 +107,7 @@
             </w:r>
             <w:r>
               <w:rPr>
-                <w:rFonts w:ascii="Arial" w:hAnsi="Arial" w:cs="Arial"/>
+                <w:rFonts w:ascii="Arial" w:hAnsi="Arial" w:cs="Arial" w:eastAsia="Arial"/>
                 <w:b/>
                 <w:sz w:val="21"/>
                 <w:szCs w:val="21"/>
@@ -116,7 +116,7 @@
             </w:r>
             <w:r>
               <w:rPr>
-                <w:rFonts w:ascii="Arial" w:hAnsi="Arial" w:cs="Arial"/>
+                <w:rFonts w:ascii="Arial" w:hAnsi="Arial" w:cs="Arial" w:eastAsia="Arial"/>
                 <w:b/>
                 <w:spacing w:val="-3"/>
                 <w:sz w:val="21"/>
@@ -126,7 +126,7 @@
             </w:r>
             <w:r>
               <w:rPr>
-                <w:rFonts w:ascii="Arial" w:hAnsi="Arial" w:cs="Arial"/>
+                <w:rFonts w:ascii="Arial" w:hAnsi="Arial" w:cs="Arial" w:eastAsia="Arial"/>
                 <w:b/>
                 <w:sz w:val="21"/>
                 <w:szCs w:val="21"/>
@@ -135,7 +135,7 @@
             </w:r>
             <w:r>
               <w:rPr>
-                <w:rFonts w:ascii="Arial" w:hAnsi="Arial" w:cs="Arial"/>
+                <w:rFonts w:ascii="Arial" w:hAnsi="Arial" w:cs="Arial" w:eastAsia="Arial"/>
                 <w:b/>
                 <w:spacing w:val="-3"/>
                 <w:sz w:val="21"/>
@@ -145,7 +145,7 @@
             </w:r>
             <w:r>
               <w:rPr>
-                <w:rFonts w:ascii="Arial" w:hAnsi="Arial" w:cs="Arial"/>
+                <w:rFonts w:ascii="Arial" w:hAnsi="Arial" w:cs="Arial" w:eastAsia="Arial"/>
                 <w:b/>
                 <w:sz w:val="21"/>
                 <w:szCs w:val="21"/>
@@ -154,7 +154,7 @@
             </w:r>
             <w:r>
               <w:rPr>
-                <w:rFonts w:ascii="Arial" w:hAnsi="Arial" w:cs="Arial"/>
+                <w:rFonts w:ascii="Arial" w:hAnsi="Arial" w:cs="Arial" w:eastAsia="Arial"/>
                 <w:b/>
                 <w:spacing w:val="-3"/>
                 <w:sz w:val="21"/>
@@ -164,7 +164,7 @@
             </w:r>
             <w:r>
               <w:rPr>
-                <w:rFonts w:ascii="Arial" w:hAnsi="Arial" w:cs="Arial"/>
+                <w:rFonts w:ascii="Arial" w:hAnsi="Arial" w:cs="Arial" w:eastAsia="Arial"/>
                 <w:b/>
                 <w:sz w:val="21"/>
                 <w:szCs w:val="21"/>
@@ -173,7 +173,7 @@
             </w:r>
             <w:r>
               <w:rPr>
-                <w:rFonts w:ascii="Arial" w:hAnsi="Arial" w:cs="Arial"/>
+                <w:rFonts w:ascii="Arial" w:hAnsi="Arial" w:cs="Arial" w:eastAsia="Arial"/>
                 <w:b/>
                 <w:spacing w:val="-2"/>
                 <w:sz w:val="21"/>
@@ -198,15 +198,15 @@
               <w:spacing w:before="43"/>
               <w:ind w:left="67"/>
               <w:rPr>
-                <w:rFonts w:ascii="Arial" w:hAnsi="Arial" w:cs="Arial"/>
-                <w:b/>
-                <w:sz w:val="21"/>
-                <w:szCs w:val="21"/>
-              </w:rPr>
-            </w:pPr>
-            <w:r>
-              <w:rPr>
-                <w:rFonts w:ascii="Arial" w:hAnsi="Arial" w:cs="Arial"/>
+                <w:rFonts w:ascii="Arial" w:hAnsi="Arial" w:cs="Arial" w:eastAsia="Arial"/>
+                <w:b/>
+                <w:sz w:val="21"/>
+                <w:szCs w:val="21"/>
+              </w:rPr>
+            </w:pPr>
+            <w:r>
+              <w:rPr>
+                <w:rFonts w:ascii="Arial" w:hAnsi="Arial" w:cs="Arial" w:eastAsia="Arial"/>
                 <w:b/>
                 <w:sz w:val="21"/>
                 <w:szCs w:val="21"/>
@@ -215,17 +215,17 @@
             </w:r>
             <w:r>
               <w:rPr>
-                <w:rFonts w:ascii="Arial" w:hAnsi="Arial" w:cs="Arial"/>
-                <w:b/>
-                <w:spacing w:val="-2"/>
-                <w:sz w:val="21"/>
-                <w:szCs w:val="21"/>
-              </w:rPr>
-              <w:t xml:space="preserve"> </w:t>
-            </w:r>
-            <w:r>
-              <w:rPr>
-                <w:rFonts w:ascii="Arial" w:hAnsi="Arial" w:cs="Arial"/>
+                <w:rFonts w:ascii="Arial" w:hAnsi="Arial" w:cs="Arial" w:eastAsia="Arial"/>
+                <w:b/>
+                <w:spacing w:val="-2"/>
+                <w:sz w:val="21"/>
+                <w:szCs w:val="21"/>
+              </w:rPr>
+              <w:t xml:space="preserve"> </w:t>
+            </w:r>
+            <w:r>
+              <w:rPr>
+                <w:rFonts w:ascii="Arial" w:hAnsi="Arial" w:cs="Arial" w:eastAsia="Arial"/>
                 <w:b/>
                 <w:sz w:val="21"/>
                 <w:szCs w:val="21"/>
@@ -234,7 +234,7 @@
             </w:r>
             <w:r>
               <w:rPr>
-                <w:rFonts w:ascii="Arial" w:hAnsi="Arial" w:cs="Arial"/>
+                <w:rFonts w:ascii="Arial" w:hAnsi="Arial" w:cs="Arial" w:eastAsia="Arial"/>
                 <w:b/>
                 <w:spacing w:val="-2"/>
                 <w:sz w:val="21"/>
@@ -254,14 +254,14 @@
               <w:spacing w:line="264" w:lineRule="auto"/>
               <w:ind w:right="165"/>
               <w:rPr>
-                <w:rFonts w:ascii="Arial" w:hAnsi="Arial" w:cs="Arial"/>
-                <w:sz w:val="21"/>
-                <w:szCs w:val="21"/>
-              </w:rPr>
-            </w:pPr>
-            <w:r>
-              <w:rPr>
-                <w:rFonts w:ascii="Arial" w:hAnsi="Arial" w:cs="Arial"/>
+                <w:rFonts w:ascii="Arial" w:hAnsi="Arial" w:cs="Arial" w:eastAsia="Arial"/>
+                <w:sz w:val="21"/>
+                <w:szCs w:val="21"/>
+              </w:rPr>
+            </w:pPr>
+            <w:r>
+              <w:rPr>
+                <w:rFonts w:ascii="Arial" w:hAnsi="Arial" w:cs="Arial" w:eastAsia="Arial"/>
                 <w:sz w:val="21"/>
                 <w:szCs w:val="21"/>
               </w:rPr>
@@ -269,7 +269,7 @@
             </w:r>
             <w:r>
               <w:rPr>
-                <w:rFonts w:ascii="Arial" w:hAnsi="Arial" w:cs="Arial"/>
+                <w:rFonts w:ascii="Arial" w:hAnsi="Arial" w:cs="Arial" w:eastAsia="Arial"/>
                 <w:spacing w:val="-2"/>
                 <w:sz w:val="21"/>
                 <w:szCs w:val="21"/>
@@ -292,15 +292,15 @@
               <w:pStyle w:val="TableParagraph"/>
               <w:ind w:left="67"/>
               <w:rPr>
-                <w:rFonts w:ascii="Arial" w:hAnsi="Arial" w:cs="Arial"/>
-                <w:b/>
-                <w:sz w:val="21"/>
-                <w:szCs w:val="21"/>
-              </w:rPr>
-            </w:pPr>
-            <w:r>
-              <w:rPr>
-                <w:rFonts w:ascii="Arial" w:hAnsi="Arial" w:cs="Arial"/>
+                <w:rFonts w:ascii="Arial" w:hAnsi="Arial" w:cs="Arial" w:eastAsia="Arial"/>
+                <w:b/>
+                <w:sz w:val="21"/>
+                <w:szCs w:val="21"/>
+              </w:rPr>
+            </w:pPr>
+            <w:r>
+              <w:rPr>
+                <w:rFonts w:ascii="Arial" w:hAnsi="Arial" w:cs="Arial" w:eastAsia="Arial"/>
                 <w:b/>
                 <w:sz w:val="21"/>
                 <w:szCs w:val="21"/>
@@ -309,7 +309,7 @@
             </w:r>
             <w:r>
               <w:rPr>
-                <w:rFonts w:ascii="Arial" w:hAnsi="Arial" w:cs="Arial"/>
+                <w:rFonts w:ascii="Arial" w:hAnsi="Arial" w:cs="Arial" w:eastAsia="Arial"/>
                 <w:b/>
                 <w:spacing w:val="10"/>
                 <w:sz w:val="21"/>
@@ -319,7 +319,7 @@
             </w:r>
             <w:r>
               <w:rPr>
-                <w:rFonts w:ascii="Arial" w:hAnsi="Arial" w:cs="Arial"/>
+                <w:rFonts w:ascii="Arial" w:hAnsi="Arial" w:cs="Arial" w:eastAsia="Arial"/>
                 <w:b/>
                 <w:spacing w:val="-2"/>
                 <w:sz w:val="21"/>
@@ -337,14 +337,14 @@
             <w:pPr>
               <w:pStyle w:val="TableParagraph"/>
               <w:rPr>
-                <w:rFonts w:ascii="Arial" w:hAnsi="Arial" w:cs="Arial"/>
-                <w:sz w:val="21"/>
-                <w:szCs w:val="21"/>
-              </w:rPr>
-            </w:pPr>
-            <w:r>
-              <w:rPr>
-                <w:rFonts w:ascii="Arial" w:hAnsi="Arial" w:cs="Arial"/>
+                <w:rFonts w:ascii="Arial" w:hAnsi="Arial" w:cs="Arial" w:eastAsia="Arial"/>
+                <w:sz w:val="21"/>
+                <w:szCs w:val="21"/>
+              </w:rPr>
+            </w:pPr>
+            <w:r>
+              <w:rPr>
+                <w:rFonts w:ascii="Arial" w:hAnsi="Arial" w:cs="Arial" w:eastAsia="Arial"/>
                 <w:sz w:val="21"/>
                 <w:szCs w:val="21"/>
               </w:rPr>
@@ -352,7 +352,7 @@
             </w:r>
             <w:r>
               <w:rPr>
-                <w:rFonts w:ascii="Arial" w:hAnsi="Arial" w:cs="Arial"/>
+                <w:rFonts w:ascii="Arial" w:hAnsi="Arial" w:cs="Arial" w:eastAsia="Arial"/>
                 <w:spacing w:val="11"/>
                 <w:sz w:val="21"/>
                 <w:szCs w:val="21"/>
@@ -361,7 +361,7 @@
             </w:r>
             <w:r>
               <w:rPr>
-                <w:rFonts w:ascii="Arial" w:hAnsi="Arial" w:cs="Arial"/>
+                <w:rFonts w:ascii="Arial" w:hAnsi="Arial" w:cs="Arial" w:eastAsia="Arial"/>
                 <w:sz w:val="21"/>
                 <w:szCs w:val="21"/>
               </w:rPr>
@@ -369,16 +369,16 @@
             </w:r>
             <w:r>
               <w:rPr>
-                <w:rFonts w:ascii="Arial" w:hAnsi="Arial" w:cs="Arial"/>
-                <w:spacing w:val="12"/>
-                <w:sz w:val="21"/>
-                <w:szCs w:val="21"/>
-              </w:rPr>
-              <w:t xml:space="preserve"> </w:t>
-            </w:r>
-            <w:r>
-              <w:rPr>
-                <w:rFonts w:ascii="Arial" w:hAnsi="Arial" w:cs="Arial"/>
+                <w:rFonts w:ascii="Arial" w:hAnsi="Arial" w:cs="Arial" w:eastAsia="Arial"/>
+                <w:spacing w:val="12"/>
+                <w:sz w:val="21"/>
+                <w:szCs w:val="21"/>
+              </w:rPr>
+              <w:t xml:space="preserve"> </w:t>
+            </w:r>
+            <w:r>
+              <w:rPr>
+                <w:rFonts w:ascii="Arial" w:hAnsi="Arial" w:cs="Arial" w:eastAsia="Arial"/>
                 <w:sz w:val="21"/>
                 <w:szCs w:val="21"/>
               </w:rPr>
@@ -386,7 +386,7 @@
             </w:r>
             <w:r>
               <w:rPr>
-                <w:rFonts w:ascii="Arial" w:hAnsi="Arial" w:cs="Arial"/>
+                <w:rFonts w:ascii="Arial" w:hAnsi="Arial" w:cs="Arial" w:eastAsia="Arial"/>
                 <w:spacing w:val="11"/>
                 <w:sz w:val="21"/>
                 <w:szCs w:val="21"/>
@@ -395,7 +395,7 @@
             </w:r>
             <w:r>
               <w:rPr>
-                <w:rFonts w:ascii="Arial" w:hAnsi="Arial" w:cs="Arial"/>
+                <w:rFonts w:ascii="Arial" w:hAnsi="Arial" w:cs="Arial" w:eastAsia="Arial"/>
                 <w:sz w:val="21"/>
                 <w:szCs w:val="21"/>
               </w:rPr>
@@ -403,16 +403,16 @@
             </w:r>
             <w:r>
               <w:rPr>
-                <w:rFonts w:ascii="Arial" w:hAnsi="Arial" w:cs="Arial"/>
-                <w:spacing w:val="12"/>
-                <w:sz w:val="21"/>
-                <w:szCs w:val="21"/>
-              </w:rPr>
-              <w:t xml:space="preserve"> </w:t>
-            </w:r>
-            <w:r>
-              <w:rPr>
-                <w:rFonts w:ascii="Arial" w:hAnsi="Arial" w:cs="Arial"/>
+                <w:rFonts w:ascii="Arial" w:hAnsi="Arial" w:cs="Arial" w:eastAsia="Arial"/>
+                <w:spacing w:val="12"/>
+                <w:sz w:val="21"/>
+                <w:szCs w:val="21"/>
+              </w:rPr>
+              <w:t xml:space="preserve"> </w:t>
+            </w:r>
+            <w:r>
+              <w:rPr>
+                <w:rFonts w:ascii="Arial" w:hAnsi="Arial" w:cs="Arial" w:eastAsia="Arial"/>
                 <w:sz w:val="21"/>
                 <w:szCs w:val="21"/>
               </w:rPr>
@@ -420,16 +420,16 @@
             </w:r>
             <w:r>
               <w:rPr>
-                <w:rFonts w:ascii="Arial" w:hAnsi="Arial" w:cs="Arial"/>
-                <w:spacing w:val="12"/>
-                <w:sz w:val="21"/>
-                <w:szCs w:val="21"/>
-              </w:rPr>
-              <w:t xml:space="preserve"> </w:t>
-            </w:r>
-            <w:r>
-              <w:rPr>
-                <w:rFonts w:ascii="Arial" w:hAnsi="Arial" w:cs="Arial"/>
+                <w:rFonts w:ascii="Arial" w:hAnsi="Arial" w:cs="Arial" w:eastAsia="Arial"/>
+                <w:spacing w:val="12"/>
+                <w:sz w:val="21"/>
+                <w:szCs w:val="21"/>
+              </w:rPr>
+              <w:t xml:space="preserve"> </w:t>
+            </w:r>
+            <w:r>
+              <w:rPr>
+                <w:rFonts w:ascii="Arial" w:hAnsi="Arial" w:cs="Arial" w:eastAsia="Arial"/>
                 <w:sz w:val="21"/>
                 <w:szCs w:val="21"/>
               </w:rPr>
@@ -437,7 +437,7 @@
             </w:r>
             <w:r>
               <w:rPr>
-                <w:rFonts w:ascii="Arial" w:hAnsi="Arial" w:cs="Arial"/>
+                <w:rFonts w:ascii="Arial" w:hAnsi="Arial" w:cs="Arial" w:eastAsia="Arial"/>
                 <w:spacing w:val="11"/>
                 <w:sz w:val="21"/>
                 <w:szCs w:val="21"/>
@@ -446,7 +446,7 @@
             </w:r>
             <w:r>
               <w:rPr>
-                <w:rFonts w:ascii="Arial" w:hAnsi="Arial" w:cs="Arial"/>
+                <w:rFonts w:ascii="Arial" w:hAnsi="Arial" w:cs="Arial" w:eastAsia="Arial"/>
                 <w:sz w:val="21"/>
                 <w:szCs w:val="21"/>
               </w:rPr>
@@ -454,16 +454,16 @@
             </w:r>
             <w:r>
               <w:rPr>
-                <w:rFonts w:ascii="Arial" w:hAnsi="Arial" w:cs="Arial"/>
-                <w:spacing w:val="12"/>
-                <w:sz w:val="21"/>
-                <w:szCs w:val="21"/>
-              </w:rPr>
-              <w:t xml:space="preserve"> </w:t>
-            </w:r>
-            <w:r>
-              <w:rPr>
-                <w:rFonts w:ascii="Arial" w:hAnsi="Arial" w:cs="Arial"/>
+                <w:rFonts w:ascii="Arial" w:hAnsi="Arial" w:cs="Arial" w:eastAsia="Arial"/>
+                <w:spacing w:val="12"/>
+                <w:sz w:val="21"/>
+                <w:szCs w:val="21"/>
+              </w:rPr>
+              <w:t xml:space="preserve"> </w:t>
+            </w:r>
+            <w:r>
+              <w:rPr>
+                <w:rFonts w:ascii="Arial" w:hAnsi="Arial" w:cs="Arial" w:eastAsia="Arial"/>
                 <w:sz w:val="21"/>
                 <w:szCs w:val="21"/>
               </w:rPr>
@@ -471,7 +471,7 @@
             </w:r>
             <w:r>
               <w:rPr>
-                <w:rFonts w:ascii="Arial" w:hAnsi="Arial" w:cs="Arial"/>
+                <w:rFonts w:ascii="Arial" w:hAnsi="Arial" w:cs="Arial" w:eastAsia="Arial"/>
                 <w:spacing w:val="11"/>
                 <w:sz w:val="21"/>
                 <w:szCs w:val="21"/>
@@ -480,7 +480,7 @@
             </w:r>
             <w:r>
               <w:rPr>
-                <w:rFonts w:ascii="Arial" w:hAnsi="Arial" w:cs="Arial"/>
+                <w:rFonts w:ascii="Arial" w:hAnsi="Arial" w:cs="Arial" w:eastAsia="Arial"/>
                 <w:sz w:val="21"/>
                 <w:szCs w:val="21"/>
               </w:rPr>
@@ -488,16 +488,16 @@
             </w:r>
             <w:r>
               <w:rPr>
-                <w:rFonts w:ascii="Arial" w:hAnsi="Arial" w:cs="Arial"/>
-                <w:spacing w:val="12"/>
-                <w:sz w:val="21"/>
-                <w:szCs w:val="21"/>
-              </w:rPr>
-              <w:t xml:space="preserve"> </w:t>
-            </w:r>
-            <w:r>
-              <w:rPr>
-                <w:rFonts w:ascii="Arial" w:hAnsi="Arial" w:cs="Arial"/>
+                <w:rFonts w:ascii="Arial" w:hAnsi="Arial" w:cs="Arial" w:eastAsia="Arial"/>
+                <w:spacing w:val="12"/>
+                <w:sz w:val="21"/>
+                <w:szCs w:val="21"/>
+              </w:rPr>
+              <w:t xml:space="preserve"> </w:t>
+            </w:r>
+            <w:r>
+              <w:rPr>
+                <w:rFonts w:ascii="Arial" w:hAnsi="Arial" w:cs="Arial" w:eastAsia="Arial"/>
                 <w:sz w:val="21"/>
                 <w:szCs w:val="21"/>
               </w:rPr>
@@ -505,16 +505,16 @@
             </w:r>
             <w:r>
               <w:rPr>
-                <w:rFonts w:ascii="Arial" w:hAnsi="Arial" w:cs="Arial"/>
-                <w:spacing w:val="12"/>
-                <w:sz w:val="21"/>
-                <w:szCs w:val="21"/>
-              </w:rPr>
-              <w:t xml:space="preserve"> </w:t>
-            </w:r>
-            <w:r>
-              <w:rPr>
-                <w:rFonts w:ascii="Arial" w:hAnsi="Arial" w:cs="Arial"/>
+                <w:rFonts w:ascii="Arial" w:hAnsi="Arial" w:cs="Arial" w:eastAsia="Arial"/>
+                <w:spacing w:val="12"/>
+                <w:sz w:val="21"/>
+                <w:szCs w:val="21"/>
+              </w:rPr>
+              <w:t xml:space="preserve"> </w:t>
+            </w:r>
+            <w:r>
+              <w:rPr>
+                <w:rFonts w:ascii="Arial" w:hAnsi="Arial" w:cs="Arial" w:eastAsia="Arial"/>
                 <w:spacing w:val="-2"/>
                 <w:sz w:val="21"/>
                 <w:szCs w:val="21"/>
@@ -537,15 +537,15 @@
               <w:pStyle w:val="TableParagraph"/>
               <w:ind w:left="67"/>
               <w:rPr>
-                <w:rFonts w:ascii="Arial" w:hAnsi="Arial" w:cs="Arial"/>
-                <w:b/>
-                <w:sz w:val="21"/>
-                <w:szCs w:val="21"/>
-              </w:rPr>
-            </w:pPr>
-            <w:r>
-              <w:rPr>
-                <w:rFonts w:ascii="Arial" w:hAnsi="Arial" w:cs="Arial"/>
+                <w:rFonts w:ascii="Arial" w:hAnsi="Arial" w:cs="Arial" w:eastAsia="Arial"/>
+                <w:b/>
+                <w:sz w:val="21"/>
+                <w:szCs w:val="21"/>
+              </w:rPr>
+            </w:pPr>
+            <w:r>
+              <w:rPr>
+                <w:rFonts w:ascii="Arial" w:hAnsi="Arial" w:cs="Arial" w:eastAsia="Arial"/>
                 <w:b/>
                 <w:sz w:val="21"/>
                 <w:szCs w:val="21"/>
@@ -554,17 +554,17 @@
             </w:r>
             <w:r>
               <w:rPr>
-                <w:rFonts w:ascii="Arial" w:hAnsi="Arial" w:cs="Arial"/>
-                <w:b/>
-                <w:spacing w:val="12"/>
-                <w:sz w:val="21"/>
-                <w:szCs w:val="21"/>
-              </w:rPr>
-              <w:t xml:space="preserve"> </w:t>
-            </w:r>
-            <w:r>
-              <w:rPr>
-                <w:rFonts w:ascii="Arial" w:hAnsi="Arial" w:cs="Arial"/>
+                <w:rFonts w:ascii="Arial" w:hAnsi="Arial" w:cs="Arial" w:eastAsia="Arial"/>
+                <w:b/>
+                <w:spacing w:val="12"/>
+                <w:sz w:val="21"/>
+                <w:szCs w:val="21"/>
+              </w:rPr>
+              <w:t xml:space="preserve"> </w:t>
+            </w:r>
+            <w:r>
+              <w:rPr>
+                <w:rFonts w:ascii="Arial" w:hAnsi="Arial" w:cs="Arial" w:eastAsia="Arial"/>
                 <w:b/>
                 <w:spacing w:val="-2"/>
                 <w:sz w:val="21"/>
@@ -584,14 +584,14 @@
               <w:spacing w:line="280" w:lineRule="auto"/>
               <w:ind w:right="165"/>
               <w:rPr>
-                <w:rFonts w:ascii="Arial" w:hAnsi="Arial" w:cs="Arial"/>
-                <w:sz w:val="21"/>
-                <w:szCs w:val="21"/>
-              </w:rPr>
-            </w:pPr>
-            <w:r>
-              <w:rPr>
-                <w:rFonts w:ascii="Arial" w:hAnsi="Arial" w:cs="Arial"/>
+                <w:rFonts w:ascii="Arial" w:hAnsi="Arial" w:cs="Arial" w:eastAsia="Arial"/>
+                <w:sz w:val="21"/>
+                <w:szCs w:val="21"/>
+              </w:rPr>
+            </w:pPr>
+            <w:r>
+              <w:rPr>
+                <w:rFonts w:ascii="Arial" w:hAnsi="Arial" w:cs="Arial" w:eastAsia="Arial"/>
                 <w:sz w:val="21"/>
                 <w:szCs w:val="21"/>
               </w:rPr>
@@ -600,7 +600,7 @@
             <w:proofErr w:type="spellStart"/>
             <w:r>
               <w:rPr>
-                <w:rFonts w:ascii="Arial" w:hAnsi="Arial" w:cs="Arial"/>
+                <w:rFonts w:ascii="Arial" w:hAnsi="Arial" w:cs="Arial" w:eastAsia="Arial"/>
                 <w:sz w:val="21"/>
                 <w:szCs w:val="21"/>
               </w:rPr>
@@ -609,7 +609,7 @@
             <w:proofErr w:type="spellEnd"/>
             <w:r>
               <w:rPr>
-                <w:rFonts w:ascii="Arial" w:hAnsi="Arial" w:cs="Arial"/>
+                <w:rFonts w:ascii="Arial" w:hAnsi="Arial" w:cs="Arial" w:eastAsia="Arial"/>
                 <w:sz w:val="21"/>
                 <w:szCs w:val="21"/>
               </w:rPr>
@@ -632,15 +632,15 @@
               <w:spacing w:before="43"/>
               <w:ind w:left="67"/>
               <w:rPr>
-                <w:rFonts w:ascii="Arial" w:hAnsi="Arial" w:cs="Arial"/>
-                <w:b/>
-                <w:sz w:val="21"/>
-                <w:szCs w:val="21"/>
-              </w:rPr>
-            </w:pPr>
-            <w:r>
-              <w:rPr>
-                <w:rFonts w:ascii="Arial" w:hAnsi="Arial" w:cs="Arial"/>
+                <w:rFonts w:ascii="Arial" w:hAnsi="Arial" w:cs="Arial" w:eastAsia="Arial"/>
+                <w:b/>
+                <w:sz w:val="21"/>
+                <w:szCs w:val="21"/>
+              </w:rPr>
+            </w:pPr>
+            <w:r>
+              <w:rPr>
+                <w:rFonts w:ascii="Arial" w:hAnsi="Arial" w:cs="Arial" w:eastAsia="Arial"/>
                 <w:b/>
                 <w:spacing w:val="-2"/>
                 <w:sz w:val="21"/>
@@ -658,14 +658,14 @@
             <w:pPr>
               <w:pStyle w:val="TableParagraph"/>
               <w:rPr>
-                <w:rFonts w:ascii="Arial" w:hAnsi="Arial" w:cs="Arial"/>
-                <w:sz w:val="21"/>
-                <w:szCs w:val="21"/>
-              </w:rPr>
-            </w:pPr>
-            <w:r>
-              <w:rPr>
-                <w:rFonts w:ascii="Arial" w:hAnsi="Arial" w:cs="Arial"/>
+                <w:rFonts w:ascii="Arial" w:hAnsi="Arial" w:cs="Arial" w:eastAsia="Arial"/>
+                <w:sz w:val="21"/>
+                <w:szCs w:val="21"/>
+              </w:rPr>
+            </w:pPr>
+            <w:r>
+              <w:rPr>
+                <w:rFonts w:ascii="Arial" w:hAnsi="Arial" w:cs="Arial" w:eastAsia="Arial"/>
                 <w:sz w:val="21"/>
                 <w:szCs w:val="21"/>
               </w:rPr>
@@ -673,7 +673,7 @@
             </w:r>
             <w:r>
               <w:rPr>
-                <w:rFonts w:ascii="Arial" w:hAnsi="Arial" w:cs="Arial"/>
+                <w:rFonts w:ascii="Arial" w:hAnsi="Arial" w:cs="Arial" w:eastAsia="Arial"/>
                 <w:spacing w:val="8"/>
                 <w:sz w:val="21"/>
                 <w:szCs w:val="21"/>
@@ -682,7 +682,7 @@
             </w:r>
             <w:r>
               <w:rPr>
-                <w:rFonts w:ascii="Arial" w:hAnsi="Arial" w:cs="Arial"/>
+                <w:rFonts w:ascii="Arial" w:hAnsi="Arial" w:cs="Arial" w:eastAsia="Arial"/>
                 <w:sz w:val="21"/>
                 <w:szCs w:val="21"/>
               </w:rPr>
@@ -690,7 +690,7 @@
             </w:r>
             <w:r>
               <w:rPr>
-                <w:rFonts w:ascii="Arial" w:hAnsi="Arial" w:cs="Arial"/>
+                <w:rFonts w:ascii="Arial" w:hAnsi="Arial" w:cs="Arial" w:eastAsia="Arial"/>
                 <w:spacing w:val="9"/>
                 <w:sz w:val="21"/>
                 <w:szCs w:val="21"/>
@@ -699,7 +699,7 @@
             </w:r>
             <w:r>
               <w:rPr>
-                <w:rFonts w:ascii="Arial" w:hAnsi="Arial" w:cs="Arial"/>
+                <w:rFonts w:ascii="Arial" w:hAnsi="Arial" w:cs="Arial" w:eastAsia="Arial"/>
                 <w:sz w:val="21"/>
                 <w:szCs w:val="21"/>
               </w:rPr>
@@ -707,7 +707,7 @@
             </w:r>
             <w:r>
               <w:rPr>
-                <w:rFonts w:ascii="Arial" w:hAnsi="Arial" w:cs="Arial"/>
+                <w:rFonts w:ascii="Arial" w:hAnsi="Arial" w:cs="Arial" w:eastAsia="Arial"/>
                 <w:spacing w:val="9"/>
                 <w:sz w:val="21"/>
                 <w:szCs w:val="21"/>
@@ -716,7 +716,7 @@
             </w:r>
             <w:r>
               <w:rPr>
-                <w:rFonts w:ascii="Arial" w:hAnsi="Arial" w:cs="Arial"/>
+                <w:rFonts w:ascii="Arial" w:hAnsi="Arial" w:cs="Arial" w:eastAsia="Arial"/>
                 <w:sz w:val="21"/>
                 <w:szCs w:val="21"/>
               </w:rPr>
@@ -724,7 +724,7 @@
             </w:r>
             <w:r>
               <w:rPr>
-                <w:rFonts w:ascii="Arial" w:hAnsi="Arial" w:cs="Arial"/>
+                <w:rFonts w:ascii="Arial" w:hAnsi="Arial" w:cs="Arial" w:eastAsia="Arial"/>
                 <w:spacing w:val="9"/>
                 <w:sz w:val="21"/>
                 <w:szCs w:val="21"/>
@@ -733,7 +733,7 @@
             </w:r>
             <w:r>
               <w:rPr>
-                <w:rFonts w:ascii="Arial" w:hAnsi="Arial" w:cs="Arial"/>
+                <w:rFonts w:ascii="Arial" w:hAnsi="Arial" w:cs="Arial" w:eastAsia="Arial"/>
                 <w:sz w:val="21"/>
                 <w:szCs w:val="21"/>
               </w:rPr>
@@ -741,7 +741,7 @@
             </w:r>
             <w:r>
               <w:rPr>
-                <w:rFonts w:ascii="Arial" w:hAnsi="Arial" w:cs="Arial"/>
+                <w:rFonts w:ascii="Arial" w:hAnsi="Arial" w:cs="Arial" w:eastAsia="Arial"/>
                 <w:spacing w:val="9"/>
                 <w:sz w:val="21"/>
                 <w:szCs w:val="21"/>
@@ -750,7 +750,7 @@
             </w:r>
             <w:r>
               <w:rPr>
-                <w:rFonts w:ascii="Arial" w:hAnsi="Arial" w:cs="Arial"/>
+                <w:rFonts w:ascii="Arial" w:hAnsi="Arial" w:cs="Arial" w:eastAsia="Arial"/>
                 <w:sz w:val="21"/>
                 <w:szCs w:val="21"/>
               </w:rPr>
@@ -758,7 +758,7 @@
             </w:r>
             <w:r>
               <w:rPr>
-                <w:rFonts w:ascii="Arial" w:hAnsi="Arial" w:cs="Arial"/>
+                <w:rFonts w:ascii="Arial" w:hAnsi="Arial" w:cs="Arial" w:eastAsia="Arial"/>
                 <w:spacing w:val="9"/>
                 <w:sz w:val="21"/>
                 <w:szCs w:val="21"/>
@@ -767,7 +767,7 @@
             </w:r>
             <w:r>
               <w:rPr>
-                <w:rFonts w:ascii="Arial" w:hAnsi="Arial" w:cs="Arial"/>
+                <w:rFonts w:ascii="Arial" w:hAnsi="Arial" w:cs="Arial" w:eastAsia="Arial"/>
                 <w:sz w:val="21"/>
                 <w:szCs w:val="21"/>
               </w:rPr>
@@ -775,7 +775,7 @@
             </w:r>
             <w:r>
               <w:rPr>
-                <w:rFonts w:ascii="Arial" w:hAnsi="Arial" w:cs="Arial"/>
+                <w:rFonts w:ascii="Arial" w:hAnsi="Arial" w:cs="Arial" w:eastAsia="Arial"/>
                 <w:spacing w:val="9"/>
                 <w:sz w:val="21"/>
                 <w:szCs w:val="21"/>
@@ -784,7 +784,7 @@
             </w:r>
             <w:r>
               <w:rPr>
-                <w:rFonts w:ascii="Arial" w:hAnsi="Arial" w:cs="Arial"/>
+                <w:rFonts w:ascii="Arial" w:hAnsi="Arial" w:cs="Arial" w:eastAsia="Arial"/>
                 <w:sz w:val="21"/>
                 <w:szCs w:val="21"/>
               </w:rPr>
@@ -792,7 +792,7 @@
             </w:r>
             <w:r>
               <w:rPr>
-                <w:rFonts w:ascii="Arial" w:hAnsi="Arial" w:cs="Arial"/>
+                <w:rFonts w:ascii="Arial" w:hAnsi="Arial" w:cs="Arial" w:eastAsia="Arial"/>
                 <w:spacing w:val="9"/>
                 <w:sz w:val="21"/>
                 <w:szCs w:val="21"/>
@@ -801,7 +801,7 @@
             </w:r>
             <w:r>
               <w:rPr>
-                <w:rFonts w:ascii="Arial" w:hAnsi="Arial" w:cs="Arial"/>
+                <w:rFonts w:ascii="Arial" w:hAnsi="Arial" w:cs="Arial" w:eastAsia="Arial"/>
                 <w:spacing w:val="-2"/>
                 <w:sz w:val="21"/>
                 <w:szCs w:val="21"/>
@@ -825,15 +825,15 @@
               <w:spacing w:before="43"/>
               <w:ind w:left="67"/>
               <w:rPr>
-                <w:rFonts w:ascii="Arial" w:hAnsi="Arial" w:cs="Arial"/>
-                <w:b/>
-                <w:sz w:val="21"/>
-                <w:szCs w:val="21"/>
-              </w:rPr>
-            </w:pPr>
-            <w:r>
-              <w:rPr>
-                <w:rFonts w:ascii="Arial" w:hAnsi="Arial" w:cs="Arial"/>
+                <w:rFonts w:ascii="Arial" w:hAnsi="Arial" w:cs="Arial" w:eastAsia="Arial"/>
+                <w:b/>
+                <w:sz w:val="21"/>
+                <w:szCs w:val="21"/>
+              </w:rPr>
+            </w:pPr>
+            <w:r>
+              <w:rPr>
+                <w:rFonts w:ascii="Arial" w:hAnsi="Arial" w:cs="Arial" w:eastAsia="Arial"/>
                 <w:b/>
                 <w:sz w:val="21"/>
                 <w:szCs w:val="21"/>
@@ -842,7 +842,7 @@
             </w:r>
             <w:r>
               <w:rPr>
-                <w:rFonts w:ascii="Arial" w:hAnsi="Arial" w:cs="Arial"/>
+                <w:rFonts w:ascii="Arial" w:hAnsi="Arial" w:cs="Arial" w:eastAsia="Arial"/>
                 <w:b/>
                 <w:spacing w:val="-2"/>
                 <w:sz w:val="21"/>
@@ -860,7 +860,7 @@
             <w:pPr>
               <w:pStyle w:val="TableParagraph"/>
               <w:rPr>
-                <w:rFonts w:ascii="Arial" w:hAnsi="Arial" w:cs="Arial"/>
+                <w:rFonts w:ascii="Arial" w:hAnsi="Arial" w:cs="Arial" w:eastAsia="Arial"/>
                 <w:sz w:val="21"/>
                 <w:szCs w:val="21"/>
               </w:rPr>
@@ -868,7 +868,7 @@
             <w:proofErr w:type="spellStart"/>
             <w:r>
               <w:rPr>
-                <w:rFonts w:ascii="Arial" w:hAnsi="Arial" w:cs="Arial"/>
+                <w:rFonts w:ascii="Arial" w:hAnsi="Arial" w:cs="Arial" w:eastAsia="Arial"/>
                 <w:sz w:val="21"/>
                 <w:szCs w:val="21"/>
               </w:rPr>
@@ -877,16 +877,16 @@
             <w:proofErr w:type="spellEnd"/>
             <w:r>
               <w:rPr>
-                <w:rFonts w:ascii="Arial" w:hAnsi="Arial" w:cs="Arial"/>
-                <w:spacing w:val="12"/>
-                <w:sz w:val="21"/>
-                <w:szCs w:val="21"/>
-              </w:rPr>
-              <w:t xml:space="preserve"> </w:t>
-            </w:r>
-            <w:r>
-              <w:rPr>
-                <w:rFonts w:ascii="Arial" w:hAnsi="Arial" w:cs="Arial"/>
+                <w:rFonts w:ascii="Arial" w:hAnsi="Arial" w:cs="Arial" w:eastAsia="Arial"/>
+                <w:spacing w:val="12"/>
+                <w:sz w:val="21"/>
+                <w:szCs w:val="21"/>
+              </w:rPr>
+              <w:t xml:space="preserve"> </w:t>
+            </w:r>
+            <w:r>
+              <w:rPr>
+                <w:rFonts w:ascii="Arial" w:hAnsi="Arial" w:cs="Arial" w:eastAsia="Arial"/>
                 <w:sz w:val="21"/>
                 <w:szCs w:val="21"/>
               </w:rPr>
@@ -894,16 +894,16 @@
             </w:r>
             <w:r>
               <w:rPr>
-                <w:rFonts w:ascii="Arial" w:hAnsi="Arial" w:cs="Arial"/>
-                <w:spacing w:val="12"/>
-                <w:sz w:val="21"/>
-                <w:szCs w:val="21"/>
-              </w:rPr>
-              <w:t xml:space="preserve"> </w:t>
-            </w:r>
-            <w:r>
-              <w:rPr>
-                <w:rFonts w:ascii="Arial" w:hAnsi="Arial" w:cs="Arial"/>
+                <w:rFonts w:ascii="Arial" w:hAnsi="Arial" w:cs="Arial" w:eastAsia="Arial"/>
+                <w:spacing w:val="12"/>
+                <w:sz w:val="21"/>
+                <w:szCs w:val="21"/>
+              </w:rPr>
+              <w:t xml:space="preserve"> </w:t>
+            </w:r>
+            <w:r>
+              <w:rPr>
+                <w:rFonts w:ascii="Arial" w:hAnsi="Arial" w:cs="Arial" w:eastAsia="Arial"/>
                 <w:sz w:val="21"/>
                 <w:szCs w:val="21"/>
               </w:rPr>
@@ -911,7 +911,7 @@
             </w:r>
             <w:r>
               <w:rPr>
-                <w:rFonts w:ascii="Arial" w:hAnsi="Arial" w:cs="Arial"/>
+                <w:rFonts w:ascii="Arial" w:hAnsi="Arial" w:cs="Arial" w:eastAsia="Arial"/>
                 <w:spacing w:val="13"/>
                 <w:sz w:val="21"/>
                 <w:szCs w:val="21"/>
@@ -920,7 +920,7 @@
             </w:r>
             <w:r>
               <w:rPr>
-                <w:rFonts w:ascii="Arial" w:hAnsi="Arial" w:cs="Arial"/>
+                <w:rFonts w:ascii="Arial" w:hAnsi="Arial" w:cs="Arial" w:eastAsia="Arial"/>
                 <w:sz w:val="21"/>
                 <w:szCs w:val="21"/>
               </w:rPr>
@@ -928,16 +928,16 @@
             </w:r>
             <w:r>
               <w:rPr>
-                <w:rFonts w:ascii="Arial" w:hAnsi="Arial" w:cs="Arial"/>
-                <w:spacing w:val="12"/>
-                <w:sz w:val="21"/>
-                <w:szCs w:val="21"/>
-              </w:rPr>
-              <w:t xml:space="preserve"> </w:t>
-            </w:r>
-            <w:r>
-              <w:rPr>
-                <w:rFonts w:ascii="Arial" w:hAnsi="Arial" w:cs="Arial"/>
+                <w:rFonts w:ascii="Arial" w:hAnsi="Arial" w:cs="Arial" w:eastAsia="Arial"/>
+                <w:spacing w:val="12"/>
+                <w:sz w:val="21"/>
+                <w:szCs w:val="21"/>
+              </w:rPr>
+              <w:t xml:space="preserve"> </w:t>
+            </w:r>
+            <w:r>
+              <w:rPr>
+                <w:rFonts w:ascii="Arial" w:hAnsi="Arial" w:cs="Arial" w:eastAsia="Arial"/>
                 <w:sz w:val="21"/>
                 <w:szCs w:val="21"/>
               </w:rPr>
@@ -945,7 +945,7 @@
             </w:r>
             <w:r>
               <w:rPr>
-                <w:rFonts w:ascii="Arial" w:hAnsi="Arial" w:cs="Arial"/>
+                <w:rFonts w:ascii="Arial" w:hAnsi="Arial" w:cs="Arial" w:eastAsia="Arial"/>
                 <w:spacing w:val="13"/>
                 <w:sz w:val="21"/>
                 <w:szCs w:val="21"/>
@@ -954,7 +954,7 @@
             </w:r>
             <w:r>
               <w:rPr>
-                <w:rFonts w:ascii="Arial" w:hAnsi="Arial" w:cs="Arial"/>
+                <w:rFonts w:ascii="Arial" w:hAnsi="Arial" w:cs="Arial" w:eastAsia="Arial"/>
                 <w:sz w:val="21"/>
                 <w:szCs w:val="21"/>
               </w:rPr>
@@ -962,16 +962,16 @@
             </w:r>
             <w:r>
               <w:rPr>
-                <w:rFonts w:ascii="Arial" w:hAnsi="Arial" w:cs="Arial"/>
-                <w:spacing w:val="12"/>
-                <w:sz w:val="21"/>
-                <w:szCs w:val="21"/>
-              </w:rPr>
-              <w:t xml:space="preserve"> </w:t>
-            </w:r>
-            <w:r>
-              <w:rPr>
-                <w:rFonts w:ascii="Arial" w:hAnsi="Arial" w:cs="Arial"/>
+                <w:rFonts w:ascii="Arial" w:hAnsi="Arial" w:cs="Arial" w:eastAsia="Arial"/>
+                <w:spacing w:val="12"/>
+                <w:sz w:val="21"/>
+                <w:szCs w:val="21"/>
+              </w:rPr>
+              <w:t xml:space="preserve"> </w:t>
+            </w:r>
+            <w:r>
+              <w:rPr>
+                <w:rFonts w:ascii="Arial" w:hAnsi="Arial" w:cs="Arial" w:eastAsia="Arial"/>
                 <w:sz w:val="21"/>
                 <w:szCs w:val="21"/>
               </w:rPr>
@@ -979,7 +979,7 @@
             </w:r>
             <w:r>
               <w:rPr>
-                <w:rFonts w:ascii="Arial" w:hAnsi="Arial" w:cs="Arial"/>
+                <w:rFonts w:ascii="Arial" w:hAnsi="Arial" w:cs="Arial" w:eastAsia="Arial"/>
                 <w:spacing w:val="13"/>
                 <w:sz w:val="21"/>
                 <w:szCs w:val="21"/>
@@ -988,7 +988,7 @@
             </w:r>
             <w:r>
               <w:rPr>
-                <w:rFonts w:ascii="Arial" w:hAnsi="Arial" w:cs="Arial"/>
+                <w:rFonts w:ascii="Arial" w:hAnsi="Arial" w:cs="Arial" w:eastAsia="Arial"/>
                 <w:sz w:val="21"/>
                 <w:szCs w:val="21"/>
               </w:rPr>
@@ -996,16 +996,16 @@
             </w:r>
             <w:r>
               <w:rPr>
-                <w:rFonts w:ascii="Arial" w:hAnsi="Arial" w:cs="Arial"/>
-                <w:spacing w:val="12"/>
-                <w:sz w:val="21"/>
-                <w:szCs w:val="21"/>
-              </w:rPr>
-              <w:t xml:space="preserve"> </w:t>
-            </w:r>
-            <w:r>
-              <w:rPr>
-                <w:rFonts w:ascii="Arial" w:hAnsi="Arial" w:cs="Arial"/>
+                <w:rFonts w:ascii="Arial" w:hAnsi="Arial" w:cs="Arial" w:eastAsia="Arial"/>
+                <w:spacing w:val="12"/>
+                <w:sz w:val="21"/>
+                <w:szCs w:val="21"/>
+              </w:rPr>
+              <w:t xml:space="preserve"> </w:t>
+            </w:r>
+            <w:r>
+              <w:rPr>
+                <w:rFonts w:ascii="Arial" w:hAnsi="Arial" w:cs="Arial" w:eastAsia="Arial"/>
                 <w:sz w:val="21"/>
                 <w:szCs w:val="21"/>
               </w:rPr>
@@ -1013,7 +1013,7 @@
             </w:r>
             <w:r>
               <w:rPr>
-                <w:rFonts w:ascii="Arial" w:hAnsi="Arial" w:cs="Arial"/>
+                <w:rFonts w:ascii="Arial" w:hAnsi="Arial" w:cs="Arial" w:eastAsia="Arial"/>
                 <w:spacing w:val="13"/>
                 <w:sz w:val="21"/>
                 <w:szCs w:val="21"/>
@@ -1022,7 +1022,7 @@
             </w:r>
             <w:r>
               <w:rPr>
-                <w:rFonts w:ascii="Arial" w:hAnsi="Arial" w:cs="Arial"/>
+                <w:rFonts w:ascii="Arial" w:hAnsi="Arial" w:cs="Arial" w:eastAsia="Arial"/>
                 <w:spacing w:val="-2"/>
                 <w:sz w:val="21"/>
                 <w:szCs w:val="21"/>
@@ -1045,15 +1045,15 @@
               <w:pStyle w:val="TableParagraph"/>
               <w:ind w:left="67"/>
               <w:rPr>
-                <w:rFonts w:ascii="Arial" w:hAnsi="Arial" w:cs="Arial"/>
-                <w:b/>
-                <w:sz w:val="21"/>
-                <w:szCs w:val="21"/>
-              </w:rPr>
-            </w:pPr>
-            <w:r>
-              <w:rPr>
-                <w:rFonts w:ascii="Arial" w:hAnsi="Arial" w:cs="Arial"/>
+                <w:rFonts w:ascii="Arial" w:hAnsi="Arial" w:cs="Arial" w:eastAsia="Arial"/>
+                <w:b/>
+                <w:sz w:val="21"/>
+                <w:szCs w:val="21"/>
+              </w:rPr>
+            </w:pPr>
+            <w:r>
+              <w:rPr>
+                <w:rFonts w:ascii="Arial" w:hAnsi="Arial" w:cs="Arial" w:eastAsia="Arial"/>
                 <w:b/>
                 <w:sz w:val="21"/>
                 <w:szCs w:val="21"/>
@@ -1062,7 +1062,7 @@
             </w:r>
             <w:r>
               <w:rPr>
-                <w:rFonts w:ascii="Arial" w:hAnsi="Arial" w:cs="Arial"/>
+                <w:rFonts w:ascii="Arial" w:hAnsi="Arial" w:cs="Arial" w:eastAsia="Arial"/>
                 <w:b/>
                 <w:spacing w:val="10"/>
                 <w:sz w:val="21"/>
@@ -1072,7 +1072,7 @@
             </w:r>
             <w:r>
               <w:rPr>
-                <w:rFonts w:ascii="Arial" w:hAnsi="Arial" w:cs="Arial"/>
+                <w:rFonts w:ascii="Arial" w:hAnsi="Arial" w:cs="Arial" w:eastAsia="Arial"/>
                 <w:b/>
                 <w:sz w:val="21"/>
                 <w:szCs w:val="21"/>
@@ -1081,7 +1081,7 @@
             </w:r>
             <w:r>
               <w:rPr>
-                <w:rFonts w:ascii="Arial" w:hAnsi="Arial" w:cs="Arial"/>
+                <w:rFonts w:ascii="Arial" w:hAnsi="Arial" w:cs="Arial" w:eastAsia="Arial"/>
                 <w:b/>
                 <w:spacing w:val="10"/>
                 <w:sz w:val="21"/>
@@ -1091,7 +1091,7 @@
             </w:r>
             <w:r>
               <w:rPr>
-                <w:rFonts w:ascii="Arial" w:hAnsi="Arial" w:cs="Arial"/>
+                <w:rFonts w:ascii="Arial" w:hAnsi="Arial" w:cs="Arial" w:eastAsia="Arial"/>
                 <w:b/>
                 <w:spacing w:val="-2"/>
                 <w:sz w:val="21"/>
@@ -1109,7 +1109,7 @@
             <w:pPr>
               <w:pStyle w:val="TableParagraph"/>
               <w:rPr>
-                <w:rFonts w:ascii="Arial" w:hAnsi="Arial" w:cs="Arial"/>
+                <w:rFonts w:ascii="Arial" w:hAnsi="Arial" w:cs="Arial" w:eastAsia="Arial"/>
                 <w:sz w:val="21"/>
                 <w:szCs w:val="21"/>
               </w:rPr>
@@ -1117,7 +1117,7 @@
             <w:proofErr w:type="spellStart"/>
             <w:r>
               <w:rPr>
-                <w:rFonts w:ascii="Arial" w:hAnsi="Arial" w:cs="Arial"/>
+                <w:rFonts w:ascii="Arial" w:hAnsi="Arial" w:cs="Arial" w:eastAsia="Arial"/>
                 <w:sz w:val="21"/>
                 <w:szCs w:val="21"/>
               </w:rPr>
@@ -1126,7 +1126,7 @@
             <w:proofErr w:type="spellEnd"/>
             <w:r>
               <w:rPr>
-                <w:rFonts w:ascii="Arial" w:hAnsi="Arial" w:cs="Arial"/>
+                <w:rFonts w:ascii="Arial" w:hAnsi="Arial" w:cs="Arial" w:eastAsia="Arial"/>
                 <w:spacing w:val="13"/>
                 <w:sz w:val="21"/>
                 <w:szCs w:val="21"/>
@@ -1135,7 +1135,7 @@
             </w:r>
             <w:r>
               <w:rPr>
-                <w:rFonts w:ascii="Arial" w:hAnsi="Arial" w:cs="Arial"/>
+                <w:rFonts w:ascii="Arial" w:hAnsi="Arial" w:cs="Arial" w:eastAsia="Arial"/>
                 <w:sz w:val="21"/>
                 <w:szCs w:val="21"/>
               </w:rPr>
@@ -1143,7 +1143,7 @@
             </w:r>
             <w:r>
               <w:rPr>
-                <w:rFonts w:ascii="Arial" w:hAnsi="Arial" w:cs="Arial"/>
+                <w:rFonts w:ascii="Arial" w:hAnsi="Arial" w:cs="Arial" w:eastAsia="Arial"/>
                 <w:spacing w:val="14"/>
                 <w:sz w:val="21"/>
                 <w:szCs w:val="21"/>
@@ -1152,7 +1152,7 @@
             </w:r>
             <w:r>
               <w:rPr>
-                <w:rFonts w:ascii="Arial" w:hAnsi="Arial" w:cs="Arial"/>
+                <w:rFonts w:ascii="Arial" w:hAnsi="Arial" w:cs="Arial" w:eastAsia="Arial"/>
                 <w:sz w:val="21"/>
                 <w:szCs w:val="21"/>
               </w:rPr>
@@ -1160,7 +1160,7 @@
             </w:r>
             <w:r>
               <w:rPr>
-                <w:rFonts w:ascii="Arial" w:hAnsi="Arial" w:cs="Arial"/>
+                <w:rFonts w:ascii="Arial" w:hAnsi="Arial" w:cs="Arial" w:eastAsia="Arial"/>
                 <w:spacing w:val="14"/>
                 <w:sz w:val="21"/>
                 <w:szCs w:val="21"/>
@@ -1169,7 +1169,7 @@
             </w:r>
             <w:r>
               <w:rPr>
-                <w:rFonts w:ascii="Arial" w:hAnsi="Arial" w:cs="Arial"/>
+                <w:rFonts w:ascii="Arial" w:hAnsi="Arial" w:cs="Arial" w:eastAsia="Arial"/>
                 <w:sz w:val="21"/>
                 <w:szCs w:val="21"/>
               </w:rPr>
@@ -1177,7 +1177,7 @@
             </w:r>
             <w:r>
               <w:rPr>
-                <w:rFonts w:ascii="Arial" w:hAnsi="Arial" w:cs="Arial"/>
+                <w:rFonts w:ascii="Arial" w:hAnsi="Arial" w:cs="Arial" w:eastAsia="Arial"/>
                 <w:spacing w:val="14"/>
                 <w:sz w:val="21"/>
                 <w:szCs w:val="21"/>
@@ -1186,7 +1186,7 @@
             </w:r>
             <w:r>
               <w:rPr>
-                <w:rFonts w:ascii="Arial" w:hAnsi="Arial" w:cs="Arial"/>
+                <w:rFonts w:ascii="Arial" w:hAnsi="Arial" w:cs="Arial" w:eastAsia="Arial"/>
                 <w:sz w:val="21"/>
                 <w:szCs w:val="21"/>
               </w:rPr>
@@ -1194,7 +1194,7 @@
             </w:r>
             <w:r>
               <w:rPr>
-                <w:rFonts w:ascii="Arial" w:hAnsi="Arial" w:cs="Arial"/>
+                <w:rFonts w:ascii="Arial" w:hAnsi="Arial" w:cs="Arial" w:eastAsia="Arial"/>
                 <w:spacing w:val="14"/>
                 <w:sz w:val="21"/>
                 <w:szCs w:val="21"/>
@@ -1203,7 +1203,7 @@
             </w:r>
             <w:r>
               <w:rPr>
-                <w:rFonts w:ascii="Arial" w:hAnsi="Arial" w:cs="Arial"/>
+                <w:rFonts w:ascii="Arial" w:hAnsi="Arial" w:cs="Arial" w:eastAsia="Arial"/>
                 <w:sz w:val="21"/>
                 <w:szCs w:val="21"/>
               </w:rPr>
@@ -1211,7 +1211,7 @@
             </w:r>
             <w:r>
               <w:rPr>
-                <w:rFonts w:ascii="Arial" w:hAnsi="Arial" w:cs="Arial"/>
+                <w:rFonts w:ascii="Arial" w:hAnsi="Arial" w:cs="Arial" w:eastAsia="Arial"/>
                 <w:spacing w:val="13"/>
                 <w:sz w:val="21"/>
                 <w:szCs w:val="21"/>
@@ -1220,7 +1220,7 @@
             </w:r>
             <w:r>
               <w:rPr>
-                <w:rFonts w:ascii="Arial" w:hAnsi="Arial" w:cs="Arial"/>
+                <w:rFonts w:ascii="Arial" w:hAnsi="Arial" w:cs="Arial" w:eastAsia="Arial"/>
                 <w:sz w:val="21"/>
                 <w:szCs w:val="21"/>
               </w:rPr>
@@ -1228,7 +1228,7 @@
             </w:r>
             <w:r>
               <w:rPr>
-                <w:rFonts w:ascii="Arial" w:hAnsi="Arial" w:cs="Arial"/>
+                <w:rFonts w:ascii="Arial" w:hAnsi="Arial" w:cs="Arial" w:eastAsia="Arial"/>
                 <w:spacing w:val="14"/>
                 <w:sz w:val="21"/>
                 <w:szCs w:val="21"/>
@@ -1237,7 +1237,7 @@
             </w:r>
             <w:r>
               <w:rPr>
-                <w:rFonts w:ascii="Arial" w:hAnsi="Arial" w:cs="Arial"/>
+                <w:rFonts w:ascii="Arial" w:hAnsi="Arial" w:cs="Arial" w:eastAsia="Arial"/>
                 <w:sz w:val="21"/>
                 <w:szCs w:val="21"/>
               </w:rPr>
@@ -1245,7 +1245,7 @@
             </w:r>
             <w:r>
               <w:rPr>
-                <w:rFonts w:ascii="Arial" w:hAnsi="Arial" w:cs="Arial"/>
+                <w:rFonts w:ascii="Arial" w:hAnsi="Arial" w:cs="Arial" w:eastAsia="Arial"/>
                 <w:spacing w:val="14"/>
                 <w:sz w:val="21"/>
                 <w:szCs w:val="21"/>
@@ -1254,7 +1254,7 @@
             </w:r>
             <w:r>
               <w:rPr>
-                <w:rFonts w:ascii="Arial" w:hAnsi="Arial" w:cs="Arial"/>
+                <w:rFonts w:ascii="Arial" w:hAnsi="Arial" w:cs="Arial" w:eastAsia="Arial"/>
                 <w:spacing w:val="-2"/>
                 <w:sz w:val="21"/>
                 <w:szCs w:val="21"/>
@@ -1278,15 +1278,15 @@
               <w:spacing w:before="43"/>
               <w:ind w:left="67"/>
               <w:rPr>
-                <w:rFonts w:ascii="Arial" w:hAnsi="Arial" w:cs="Arial"/>
-                <w:b/>
-                <w:sz w:val="21"/>
-                <w:szCs w:val="21"/>
-              </w:rPr>
-            </w:pPr>
-            <w:r>
-              <w:rPr>
-                <w:rFonts w:ascii="Arial" w:hAnsi="Arial" w:cs="Arial"/>
+                <w:rFonts w:ascii="Arial" w:hAnsi="Arial" w:cs="Arial" w:eastAsia="Arial"/>
+                <w:b/>
+                <w:sz w:val="21"/>
+                <w:szCs w:val="21"/>
+              </w:rPr>
+            </w:pPr>
+            <w:r>
+              <w:rPr>
+                <w:rFonts w:ascii="Arial" w:hAnsi="Arial" w:cs="Arial" w:eastAsia="Arial"/>
                 <w:b/>
                 <w:sz w:val="21"/>
                 <w:szCs w:val="21"/>
@@ -1295,7 +1295,7 @@
             </w:r>
             <w:r>
               <w:rPr>
-                <w:rFonts w:ascii="Arial" w:hAnsi="Arial" w:cs="Arial"/>
+                <w:rFonts w:ascii="Arial" w:hAnsi="Arial" w:cs="Arial" w:eastAsia="Arial"/>
                 <w:b/>
                 <w:spacing w:val="-2"/>
                 <w:sz w:val="21"/>
@@ -1313,7 +1313,7 @@
             <w:pPr>
               <w:pStyle w:val="TableParagraph"/>
               <w:rPr>
-                <w:rFonts w:ascii="Arial" w:hAnsi="Arial" w:cs="Arial"/>
+                <w:rFonts w:ascii="Arial" w:hAnsi="Arial" w:cs="Arial" w:eastAsia="Arial"/>
                 <w:sz w:val="21"/>
                 <w:szCs w:val="21"/>
               </w:rPr>
@@ -1321,7 +1321,7 @@
             <w:proofErr w:type="spellStart"/>
             <w:r>
               <w:rPr>
-                <w:rFonts w:ascii="Arial" w:hAnsi="Arial" w:cs="Arial"/>
+                <w:rFonts w:ascii="Arial" w:hAnsi="Arial" w:cs="Arial" w:eastAsia="Arial"/>
                 <w:sz w:val="21"/>
                 <w:szCs w:val="21"/>
               </w:rPr>
@@ -1330,16 +1330,16 @@
             <w:proofErr w:type="spellEnd"/>
             <w:r>
               <w:rPr>
-                <w:rFonts w:ascii="Arial" w:hAnsi="Arial" w:cs="Arial"/>
-                <w:spacing w:val="12"/>
-                <w:sz w:val="21"/>
-                <w:szCs w:val="21"/>
-              </w:rPr>
-              <w:t xml:space="preserve"> </w:t>
-            </w:r>
-            <w:r>
-              <w:rPr>
-                <w:rFonts w:ascii="Arial" w:hAnsi="Arial" w:cs="Arial"/>
+                <w:rFonts w:ascii="Arial" w:hAnsi="Arial" w:cs="Arial" w:eastAsia="Arial"/>
+                <w:spacing w:val="12"/>
+                <w:sz w:val="21"/>
+                <w:szCs w:val="21"/>
+              </w:rPr>
+              <w:t xml:space="preserve"> </w:t>
+            </w:r>
+            <w:r>
+              <w:rPr>
+                <w:rFonts w:ascii="Arial" w:hAnsi="Arial" w:cs="Arial" w:eastAsia="Arial"/>
                 <w:sz w:val="21"/>
                 <w:szCs w:val="21"/>
               </w:rPr>
@@ -1347,16 +1347,16 @@
             </w:r>
             <w:r>
               <w:rPr>
-                <w:rFonts w:ascii="Arial" w:hAnsi="Arial" w:cs="Arial"/>
-                <w:spacing w:val="12"/>
-                <w:sz w:val="21"/>
-                <w:szCs w:val="21"/>
-              </w:rPr>
-              <w:t xml:space="preserve"> </w:t>
-            </w:r>
-            <w:r>
-              <w:rPr>
-                <w:rFonts w:ascii="Arial" w:hAnsi="Arial" w:cs="Arial"/>
+                <w:rFonts w:ascii="Arial" w:hAnsi="Arial" w:cs="Arial" w:eastAsia="Arial"/>
+                <w:spacing w:val="12"/>
+                <w:sz w:val="21"/>
+                <w:szCs w:val="21"/>
+              </w:rPr>
+              <w:t xml:space="preserve"> </w:t>
+            </w:r>
+            <w:r>
+              <w:rPr>
+                <w:rFonts w:ascii="Arial" w:hAnsi="Arial" w:cs="Arial" w:eastAsia="Arial"/>
                 <w:sz w:val="21"/>
                 <w:szCs w:val="21"/>
               </w:rPr>
@@ -1364,16 +1364,16 @@
             </w:r>
             <w:r>
               <w:rPr>
-                <w:rFonts w:ascii="Arial" w:hAnsi="Arial" w:cs="Arial"/>
-                <w:spacing w:val="12"/>
-                <w:sz w:val="21"/>
-                <w:szCs w:val="21"/>
-              </w:rPr>
-              <w:t xml:space="preserve"> </w:t>
-            </w:r>
-            <w:r>
-              <w:rPr>
-                <w:rFonts w:ascii="Arial" w:hAnsi="Arial" w:cs="Arial"/>
+                <w:rFonts w:ascii="Arial" w:hAnsi="Arial" w:cs="Arial" w:eastAsia="Arial"/>
+                <w:spacing w:val="12"/>
+                <w:sz w:val="21"/>
+                <w:szCs w:val="21"/>
+              </w:rPr>
+              <w:t xml:space="preserve"> </w:t>
+            </w:r>
+            <w:r>
+              <w:rPr>
+                <w:rFonts w:ascii="Arial" w:hAnsi="Arial" w:cs="Arial" w:eastAsia="Arial"/>
                 <w:sz w:val="21"/>
                 <w:szCs w:val="21"/>
               </w:rPr>
@@ -1381,16 +1381,16 @@
             </w:r>
             <w:r>
               <w:rPr>
-                <w:rFonts w:ascii="Arial" w:hAnsi="Arial" w:cs="Arial"/>
-                <w:spacing w:val="12"/>
-                <w:sz w:val="21"/>
-                <w:szCs w:val="21"/>
-              </w:rPr>
-              <w:t xml:space="preserve"> </w:t>
-            </w:r>
-            <w:r>
-              <w:rPr>
-                <w:rFonts w:ascii="Arial" w:hAnsi="Arial" w:cs="Arial"/>
+                <w:rFonts w:ascii="Arial" w:hAnsi="Arial" w:cs="Arial" w:eastAsia="Arial"/>
+                <w:spacing w:val="12"/>
+                <w:sz w:val="21"/>
+                <w:szCs w:val="21"/>
+              </w:rPr>
+              <w:t xml:space="preserve"> </w:t>
+            </w:r>
+            <w:r>
+              <w:rPr>
+                <w:rFonts w:ascii="Arial" w:hAnsi="Arial" w:cs="Arial" w:eastAsia="Arial"/>
                 <w:sz w:val="21"/>
                 <w:szCs w:val="21"/>
               </w:rPr>
@@ -1398,16 +1398,16 @@
             </w:r>
             <w:r>
               <w:rPr>
-                <w:rFonts w:ascii="Arial" w:hAnsi="Arial" w:cs="Arial"/>
-                <w:spacing w:val="12"/>
-                <w:sz w:val="21"/>
-                <w:szCs w:val="21"/>
-              </w:rPr>
-              <w:t xml:space="preserve"> </w:t>
-            </w:r>
-            <w:r>
-              <w:rPr>
-                <w:rFonts w:ascii="Arial" w:hAnsi="Arial" w:cs="Arial"/>
+                <w:rFonts w:ascii="Arial" w:hAnsi="Arial" w:cs="Arial" w:eastAsia="Arial"/>
+                <w:spacing w:val="12"/>
+                <w:sz w:val="21"/>
+                <w:szCs w:val="21"/>
+              </w:rPr>
+              <w:t xml:space="preserve"> </w:t>
+            </w:r>
+            <w:r>
+              <w:rPr>
+                <w:rFonts w:ascii="Arial" w:hAnsi="Arial" w:cs="Arial" w:eastAsia="Arial"/>
                 <w:sz w:val="21"/>
                 <w:szCs w:val="21"/>
               </w:rPr>
@@ -1415,16 +1415,16 @@
             </w:r>
             <w:r>
               <w:rPr>
-                <w:rFonts w:ascii="Arial" w:hAnsi="Arial" w:cs="Arial"/>
-                <w:spacing w:val="12"/>
-                <w:sz w:val="21"/>
-                <w:szCs w:val="21"/>
-              </w:rPr>
-              <w:t xml:space="preserve"> </w:t>
-            </w:r>
-            <w:r>
-              <w:rPr>
-                <w:rFonts w:ascii="Arial" w:hAnsi="Arial" w:cs="Arial"/>
+                <w:rFonts w:ascii="Arial" w:hAnsi="Arial" w:cs="Arial" w:eastAsia="Arial"/>
+                <w:spacing w:val="12"/>
+                <w:sz w:val="21"/>
+                <w:szCs w:val="21"/>
+              </w:rPr>
+              <w:t xml:space="preserve"> </w:t>
+            </w:r>
+            <w:r>
+              <w:rPr>
+                <w:rFonts w:ascii="Arial" w:hAnsi="Arial" w:cs="Arial" w:eastAsia="Arial"/>
                 <w:sz w:val="21"/>
                 <w:szCs w:val="21"/>
               </w:rPr>
@@ -1432,16 +1432,16 @@
             </w:r>
             <w:r>
               <w:rPr>
-                <w:rFonts w:ascii="Arial" w:hAnsi="Arial" w:cs="Arial"/>
-                <w:spacing w:val="12"/>
-                <w:sz w:val="21"/>
-                <w:szCs w:val="21"/>
-              </w:rPr>
-              <w:t xml:space="preserve"> </w:t>
-            </w:r>
-            <w:r>
-              <w:rPr>
-                <w:rFonts w:ascii="Arial" w:hAnsi="Arial" w:cs="Arial"/>
+                <w:rFonts w:ascii="Arial" w:hAnsi="Arial" w:cs="Arial" w:eastAsia="Arial"/>
+                <w:spacing w:val="12"/>
+                <w:sz w:val="21"/>
+                <w:szCs w:val="21"/>
+              </w:rPr>
+              <w:t xml:space="preserve"> </w:t>
+            </w:r>
+            <w:r>
+              <w:rPr>
+                <w:rFonts w:ascii="Arial" w:hAnsi="Arial" w:cs="Arial" w:eastAsia="Arial"/>
                 <w:sz w:val="21"/>
                 <w:szCs w:val="21"/>
               </w:rPr>
@@ -1449,16 +1449,16 @@
             </w:r>
             <w:r>
               <w:rPr>
-                <w:rFonts w:ascii="Arial" w:hAnsi="Arial" w:cs="Arial"/>
-                <w:spacing w:val="12"/>
-                <w:sz w:val="21"/>
-                <w:szCs w:val="21"/>
-              </w:rPr>
-              <w:t xml:space="preserve"> </w:t>
-            </w:r>
-            <w:r>
-              <w:rPr>
-                <w:rFonts w:ascii="Arial" w:hAnsi="Arial" w:cs="Arial"/>
+                <w:rFonts w:ascii="Arial" w:hAnsi="Arial" w:cs="Arial" w:eastAsia="Arial"/>
+                <w:spacing w:val="12"/>
+                <w:sz w:val="21"/>
+                <w:szCs w:val="21"/>
+              </w:rPr>
+              <w:t xml:space="preserve"> </w:t>
+            </w:r>
+            <w:r>
+              <w:rPr>
+                <w:rFonts w:ascii="Arial" w:hAnsi="Arial" w:cs="Arial" w:eastAsia="Arial"/>
                 <w:sz w:val="21"/>
                 <w:szCs w:val="21"/>
               </w:rPr>
@@ -1466,16 +1466,16 @@
             </w:r>
             <w:r>
               <w:rPr>
-                <w:rFonts w:ascii="Arial" w:hAnsi="Arial" w:cs="Arial"/>
-                <w:spacing w:val="12"/>
-                <w:sz w:val="21"/>
-                <w:szCs w:val="21"/>
-              </w:rPr>
-              <w:t xml:space="preserve"> </w:t>
-            </w:r>
-            <w:r>
-              <w:rPr>
-                <w:rFonts w:ascii="Arial" w:hAnsi="Arial" w:cs="Arial"/>
+                <w:rFonts w:ascii="Arial" w:hAnsi="Arial" w:cs="Arial" w:eastAsia="Arial"/>
+                <w:spacing w:val="12"/>
+                <w:sz w:val="21"/>
+                <w:szCs w:val="21"/>
+              </w:rPr>
+              <w:t xml:space="preserve"> </w:t>
+            </w:r>
+            <w:r>
+              <w:rPr>
+                <w:rFonts w:ascii="Arial" w:hAnsi="Arial" w:cs="Arial" w:eastAsia="Arial"/>
                 <w:spacing w:val="-2"/>
                 <w:sz w:val="21"/>
                 <w:szCs w:val="21"/>
@@ -1499,15 +1499,15 @@
               <w:spacing w:before="43"/>
               <w:ind w:left="67"/>
               <w:rPr>
-                <w:rFonts w:ascii="Arial" w:hAnsi="Arial" w:cs="Arial"/>
-                <w:b/>
-                <w:sz w:val="21"/>
-                <w:szCs w:val="21"/>
-              </w:rPr>
-            </w:pPr>
-            <w:r>
-              <w:rPr>
-                <w:rFonts w:ascii="Arial" w:hAnsi="Arial" w:cs="Arial"/>
+                <w:rFonts w:ascii="Arial" w:hAnsi="Arial" w:cs="Arial" w:eastAsia="Arial"/>
+                <w:b/>
+                <w:sz w:val="21"/>
+                <w:szCs w:val="21"/>
+              </w:rPr>
+            </w:pPr>
+            <w:r>
+              <w:rPr>
+                <w:rFonts w:ascii="Arial" w:hAnsi="Arial" w:cs="Arial" w:eastAsia="Arial"/>
                 <w:b/>
                 <w:sz w:val="21"/>
                 <w:szCs w:val="21"/>
@@ -1516,7 +1516,7 @@
             </w:r>
             <w:r>
               <w:rPr>
-                <w:rFonts w:ascii="Arial" w:hAnsi="Arial" w:cs="Arial"/>
+                <w:rFonts w:ascii="Arial" w:hAnsi="Arial" w:cs="Arial" w:eastAsia="Arial"/>
                 <w:b/>
                 <w:spacing w:val="-2"/>
                 <w:sz w:val="21"/>
@@ -1534,7 +1534,7 @@
             <w:pPr>
               <w:pStyle w:val="TableParagraph"/>
               <w:rPr>
-                <w:rFonts w:ascii="Arial" w:hAnsi="Arial" w:cs="Arial"/>
+                <w:rFonts w:ascii="Arial" w:hAnsi="Arial" w:cs="Arial" w:eastAsia="Arial"/>
                 <w:sz w:val="21"/>
                 <w:szCs w:val="21"/>
               </w:rPr>
@@ -1542,7 +1542,7 @@
             <w:proofErr w:type="spellStart"/>
             <w:r>
               <w:rPr>
-                <w:rFonts w:ascii="Arial" w:hAnsi="Arial" w:cs="Arial"/>
+                <w:rFonts w:ascii="Arial" w:hAnsi="Arial" w:cs="Arial" w:eastAsia="Arial"/>
                 <w:sz w:val="21"/>
                 <w:szCs w:val="21"/>
               </w:rPr>
@@ -1551,16 +1551,16 @@
             <w:proofErr w:type="spellEnd"/>
             <w:r>
               <w:rPr>
-                <w:rFonts w:ascii="Arial" w:hAnsi="Arial" w:cs="Arial"/>
-                <w:spacing w:val="12"/>
-                <w:sz w:val="21"/>
-                <w:szCs w:val="21"/>
-              </w:rPr>
-              <w:t xml:space="preserve"> </w:t>
-            </w:r>
-            <w:r>
-              <w:rPr>
-                <w:rFonts w:ascii="Arial" w:hAnsi="Arial" w:cs="Arial"/>
+                <w:rFonts w:ascii="Arial" w:hAnsi="Arial" w:cs="Arial" w:eastAsia="Arial"/>
+                <w:spacing w:val="12"/>
+                <w:sz w:val="21"/>
+                <w:szCs w:val="21"/>
+              </w:rPr>
+              <w:t xml:space="preserve"> </w:t>
+            </w:r>
+            <w:r>
+              <w:rPr>
+                <w:rFonts w:ascii="Arial" w:hAnsi="Arial" w:cs="Arial" w:eastAsia="Arial"/>
                 <w:sz w:val="21"/>
                 <w:szCs w:val="21"/>
               </w:rPr>
@@ -1568,16 +1568,16 @@
             </w:r>
             <w:r>
               <w:rPr>
-                <w:rFonts w:ascii="Arial" w:hAnsi="Arial" w:cs="Arial"/>
-                <w:spacing w:val="12"/>
-                <w:sz w:val="21"/>
-                <w:szCs w:val="21"/>
-              </w:rPr>
-              <w:t xml:space="preserve"> </w:t>
-            </w:r>
-            <w:r>
-              <w:rPr>
-                <w:rFonts w:ascii="Arial" w:hAnsi="Arial" w:cs="Arial"/>
+                <w:rFonts w:ascii="Arial" w:hAnsi="Arial" w:cs="Arial" w:eastAsia="Arial"/>
+                <w:spacing w:val="12"/>
+                <w:sz w:val="21"/>
+                <w:szCs w:val="21"/>
+              </w:rPr>
+              <w:t xml:space="preserve"> </w:t>
+            </w:r>
+            <w:r>
+              <w:rPr>
+                <w:rFonts w:ascii="Arial" w:hAnsi="Arial" w:cs="Arial" w:eastAsia="Arial"/>
                 <w:sz w:val="21"/>
                 <w:szCs w:val="21"/>
               </w:rPr>
@@ -1585,16 +1585,16 @@
             </w:r>
             <w:r>
               <w:rPr>
-                <w:rFonts w:ascii="Arial" w:hAnsi="Arial" w:cs="Arial"/>
-                <w:spacing w:val="12"/>
-                <w:sz w:val="21"/>
-                <w:szCs w:val="21"/>
-              </w:rPr>
-              <w:t xml:space="preserve"> </w:t>
-            </w:r>
-            <w:r>
-              <w:rPr>
-                <w:rFonts w:ascii="Arial" w:hAnsi="Arial" w:cs="Arial"/>
+                <w:rFonts w:ascii="Arial" w:hAnsi="Arial" w:cs="Arial" w:eastAsia="Arial"/>
+                <w:spacing w:val="12"/>
+                <w:sz w:val="21"/>
+                <w:szCs w:val="21"/>
+              </w:rPr>
+              <w:t xml:space="preserve"> </w:t>
+            </w:r>
+            <w:r>
+              <w:rPr>
+                <w:rFonts w:ascii="Arial" w:hAnsi="Arial" w:cs="Arial" w:eastAsia="Arial"/>
                 <w:sz w:val="21"/>
                 <w:szCs w:val="21"/>
               </w:rPr>
@@ -1602,16 +1602,16 @@
             </w:r>
             <w:r>
               <w:rPr>
-                <w:rFonts w:ascii="Arial" w:hAnsi="Arial" w:cs="Arial"/>
-                <w:spacing w:val="12"/>
-                <w:sz w:val="21"/>
-                <w:szCs w:val="21"/>
-              </w:rPr>
-              <w:t xml:space="preserve"> </w:t>
-            </w:r>
-            <w:r>
-              <w:rPr>
-                <w:rFonts w:ascii="Arial" w:hAnsi="Arial" w:cs="Arial"/>
+                <w:rFonts w:ascii="Arial" w:hAnsi="Arial" w:cs="Arial" w:eastAsia="Arial"/>
+                <w:spacing w:val="12"/>
+                <w:sz w:val="21"/>
+                <w:szCs w:val="21"/>
+              </w:rPr>
+              <w:t xml:space="preserve"> </w:t>
+            </w:r>
+            <w:r>
+              <w:rPr>
+                <w:rFonts w:ascii="Arial" w:hAnsi="Arial" w:cs="Arial" w:eastAsia="Arial"/>
                 <w:sz w:val="21"/>
                 <w:szCs w:val="21"/>
               </w:rPr>
@@ -1619,16 +1619,16 @@
             </w:r>
             <w:r>
               <w:rPr>
-                <w:rFonts w:ascii="Arial" w:hAnsi="Arial" w:cs="Arial"/>
-                <w:spacing w:val="12"/>
-                <w:sz w:val="21"/>
-                <w:szCs w:val="21"/>
-              </w:rPr>
-              <w:t xml:space="preserve"> </w:t>
-            </w:r>
-            <w:r>
-              <w:rPr>
-                <w:rFonts w:ascii="Arial" w:hAnsi="Arial" w:cs="Arial"/>
+                <w:rFonts w:ascii="Arial" w:hAnsi="Arial" w:cs="Arial" w:eastAsia="Arial"/>
+                <w:spacing w:val="12"/>
+                <w:sz w:val="21"/>
+                <w:szCs w:val="21"/>
+              </w:rPr>
+              <w:t xml:space="preserve"> </w:t>
+            </w:r>
+            <w:r>
+              <w:rPr>
+                <w:rFonts w:ascii="Arial" w:hAnsi="Arial" w:cs="Arial" w:eastAsia="Arial"/>
                 <w:sz w:val="21"/>
                 <w:szCs w:val="21"/>
               </w:rPr>
@@ -1636,16 +1636,16 @@
             </w:r>
             <w:r>
               <w:rPr>
-                <w:rFonts w:ascii="Arial" w:hAnsi="Arial" w:cs="Arial"/>
-                <w:spacing w:val="12"/>
-                <w:sz w:val="21"/>
-                <w:szCs w:val="21"/>
-              </w:rPr>
-              <w:t xml:space="preserve"> </w:t>
-            </w:r>
-            <w:r>
-              <w:rPr>
-                <w:rFonts w:ascii="Arial" w:hAnsi="Arial" w:cs="Arial"/>
+                <w:rFonts w:ascii="Arial" w:hAnsi="Arial" w:cs="Arial" w:eastAsia="Arial"/>
+                <w:spacing w:val="12"/>
+                <w:sz w:val="21"/>
+                <w:szCs w:val="21"/>
+              </w:rPr>
+              <w:t xml:space="preserve"> </w:t>
+            </w:r>
+            <w:r>
+              <w:rPr>
+                <w:rFonts w:ascii="Arial" w:hAnsi="Arial" w:cs="Arial" w:eastAsia="Arial"/>
                 <w:sz w:val="21"/>
                 <w:szCs w:val="21"/>
               </w:rPr>
@@ -1653,7 +1653,7 @@
             </w:r>
             <w:r>
               <w:rPr>
-                <w:rFonts w:ascii="Arial" w:hAnsi="Arial" w:cs="Arial"/>
+                <w:rFonts w:ascii="Arial" w:hAnsi="Arial" w:cs="Arial" w:eastAsia="Arial"/>
                 <w:spacing w:val="13"/>
                 <w:sz w:val="21"/>
                 <w:szCs w:val="21"/>
@@ -1662,7 +1662,7 @@
             </w:r>
             <w:r>
               <w:rPr>
-                <w:rFonts w:ascii="Arial" w:hAnsi="Arial" w:cs="Arial"/>
+                <w:rFonts w:ascii="Arial" w:hAnsi="Arial" w:cs="Arial" w:eastAsia="Arial"/>
                 <w:sz w:val="21"/>
                 <w:szCs w:val="21"/>
               </w:rPr>
@@ -1670,16 +1670,16 @@
             </w:r>
             <w:r>
               <w:rPr>
-                <w:rFonts w:ascii="Arial" w:hAnsi="Arial" w:cs="Arial"/>
-                <w:spacing w:val="12"/>
-                <w:sz w:val="21"/>
-                <w:szCs w:val="21"/>
-              </w:rPr>
-              <w:t xml:space="preserve"> </w:t>
-            </w:r>
-            <w:r>
-              <w:rPr>
-                <w:rFonts w:ascii="Arial" w:hAnsi="Arial" w:cs="Arial"/>
+                <w:rFonts w:ascii="Arial" w:hAnsi="Arial" w:cs="Arial" w:eastAsia="Arial"/>
+                <w:spacing w:val="12"/>
+                <w:sz w:val="21"/>
+                <w:szCs w:val="21"/>
+              </w:rPr>
+              <w:t xml:space="preserve"> </w:t>
+            </w:r>
+            <w:r>
+              <w:rPr>
+                <w:rFonts w:ascii="Arial" w:hAnsi="Arial" w:cs="Arial" w:eastAsia="Arial"/>
                 <w:sz w:val="21"/>
                 <w:szCs w:val="21"/>
               </w:rPr>
@@ -1687,16 +1687,16 @@
             </w:r>
             <w:r>
               <w:rPr>
-                <w:rFonts w:ascii="Arial" w:hAnsi="Arial" w:cs="Arial"/>
-                <w:spacing w:val="12"/>
-                <w:sz w:val="21"/>
-                <w:szCs w:val="21"/>
-              </w:rPr>
-              <w:t xml:space="preserve"> </w:t>
-            </w:r>
-            <w:r>
-              <w:rPr>
-                <w:rFonts w:ascii="Arial" w:hAnsi="Arial" w:cs="Arial"/>
+                <w:rFonts w:ascii="Arial" w:hAnsi="Arial" w:cs="Arial" w:eastAsia="Arial"/>
+                <w:spacing w:val="12"/>
+                <w:sz w:val="21"/>
+                <w:szCs w:val="21"/>
+              </w:rPr>
+              <w:t xml:space="preserve"> </w:t>
+            </w:r>
+            <w:r>
+              <w:rPr>
+                <w:rFonts w:ascii="Arial" w:hAnsi="Arial" w:cs="Arial" w:eastAsia="Arial"/>
                 <w:spacing w:val="-2"/>
                 <w:sz w:val="21"/>
                 <w:szCs w:val="21"/>
@@ -1720,15 +1720,15 @@
               <w:spacing w:before="43"/>
               <w:ind w:left="67"/>
               <w:rPr>
-                <w:rFonts w:ascii="Arial" w:hAnsi="Arial" w:cs="Arial"/>
-                <w:b/>
-                <w:sz w:val="21"/>
-                <w:szCs w:val="21"/>
-              </w:rPr>
-            </w:pPr>
-            <w:r>
-              <w:rPr>
-                <w:rFonts w:ascii="Arial" w:hAnsi="Arial" w:cs="Arial"/>
+                <w:rFonts w:ascii="Arial" w:hAnsi="Arial" w:cs="Arial" w:eastAsia="Arial"/>
+                <w:b/>
+                <w:sz w:val="21"/>
+                <w:szCs w:val="21"/>
+              </w:rPr>
+            </w:pPr>
+            <w:r>
+              <w:rPr>
+                <w:rFonts w:ascii="Arial" w:hAnsi="Arial" w:cs="Arial" w:eastAsia="Arial"/>
                 <w:b/>
                 <w:sz w:val="21"/>
                 <w:szCs w:val="21"/>
@@ -1737,7 +1737,7 @@
             </w:r>
             <w:r>
               <w:rPr>
-                <w:rFonts w:ascii="Arial" w:hAnsi="Arial" w:cs="Arial"/>
+                <w:rFonts w:ascii="Arial" w:hAnsi="Arial" w:cs="Arial" w:eastAsia="Arial"/>
                 <w:b/>
                 <w:spacing w:val="-2"/>
                 <w:sz w:val="21"/>
@@ -1757,7 +1757,7 @@
               <w:spacing w:line="264" w:lineRule="auto"/>
               <w:ind w:right="165"/>
               <w:rPr>
-                <w:rFonts w:ascii="Arial" w:hAnsi="Arial" w:cs="Arial"/>
+                <w:rFonts w:ascii="Arial" w:hAnsi="Arial" w:cs="Arial" w:eastAsia="Arial"/>
                 <w:sz w:val="21"/>
                 <w:szCs w:val="21"/>
               </w:rPr>
@@ -1765,7 +1765,7 @@
             <w:proofErr w:type="spellStart"/>
             <w:r>
               <w:rPr>
-                <w:rFonts w:ascii="Arial" w:hAnsi="Arial" w:cs="Arial"/>
+                <w:rFonts w:ascii="Arial" w:hAnsi="Arial" w:cs="Arial" w:eastAsia="Arial"/>
                 <w:sz w:val="21"/>
                 <w:szCs w:val="21"/>
               </w:rPr>
@@ -1774,7 +1774,7 @@
             <w:proofErr w:type="spellEnd"/>
             <w:r>
               <w:rPr>
-                <w:rFonts w:ascii="Arial" w:hAnsi="Arial" w:cs="Arial"/>
+                <w:rFonts w:ascii="Arial" w:hAnsi="Arial" w:cs="Arial" w:eastAsia="Arial"/>
                 <w:sz w:val="21"/>
                 <w:szCs w:val="21"/>
               </w:rPr>
@@ -1783,7 +1783,7 @@
             <w:proofErr w:type="gramStart"/>
             <w:r>
               <w:rPr>
-                <w:rFonts w:ascii="Arial" w:hAnsi="Arial" w:cs="Arial"/>
+                <w:rFonts w:ascii="Arial" w:hAnsi="Arial" w:cs="Arial" w:eastAsia="Arial"/>
                 <w:sz w:val="21"/>
                 <w:szCs w:val="21"/>
               </w:rPr>
@@ -1792,7 +1792,7 @@
             <w:proofErr w:type="gramEnd"/>
             <w:r>
               <w:rPr>
-                <w:rFonts w:ascii="Arial" w:hAnsi="Arial" w:cs="Arial"/>
+                <w:rFonts w:ascii="Arial" w:hAnsi="Arial" w:cs="Arial" w:eastAsia="Arial"/>
                 <w:sz w:val="21"/>
                 <w:szCs w:val="21"/>
               </w:rPr>
@@ -1800,16 +1800,16 @@
             </w:r>
             <w:r>
               <w:rPr>
-                <w:rFonts w:ascii="Arial" w:hAnsi="Arial" w:cs="Arial"/>
-                <w:spacing w:val="12"/>
-                <w:sz w:val="21"/>
-                <w:szCs w:val="21"/>
-              </w:rPr>
-              <w:t xml:space="preserve"> </w:t>
-            </w:r>
-            <w:r>
-              <w:rPr>
-                <w:rFonts w:ascii="Arial" w:hAnsi="Arial" w:cs="Arial"/>
+                <w:rFonts w:ascii="Arial" w:hAnsi="Arial" w:cs="Arial" w:eastAsia="Arial"/>
+                <w:spacing w:val="12"/>
+                <w:sz w:val="21"/>
+                <w:szCs w:val="21"/>
+              </w:rPr>
+              <w:t xml:space="preserve"> </w:t>
+            </w:r>
+            <w:r>
+              <w:rPr>
+                <w:rFonts w:ascii="Arial" w:hAnsi="Arial" w:cs="Arial" w:eastAsia="Arial"/>
                 <w:sz w:val="21"/>
                 <w:szCs w:val="21"/>
               </w:rPr>
@@ -1817,16 +1817,16 @@
             </w:r>
             <w:r>
               <w:rPr>
-                <w:rFonts w:ascii="Arial" w:hAnsi="Arial" w:cs="Arial"/>
-                <w:spacing w:val="12"/>
-                <w:sz w:val="21"/>
-                <w:szCs w:val="21"/>
-              </w:rPr>
-              <w:t xml:space="preserve"> </w:t>
-            </w:r>
-            <w:r>
-              <w:rPr>
-                <w:rFonts w:ascii="Arial" w:hAnsi="Arial" w:cs="Arial"/>
+                <w:rFonts w:ascii="Arial" w:hAnsi="Arial" w:cs="Arial" w:eastAsia="Arial"/>
+                <w:spacing w:val="12"/>
+                <w:sz w:val="21"/>
+                <w:szCs w:val="21"/>
+              </w:rPr>
+              <w:t xml:space="preserve"> </w:t>
+            </w:r>
+            <w:r>
+              <w:rPr>
+                <w:rFonts w:ascii="Arial" w:hAnsi="Arial" w:cs="Arial" w:eastAsia="Arial"/>
                 <w:sz w:val="21"/>
                 <w:szCs w:val="21"/>
               </w:rPr>
@@ -1834,16 +1834,16 @@
             </w:r>
             <w:r>
               <w:rPr>
-                <w:rFonts w:ascii="Arial" w:hAnsi="Arial" w:cs="Arial"/>
-                <w:spacing w:val="12"/>
-                <w:sz w:val="21"/>
-                <w:szCs w:val="21"/>
-              </w:rPr>
-              <w:t xml:space="preserve"> </w:t>
-            </w:r>
-            <w:r>
-              <w:rPr>
-                <w:rFonts w:ascii="Arial" w:hAnsi="Arial" w:cs="Arial"/>
+                <w:rFonts w:ascii="Arial" w:hAnsi="Arial" w:cs="Arial" w:eastAsia="Arial"/>
+                <w:spacing w:val="12"/>
+                <w:sz w:val="21"/>
+                <w:szCs w:val="21"/>
+              </w:rPr>
+              <w:t xml:space="preserve"> </w:t>
+            </w:r>
+            <w:r>
+              <w:rPr>
+                <w:rFonts w:ascii="Arial" w:hAnsi="Arial" w:cs="Arial" w:eastAsia="Arial"/>
                 <w:sz w:val="21"/>
                 <w:szCs w:val="21"/>
               </w:rPr>
@@ -1851,7 +1851,7 @@
             </w:r>
             <w:r>
               <w:rPr>
-                <w:rFonts w:ascii="Arial" w:hAnsi="Arial" w:cs="Arial"/>
+                <w:rFonts w:ascii="Arial" w:hAnsi="Arial" w:cs="Arial" w:eastAsia="Arial"/>
                 <w:spacing w:val="13"/>
                 <w:sz w:val="21"/>
                 <w:szCs w:val="21"/>
@@ -1860,7 +1860,7 @@
             </w:r>
             <w:r>
               <w:rPr>
-                <w:rFonts w:ascii="Arial" w:hAnsi="Arial" w:cs="Arial"/>
+                <w:rFonts w:ascii="Arial" w:hAnsi="Arial" w:cs="Arial" w:eastAsia="Arial"/>
                 <w:sz w:val="21"/>
                 <w:szCs w:val="21"/>
               </w:rPr>
@@ -1868,16 +1868,16 @@
             </w:r>
             <w:r>
               <w:rPr>
-                <w:rFonts w:ascii="Arial" w:hAnsi="Arial" w:cs="Arial"/>
-                <w:spacing w:val="12"/>
-                <w:sz w:val="21"/>
-                <w:szCs w:val="21"/>
-              </w:rPr>
-              <w:t xml:space="preserve"> </w:t>
-            </w:r>
-            <w:r>
-              <w:rPr>
-                <w:rFonts w:ascii="Arial" w:hAnsi="Arial" w:cs="Arial"/>
+                <w:rFonts w:ascii="Arial" w:hAnsi="Arial" w:cs="Arial" w:eastAsia="Arial"/>
+                <w:spacing w:val="12"/>
+                <w:sz w:val="21"/>
+                <w:szCs w:val="21"/>
+              </w:rPr>
+              <w:t xml:space="preserve"> </w:t>
+            </w:r>
+            <w:r>
+              <w:rPr>
+                <w:rFonts w:ascii="Arial" w:hAnsi="Arial" w:cs="Arial" w:eastAsia="Arial"/>
                 <w:sz w:val="21"/>
                 <w:szCs w:val="21"/>
               </w:rPr>
@@ -1885,16 +1885,16 @@
             </w:r>
             <w:r>
               <w:rPr>
-                <w:rFonts w:ascii="Arial" w:hAnsi="Arial" w:cs="Arial"/>
-                <w:spacing w:val="12"/>
-                <w:sz w:val="21"/>
-                <w:szCs w:val="21"/>
-              </w:rPr>
-              <w:t xml:space="preserve"> </w:t>
-            </w:r>
-            <w:r>
-              <w:rPr>
-                <w:rFonts w:ascii="Arial" w:hAnsi="Arial" w:cs="Arial"/>
+                <w:rFonts w:ascii="Arial" w:hAnsi="Arial" w:cs="Arial" w:eastAsia="Arial"/>
+                <w:spacing w:val="12"/>
+                <w:sz w:val="21"/>
+                <w:szCs w:val="21"/>
+              </w:rPr>
+              <w:t xml:space="preserve"> </w:t>
+            </w:r>
+            <w:r>
+              <w:rPr>
+                <w:rFonts w:ascii="Arial" w:hAnsi="Arial" w:cs="Arial" w:eastAsia="Arial"/>
                 <w:sz w:val="21"/>
                 <w:szCs w:val="21"/>
               </w:rPr>
@@ -1902,7 +1902,7 @@
             </w:r>
             <w:r>
               <w:rPr>
-                <w:rFonts w:ascii="Arial" w:hAnsi="Arial" w:cs="Arial"/>
+                <w:rFonts w:ascii="Arial" w:hAnsi="Arial" w:cs="Arial" w:eastAsia="Arial"/>
                 <w:spacing w:val="13"/>
                 <w:sz w:val="21"/>
                 <w:szCs w:val="21"/>
@@ -1911,7 +1911,7 @@
             </w:r>
             <w:r>
               <w:rPr>
-                <w:rFonts w:ascii="Arial" w:hAnsi="Arial" w:cs="Arial"/>
+                <w:rFonts w:ascii="Arial" w:hAnsi="Arial" w:cs="Arial" w:eastAsia="Arial"/>
                 <w:sz w:val="21"/>
                 <w:szCs w:val="21"/>
               </w:rPr>
@@ -1919,16 +1919,16 @@
             </w:r>
             <w:r>
               <w:rPr>
-                <w:rFonts w:ascii="Arial" w:hAnsi="Arial" w:cs="Arial"/>
-                <w:spacing w:val="12"/>
-                <w:sz w:val="21"/>
-                <w:szCs w:val="21"/>
-              </w:rPr>
-              <w:t xml:space="preserve"> </w:t>
-            </w:r>
-            <w:r>
-              <w:rPr>
-                <w:rFonts w:ascii="Arial" w:hAnsi="Arial" w:cs="Arial"/>
+                <w:rFonts w:ascii="Arial" w:hAnsi="Arial" w:cs="Arial" w:eastAsia="Arial"/>
+                <w:spacing w:val="12"/>
+                <w:sz w:val="21"/>
+                <w:szCs w:val="21"/>
+              </w:rPr>
+              <w:t xml:space="preserve"> </w:t>
+            </w:r>
+            <w:r>
+              <w:rPr>
+                <w:rFonts w:ascii="Arial" w:hAnsi="Arial" w:cs="Arial" w:eastAsia="Arial"/>
                 <w:sz w:val="21"/>
                 <w:szCs w:val="21"/>
               </w:rPr>
@@ -1936,16 +1936,16 @@
             </w:r>
             <w:r>
               <w:rPr>
-                <w:rFonts w:ascii="Arial" w:hAnsi="Arial" w:cs="Arial"/>
-                <w:spacing w:val="12"/>
-                <w:sz w:val="21"/>
-                <w:szCs w:val="21"/>
-              </w:rPr>
-              <w:t xml:space="preserve"> </w:t>
-            </w:r>
-            <w:r>
-              <w:rPr>
-                <w:rFonts w:ascii="Arial" w:hAnsi="Arial" w:cs="Arial"/>
+                <w:rFonts w:ascii="Arial" w:hAnsi="Arial" w:cs="Arial" w:eastAsia="Arial"/>
+                <w:spacing w:val="12"/>
+                <w:sz w:val="21"/>
+                <w:szCs w:val="21"/>
+              </w:rPr>
+              <w:t xml:space="preserve"> </w:t>
+            </w:r>
+            <w:r>
+              <w:rPr>
+                <w:rFonts w:ascii="Arial" w:hAnsi="Arial" w:cs="Arial" w:eastAsia="Arial"/>
                 <w:sz w:val="21"/>
                 <w:szCs w:val="21"/>
               </w:rPr>
@@ -1953,7 +1953,7 @@
             </w:r>
             <w:r>
               <w:rPr>
-                <w:rFonts w:ascii="Arial" w:hAnsi="Arial" w:cs="Arial"/>
+                <w:rFonts w:ascii="Arial" w:hAnsi="Arial" w:cs="Arial" w:eastAsia="Arial"/>
                 <w:spacing w:val="13"/>
                 <w:sz w:val="21"/>
                 <w:szCs w:val="21"/>
@@ -1962,7 +1962,7 @@
             </w:r>
             <w:r>
               <w:rPr>
-                <w:rFonts w:ascii="Arial" w:hAnsi="Arial" w:cs="Arial"/>
+                <w:rFonts w:ascii="Arial" w:hAnsi="Arial" w:cs="Arial" w:eastAsia="Arial"/>
                 <w:spacing w:val="-2"/>
                 <w:sz w:val="21"/>
                 <w:szCs w:val="21"/>
@@ -1986,15 +1986,15 @@
               <w:spacing w:before="43"/>
               <w:ind w:left="67"/>
               <w:rPr>
-                <w:rFonts w:ascii="Arial" w:hAnsi="Arial" w:cs="Arial"/>
-                <w:b/>
-                <w:sz w:val="21"/>
-                <w:szCs w:val="21"/>
-              </w:rPr>
-            </w:pPr>
-            <w:r>
-              <w:rPr>
-                <w:rFonts w:ascii="Arial" w:hAnsi="Arial" w:cs="Arial"/>
+                <w:rFonts w:ascii="Arial" w:hAnsi="Arial" w:cs="Arial" w:eastAsia="Arial"/>
+                <w:b/>
+                <w:sz w:val="21"/>
+                <w:szCs w:val="21"/>
+              </w:rPr>
+            </w:pPr>
+            <w:r>
+              <w:rPr>
+                <w:rFonts w:ascii="Arial" w:hAnsi="Arial" w:cs="Arial" w:eastAsia="Arial"/>
                 <w:b/>
                 <w:sz w:val="21"/>
                 <w:szCs w:val="21"/>
@@ -2003,7 +2003,7 @@
             </w:r>
             <w:r>
               <w:rPr>
-                <w:rFonts w:ascii="Arial" w:hAnsi="Arial" w:cs="Arial"/>
+                <w:rFonts w:ascii="Arial" w:hAnsi="Arial" w:cs="Arial" w:eastAsia="Arial"/>
                 <w:b/>
                 <w:spacing w:val="-2"/>
                 <w:sz w:val="21"/>
@@ -2023,7 +2023,7 @@
               <w:spacing w:line="264" w:lineRule="auto"/>
               <w:ind w:right="165"/>
               <w:rPr>
-                <w:rFonts w:ascii="Arial" w:hAnsi="Arial" w:cs="Arial"/>
+                <w:rFonts w:ascii="Arial" w:hAnsi="Arial" w:cs="Arial" w:eastAsia="Arial"/>
                 <w:sz w:val="21"/>
                 <w:szCs w:val="21"/>
               </w:rPr>
@@ -2031,7 +2031,7 @@
             <w:proofErr w:type="spellStart"/>
             <w:r>
               <w:rPr>
-                <w:rFonts w:ascii="Arial" w:hAnsi="Arial" w:cs="Arial"/>
+                <w:rFonts w:ascii="Arial" w:hAnsi="Arial" w:cs="Arial" w:eastAsia="Arial"/>
                 <w:sz w:val="21"/>
                 <w:szCs w:val="21"/>
               </w:rPr>
@@ -2040,7 +2040,7 @@
             <w:proofErr w:type="spellEnd"/>
             <w:r>
               <w:rPr>
-                <w:rFonts w:ascii="Arial" w:hAnsi="Arial" w:cs="Arial"/>
+                <w:rFonts w:ascii="Arial" w:hAnsi="Arial" w:cs="Arial" w:eastAsia="Arial"/>
                 <w:sz w:val="21"/>
                 <w:szCs w:val="21"/>
               </w:rPr>
@@ -2048,7 +2048,7 @@
             </w:r>
             <w:r>
               <w:rPr>
-                <w:rFonts w:ascii="Arial" w:hAnsi="Arial" w:cs="Arial"/>
+                <w:rFonts w:ascii="Arial" w:hAnsi="Arial" w:cs="Arial" w:eastAsia="Arial"/>
                 <w:spacing w:val="40"/>
                 <w:sz w:val="21"/>
                 <w:szCs w:val="21"/>
@@ -2057,7 +2057,7 @@
             </w:r>
             <w:r>
               <w:rPr>
-                <w:rFonts w:ascii="Arial" w:hAnsi="Arial" w:cs="Arial"/>
+                <w:rFonts w:ascii="Arial" w:hAnsi="Arial" w:cs="Arial" w:eastAsia="Arial"/>
                 <w:sz w:val="21"/>
                 <w:szCs w:val="21"/>
               </w:rPr>
@@ -2080,15 +2080,15 @@
               <w:spacing w:before="43"/>
               <w:ind w:left="67"/>
               <w:rPr>
-                <w:rFonts w:ascii="Arial" w:hAnsi="Arial" w:cs="Arial"/>
-                <w:b/>
-                <w:sz w:val="21"/>
-                <w:szCs w:val="21"/>
-              </w:rPr>
-            </w:pPr>
-            <w:r>
-              <w:rPr>
-                <w:rFonts w:ascii="Arial" w:hAnsi="Arial" w:cs="Arial"/>
+                <w:rFonts w:ascii="Arial" w:hAnsi="Arial" w:cs="Arial" w:eastAsia="Arial"/>
+                <w:b/>
+                <w:sz w:val="21"/>
+                <w:szCs w:val="21"/>
+              </w:rPr>
+            </w:pPr>
+            <w:r>
+              <w:rPr>
+                <w:rFonts w:ascii="Arial" w:hAnsi="Arial" w:cs="Arial" w:eastAsia="Arial"/>
                 <w:b/>
                 <w:sz w:val="21"/>
                 <w:szCs w:val="21"/>
@@ -2097,7 +2097,7 @@
             </w:r>
             <w:r>
               <w:rPr>
-                <w:rFonts w:ascii="Arial" w:hAnsi="Arial" w:cs="Arial"/>
+                <w:rFonts w:ascii="Arial" w:hAnsi="Arial" w:cs="Arial" w:eastAsia="Arial"/>
                 <w:b/>
                 <w:spacing w:val="-2"/>
                 <w:sz w:val="21"/>
@@ -2117,14 +2117,14 @@
               <w:spacing w:line="264" w:lineRule="auto"/>
               <w:ind w:right="165"/>
               <w:rPr>
-                <w:rFonts w:ascii="Arial" w:hAnsi="Arial" w:cs="Arial"/>
-                <w:sz w:val="21"/>
-                <w:szCs w:val="21"/>
-              </w:rPr>
-            </w:pPr>
-            <w:r>
-              <w:rPr>
-                <w:rFonts w:ascii="Arial" w:hAnsi="Arial" w:cs="Arial"/>
+                <w:rFonts w:ascii="Arial" w:hAnsi="Arial" w:cs="Arial" w:eastAsia="Arial"/>
+                <w:sz w:val="21"/>
+                <w:szCs w:val="21"/>
+              </w:rPr>
+            </w:pPr>
+            <w:r>
+              <w:rPr>
+                <w:rFonts w:ascii="Arial" w:hAnsi="Arial" w:cs="Arial" w:eastAsia="Arial"/>
                 <w:sz w:val="21"/>
                 <w:szCs w:val="21"/>
               </w:rPr>
@@ -2147,15 +2147,15 @@
               <w:spacing w:before="57" w:line="223" w:lineRule="auto"/>
               <w:ind w:left="67" w:right="1258"/>
               <w:rPr>
-                <w:rFonts w:ascii="Arial" w:hAnsi="Arial" w:cs="Arial"/>
-                <w:b/>
-                <w:sz w:val="21"/>
-                <w:szCs w:val="21"/>
-              </w:rPr>
-            </w:pPr>
-            <w:r>
-              <w:rPr>
-                <w:rFonts w:ascii="Arial" w:hAnsi="Arial" w:cs="Arial"/>
+                <w:rFonts w:ascii="Arial" w:hAnsi="Arial" w:cs="Arial" w:eastAsia="Arial"/>
+                <w:b/>
+                <w:sz w:val="21"/>
+                <w:szCs w:val="21"/>
+              </w:rPr>
+            </w:pPr>
+            <w:r>
+              <w:rPr>
+                <w:rFonts w:ascii="Arial" w:hAnsi="Arial" w:cs="Arial" w:eastAsia="Arial"/>
                 <w:b/>
                 <w:sz w:val="21"/>
                 <w:szCs w:val="21"/>
@@ -2164,7 +2164,7 @@
             </w:r>
             <w:r>
               <w:rPr>
-                <w:rFonts w:ascii="Arial" w:hAnsi="Arial" w:cs="Arial"/>
+                <w:rFonts w:ascii="Arial" w:hAnsi="Arial" w:cs="Arial" w:eastAsia="Arial"/>
                 <w:b/>
                 <w:spacing w:val="-15"/>
                 <w:sz w:val="21"/>
@@ -2174,7 +2174,7 @@
             </w:r>
             <w:r>
               <w:rPr>
-                <w:rFonts w:ascii="Arial" w:hAnsi="Arial" w:cs="Arial"/>
+                <w:rFonts w:ascii="Arial" w:hAnsi="Arial" w:cs="Arial" w:eastAsia="Arial"/>
                 <w:b/>
                 <w:sz w:val="21"/>
                 <w:szCs w:val="21"/>
@@ -2183,7 +2183,7 @@
             </w:r>
             <w:r>
               <w:rPr>
-                <w:rFonts w:ascii="Arial" w:hAnsi="Arial" w:cs="Arial"/>
+                <w:rFonts w:ascii="Arial" w:hAnsi="Arial" w:cs="Arial" w:eastAsia="Arial"/>
                 <w:b/>
                 <w:spacing w:val="-2"/>
                 <w:sz w:val="21"/>
@@ -2203,14 +2203,14 @@
               <w:spacing w:line="271" w:lineRule="auto"/>
               <w:ind w:right="312"/>
               <w:rPr>
-                <w:rFonts w:ascii="Arial" w:hAnsi="Arial" w:cs="Arial"/>
-                <w:sz w:val="21"/>
-                <w:szCs w:val="21"/>
-              </w:rPr>
-            </w:pPr>
-            <w:r>
-              <w:rPr>
-                <w:rFonts w:ascii="Arial" w:hAnsi="Arial" w:cs="Arial"/>
+                <w:rFonts w:ascii="Arial" w:hAnsi="Arial" w:cs="Arial" w:eastAsia="Arial"/>
+                <w:sz w:val="21"/>
+                <w:szCs w:val="21"/>
+              </w:rPr>
+            </w:pPr>
+            <w:r>
+              <w:rPr>
+                <w:rFonts w:ascii="Arial" w:hAnsi="Arial" w:cs="Arial" w:eastAsia="Arial"/>
                 <w:sz w:val="21"/>
                 <w:szCs w:val="21"/>
               </w:rPr>
@@ -2233,15 +2233,15 @@
               <w:spacing w:before="57" w:line="223" w:lineRule="auto"/>
               <w:ind w:left="67" w:right="1142"/>
               <w:rPr>
-                <w:rFonts w:ascii="Arial" w:hAnsi="Arial" w:cs="Arial"/>
-                <w:b/>
-                <w:sz w:val="21"/>
-                <w:szCs w:val="21"/>
-              </w:rPr>
-            </w:pPr>
-            <w:r>
-              <w:rPr>
-                <w:rFonts w:ascii="Arial" w:hAnsi="Arial" w:cs="Arial"/>
+                <w:rFonts w:ascii="Arial" w:hAnsi="Arial" w:cs="Arial" w:eastAsia="Arial"/>
+                <w:b/>
+                <w:sz w:val="21"/>
+                <w:szCs w:val="21"/>
+              </w:rPr>
+            </w:pPr>
+            <w:r>
+              <w:rPr>
+                <w:rFonts w:ascii="Arial" w:hAnsi="Arial" w:cs="Arial" w:eastAsia="Arial"/>
                 <w:b/>
                 <w:sz w:val="21"/>
                 <w:szCs w:val="21"/>
@@ -2250,7 +2250,7 @@
             </w:r>
             <w:r>
               <w:rPr>
-                <w:rFonts w:ascii="Arial" w:hAnsi="Arial" w:cs="Arial"/>
+                <w:rFonts w:ascii="Arial" w:hAnsi="Arial" w:cs="Arial" w:eastAsia="Arial"/>
                 <w:b/>
                 <w:spacing w:val="-15"/>
                 <w:sz w:val="21"/>
@@ -2260,7 +2260,7 @@
             </w:r>
             <w:r>
               <w:rPr>
-                <w:rFonts w:ascii="Arial" w:hAnsi="Arial" w:cs="Arial"/>
+                <w:rFonts w:ascii="Arial" w:hAnsi="Arial" w:cs="Arial" w:eastAsia="Arial"/>
                 <w:b/>
                 <w:sz w:val="21"/>
                 <w:szCs w:val="21"/>
@@ -2269,7 +2269,7 @@
             </w:r>
             <w:r>
               <w:rPr>
-                <w:rFonts w:ascii="Arial" w:hAnsi="Arial" w:cs="Arial"/>
+                <w:rFonts w:ascii="Arial" w:hAnsi="Arial" w:cs="Arial" w:eastAsia="Arial"/>
                 <w:b/>
                 <w:spacing w:val="-2"/>
                 <w:sz w:val="21"/>
@@ -2289,14 +2289,14 @@
               <w:spacing w:line="264" w:lineRule="auto"/>
               <w:ind w:right="165"/>
               <w:rPr>
-                <w:rFonts w:ascii="Arial" w:hAnsi="Arial" w:cs="Arial"/>
-                <w:sz w:val="21"/>
-                <w:szCs w:val="21"/>
-              </w:rPr>
-            </w:pPr>
-            <w:r>
-              <w:rPr>
-                <w:rFonts w:ascii="Arial" w:hAnsi="Arial" w:cs="Arial"/>
+                <w:rFonts w:ascii="Arial" w:hAnsi="Arial" w:cs="Arial" w:eastAsia="Arial"/>
+                <w:sz w:val="21"/>
+                <w:szCs w:val="21"/>
+              </w:rPr>
+            </w:pPr>
+            <w:r>
+              <w:rPr>
+                <w:rFonts w:ascii="Arial" w:hAnsi="Arial" w:cs="Arial" w:eastAsia="Arial"/>
                 <w:sz w:val="21"/>
                 <w:szCs w:val="21"/>
               </w:rPr>
@@ -2353,15 +2353,15 @@
               <w:spacing w:before="58"/>
               <w:ind w:left="847"/>
               <w:rPr>
-                <w:rFonts w:ascii="Arial" w:hAnsi="Arial" w:cs="Arial"/>
-                <w:b/>
-                <w:sz w:val="21"/>
-                <w:szCs w:val="21"/>
-              </w:rPr>
-            </w:pPr>
-            <w:r>
-              <w:rPr>
-                <w:rFonts w:ascii="Arial" w:hAnsi="Arial" w:cs="Arial"/>
+                <w:rFonts w:ascii="Arial" w:hAnsi="Arial" w:cs="Arial" w:eastAsia="Arial"/>
+                <w:b/>
+                <w:sz w:val="21"/>
+                <w:szCs w:val="21"/>
+              </w:rPr>
+            </w:pPr>
+            <w:r>
+              <w:rPr>
+                <w:rFonts w:ascii="Arial" w:hAnsi="Arial" w:cs="Arial" w:eastAsia="Arial"/>
                 <w:b/>
                 <w:sz w:val="21"/>
                 <w:szCs w:val="21"/>
@@ -2370,7 +2370,7 @@
             </w:r>
             <w:r>
               <w:rPr>
-                <w:rFonts w:ascii="Arial" w:hAnsi="Arial" w:cs="Arial"/>
+                <w:rFonts w:ascii="Arial" w:hAnsi="Arial" w:cs="Arial" w:eastAsia="Arial"/>
                 <w:b/>
                 <w:spacing w:val="-3"/>
                 <w:sz w:val="21"/>
@@ -2380,7 +2380,7 @@
             </w:r>
             <w:r>
               <w:rPr>
-                <w:rFonts w:ascii="Arial" w:hAnsi="Arial" w:cs="Arial"/>
+                <w:rFonts w:ascii="Arial" w:hAnsi="Arial" w:cs="Arial" w:eastAsia="Arial"/>
                 <w:b/>
                 <w:sz w:val="21"/>
                 <w:szCs w:val="21"/>
@@ -2389,17 +2389,17 @@
             </w:r>
             <w:r>
               <w:rPr>
-                <w:rFonts w:ascii="Arial" w:hAnsi="Arial" w:cs="Arial"/>
-                <w:b/>
-                <w:spacing w:val="-2"/>
-                <w:sz w:val="21"/>
-                <w:szCs w:val="21"/>
-              </w:rPr>
-              <w:t xml:space="preserve"> </w:t>
-            </w:r>
-            <w:r>
-              <w:rPr>
-                <w:rFonts w:ascii="Arial" w:hAnsi="Arial" w:cs="Arial"/>
+                <w:rFonts w:ascii="Arial" w:hAnsi="Arial" w:cs="Arial" w:eastAsia="Arial"/>
+                <w:b/>
+                <w:spacing w:val="-2"/>
+                <w:sz w:val="21"/>
+                <w:szCs w:val="21"/>
+              </w:rPr>
+              <w:t xml:space="preserve"> </w:t>
+            </w:r>
+            <w:r>
+              <w:rPr>
+                <w:rFonts w:ascii="Arial" w:hAnsi="Arial" w:cs="Arial" w:eastAsia="Arial"/>
                 <w:b/>
                 <w:sz w:val="21"/>
                 <w:szCs w:val="21"/>
@@ -2408,7 +2408,7 @@
             </w:r>
             <w:r>
               <w:rPr>
-                <w:rFonts w:ascii="Arial" w:hAnsi="Arial" w:cs="Arial"/>
+                <w:rFonts w:ascii="Arial" w:hAnsi="Arial" w:cs="Arial" w:eastAsia="Arial"/>
                 <w:b/>
                 <w:sz w:val="21"/>
                 <w:szCs w:val="21"/>
@@ -2417,7 +2417,7 @@
             </w:r>
             <w:r>
               <w:rPr>
-                <w:rFonts w:ascii="Arial" w:hAnsi="Arial" w:cs="Arial"/>
+                <w:rFonts w:ascii="Arial" w:hAnsi="Arial" w:cs="Arial" w:eastAsia="Arial"/>
                 <w:b/>
                 <w:spacing w:val="-3"/>
                 <w:sz w:val="21"/>
@@ -2427,7 +2427,7 @@
             </w:r>
             <w:r>
               <w:rPr>
-                <w:rFonts w:ascii="Arial" w:hAnsi="Arial" w:cs="Arial"/>
+                <w:rFonts w:ascii="Arial" w:hAnsi="Arial" w:cs="Arial" w:eastAsia="Arial"/>
                 <w:b/>
                 <w:sz w:val="21"/>
                 <w:szCs w:val="21"/>
@@ -2436,17 +2436,17 @@
             </w:r>
             <w:r>
               <w:rPr>
-                <w:rFonts w:ascii="Arial" w:hAnsi="Arial" w:cs="Arial"/>
-                <w:b/>
-                <w:spacing w:val="-2"/>
-                <w:sz w:val="21"/>
-                <w:szCs w:val="21"/>
-              </w:rPr>
-              <w:t xml:space="preserve"> </w:t>
-            </w:r>
-            <w:r>
-              <w:rPr>
-                <w:rFonts w:ascii="Arial" w:hAnsi="Arial" w:cs="Arial"/>
+                <w:rFonts w:ascii="Arial" w:hAnsi="Arial" w:cs="Arial" w:eastAsia="Arial"/>
+                <w:b/>
+                <w:spacing w:val="-2"/>
+                <w:sz w:val="21"/>
+                <w:szCs w:val="21"/>
+              </w:rPr>
+              <w:t xml:space="preserve"> </w:t>
+            </w:r>
+            <w:r>
+              <w:rPr>
+                <w:rFonts w:ascii="Arial" w:hAnsi="Arial" w:cs="Arial" w:eastAsia="Arial"/>
                 <w:b/>
                 <w:sz w:val="21"/>
                 <w:szCs w:val="21"/>
@@ -2455,17 +2455,17 @@
             </w:r>
             <w:r>
               <w:rPr>
-                <w:rFonts w:ascii="Arial" w:hAnsi="Arial" w:cs="Arial"/>
-                <w:b/>
-                <w:spacing w:val="-2"/>
-                <w:sz w:val="21"/>
-                <w:szCs w:val="21"/>
-              </w:rPr>
-              <w:t xml:space="preserve"> </w:t>
-            </w:r>
-            <w:r>
-              <w:rPr>
-                <w:rFonts w:ascii="Arial" w:hAnsi="Arial" w:cs="Arial"/>
+                <w:rFonts w:ascii="Arial" w:hAnsi="Arial" w:cs="Arial" w:eastAsia="Arial"/>
+                <w:b/>
+                <w:spacing w:val="-2"/>
+                <w:sz w:val="21"/>
+                <w:szCs w:val="21"/>
+              </w:rPr>
+              <w:t xml:space="preserve"> </w:t>
+            </w:r>
+            <w:r>
+              <w:rPr>
+                <w:rFonts w:ascii="Arial" w:hAnsi="Arial" w:cs="Arial" w:eastAsia="Arial"/>
                 <w:b/>
                 <w:sz w:val="21"/>
                 <w:szCs w:val="21"/>
@@ -2474,17 +2474,17 @@
             </w:r>
             <w:r>
               <w:rPr>
-                <w:rFonts w:ascii="Arial" w:hAnsi="Arial" w:cs="Arial"/>
-                <w:b/>
-                <w:spacing w:val="-2"/>
-                <w:sz w:val="21"/>
-                <w:szCs w:val="21"/>
-              </w:rPr>
-              <w:t xml:space="preserve"> </w:t>
-            </w:r>
-            <w:r>
-              <w:rPr>
-                <w:rFonts w:ascii="Arial" w:hAnsi="Arial" w:cs="Arial"/>
+                <w:rFonts w:ascii="Arial" w:hAnsi="Arial" w:cs="Arial" w:eastAsia="Arial"/>
+                <w:b/>
+                <w:spacing w:val="-2"/>
+                <w:sz w:val="21"/>
+                <w:szCs w:val="21"/>
+              </w:rPr>
+              <w:t xml:space="preserve"> </w:t>
+            </w:r>
+            <w:r>
+              <w:rPr>
+                <w:rFonts w:ascii="Arial" w:hAnsi="Arial" w:cs="Arial" w:eastAsia="Arial"/>
                 <w:b/>
                 <w:sz w:val="21"/>
                 <w:szCs w:val="21"/>
@@ -2493,7 +2493,7 @@
             </w:r>
             <w:r>
               <w:rPr>
-                <w:rFonts w:ascii="Arial" w:hAnsi="Arial" w:cs="Arial"/>
+                <w:rFonts w:ascii="Arial" w:hAnsi="Arial" w:cs="Arial" w:eastAsia="Arial"/>
                 <w:b/>
                 <w:spacing w:val="-2"/>
                 <w:sz w:val="21"/>
@@ -2517,15 +2517,15 @@
               <w:pStyle w:val="TableParagraph"/>
               <w:ind w:left="67"/>
               <w:rPr>
-                <w:rFonts w:ascii="Arial" w:hAnsi="Arial" w:cs="Arial"/>
-                <w:b/>
-                <w:sz w:val="21"/>
-                <w:szCs w:val="21"/>
-              </w:rPr>
-            </w:pPr>
-            <w:r>
-              <w:rPr>
-                <w:rFonts w:ascii="Arial" w:hAnsi="Arial" w:cs="Arial"/>
+                <w:rFonts w:ascii="Arial" w:hAnsi="Arial" w:cs="Arial" w:eastAsia="Arial"/>
+                <w:b/>
+                <w:sz w:val="21"/>
+                <w:szCs w:val="21"/>
+              </w:rPr>
+            </w:pPr>
+            <w:r>
+              <w:rPr>
+                <w:rFonts w:ascii="Arial" w:hAnsi="Arial" w:cs="Arial" w:eastAsia="Arial"/>
                 <w:b/>
                 <w:sz w:val="21"/>
                 <w:szCs w:val="21"/>
@@ -2534,7 +2534,7 @@
             </w:r>
             <w:r>
               <w:rPr>
-                <w:rFonts w:ascii="Arial" w:hAnsi="Arial" w:cs="Arial"/>
+                <w:rFonts w:ascii="Arial" w:hAnsi="Arial" w:cs="Arial" w:eastAsia="Arial"/>
                 <w:b/>
                 <w:spacing w:val="20"/>
                 <w:sz w:val="21"/>
@@ -2544,7 +2544,7 @@
             </w:r>
             <w:r>
               <w:rPr>
-                <w:rFonts w:ascii="Arial" w:hAnsi="Arial" w:cs="Arial"/>
+                <w:rFonts w:ascii="Arial" w:hAnsi="Arial" w:cs="Arial" w:eastAsia="Arial"/>
                 <w:b/>
                 <w:sz w:val="21"/>
                 <w:szCs w:val="21"/>
@@ -2553,7 +2553,7 @@
             </w:r>
             <w:r>
               <w:rPr>
-                <w:rFonts w:ascii="Arial" w:hAnsi="Arial" w:cs="Arial"/>
+                <w:rFonts w:ascii="Arial" w:hAnsi="Arial" w:cs="Arial" w:eastAsia="Arial"/>
                 <w:b/>
                 <w:spacing w:val="20"/>
                 <w:sz w:val="21"/>
@@ -2563,7 +2563,7 @@
             </w:r>
             <w:r>
               <w:rPr>
-                <w:rFonts w:ascii="Arial" w:hAnsi="Arial" w:cs="Arial"/>
+                <w:rFonts w:ascii="Arial" w:hAnsi="Arial" w:cs="Arial" w:eastAsia="Arial"/>
                 <w:b/>
                 <w:spacing w:val="-2"/>
                 <w:sz w:val="21"/>
@@ -2582,7 +2582,7 @@
               <w:pStyle w:val="TableParagraph"/>
               <w:spacing w:line="264" w:lineRule="auto"/>
               <w:rPr>
-                <w:rFonts w:ascii="Arial" w:hAnsi="Arial" w:cs="Arial"/>
+                <w:rFonts w:ascii="Arial" w:hAnsi="Arial" w:cs="Arial" w:eastAsia="Arial"/>
                 <w:sz w:val="21"/>
                 <w:szCs w:val="21"/>
               </w:rPr>
@@ -2590,7 +2590,7 @@
             <w:proofErr w:type="spellStart"/>
             <w:r>
               <w:rPr>
-                <w:rFonts w:ascii="Arial" w:hAnsi="Arial" w:cs="Arial"/>
+                <w:rFonts w:ascii="Arial" w:hAnsi="Arial" w:cs="Arial" w:eastAsia="Arial"/>
                 <w:sz w:val="21"/>
                 <w:szCs w:val="21"/>
               </w:rPr>
@@ -2599,7 +2599,7 @@
             <w:proofErr w:type="spellEnd"/>
             <w:r>
               <w:rPr>
-                <w:rFonts w:ascii="Arial" w:hAnsi="Arial" w:cs="Arial"/>
+                <w:rFonts w:ascii="Arial" w:hAnsi="Arial" w:cs="Arial" w:eastAsia="Arial"/>
                 <w:sz w:val="21"/>
                 <w:szCs w:val="21"/>
               </w:rPr>
@@ -2621,15 +2621,15 @@
               <w:pStyle w:val="TableParagraph"/>
               <w:ind w:left="67"/>
               <w:rPr>
-                <w:rFonts w:ascii="Arial" w:hAnsi="Arial" w:cs="Arial"/>
-                <w:b/>
-                <w:sz w:val="21"/>
-                <w:szCs w:val="21"/>
-              </w:rPr>
-            </w:pPr>
-            <w:r>
-              <w:rPr>
-                <w:rFonts w:ascii="Arial" w:hAnsi="Arial" w:cs="Arial"/>
+                <w:rFonts w:ascii="Arial" w:hAnsi="Arial" w:cs="Arial" w:eastAsia="Arial"/>
+                <w:b/>
+                <w:sz w:val="21"/>
+                <w:szCs w:val="21"/>
+              </w:rPr>
+            </w:pPr>
+            <w:r>
+              <w:rPr>
+                <w:rFonts w:ascii="Arial" w:hAnsi="Arial" w:cs="Arial" w:eastAsia="Arial"/>
                 <w:b/>
                 <w:spacing w:val="-2"/>
                 <w:sz w:val="21"/>
@@ -2648,14 +2648,14 @@
               <w:pStyle w:val="TableParagraph"/>
               <w:spacing w:line="264" w:lineRule="auto"/>
               <w:rPr>
-                <w:rFonts w:ascii="Arial" w:hAnsi="Arial" w:cs="Arial"/>
-                <w:sz w:val="21"/>
-                <w:szCs w:val="21"/>
-              </w:rPr>
-            </w:pPr>
-            <w:r>
-              <w:rPr>
-                <w:rFonts w:ascii="Arial" w:hAnsi="Arial" w:cs="Arial"/>
+                <w:rFonts w:ascii="Arial" w:hAnsi="Arial" w:cs="Arial" w:eastAsia="Arial"/>
+                <w:sz w:val="21"/>
+                <w:szCs w:val="21"/>
+              </w:rPr>
+            </w:pPr>
+            <w:r>
+              <w:rPr>
+                <w:rFonts w:ascii="Arial" w:hAnsi="Arial" w:cs="Arial" w:eastAsia="Arial"/>
                 <w:sz w:val="21"/>
                 <w:szCs w:val="21"/>
               </w:rPr>
@@ -2663,7 +2663,7 @@
             </w:r>
             <w:r>
               <w:rPr>
-                <w:rFonts w:ascii="Arial" w:hAnsi="Arial" w:cs="Arial"/>
+                <w:rFonts w:ascii="Arial" w:hAnsi="Arial" w:cs="Arial" w:eastAsia="Arial"/>
                 <w:spacing w:val="-2"/>
                 <w:sz w:val="21"/>
                 <w:szCs w:val="21"/>
@@ -2686,15 +2686,15 @@
               <w:pStyle w:val="TableParagraph"/>
               <w:ind w:left="67"/>
               <w:rPr>
-                <w:rFonts w:ascii="Arial" w:hAnsi="Arial" w:cs="Arial"/>
-                <w:b/>
-                <w:sz w:val="21"/>
-                <w:szCs w:val="21"/>
-              </w:rPr>
-            </w:pPr>
-            <w:r>
-              <w:rPr>
-                <w:rFonts w:ascii="Arial" w:hAnsi="Arial" w:cs="Arial"/>
+                <w:rFonts w:ascii="Arial" w:hAnsi="Arial" w:cs="Arial" w:eastAsia="Arial"/>
+                <w:b/>
+                <w:sz w:val="21"/>
+                <w:szCs w:val="21"/>
+              </w:rPr>
+            </w:pPr>
+            <w:r>
+              <w:rPr>
+                <w:rFonts w:ascii="Arial" w:hAnsi="Arial" w:cs="Arial" w:eastAsia="Arial"/>
                 <w:b/>
                 <w:spacing w:val="-2"/>
                 <w:sz w:val="21"/>
@@ -2712,14 +2712,14 @@
             <w:pPr>
               <w:pStyle w:val="TableParagraph"/>
               <w:rPr>
-                <w:rFonts w:ascii="Arial" w:hAnsi="Arial" w:cs="Arial"/>
-                <w:sz w:val="21"/>
-                <w:szCs w:val="21"/>
-              </w:rPr>
-            </w:pPr>
-            <w:r>
-              <w:rPr>
-                <w:rFonts w:ascii="Arial" w:hAnsi="Arial" w:cs="Arial"/>
+                <w:rFonts w:ascii="Arial" w:hAnsi="Arial" w:cs="Arial" w:eastAsia="Arial"/>
+                <w:sz w:val="21"/>
+                <w:szCs w:val="21"/>
+              </w:rPr>
+            </w:pPr>
+            <w:r>
+              <w:rPr>
+                <w:rFonts w:ascii="Arial" w:hAnsi="Arial" w:cs="Arial" w:eastAsia="Arial"/>
                 <w:sz w:val="21"/>
                 <w:szCs w:val="21"/>
               </w:rPr>
@@ -2727,7 +2727,7 @@
             </w:r>
             <w:r>
               <w:rPr>
-                <w:rFonts w:ascii="Arial" w:hAnsi="Arial" w:cs="Arial"/>
+                <w:rFonts w:ascii="Arial" w:hAnsi="Arial" w:cs="Arial" w:eastAsia="Arial"/>
                 <w:spacing w:val="11"/>
                 <w:sz w:val="21"/>
                 <w:szCs w:val="21"/>
@@ -2736,7 +2736,7 @@
             </w:r>
             <w:r>
               <w:rPr>
-                <w:rFonts w:ascii="Arial" w:hAnsi="Arial" w:cs="Arial"/>
+                <w:rFonts w:ascii="Arial" w:hAnsi="Arial" w:cs="Arial" w:eastAsia="Arial"/>
                 <w:sz w:val="21"/>
                 <w:szCs w:val="21"/>
               </w:rPr>
@@ -2744,16 +2744,16 @@
             </w:r>
             <w:r>
               <w:rPr>
-                <w:rFonts w:ascii="Arial" w:hAnsi="Arial" w:cs="Arial"/>
-                <w:spacing w:val="12"/>
-                <w:sz w:val="21"/>
-                <w:szCs w:val="21"/>
-              </w:rPr>
-              <w:t xml:space="preserve"> </w:t>
-            </w:r>
-            <w:r>
-              <w:rPr>
-                <w:rFonts w:ascii="Arial" w:hAnsi="Arial" w:cs="Arial"/>
+                <w:rFonts w:ascii="Arial" w:hAnsi="Arial" w:cs="Arial" w:eastAsia="Arial"/>
+                <w:spacing w:val="12"/>
+                <w:sz w:val="21"/>
+                <w:szCs w:val="21"/>
+              </w:rPr>
+              <w:t xml:space="preserve"> </w:t>
+            </w:r>
+            <w:r>
+              <w:rPr>
+                <w:rFonts w:ascii="Arial" w:hAnsi="Arial" w:cs="Arial" w:eastAsia="Arial"/>
                 <w:sz w:val="21"/>
                 <w:szCs w:val="21"/>
               </w:rPr>
@@ -2761,7 +2761,7 @@
             </w:r>
             <w:r>
               <w:rPr>
-                <w:rFonts w:ascii="Arial" w:hAnsi="Arial" w:cs="Arial"/>
+                <w:rFonts w:ascii="Arial" w:hAnsi="Arial" w:cs="Arial" w:eastAsia="Arial"/>
                 <w:spacing w:val="11"/>
                 <w:sz w:val="21"/>
                 <w:szCs w:val="21"/>
@@ -2770,7 +2770,7 @@
             </w:r>
             <w:r>
               <w:rPr>
-                <w:rFonts w:ascii="Arial" w:hAnsi="Arial" w:cs="Arial"/>
+                <w:rFonts w:ascii="Arial" w:hAnsi="Arial" w:cs="Arial" w:eastAsia="Arial"/>
                 <w:sz w:val="21"/>
                 <w:szCs w:val="21"/>
               </w:rPr>
@@ -2778,16 +2778,16 @@
             </w:r>
             <w:r>
               <w:rPr>
-                <w:rFonts w:ascii="Arial" w:hAnsi="Arial" w:cs="Arial"/>
-                <w:spacing w:val="12"/>
-                <w:sz w:val="21"/>
-                <w:szCs w:val="21"/>
-              </w:rPr>
-              <w:t xml:space="preserve"> </w:t>
-            </w:r>
-            <w:r>
-              <w:rPr>
-                <w:rFonts w:ascii="Arial" w:hAnsi="Arial" w:cs="Arial"/>
+                <w:rFonts w:ascii="Arial" w:hAnsi="Arial" w:cs="Arial" w:eastAsia="Arial"/>
+                <w:spacing w:val="12"/>
+                <w:sz w:val="21"/>
+                <w:szCs w:val="21"/>
+              </w:rPr>
+              <w:t xml:space="preserve"> </w:t>
+            </w:r>
+            <w:r>
+              <w:rPr>
+                <w:rFonts w:ascii="Arial" w:hAnsi="Arial" w:cs="Arial" w:eastAsia="Arial"/>
                 <w:sz w:val="21"/>
                 <w:szCs w:val="21"/>
               </w:rPr>
@@ -2795,16 +2795,16 @@
             </w:r>
             <w:r>
               <w:rPr>
-                <w:rFonts w:ascii="Arial" w:hAnsi="Arial" w:cs="Arial"/>
-                <w:spacing w:val="12"/>
-                <w:sz w:val="21"/>
-                <w:szCs w:val="21"/>
-              </w:rPr>
-              <w:t xml:space="preserve"> </w:t>
-            </w:r>
-            <w:r>
-              <w:rPr>
-                <w:rFonts w:ascii="Arial" w:hAnsi="Arial" w:cs="Arial"/>
+                <w:rFonts w:ascii="Arial" w:hAnsi="Arial" w:cs="Arial" w:eastAsia="Arial"/>
+                <w:spacing w:val="12"/>
+                <w:sz w:val="21"/>
+                <w:szCs w:val="21"/>
+              </w:rPr>
+              <w:t xml:space="preserve"> </w:t>
+            </w:r>
+            <w:r>
+              <w:rPr>
+                <w:rFonts w:ascii="Arial" w:hAnsi="Arial" w:cs="Arial" w:eastAsia="Arial"/>
                 <w:sz w:val="21"/>
                 <w:szCs w:val="21"/>
               </w:rPr>
@@ -2812,7 +2812,7 @@
             </w:r>
             <w:r>
               <w:rPr>
-                <w:rFonts w:ascii="Arial" w:hAnsi="Arial" w:cs="Arial"/>
+                <w:rFonts w:ascii="Arial" w:hAnsi="Arial" w:cs="Arial" w:eastAsia="Arial"/>
                 <w:spacing w:val="11"/>
                 <w:sz w:val="21"/>
                 <w:szCs w:val="21"/>
@@ -2821,7 +2821,7 @@
             </w:r>
             <w:r>
               <w:rPr>
-                <w:rFonts w:ascii="Arial" w:hAnsi="Arial" w:cs="Arial"/>
+                <w:rFonts w:ascii="Arial" w:hAnsi="Arial" w:cs="Arial" w:eastAsia="Arial"/>
                 <w:sz w:val="21"/>
                 <w:szCs w:val="21"/>
               </w:rPr>
@@ -2829,16 +2829,16 @@
             </w:r>
             <w:r>
               <w:rPr>
-                <w:rFonts w:ascii="Arial" w:hAnsi="Arial" w:cs="Arial"/>
-                <w:spacing w:val="12"/>
-                <w:sz w:val="21"/>
-                <w:szCs w:val="21"/>
-              </w:rPr>
-              <w:t xml:space="preserve"> </w:t>
-            </w:r>
-            <w:r>
-              <w:rPr>
-                <w:rFonts w:ascii="Arial" w:hAnsi="Arial" w:cs="Arial"/>
+                <w:rFonts w:ascii="Arial" w:hAnsi="Arial" w:cs="Arial" w:eastAsia="Arial"/>
+                <w:spacing w:val="12"/>
+                <w:sz w:val="21"/>
+                <w:szCs w:val="21"/>
+              </w:rPr>
+              <w:t xml:space="preserve"> </w:t>
+            </w:r>
+            <w:r>
+              <w:rPr>
+                <w:rFonts w:ascii="Arial" w:hAnsi="Arial" w:cs="Arial" w:eastAsia="Arial"/>
                 <w:sz w:val="21"/>
                 <w:szCs w:val="21"/>
               </w:rPr>
@@ -2846,7 +2846,7 @@
             </w:r>
             <w:r>
               <w:rPr>
-                <w:rFonts w:ascii="Arial" w:hAnsi="Arial" w:cs="Arial"/>
+                <w:rFonts w:ascii="Arial" w:hAnsi="Arial" w:cs="Arial" w:eastAsia="Arial"/>
                 <w:spacing w:val="11"/>
                 <w:sz w:val="21"/>
                 <w:szCs w:val="21"/>
@@ -2855,7 +2855,7 @@
             </w:r>
             <w:r>
               <w:rPr>
-                <w:rFonts w:ascii="Arial" w:hAnsi="Arial" w:cs="Arial"/>
+                <w:rFonts w:ascii="Arial" w:hAnsi="Arial" w:cs="Arial" w:eastAsia="Arial"/>
                 <w:sz w:val="21"/>
                 <w:szCs w:val="21"/>
               </w:rPr>
@@ -2863,16 +2863,16 @@
             </w:r>
             <w:r>
               <w:rPr>
-                <w:rFonts w:ascii="Arial" w:hAnsi="Arial" w:cs="Arial"/>
-                <w:spacing w:val="12"/>
-                <w:sz w:val="21"/>
-                <w:szCs w:val="21"/>
-              </w:rPr>
-              <w:t xml:space="preserve"> </w:t>
-            </w:r>
-            <w:r>
-              <w:rPr>
-                <w:rFonts w:ascii="Arial" w:hAnsi="Arial" w:cs="Arial"/>
+                <w:rFonts w:ascii="Arial" w:hAnsi="Arial" w:cs="Arial" w:eastAsia="Arial"/>
+                <w:spacing w:val="12"/>
+                <w:sz w:val="21"/>
+                <w:szCs w:val="21"/>
+              </w:rPr>
+              <w:t xml:space="preserve"> </w:t>
+            </w:r>
+            <w:r>
+              <w:rPr>
+                <w:rFonts w:ascii="Arial" w:hAnsi="Arial" w:cs="Arial" w:eastAsia="Arial"/>
                 <w:sz w:val="21"/>
                 <w:szCs w:val="21"/>
               </w:rPr>
@@ -2880,16 +2880,16 @@
             </w:r>
             <w:r>
               <w:rPr>
-                <w:rFonts w:ascii="Arial" w:hAnsi="Arial" w:cs="Arial"/>
-                <w:spacing w:val="12"/>
-                <w:sz w:val="21"/>
-                <w:szCs w:val="21"/>
-              </w:rPr>
-              <w:t xml:space="preserve"> </w:t>
-            </w:r>
-            <w:r>
-              <w:rPr>
-                <w:rFonts w:ascii="Arial" w:hAnsi="Arial" w:cs="Arial"/>
+                <w:rFonts w:ascii="Arial" w:hAnsi="Arial" w:cs="Arial" w:eastAsia="Arial"/>
+                <w:spacing w:val="12"/>
+                <w:sz w:val="21"/>
+                <w:szCs w:val="21"/>
+              </w:rPr>
+              <w:t xml:space="preserve"> </w:t>
+            </w:r>
+            <w:r>
+              <w:rPr>
+                <w:rFonts w:ascii="Arial" w:hAnsi="Arial" w:cs="Arial" w:eastAsia="Arial"/>
                 <w:spacing w:val="-2"/>
                 <w:sz w:val="21"/>
                 <w:szCs w:val="21"/>
@@ -2912,15 +2912,15 @@
               <w:pStyle w:val="TableParagraph"/>
               <w:ind w:left="67"/>
               <w:rPr>
-                <w:rFonts w:ascii="Arial" w:hAnsi="Arial" w:cs="Arial"/>
-                <w:b/>
-                <w:sz w:val="21"/>
-                <w:szCs w:val="21"/>
-              </w:rPr>
-            </w:pPr>
-            <w:r>
-              <w:rPr>
-                <w:rFonts w:ascii="Arial" w:hAnsi="Arial" w:cs="Arial"/>
+                <w:rFonts w:ascii="Arial" w:hAnsi="Arial" w:cs="Arial" w:eastAsia="Arial"/>
+                <w:b/>
+                <w:sz w:val="21"/>
+                <w:szCs w:val="21"/>
+              </w:rPr>
+            </w:pPr>
+            <w:r>
+              <w:rPr>
+                <w:rFonts w:ascii="Arial" w:hAnsi="Arial" w:cs="Arial" w:eastAsia="Arial"/>
                 <w:b/>
                 <w:sz w:val="21"/>
                 <w:szCs w:val="21"/>
@@ -2929,7 +2929,7 @@
             </w:r>
             <w:r>
               <w:rPr>
-                <w:rFonts w:ascii="Arial" w:hAnsi="Arial" w:cs="Arial"/>
+                <w:rFonts w:ascii="Arial" w:hAnsi="Arial" w:cs="Arial" w:eastAsia="Arial"/>
                 <w:b/>
                 <w:spacing w:val="11"/>
                 <w:sz w:val="21"/>
@@ -2939,7 +2939,7 @@
             </w:r>
             <w:r>
               <w:rPr>
-                <w:rFonts w:ascii="Arial" w:hAnsi="Arial" w:cs="Arial"/>
+                <w:rFonts w:ascii="Arial" w:hAnsi="Arial" w:cs="Arial" w:eastAsia="Arial"/>
                 <w:b/>
                 <w:sz w:val="21"/>
                 <w:szCs w:val="21"/>
@@ -2948,7 +2948,7 @@
             </w:r>
             <w:r>
               <w:rPr>
-                <w:rFonts w:ascii="Arial" w:hAnsi="Arial" w:cs="Arial"/>
+                <w:rFonts w:ascii="Arial" w:hAnsi="Arial" w:cs="Arial" w:eastAsia="Arial"/>
                 <w:b/>
                 <w:spacing w:val="11"/>
                 <w:sz w:val="21"/>
@@ -2958,7 +2958,7 @@
             </w:r>
             <w:r>
               <w:rPr>
-                <w:rFonts w:ascii="Arial" w:hAnsi="Arial" w:cs="Arial"/>
+                <w:rFonts w:ascii="Arial" w:hAnsi="Arial" w:cs="Arial" w:eastAsia="Arial"/>
                 <w:b/>
                 <w:spacing w:val="-2"/>
                 <w:sz w:val="21"/>
@@ -2976,7 +2976,7 @@
             <w:pPr>
               <w:pStyle w:val="TableParagraph"/>
               <w:rPr>
-                <w:rFonts w:ascii="Arial" w:hAnsi="Arial" w:cs="Arial"/>
+                <w:rFonts w:ascii="Arial" w:hAnsi="Arial" w:cs="Arial" w:eastAsia="Arial"/>
                 <w:sz w:val="21"/>
                 <w:szCs w:val="21"/>
               </w:rPr>
@@ -2984,7 +2984,7 @@
             <w:proofErr w:type="spellStart"/>
             <w:r>
               <w:rPr>
-                <w:rFonts w:ascii="Arial" w:hAnsi="Arial" w:cs="Arial"/>
+                <w:rFonts w:ascii="Arial" w:hAnsi="Arial" w:cs="Arial" w:eastAsia="Arial"/>
                 <w:sz w:val="21"/>
                 <w:szCs w:val="21"/>
               </w:rPr>
@@ -2993,16 +2993,16 @@
             <w:proofErr w:type="spellEnd"/>
             <w:r>
               <w:rPr>
-                <w:rFonts w:ascii="Arial" w:hAnsi="Arial" w:cs="Arial"/>
-                <w:spacing w:val="12"/>
-                <w:sz w:val="21"/>
-                <w:szCs w:val="21"/>
-              </w:rPr>
-              <w:t xml:space="preserve"> </w:t>
-            </w:r>
-            <w:r>
-              <w:rPr>
-                <w:rFonts w:ascii="Arial" w:hAnsi="Arial" w:cs="Arial"/>
+                <w:rFonts w:ascii="Arial" w:hAnsi="Arial" w:cs="Arial" w:eastAsia="Arial"/>
+                <w:spacing w:val="12"/>
+                <w:sz w:val="21"/>
+                <w:szCs w:val="21"/>
+              </w:rPr>
+              <w:t xml:space="preserve"> </w:t>
+            </w:r>
+            <w:r>
+              <w:rPr>
+                <w:rFonts w:ascii="Arial" w:hAnsi="Arial" w:cs="Arial" w:eastAsia="Arial"/>
                 <w:sz w:val="21"/>
                 <w:szCs w:val="21"/>
               </w:rPr>
@@ -3010,16 +3010,16 @@
             </w:r>
             <w:r>
               <w:rPr>
-                <w:rFonts w:ascii="Arial" w:hAnsi="Arial" w:cs="Arial"/>
-                <w:spacing w:val="12"/>
-                <w:sz w:val="21"/>
-                <w:szCs w:val="21"/>
-              </w:rPr>
-              <w:t xml:space="preserve"> </w:t>
-            </w:r>
-            <w:r>
-              <w:rPr>
-                <w:rFonts w:ascii="Arial" w:hAnsi="Arial" w:cs="Arial"/>
+                <w:rFonts w:ascii="Arial" w:hAnsi="Arial" w:cs="Arial" w:eastAsia="Arial"/>
+                <w:spacing w:val="12"/>
+                <w:sz w:val="21"/>
+                <w:szCs w:val="21"/>
+              </w:rPr>
+              <w:t xml:space="preserve"> </w:t>
+            </w:r>
+            <w:r>
+              <w:rPr>
+                <w:rFonts w:ascii="Arial" w:hAnsi="Arial" w:cs="Arial" w:eastAsia="Arial"/>
                 <w:sz w:val="21"/>
                 <w:szCs w:val="21"/>
               </w:rPr>
@@ -3027,7 +3027,7 @@
             </w:r>
             <w:r>
               <w:rPr>
-                <w:rFonts w:ascii="Arial" w:hAnsi="Arial" w:cs="Arial"/>
+                <w:rFonts w:ascii="Arial" w:hAnsi="Arial" w:cs="Arial" w:eastAsia="Arial"/>
                 <w:spacing w:val="13"/>
                 <w:sz w:val="21"/>
                 <w:szCs w:val="21"/>
@@ -3036,7 +3036,7 @@
             </w:r>
             <w:r>
               <w:rPr>
-                <w:rFonts w:ascii="Arial" w:hAnsi="Arial" w:cs="Arial"/>
+                <w:rFonts w:ascii="Arial" w:hAnsi="Arial" w:cs="Arial" w:eastAsia="Arial"/>
                 <w:sz w:val="21"/>
                 <w:szCs w:val="21"/>
               </w:rPr>
@@ -3044,16 +3044,16 @@
             </w:r>
             <w:r>
               <w:rPr>
-                <w:rFonts w:ascii="Arial" w:hAnsi="Arial" w:cs="Arial"/>
-                <w:spacing w:val="12"/>
-                <w:sz w:val="21"/>
-                <w:szCs w:val="21"/>
-              </w:rPr>
-              <w:t xml:space="preserve"> </w:t>
-            </w:r>
-            <w:r>
-              <w:rPr>
-                <w:rFonts w:ascii="Arial" w:hAnsi="Arial" w:cs="Arial"/>
+                <w:rFonts w:ascii="Arial" w:hAnsi="Arial" w:cs="Arial" w:eastAsia="Arial"/>
+                <w:spacing w:val="12"/>
+                <w:sz w:val="21"/>
+                <w:szCs w:val="21"/>
+              </w:rPr>
+              <w:t xml:space="preserve"> </w:t>
+            </w:r>
+            <w:r>
+              <w:rPr>
+                <w:rFonts w:ascii="Arial" w:hAnsi="Arial" w:cs="Arial" w:eastAsia="Arial"/>
                 <w:sz w:val="21"/>
                 <w:szCs w:val="21"/>
               </w:rPr>
@@ -3061,7 +3061,7 @@
             </w:r>
             <w:r>
               <w:rPr>
-                <w:rFonts w:ascii="Arial" w:hAnsi="Arial" w:cs="Arial"/>
+                <w:rFonts w:ascii="Arial" w:hAnsi="Arial" w:cs="Arial" w:eastAsia="Arial"/>
                 <w:spacing w:val="13"/>
                 <w:sz w:val="21"/>
                 <w:szCs w:val="21"/>
@@ -3070,7 +3070,7 @@
             </w:r>
             <w:r>
               <w:rPr>
-                <w:rFonts w:ascii="Arial" w:hAnsi="Arial" w:cs="Arial"/>
+                <w:rFonts w:ascii="Arial" w:hAnsi="Arial" w:cs="Arial" w:eastAsia="Arial"/>
                 <w:sz w:val="21"/>
                 <w:szCs w:val="21"/>
               </w:rPr>
@@ -3078,16 +3078,16 @@
             </w:r>
             <w:r>
               <w:rPr>
-                <w:rFonts w:ascii="Arial" w:hAnsi="Arial" w:cs="Arial"/>
-                <w:spacing w:val="12"/>
-                <w:sz w:val="21"/>
-                <w:szCs w:val="21"/>
-              </w:rPr>
-              <w:t xml:space="preserve"> </w:t>
-            </w:r>
-            <w:r>
-              <w:rPr>
-                <w:rFonts w:ascii="Arial" w:hAnsi="Arial" w:cs="Arial"/>
+                <w:rFonts w:ascii="Arial" w:hAnsi="Arial" w:cs="Arial" w:eastAsia="Arial"/>
+                <w:spacing w:val="12"/>
+                <w:sz w:val="21"/>
+                <w:szCs w:val="21"/>
+              </w:rPr>
+              <w:t xml:space="preserve"> </w:t>
+            </w:r>
+            <w:r>
+              <w:rPr>
+                <w:rFonts w:ascii="Arial" w:hAnsi="Arial" w:cs="Arial" w:eastAsia="Arial"/>
                 <w:sz w:val="21"/>
                 <w:szCs w:val="21"/>
               </w:rPr>
@@ -3095,7 +3095,7 @@
             </w:r>
             <w:r>
               <w:rPr>
-                <w:rFonts w:ascii="Arial" w:hAnsi="Arial" w:cs="Arial"/>
+                <w:rFonts w:ascii="Arial" w:hAnsi="Arial" w:cs="Arial" w:eastAsia="Arial"/>
                 <w:spacing w:val="13"/>
                 <w:sz w:val="21"/>
                 <w:szCs w:val="21"/>
@@ -3104,7 +3104,7 @@
             </w:r>
             <w:r>
               <w:rPr>
-                <w:rFonts w:ascii="Arial" w:hAnsi="Arial" w:cs="Arial"/>
+                <w:rFonts w:ascii="Arial" w:hAnsi="Arial" w:cs="Arial" w:eastAsia="Arial"/>
                 <w:sz w:val="21"/>
                 <w:szCs w:val="21"/>
               </w:rPr>
@@ -3112,16 +3112,16 @@
             </w:r>
             <w:r>
               <w:rPr>
-                <w:rFonts w:ascii="Arial" w:hAnsi="Arial" w:cs="Arial"/>
-                <w:spacing w:val="12"/>
-                <w:sz w:val="21"/>
-                <w:szCs w:val="21"/>
-              </w:rPr>
-              <w:t xml:space="preserve"> </w:t>
-            </w:r>
-            <w:r>
-              <w:rPr>
-                <w:rFonts w:ascii="Arial" w:hAnsi="Arial" w:cs="Arial"/>
+                <w:rFonts w:ascii="Arial" w:hAnsi="Arial" w:cs="Arial" w:eastAsia="Arial"/>
+                <w:spacing w:val="12"/>
+                <w:sz w:val="21"/>
+                <w:szCs w:val="21"/>
+              </w:rPr>
+              <w:t xml:space="preserve"> </w:t>
+            </w:r>
+            <w:r>
+              <w:rPr>
+                <w:rFonts w:ascii="Arial" w:hAnsi="Arial" w:cs="Arial" w:eastAsia="Arial"/>
                 <w:sz w:val="21"/>
                 <w:szCs w:val="21"/>
               </w:rPr>
@@ -3129,7 +3129,7 @@
             </w:r>
             <w:r>
               <w:rPr>
-                <w:rFonts w:ascii="Arial" w:hAnsi="Arial" w:cs="Arial"/>
+                <w:rFonts w:ascii="Arial" w:hAnsi="Arial" w:cs="Arial" w:eastAsia="Arial"/>
                 <w:spacing w:val="13"/>
                 <w:sz w:val="21"/>
                 <w:szCs w:val="21"/>
@@ -3138,7 +3138,7 @@
             </w:r>
             <w:r>
               <w:rPr>
-                <w:rFonts w:ascii="Arial" w:hAnsi="Arial" w:cs="Arial"/>
+                <w:rFonts w:ascii="Arial" w:hAnsi="Arial" w:cs="Arial" w:eastAsia="Arial"/>
                 <w:spacing w:val="-2"/>
                 <w:sz w:val="21"/>
                 <w:szCs w:val="21"/>
@@ -3161,15 +3161,15 @@
               <w:pStyle w:val="TableParagraph"/>
               <w:ind w:left="67"/>
               <w:rPr>
-                <w:rFonts w:ascii="Arial" w:hAnsi="Arial" w:cs="Arial"/>
-                <w:b/>
-                <w:sz w:val="21"/>
-                <w:szCs w:val="21"/>
-              </w:rPr>
-            </w:pPr>
-            <w:r>
-              <w:rPr>
-                <w:rFonts w:ascii="Arial" w:hAnsi="Arial" w:cs="Arial"/>
+                <w:rFonts w:ascii="Arial" w:hAnsi="Arial" w:cs="Arial" w:eastAsia="Arial"/>
+                <w:b/>
+                <w:sz w:val="21"/>
+                <w:szCs w:val="21"/>
+              </w:rPr>
+            </w:pPr>
+            <w:r>
+              <w:rPr>
+                <w:rFonts w:ascii="Arial" w:hAnsi="Arial" w:cs="Arial" w:eastAsia="Arial"/>
                 <w:b/>
                 <w:sz w:val="21"/>
                 <w:szCs w:val="21"/>
@@ -3178,7 +3178,7 @@
             </w:r>
             <w:r>
               <w:rPr>
-                <w:rFonts w:ascii="Arial" w:hAnsi="Arial" w:cs="Arial"/>
+                <w:rFonts w:ascii="Arial" w:hAnsi="Arial" w:cs="Arial" w:eastAsia="Arial"/>
                 <w:b/>
                 <w:spacing w:val="8"/>
                 <w:sz w:val="21"/>
@@ -3188,7 +3188,7 @@
             </w:r>
             <w:r>
               <w:rPr>
-                <w:rFonts w:ascii="Arial" w:hAnsi="Arial" w:cs="Arial"/>
+                <w:rFonts w:ascii="Arial" w:hAnsi="Arial" w:cs="Arial" w:eastAsia="Arial"/>
                 <w:b/>
                 <w:sz w:val="21"/>
                 <w:szCs w:val="21"/>
@@ -3197,7 +3197,7 @@
             </w:r>
             <w:r>
               <w:rPr>
-                <w:rFonts w:ascii="Arial" w:hAnsi="Arial" w:cs="Arial"/>
+                <w:rFonts w:ascii="Arial" w:hAnsi="Arial" w:cs="Arial" w:eastAsia="Arial"/>
                 <w:b/>
                 <w:spacing w:val="9"/>
                 <w:sz w:val="21"/>
@@ -3207,7 +3207,7 @@
             </w:r>
             <w:r>
               <w:rPr>
-                <w:rFonts w:ascii="Arial" w:hAnsi="Arial" w:cs="Arial"/>
+                <w:rFonts w:ascii="Arial" w:hAnsi="Arial" w:cs="Arial" w:eastAsia="Arial"/>
                 <w:b/>
                 <w:spacing w:val="-2"/>
                 <w:sz w:val="21"/>
@@ -3225,7 +3225,7 @@
             <w:pPr>
               <w:pStyle w:val="TableParagraph"/>
               <w:rPr>
-                <w:rFonts w:ascii="Arial" w:hAnsi="Arial" w:cs="Arial"/>
+                <w:rFonts w:ascii="Arial" w:hAnsi="Arial" w:cs="Arial" w:eastAsia="Arial"/>
                 <w:sz w:val="21"/>
                 <w:szCs w:val="21"/>
               </w:rPr>
@@ -3233,7 +3233,7 @@
             <w:proofErr w:type="spellStart"/>
             <w:r>
               <w:rPr>
-                <w:rFonts w:ascii="Arial" w:hAnsi="Arial" w:cs="Arial"/>
+                <w:rFonts w:ascii="Arial" w:hAnsi="Arial" w:cs="Arial" w:eastAsia="Arial"/>
                 <w:sz w:val="21"/>
                 <w:szCs w:val="21"/>
               </w:rPr>
@@ -3242,16 +3242,16 @@
             <w:proofErr w:type="spellEnd"/>
             <w:r>
               <w:rPr>
-                <w:rFonts w:ascii="Arial" w:hAnsi="Arial" w:cs="Arial"/>
-                <w:spacing w:val="12"/>
-                <w:sz w:val="21"/>
-                <w:szCs w:val="21"/>
-              </w:rPr>
-              <w:t xml:space="preserve"> </w:t>
-            </w:r>
-            <w:r>
-              <w:rPr>
-                <w:rFonts w:ascii="Arial" w:hAnsi="Arial" w:cs="Arial"/>
+                <w:rFonts w:ascii="Arial" w:hAnsi="Arial" w:cs="Arial" w:eastAsia="Arial"/>
+                <w:spacing w:val="12"/>
+                <w:sz w:val="21"/>
+                <w:szCs w:val="21"/>
+              </w:rPr>
+              <w:t xml:space="preserve"> </w:t>
+            </w:r>
+            <w:r>
+              <w:rPr>
+                <w:rFonts w:ascii="Arial" w:hAnsi="Arial" w:cs="Arial" w:eastAsia="Arial"/>
                 <w:sz w:val="21"/>
                 <w:szCs w:val="21"/>
               </w:rPr>
@@ -3259,16 +3259,16 @@
             </w:r>
             <w:r>
               <w:rPr>
-                <w:rFonts w:ascii="Arial" w:hAnsi="Arial" w:cs="Arial"/>
-                <w:spacing w:val="12"/>
-                <w:sz w:val="21"/>
-                <w:szCs w:val="21"/>
-              </w:rPr>
-              <w:t xml:space="preserve"> </w:t>
-            </w:r>
-            <w:r>
-              <w:rPr>
-                <w:rFonts w:ascii="Arial" w:hAnsi="Arial" w:cs="Arial"/>
+                <w:rFonts w:ascii="Arial" w:hAnsi="Arial" w:cs="Arial" w:eastAsia="Arial"/>
+                <w:spacing w:val="12"/>
+                <w:sz w:val="21"/>
+                <w:szCs w:val="21"/>
+              </w:rPr>
+              <w:t xml:space="preserve"> </w:t>
+            </w:r>
+            <w:r>
+              <w:rPr>
+                <w:rFonts w:ascii="Arial" w:hAnsi="Arial" w:cs="Arial" w:eastAsia="Arial"/>
                 <w:sz w:val="21"/>
                 <w:szCs w:val="21"/>
               </w:rPr>
@@ -3276,16 +3276,16 @@
             </w:r>
             <w:r>
               <w:rPr>
-                <w:rFonts w:ascii="Arial" w:hAnsi="Arial" w:cs="Arial"/>
-                <w:spacing w:val="12"/>
-                <w:sz w:val="21"/>
-                <w:szCs w:val="21"/>
-              </w:rPr>
-              <w:t xml:space="preserve"> </w:t>
-            </w:r>
-            <w:r>
-              <w:rPr>
-                <w:rFonts w:ascii="Arial" w:hAnsi="Arial" w:cs="Arial"/>
+                <w:rFonts w:ascii="Arial" w:hAnsi="Arial" w:cs="Arial" w:eastAsia="Arial"/>
+                <w:spacing w:val="12"/>
+                <w:sz w:val="21"/>
+                <w:szCs w:val="21"/>
+              </w:rPr>
+              <w:t xml:space="preserve"> </w:t>
+            </w:r>
+            <w:r>
+              <w:rPr>
+                <w:rFonts w:ascii="Arial" w:hAnsi="Arial" w:cs="Arial" w:eastAsia="Arial"/>
                 <w:sz w:val="21"/>
                 <w:szCs w:val="21"/>
               </w:rPr>
@@ -3293,16 +3293,16 @@
             </w:r>
             <w:r>
               <w:rPr>
-                <w:rFonts w:ascii="Arial" w:hAnsi="Arial" w:cs="Arial"/>
-                <w:spacing w:val="12"/>
-                <w:sz w:val="21"/>
-                <w:szCs w:val="21"/>
-              </w:rPr>
-              <w:t xml:space="preserve"> </w:t>
-            </w:r>
-            <w:r>
-              <w:rPr>
-                <w:rFonts w:ascii="Arial" w:hAnsi="Arial" w:cs="Arial"/>
+                <w:rFonts w:ascii="Arial" w:hAnsi="Arial" w:cs="Arial" w:eastAsia="Arial"/>
+                <w:spacing w:val="12"/>
+                <w:sz w:val="21"/>
+                <w:szCs w:val="21"/>
+              </w:rPr>
+              <w:t xml:space="preserve"> </w:t>
+            </w:r>
+            <w:r>
+              <w:rPr>
+                <w:rFonts w:ascii="Arial" w:hAnsi="Arial" w:cs="Arial" w:eastAsia="Arial"/>
                 <w:sz w:val="21"/>
                 <w:szCs w:val="21"/>
               </w:rPr>
@@ -3310,16 +3310,16 @@
             </w:r>
             <w:r>
               <w:rPr>
-                <w:rFonts w:ascii="Arial" w:hAnsi="Arial" w:cs="Arial"/>
-                <w:spacing w:val="12"/>
-                <w:sz w:val="21"/>
-                <w:szCs w:val="21"/>
-              </w:rPr>
-              <w:t xml:space="preserve"> </w:t>
-            </w:r>
-            <w:r>
-              <w:rPr>
-                <w:rFonts w:ascii="Arial" w:hAnsi="Arial" w:cs="Arial"/>
+                <w:rFonts w:ascii="Arial" w:hAnsi="Arial" w:cs="Arial" w:eastAsia="Arial"/>
+                <w:spacing w:val="12"/>
+                <w:sz w:val="21"/>
+                <w:szCs w:val="21"/>
+              </w:rPr>
+              <w:t xml:space="preserve"> </w:t>
+            </w:r>
+            <w:r>
+              <w:rPr>
+                <w:rFonts w:ascii="Arial" w:hAnsi="Arial" w:cs="Arial" w:eastAsia="Arial"/>
                 <w:sz w:val="21"/>
                 <w:szCs w:val="21"/>
               </w:rPr>
@@ -3327,16 +3327,16 @@
             </w:r>
             <w:r>
               <w:rPr>
-                <w:rFonts w:ascii="Arial" w:hAnsi="Arial" w:cs="Arial"/>
-                <w:spacing w:val="12"/>
-                <w:sz w:val="21"/>
-                <w:szCs w:val="21"/>
-              </w:rPr>
-              <w:t xml:space="preserve"> </w:t>
-            </w:r>
-            <w:r>
-              <w:rPr>
-                <w:rFonts w:ascii="Arial" w:hAnsi="Arial" w:cs="Arial"/>
+                <w:rFonts w:ascii="Arial" w:hAnsi="Arial" w:cs="Arial" w:eastAsia="Arial"/>
+                <w:spacing w:val="12"/>
+                <w:sz w:val="21"/>
+                <w:szCs w:val="21"/>
+              </w:rPr>
+              <w:t xml:space="preserve"> </w:t>
+            </w:r>
+            <w:r>
+              <w:rPr>
+                <w:rFonts w:ascii="Arial" w:hAnsi="Arial" w:cs="Arial" w:eastAsia="Arial"/>
                 <w:sz w:val="21"/>
                 <w:szCs w:val="21"/>
               </w:rPr>
@@ -3344,16 +3344,16 @@
             </w:r>
             <w:r>
               <w:rPr>
-                <w:rFonts w:ascii="Arial" w:hAnsi="Arial" w:cs="Arial"/>
-                <w:spacing w:val="12"/>
-                <w:sz w:val="21"/>
-                <w:szCs w:val="21"/>
-              </w:rPr>
-              <w:t xml:space="preserve"> </w:t>
-            </w:r>
-            <w:r>
-              <w:rPr>
-                <w:rFonts w:ascii="Arial" w:hAnsi="Arial" w:cs="Arial"/>
+                <w:rFonts w:ascii="Arial" w:hAnsi="Arial" w:cs="Arial" w:eastAsia="Arial"/>
+                <w:spacing w:val="12"/>
+                <w:sz w:val="21"/>
+                <w:szCs w:val="21"/>
+              </w:rPr>
+              <w:t xml:space="preserve"> </w:t>
+            </w:r>
+            <w:r>
+              <w:rPr>
+                <w:rFonts w:ascii="Arial" w:hAnsi="Arial" w:cs="Arial" w:eastAsia="Arial"/>
                 <w:sz w:val="21"/>
                 <w:szCs w:val="21"/>
               </w:rPr>
@@ -3361,16 +3361,16 @@
             </w:r>
             <w:r>
               <w:rPr>
-                <w:rFonts w:ascii="Arial" w:hAnsi="Arial" w:cs="Arial"/>
-                <w:spacing w:val="12"/>
-                <w:sz w:val="21"/>
-                <w:szCs w:val="21"/>
-              </w:rPr>
-              <w:t xml:space="preserve"> </w:t>
-            </w:r>
-            <w:r>
-              <w:rPr>
-                <w:rFonts w:ascii="Arial" w:hAnsi="Arial" w:cs="Arial"/>
+                <w:rFonts w:ascii="Arial" w:hAnsi="Arial" w:cs="Arial" w:eastAsia="Arial"/>
+                <w:spacing w:val="12"/>
+                <w:sz w:val="21"/>
+                <w:szCs w:val="21"/>
+              </w:rPr>
+              <w:t xml:space="preserve"> </w:t>
+            </w:r>
+            <w:r>
+              <w:rPr>
+                <w:rFonts w:ascii="Arial" w:hAnsi="Arial" w:cs="Arial" w:eastAsia="Arial"/>
                 <w:sz w:val="21"/>
                 <w:szCs w:val="21"/>
               </w:rPr>
@@ -3378,16 +3378,16 @@
             </w:r>
             <w:r>
               <w:rPr>
-                <w:rFonts w:ascii="Arial" w:hAnsi="Arial" w:cs="Arial"/>
-                <w:spacing w:val="12"/>
-                <w:sz w:val="21"/>
-                <w:szCs w:val="21"/>
-              </w:rPr>
-              <w:t xml:space="preserve"> </w:t>
-            </w:r>
-            <w:r>
-              <w:rPr>
-                <w:rFonts w:ascii="Arial" w:hAnsi="Arial" w:cs="Arial"/>
+                <w:rFonts w:ascii="Arial" w:hAnsi="Arial" w:cs="Arial" w:eastAsia="Arial"/>
+                <w:spacing w:val="12"/>
+                <w:sz w:val="21"/>
+                <w:szCs w:val="21"/>
+              </w:rPr>
+              <w:t xml:space="preserve"> </w:t>
+            </w:r>
+            <w:r>
+              <w:rPr>
+                <w:rFonts w:ascii="Arial" w:hAnsi="Arial" w:cs="Arial" w:eastAsia="Arial"/>
                 <w:spacing w:val="-2"/>
                 <w:sz w:val="21"/>
                 <w:szCs w:val="21"/>
@@ -3410,15 +3410,15 @@
               <w:pStyle w:val="TableParagraph"/>
               <w:ind w:left="67"/>
               <w:rPr>
-                <w:rFonts w:ascii="Arial" w:hAnsi="Arial" w:cs="Arial"/>
-                <w:b/>
-                <w:sz w:val="21"/>
-                <w:szCs w:val="21"/>
-              </w:rPr>
-            </w:pPr>
-            <w:r>
-              <w:rPr>
-                <w:rFonts w:ascii="Arial" w:hAnsi="Arial" w:cs="Arial"/>
+                <w:rFonts w:ascii="Arial" w:hAnsi="Arial" w:cs="Arial" w:eastAsia="Arial"/>
+                <w:b/>
+                <w:sz w:val="21"/>
+                <w:szCs w:val="21"/>
+              </w:rPr>
+            </w:pPr>
+            <w:r>
+              <w:rPr>
+                <w:rFonts w:ascii="Arial" w:hAnsi="Arial" w:cs="Arial" w:eastAsia="Arial"/>
                 <w:b/>
                 <w:sz w:val="21"/>
                 <w:szCs w:val="21"/>
@@ -3427,7 +3427,7 @@
             </w:r>
             <w:r>
               <w:rPr>
-                <w:rFonts w:ascii="Arial" w:hAnsi="Arial" w:cs="Arial"/>
+                <w:rFonts w:ascii="Arial" w:hAnsi="Arial" w:cs="Arial" w:eastAsia="Arial"/>
                 <w:b/>
                 <w:spacing w:val="18"/>
                 <w:sz w:val="21"/>
@@ -3437,7 +3437,7 @@
             </w:r>
             <w:r>
               <w:rPr>
-                <w:rFonts w:ascii="Arial" w:hAnsi="Arial" w:cs="Arial"/>
+                <w:rFonts w:ascii="Arial" w:hAnsi="Arial" w:cs="Arial" w:eastAsia="Arial"/>
                 <w:b/>
                 <w:spacing w:val="-2"/>
                 <w:sz w:val="21"/>
@@ -3455,7 +3455,7 @@
             <w:pPr>
               <w:pStyle w:val="TableParagraph"/>
               <w:rPr>
-                <w:rFonts w:ascii="Arial" w:hAnsi="Arial" w:cs="Arial"/>
+                <w:rFonts w:ascii="Arial" w:hAnsi="Arial" w:cs="Arial" w:eastAsia="Arial"/>
                 <w:sz w:val="21"/>
                 <w:szCs w:val="21"/>
               </w:rPr>
@@ -3463,7 +3463,7 @@
             <w:proofErr w:type="spellStart"/>
             <w:r>
               <w:rPr>
-                <w:rFonts w:ascii="Arial" w:hAnsi="Arial" w:cs="Arial"/>
+                <w:rFonts w:ascii="Arial" w:hAnsi="Arial" w:cs="Arial" w:eastAsia="Arial"/>
                 <w:sz w:val="21"/>
                 <w:szCs w:val="21"/>
               </w:rPr>
@@ -3472,7 +3472,7 @@
             <w:proofErr w:type="spellEnd"/>
             <w:r>
               <w:rPr>
-                <w:rFonts w:ascii="Arial" w:hAnsi="Arial" w:cs="Arial"/>
+                <w:rFonts w:ascii="Arial" w:hAnsi="Arial" w:cs="Arial" w:eastAsia="Arial"/>
                 <w:spacing w:val="13"/>
                 <w:sz w:val="21"/>
                 <w:szCs w:val="21"/>
@@ -3481,7 +3481,7 @@
             </w:r>
             <w:r>
               <w:rPr>
-                <w:rFonts w:ascii="Arial" w:hAnsi="Arial" w:cs="Arial"/>
+                <w:rFonts w:ascii="Arial" w:hAnsi="Arial" w:cs="Arial" w:eastAsia="Arial"/>
                 <w:sz w:val="21"/>
                 <w:szCs w:val="21"/>
               </w:rPr>
@@ -3489,7 +3489,7 @@
             </w:r>
             <w:r>
               <w:rPr>
-                <w:rFonts w:ascii="Arial" w:hAnsi="Arial" w:cs="Arial"/>
+                <w:rFonts w:ascii="Arial" w:hAnsi="Arial" w:cs="Arial" w:eastAsia="Arial"/>
                 <w:spacing w:val="14"/>
                 <w:sz w:val="21"/>
                 <w:szCs w:val="21"/>
@@ -3498,7 +3498,7 @@
             </w:r>
             <w:r>
               <w:rPr>
-                <w:rFonts w:ascii="Arial" w:hAnsi="Arial" w:cs="Arial"/>
+                <w:rFonts w:ascii="Arial" w:hAnsi="Arial" w:cs="Arial" w:eastAsia="Arial"/>
                 <w:sz w:val="21"/>
                 <w:szCs w:val="21"/>
               </w:rPr>
@@ -3506,7 +3506,7 @@
             </w:r>
             <w:r>
               <w:rPr>
-                <w:rFonts w:ascii="Arial" w:hAnsi="Arial" w:cs="Arial"/>
+                <w:rFonts w:ascii="Arial" w:hAnsi="Arial" w:cs="Arial" w:eastAsia="Arial"/>
                 <w:spacing w:val="14"/>
                 <w:sz w:val="21"/>
                 <w:szCs w:val="21"/>
@@ -3515,7 +3515,7 @@
             </w:r>
             <w:r>
               <w:rPr>
-                <w:rFonts w:ascii="Arial" w:hAnsi="Arial" w:cs="Arial"/>
+                <w:rFonts w:ascii="Arial" w:hAnsi="Arial" w:cs="Arial" w:eastAsia="Arial"/>
                 <w:sz w:val="21"/>
                 <w:szCs w:val="21"/>
               </w:rPr>
@@ -3523,7 +3523,7 @@
             </w:r>
             <w:r>
               <w:rPr>
-                <w:rFonts w:ascii="Arial" w:hAnsi="Arial" w:cs="Arial"/>
+                <w:rFonts w:ascii="Arial" w:hAnsi="Arial" w:cs="Arial" w:eastAsia="Arial"/>
                 <w:spacing w:val="14"/>
                 <w:sz w:val="21"/>
                 <w:szCs w:val="21"/>
@@ -3532,7 +3532,7 @@
             </w:r>
             <w:r>
               <w:rPr>
-                <w:rFonts w:ascii="Arial" w:hAnsi="Arial" w:cs="Arial"/>
+                <w:rFonts w:ascii="Arial" w:hAnsi="Arial" w:cs="Arial" w:eastAsia="Arial"/>
                 <w:sz w:val="21"/>
                 <w:szCs w:val="21"/>
               </w:rPr>
@@ -3540,7 +3540,7 @@
             </w:r>
             <w:r>
               <w:rPr>
-                <w:rFonts w:ascii="Arial" w:hAnsi="Arial" w:cs="Arial"/>
+                <w:rFonts w:ascii="Arial" w:hAnsi="Arial" w:cs="Arial" w:eastAsia="Arial"/>
                 <w:spacing w:val="14"/>
                 <w:sz w:val="21"/>
                 <w:szCs w:val="21"/>
@@ -3549,7 +3549,7 @@
             </w:r>
             <w:r>
               <w:rPr>
-                <w:rFonts w:ascii="Arial" w:hAnsi="Arial" w:cs="Arial"/>
+                <w:rFonts w:ascii="Arial" w:hAnsi="Arial" w:cs="Arial" w:eastAsia="Arial"/>
                 <w:sz w:val="21"/>
                 <w:szCs w:val="21"/>
               </w:rPr>
@@ -3557,7 +3557,7 @@
             </w:r>
             <w:r>
               <w:rPr>
-                <w:rFonts w:ascii="Arial" w:hAnsi="Arial" w:cs="Arial"/>
+                <w:rFonts w:ascii="Arial" w:hAnsi="Arial" w:cs="Arial" w:eastAsia="Arial"/>
                 <w:spacing w:val="13"/>
                 <w:sz w:val="21"/>
                 <w:szCs w:val="21"/>
@@ -3566,7 +3566,7 @@
             </w:r>
             <w:r>
               <w:rPr>
-                <w:rFonts w:ascii="Arial" w:hAnsi="Arial" w:cs="Arial"/>
+                <w:rFonts w:ascii="Arial" w:hAnsi="Arial" w:cs="Arial" w:eastAsia="Arial"/>
                 <w:sz w:val="21"/>
                 <w:szCs w:val="21"/>
               </w:rPr>
@@ -3574,7 +3574,7 @@
             </w:r>
             <w:r>
               <w:rPr>
-                <w:rFonts w:ascii="Arial" w:hAnsi="Arial" w:cs="Arial"/>
+                <w:rFonts w:ascii="Arial" w:hAnsi="Arial" w:cs="Arial" w:eastAsia="Arial"/>
                 <w:spacing w:val="14"/>
                 <w:sz w:val="21"/>
                 <w:szCs w:val="21"/>
@@ -3583,7 +3583,7 @@
             </w:r>
             <w:r>
               <w:rPr>
-                <w:rFonts w:ascii="Arial" w:hAnsi="Arial" w:cs="Arial"/>
+                <w:rFonts w:ascii="Arial" w:hAnsi="Arial" w:cs="Arial" w:eastAsia="Arial"/>
                 <w:sz w:val="21"/>
                 <w:szCs w:val="21"/>
               </w:rPr>
@@ -3591,7 +3591,7 @@
             </w:r>
             <w:r>
               <w:rPr>
-                <w:rFonts w:ascii="Arial" w:hAnsi="Arial" w:cs="Arial"/>
+                <w:rFonts w:ascii="Arial" w:hAnsi="Arial" w:cs="Arial" w:eastAsia="Arial"/>
                 <w:spacing w:val="14"/>
                 <w:sz w:val="21"/>
                 <w:szCs w:val="21"/>
@@ -3600,7 +3600,7 @@
             </w:r>
             <w:r>
               <w:rPr>
-                <w:rFonts w:ascii="Arial" w:hAnsi="Arial" w:cs="Arial"/>
+                <w:rFonts w:ascii="Arial" w:hAnsi="Arial" w:cs="Arial" w:eastAsia="Arial"/>
                 <w:spacing w:val="-2"/>
                 <w:sz w:val="21"/>
                 <w:szCs w:val="21"/>
@@ -3623,15 +3623,15 @@
               <w:pStyle w:val="TableParagraph"/>
               <w:ind w:left="67"/>
               <w:rPr>
-                <w:rFonts w:ascii="Arial" w:hAnsi="Arial" w:cs="Arial"/>
-                <w:b/>
-                <w:sz w:val="21"/>
-                <w:szCs w:val="21"/>
-              </w:rPr>
-            </w:pPr>
-            <w:r>
-              <w:rPr>
-                <w:rFonts w:ascii="Arial" w:hAnsi="Arial" w:cs="Arial"/>
+                <w:rFonts w:ascii="Arial" w:hAnsi="Arial" w:cs="Arial" w:eastAsia="Arial"/>
+                <w:b/>
+                <w:sz w:val="21"/>
+                <w:szCs w:val="21"/>
+              </w:rPr>
+            </w:pPr>
+            <w:r>
+              <w:rPr>
+                <w:rFonts w:ascii="Arial" w:hAnsi="Arial" w:cs="Arial" w:eastAsia="Arial"/>
                 <w:b/>
                 <w:sz w:val="21"/>
                 <w:szCs w:val="21"/>
@@ -3640,7 +3640,7 @@
             </w:r>
             <w:r>
               <w:rPr>
-                <w:rFonts w:ascii="Arial" w:hAnsi="Arial" w:cs="Arial"/>
+                <w:rFonts w:ascii="Arial" w:hAnsi="Arial" w:cs="Arial" w:eastAsia="Arial"/>
                 <w:b/>
                 <w:spacing w:val="8"/>
                 <w:sz w:val="21"/>
@@ -3650,7 +3650,7 @@
             </w:r>
             <w:r>
               <w:rPr>
-                <w:rFonts w:ascii="Arial" w:hAnsi="Arial" w:cs="Arial"/>
+                <w:rFonts w:ascii="Arial" w:hAnsi="Arial" w:cs="Arial" w:eastAsia="Arial"/>
                 <w:b/>
                 <w:sz w:val="21"/>
                 <w:szCs w:val="21"/>
@@ -3659,7 +3659,7 @@
             </w:r>
             <w:r>
               <w:rPr>
-                <w:rFonts w:ascii="Arial" w:hAnsi="Arial" w:cs="Arial"/>
+                <w:rFonts w:ascii="Arial" w:hAnsi="Arial" w:cs="Arial" w:eastAsia="Arial"/>
                 <w:b/>
                 <w:spacing w:val="8"/>
                 <w:sz w:val="21"/>
@@ -3669,7 +3669,7 @@
             </w:r>
             <w:r>
               <w:rPr>
-                <w:rFonts w:ascii="Arial" w:hAnsi="Arial" w:cs="Arial"/>
+                <w:rFonts w:ascii="Arial" w:hAnsi="Arial" w:cs="Arial" w:eastAsia="Arial"/>
                 <w:b/>
                 <w:spacing w:val="-2"/>
                 <w:sz w:val="21"/>
@@ -3687,7 +3687,7 @@
             <w:pPr>
               <w:pStyle w:val="TableParagraph"/>
               <w:rPr>
-                <w:rFonts w:ascii="Arial" w:hAnsi="Arial" w:cs="Arial"/>
+                <w:rFonts w:ascii="Arial" w:hAnsi="Arial" w:cs="Arial" w:eastAsia="Arial"/>
                 <w:sz w:val="21"/>
                 <w:szCs w:val="21"/>
               </w:rPr>
@@ -3695,7 +3695,7 @@
             <w:proofErr w:type="spellStart"/>
             <w:r>
               <w:rPr>
-                <w:rFonts w:ascii="Arial" w:hAnsi="Arial" w:cs="Arial"/>
+                <w:rFonts w:ascii="Arial" w:hAnsi="Arial" w:cs="Arial" w:eastAsia="Arial"/>
                 <w:sz w:val="21"/>
                 <w:szCs w:val="21"/>
               </w:rPr>
@@ -3704,16 +3704,16 @@
             <w:proofErr w:type="spellEnd"/>
             <w:r>
               <w:rPr>
-                <w:rFonts w:ascii="Arial" w:hAnsi="Arial" w:cs="Arial"/>
-                <w:spacing w:val="12"/>
-                <w:sz w:val="21"/>
-                <w:szCs w:val="21"/>
-              </w:rPr>
-              <w:t xml:space="preserve"> </w:t>
-            </w:r>
-            <w:r>
-              <w:rPr>
-                <w:rFonts w:ascii="Arial" w:hAnsi="Arial" w:cs="Arial"/>
+                <w:rFonts w:ascii="Arial" w:hAnsi="Arial" w:cs="Arial" w:eastAsia="Arial"/>
+                <w:spacing w:val="12"/>
+                <w:sz w:val="21"/>
+                <w:szCs w:val="21"/>
+              </w:rPr>
+              <w:t xml:space="preserve"> </w:t>
+            </w:r>
+            <w:r>
+              <w:rPr>
+                <w:rFonts w:ascii="Arial" w:hAnsi="Arial" w:cs="Arial" w:eastAsia="Arial"/>
                 <w:sz w:val="21"/>
                 <w:szCs w:val="21"/>
               </w:rPr>
@@ -3721,16 +3721,16 @@
             </w:r>
             <w:r>
               <w:rPr>
-                <w:rFonts w:ascii="Arial" w:hAnsi="Arial" w:cs="Arial"/>
-                <w:spacing w:val="12"/>
-                <w:sz w:val="21"/>
-                <w:szCs w:val="21"/>
-              </w:rPr>
-              <w:t xml:space="preserve"> </w:t>
-            </w:r>
-            <w:r>
-              <w:rPr>
-                <w:rFonts w:ascii="Arial" w:hAnsi="Arial" w:cs="Arial"/>
+                <w:rFonts w:ascii="Arial" w:hAnsi="Arial" w:cs="Arial" w:eastAsia="Arial"/>
+                <w:spacing w:val="12"/>
+                <w:sz w:val="21"/>
+                <w:szCs w:val="21"/>
+              </w:rPr>
+              <w:t xml:space="preserve"> </w:t>
+            </w:r>
+            <w:r>
+              <w:rPr>
+                <w:rFonts w:ascii="Arial" w:hAnsi="Arial" w:cs="Arial" w:eastAsia="Arial"/>
                 <w:sz w:val="21"/>
                 <w:szCs w:val="21"/>
               </w:rPr>
@@ -3738,16 +3738,16 @@
             </w:r>
             <w:r>
               <w:rPr>
-                <w:rFonts w:ascii="Arial" w:hAnsi="Arial" w:cs="Arial"/>
-                <w:spacing w:val="12"/>
-                <w:sz w:val="21"/>
-                <w:szCs w:val="21"/>
-              </w:rPr>
-              <w:t xml:space="preserve"> </w:t>
-            </w:r>
-            <w:r>
-              <w:rPr>
-                <w:rFonts w:ascii="Arial" w:hAnsi="Arial" w:cs="Arial"/>
+                <w:rFonts w:ascii="Arial" w:hAnsi="Arial" w:cs="Arial" w:eastAsia="Arial"/>
+                <w:spacing w:val="12"/>
+                <w:sz w:val="21"/>
+                <w:szCs w:val="21"/>
+              </w:rPr>
+              <w:t xml:space="preserve"> </w:t>
+            </w:r>
+            <w:r>
+              <w:rPr>
+                <w:rFonts w:ascii="Arial" w:hAnsi="Arial" w:cs="Arial" w:eastAsia="Arial"/>
                 <w:sz w:val="21"/>
                 <w:szCs w:val="21"/>
               </w:rPr>
@@ -3755,16 +3755,16 @@
             </w:r>
             <w:r>
               <w:rPr>
-                <w:rFonts w:ascii="Arial" w:hAnsi="Arial" w:cs="Arial"/>
-                <w:spacing w:val="12"/>
-                <w:sz w:val="21"/>
-                <w:szCs w:val="21"/>
-              </w:rPr>
-              <w:t xml:space="preserve"> </w:t>
-            </w:r>
-            <w:r>
-              <w:rPr>
-                <w:rFonts w:ascii="Arial" w:hAnsi="Arial" w:cs="Arial"/>
+                <w:rFonts w:ascii="Arial" w:hAnsi="Arial" w:cs="Arial" w:eastAsia="Arial"/>
+                <w:spacing w:val="12"/>
+                <w:sz w:val="21"/>
+                <w:szCs w:val="21"/>
+              </w:rPr>
+              <w:t xml:space="preserve"> </w:t>
+            </w:r>
+            <w:r>
+              <w:rPr>
+                <w:rFonts w:ascii="Arial" w:hAnsi="Arial" w:cs="Arial" w:eastAsia="Arial"/>
                 <w:sz w:val="21"/>
                 <w:szCs w:val="21"/>
               </w:rPr>
@@ -3772,16 +3772,16 @@
             </w:r>
             <w:r>
               <w:rPr>
-                <w:rFonts w:ascii="Arial" w:hAnsi="Arial" w:cs="Arial"/>
-                <w:spacing w:val="12"/>
-                <w:sz w:val="21"/>
-                <w:szCs w:val="21"/>
-              </w:rPr>
-              <w:t xml:space="preserve"> </w:t>
-            </w:r>
-            <w:r>
-              <w:rPr>
-                <w:rFonts w:ascii="Arial" w:hAnsi="Arial" w:cs="Arial"/>
+                <w:rFonts w:ascii="Arial" w:hAnsi="Arial" w:cs="Arial" w:eastAsia="Arial"/>
+                <w:spacing w:val="12"/>
+                <w:sz w:val="21"/>
+                <w:szCs w:val="21"/>
+              </w:rPr>
+              <w:t xml:space="preserve"> </w:t>
+            </w:r>
+            <w:r>
+              <w:rPr>
+                <w:rFonts w:ascii="Arial" w:hAnsi="Arial" w:cs="Arial" w:eastAsia="Arial"/>
                 <w:sz w:val="21"/>
                 <w:szCs w:val="21"/>
               </w:rPr>
@@ -3789,16 +3789,16 @@
             </w:r>
             <w:r>
               <w:rPr>
-                <w:rFonts w:ascii="Arial" w:hAnsi="Arial" w:cs="Arial"/>
-                <w:spacing w:val="12"/>
-                <w:sz w:val="21"/>
-                <w:szCs w:val="21"/>
-              </w:rPr>
-              <w:t xml:space="preserve"> </w:t>
-            </w:r>
-            <w:r>
-              <w:rPr>
-                <w:rFonts w:ascii="Arial" w:hAnsi="Arial" w:cs="Arial"/>
+                <w:rFonts w:ascii="Arial" w:hAnsi="Arial" w:cs="Arial" w:eastAsia="Arial"/>
+                <w:spacing w:val="12"/>
+                <w:sz w:val="21"/>
+                <w:szCs w:val="21"/>
+              </w:rPr>
+              <w:t xml:space="preserve"> </w:t>
+            </w:r>
+            <w:r>
+              <w:rPr>
+                <w:rFonts w:ascii="Arial" w:hAnsi="Arial" w:cs="Arial" w:eastAsia="Arial"/>
                 <w:sz w:val="21"/>
                 <w:szCs w:val="21"/>
               </w:rPr>
@@ -3806,7 +3806,7 @@
             </w:r>
             <w:r>
               <w:rPr>
-                <w:rFonts w:ascii="Arial" w:hAnsi="Arial" w:cs="Arial"/>
+                <w:rFonts w:ascii="Arial" w:hAnsi="Arial" w:cs="Arial" w:eastAsia="Arial"/>
                 <w:spacing w:val="13"/>
                 <w:sz w:val="21"/>
                 <w:szCs w:val="21"/>
@@ -3815,7 +3815,7 @@
             </w:r>
             <w:r>
               <w:rPr>
-                <w:rFonts w:ascii="Arial" w:hAnsi="Arial" w:cs="Arial"/>
+                <w:rFonts w:ascii="Arial" w:hAnsi="Arial" w:cs="Arial" w:eastAsia="Arial"/>
                 <w:sz w:val="21"/>
                 <w:szCs w:val="21"/>
               </w:rPr>
@@ -3823,16 +3823,16 @@
             </w:r>
             <w:r>
               <w:rPr>
-                <w:rFonts w:ascii="Arial" w:hAnsi="Arial" w:cs="Arial"/>
-                <w:spacing w:val="12"/>
-                <w:sz w:val="21"/>
-                <w:szCs w:val="21"/>
-              </w:rPr>
-              <w:t xml:space="preserve"> </w:t>
-            </w:r>
-            <w:r>
-              <w:rPr>
-                <w:rFonts w:ascii="Arial" w:hAnsi="Arial" w:cs="Arial"/>
+                <w:rFonts w:ascii="Arial" w:hAnsi="Arial" w:cs="Arial" w:eastAsia="Arial"/>
+                <w:spacing w:val="12"/>
+                <w:sz w:val="21"/>
+                <w:szCs w:val="21"/>
+              </w:rPr>
+              <w:t xml:space="preserve"> </w:t>
+            </w:r>
+            <w:r>
+              <w:rPr>
+                <w:rFonts w:ascii="Arial" w:hAnsi="Arial" w:cs="Arial" w:eastAsia="Arial"/>
                 <w:sz w:val="21"/>
                 <w:szCs w:val="21"/>
               </w:rPr>
@@ -3840,16 +3840,16 @@
             </w:r>
             <w:r>
               <w:rPr>
-                <w:rFonts w:ascii="Arial" w:hAnsi="Arial" w:cs="Arial"/>
-                <w:spacing w:val="12"/>
-                <w:sz w:val="21"/>
-                <w:szCs w:val="21"/>
-              </w:rPr>
-              <w:t xml:space="preserve"> </w:t>
-            </w:r>
-            <w:r>
-              <w:rPr>
-                <w:rFonts w:ascii="Arial" w:hAnsi="Arial" w:cs="Arial"/>
+                <w:rFonts w:ascii="Arial" w:hAnsi="Arial" w:cs="Arial" w:eastAsia="Arial"/>
+                <w:spacing w:val="12"/>
+                <w:sz w:val="21"/>
+                <w:szCs w:val="21"/>
+              </w:rPr>
+              <w:t xml:space="preserve"> </w:t>
+            </w:r>
+            <w:r>
+              <w:rPr>
+                <w:rFonts w:ascii="Arial" w:hAnsi="Arial" w:cs="Arial" w:eastAsia="Arial"/>
                 <w:spacing w:val="-2"/>
                 <w:sz w:val="21"/>
                 <w:szCs w:val="21"/>
@@ -3872,15 +3872,15 @@
               <w:pStyle w:val="TableParagraph"/>
               <w:ind w:left="67"/>
               <w:rPr>
-                <w:rFonts w:ascii="Arial" w:hAnsi="Arial" w:cs="Arial"/>
-                <w:b/>
-                <w:sz w:val="21"/>
-                <w:szCs w:val="21"/>
-              </w:rPr>
-            </w:pPr>
-            <w:r>
-              <w:rPr>
-                <w:rFonts w:ascii="Arial" w:hAnsi="Arial" w:cs="Arial"/>
+                <w:rFonts w:ascii="Arial" w:hAnsi="Arial" w:cs="Arial" w:eastAsia="Arial"/>
+                <w:b/>
+                <w:sz w:val="21"/>
+                <w:szCs w:val="21"/>
+              </w:rPr>
+            </w:pPr>
+            <w:r>
+              <w:rPr>
+                <w:rFonts w:ascii="Arial" w:hAnsi="Arial" w:cs="Arial" w:eastAsia="Arial"/>
                 <w:b/>
                 <w:sz w:val="21"/>
                 <w:szCs w:val="21"/>
@@ -3889,7 +3889,7 @@
             </w:r>
             <w:r>
               <w:rPr>
-                <w:rFonts w:ascii="Arial" w:hAnsi="Arial" w:cs="Arial"/>
+                <w:rFonts w:ascii="Arial" w:hAnsi="Arial" w:cs="Arial" w:eastAsia="Arial"/>
                 <w:b/>
                 <w:spacing w:val="13"/>
                 <w:sz w:val="21"/>
@@ -3899,7 +3899,7 @@
             </w:r>
             <w:r>
               <w:rPr>
-                <w:rFonts w:ascii="Arial" w:hAnsi="Arial" w:cs="Arial"/>
+                <w:rFonts w:ascii="Arial" w:hAnsi="Arial" w:cs="Arial" w:eastAsia="Arial"/>
                 <w:b/>
                 <w:spacing w:val="-2"/>
                 <w:sz w:val="21"/>
@@ -3919,7 +3919,7 @@
               <w:spacing w:line="264" w:lineRule="auto"/>
               <w:ind w:right="132"/>
               <w:rPr>
-                <w:rFonts w:ascii="Arial" w:hAnsi="Arial" w:cs="Arial"/>
+                <w:rFonts w:ascii="Arial" w:hAnsi="Arial" w:cs="Arial" w:eastAsia="Arial"/>
                 <w:sz w:val="21"/>
                 <w:szCs w:val="21"/>
               </w:rPr>
@@ -3927,7 +3927,7 @@
             <w:proofErr w:type="spellStart"/>
             <w:r>
               <w:rPr>
-                <w:rFonts w:ascii="Arial" w:hAnsi="Arial" w:cs="Arial"/>
+                <w:rFonts w:ascii="Arial" w:hAnsi="Arial" w:cs="Arial" w:eastAsia="Arial"/>
                 <w:sz w:val="21"/>
                 <w:szCs w:val="21"/>
               </w:rPr>
@@ -3936,7 +3936,7 @@
             <w:proofErr w:type="spellEnd"/>
             <w:r>
               <w:rPr>
-                <w:rFonts w:ascii="Arial" w:hAnsi="Arial" w:cs="Arial"/>
+                <w:rFonts w:ascii="Arial" w:hAnsi="Arial" w:cs="Arial" w:eastAsia="Arial"/>
                 <w:sz w:val="21"/>
                 <w:szCs w:val="21"/>
               </w:rPr>
@@ -3958,15 +3958,15 @@
               <w:pStyle w:val="TableParagraph"/>
               <w:ind w:left="67"/>
               <w:rPr>
-                <w:rFonts w:ascii="Arial" w:hAnsi="Arial" w:cs="Arial"/>
-                <w:b/>
-                <w:sz w:val="21"/>
-                <w:szCs w:val="21"/>
-              </w:rPr>
-            </w:pPr>
-            <w:r>
-              <w:rPr>
-                <w:rFonts w:ascii="Arial" w:hAnsi="Arial" w:cs="Arial"/>
+                <w:rFonts w:ascii="Arial" w:hAnsi="Arial" w:cs="Arial" w:eastAsia="Arial"/>
+                <w:b/>
+                <w:sz w:val="21"/>
+                <w:szCs w:val="21"/>
+              </w:rPr>
+            </w:pPr>
+            <w:r>
+              <w:rPr>
+                <w:rFonts w:ascii="Arial" w:hAnsi="Arial" w:cs="Arial" w:eastAsia="Arial"/>
                 <w:b/>
                 <w:sz w:val="21"/>
                 <w:szCs w:val="21"/>
@@ -3975,7 +3975,7 @@
             </w:r>
             <w:r>
               <w:rPr>
-                <w:rFonts w:ascii="Arial" w:hAnsi="Arial" w:cs="Arial"/>
+                <w:rFonts w:ascii="Arial" w:hAnsi="Arial" w:cs="Arial" w:eastAsia="Arial"/>
                 <w:b/>
                 <w:spacing w:val="14"/>
                 <w:sz w:val="21"/>
@@ -3985,7 +3985,7 @@
             </w:r>
             <w:r>
               <w:rPr>
-                <w:rFonts w:ascii="Arial" w:hAnsi="Arial" w:cs="Arial"/>
+                <w:rFonts w:ascii="Arial" w:hAnsi="Arial" w:cs="Arial" w:eastAsia="Arial"/>
                 <w:b/>
                 <w:spacing w:val="-2"/>
                 <w:sz w:val="21"/>
@@ -4004,7 +4004,7 @@
               <w:pStyle w:val="TableParagraph"/>
               <w:spacing w:line="280" w:lineRule="auto"/>
               <w:rPr>
-                <w:rFonts w:ascii="Arial" w:hAnsi="Arial" w:cs="Arial"/>
+                <w:rFonts w:ascii="Arial" w:hAnsi="Arial" w:cs="Arial" w:eastAsia="Arial"/>
                 <w:sz w:val="21"/>
                 <w:szCs w:val="21"/>
               </w:rPr>
@@ -4012,7 +4012,7 @@
             <w:proofErr w:type="spellStart"/>
             <w:r>
               <w:rPr>
-                <w:rFonts w:ascii="Arial" w:hAnsi="Arial" w:cs="Arial"/>
+                <w:rFonts w:ascii="Arial" w:hAnsi="Arial" w:cs="Arial" w:eastAsia="Arial"/>
                 <w:sz w:val="21"/>
                 <w:szCs w:val="21"/>
               </w:rPr>
@@ -4021,7 +4021,7 @@
             <w:proofErr w:type="spellEnd"/>
             <w:r>
               <w:rPr>
-                <w:rFonts w:ascii="Arial" w:hAnsi="Arial" w:cs="Arial"/>
+                <w:rFonts w:ascii="Arial" w:hAnsi="Arial" w:cs="Arial" w:eastAsia="Arial"/>
                 <w:sz w:val="21"/>
                 <w:szCs w:val="21"/>
               </w:rPr>
@@ -4043,15 +4043,15 @@
               <w:pStyle w:val="TableParagraph"/>
               <w:ind w:left="67"/>
               <w:rPr>
-                <w:rFonts w:ascii="Arial" w:hAnsi="Arial" w:cs="Arial"/>
-                <w:b/>
-                <w:sz w:val="21"/>
-                <w:szCs w:val="21"/>
-              </w:rPr>
-            </w:pPr>
-            <w:r>
-              <w:rPr>
-                <w:rFonts w:ascii="Arial" w:hAnsi="Arial" w:cs="Arial"/>
+                <w:rFonts w:ascii="Arial" w:hAnsi="Arial" w:cs="Arial" w:eastAsia="Arial"/>
+                <w:b/>
+                <w:sz w:val="21"/>
+                <w:szCs w:val="21"/>
+              </w:rPr>
+            </w:pPr>
+            <w:r>
+              <w:rPr>
+                <w:rFonts w:ascii="Arial" w:hAnsi="Arial" w:cs="Arial" w:eastAsia="Arial"/>
                 <w:b/>
                 <w:spacing w:val="-2"/>
                 <w:sz w:val="21"/>
@@ -4070,14 +4070,14 @@
               <w:pStyle w:val="TableParagraph"/>
               <w:spacing w:line="264" w:lineRule="auto"/>
               <w:rPr>
-                <w:rFonts w:ascii="Arial" w:hAnsi="Arial" w:cs="Arial"/>
-                <w:sz w:val="21"/>
-                <w:szCs w:val="21"/>
-              </w:rPr>
-            </w:pPr>
-            <w:r>
-              <w:rPr>
-                <w:rFonts w:ascii="Arial" w:hAnsi="Arial" w:cs="Arial"/>
+                <w:rFonts w:ascii="Arial" w:hAnsi="Arial" w:cs="Arial" w:eastAsia="Arial"/>
+                <w:sz w:val="21"/>
+                <w:szCs w:val="21"/>
+              </w:rPr>
+            </w:pPr>
+            <w:r>
+              <w:rPr>
+                <w:rFonts w:ascii="Arial" w:hAnsi="Arial" w:cs="Arial" w:eastAsia="Arial"/>
                 <w:sz w:val="21"/>
                 <w:szCs w:val="21"/>
               </w:rPr>
@@ -4099,15 +4099,15 @@
               <w:pStyle w:val="TableParagraph"/>
               <w:ind w:left="67"/>
               <w:rPr>
-                <w:rFonts w:ascii="Arial" w:hAnsi="Arial" w:cs="Arial"/>
-                <w:b/>
-                <w:sz w:val="21"/>
-                <w:szCs w:val="21"/>
-              </w:rPr>
-            </w:pPr>
-            <w:r>
-              <w:rPr>
-                <w:rFonts w:ascii="Arial" w:hAnsi="Arial" w:cs="Arial"/>
+                <w:rFonts w:ascii="Arial" w:hAnsi="Arial" w:cs="Arial" w:eastAsia="Arial"/>
+                <w:b/>
+                <w:sz w:val="21"/>
+                <w:szCs w:val="21"/>
+              </w:rPr>
+            </w:pPr>
+            <w:r>
+              <w:rPr>
+                <w:rFonts w:ascii="Arial" w:hAnsi="Arial" w:cs="Arial" w:eastAsia="Arial"/>
                 <w:b/>
                 <w:sz w:val="21"/>
                 <w:szCs w:val="21"/>
@@ -4117,7 +4117,7 @@
             </w:r>
             <w:r>
               <w:rPr>
-                <w:rFonts w:ascii="Arial" w:hAnsi="Arial" w:cs="Arial"/>
+                <w:rFonts w:ascii="Arial" w:hAnsi="Arial" w:cs="Arial" w:eastAsia="Arial"/>
                 <w:b/>
                 <w:spacing w:val="3"/>
                 <w:sz w:val="21"/>
@@ -4127,7 +4127,7 @@
             </w:r>
             <w:r>
               <w:rPr>
-                <w:rFonts w:ascii="Arial" w:hAnsi="Arial" w:cs="Arial"/>
+                <w:rFonts w:ascii="Arial" w:hAnsi="Arial" w:cs="Arial" w:eastAsia="Arial"/>
                 <w:b/>
                 <w:spacing w:val="-2"/>
                 <w:sz w:val="21"/>
@@ -4145,14 +4145,14 @@
             <w:pPr>
               <w:pStyle w:val="TableParagraph"/>
               <w:rPr>
-                <w:rFonts w:ascii="Arial" w:hAnsi="Arial" w:cs="Arial"/>
-                <w:sz w:val="21"/>
-                <w:szCs w:val="21"/>
-              </w:rPr>
-            </w:pPr>
-            <w:r>
-              <w:rPr>
-                <w:rFonts w:ascii="Arial" w:hAnsi="Arial" w:cs="Arial"/>
+                <w:rFonts w:ascii="Arial" w:hAnsi="Arial" w:cs="Arial" w:eastAsia="Arial"/>
+                <w:sz w:val="21"/>
+                <w:szCs w:val="21"/>
+              </w:rPr>
+            </w:pPr>
+            <w:r>
+              <w:rPr>
+                <w:rFonts w:ascii="Arial" w:hAnsi="Arial" w:cs="Arial" w:eastAsia="Arial"/>
                 <w:sz w:val="21"/>
                 <w:szCs w:val="21"/>
               </w:rPr>
@@ -4160,7 +4160,7 @@
             </w:r>
             <w:r>
               <w:rPr>
-                <w:rFonts w:ascii="Arial" w:hAnsi="Arial" w:cs="Arial"/>
+                <w:rFonts w:ascii="Arial" w:hAnsi="Arial" w:cs="Arial" w:eastAsia="Arial"/>
                 <w:spacing w:val="8"/>
                 <w:sz w:val="21"/>
                 <w:szCs w:val="21"/>
@@ -4169,7 +4169,7 @@
             </w:r>
             <w:r>
               <w:rPr>
-                <w:rFonts w:ascii="Arial" w:hAnsi="Arial" w:cs="Arial"/>
+                <w:rFonts w:ascii="Arial" w:hAnsi="Arial" w:cs="Arial" w:eastAsia="Arial"/>
                 <w:sz w:val="21"/>
                 <w:szCs w:val="21"/>
               </w:rPr>
@@ -4177,7 +4177,7 @@
             </w:r>
             <w:r>
               <w:rPr>
-                <w:rFonts w:ascii="Arial" w:hAnsi="Arial" w:cs="Arial"/>
+                <w:rFonts w:ascii="Arial" w:hAnsi="Arial" w:cs="Arial" w:eastAsia="Arial"/>
                 <w:spacing w:val="9"/>
                 <w:sz w:val="21"/>
                 <w:szCs w:val="21"/>
@@ -4186,7 +4186,7 @@
             </w:r>
             <w:r>
               <w:rPr>
-                <w:rFonts w:ascii="Arial" w:hAnsi="Arial" w:cs="Arial"/>
+                <w:rFonts w:ascii="Arial" w:hAnsi="Arial" w:cs="Arial" w:eastAsia="Arial"/>
                 <w:sz w:val="21"/>
                 <w:szCs w:val="21"/>
               </w:rPr>
@@ -4194,7 +4194,7 @@
             </w:r>
             <w:r>
               <w:rPr>
-                <w:rFonts w:ascii="Arial" w:hAnsi="Arial" w:cs="Arial"/>
+                <w:rFonts w:ascii="Arial" w:hAnsi="Arial" w:cs="Arial" w:eastAsia="Arial"/>
                 <w:spacing w:val="9"/>
                 <w:sz w:val="21"/>
                 <w:szCs w:val="21"/>
@@ -4203,7 +4203,7 @@
             </w:r>
             <w:r>
               <w:rPr>
-                <w:rFonts w:ascii="Arial" w:hAnsi="Arial" w:cs="Arial"/>
+                <w:rFonts w:ascii="Arial" w:hAnsi="Arial" w:cs="Arial" w:eastAsia="Arial"/>
                 <w:sz w:val="21"/>
                 <w:szCs w:val="21"/>
               </w:rPr>
@@ -4211,7 +4211,7 @@
             </w:r>
             <w:r>
               <w:rPr>
-                <w:rFonts w:ascii="Arial" w:hAnsi="Arial" w:cs="Arial"/>
+                <w:rFonts w:ascii="Arial" w:hAnsi="Arial" w:cs="Arial" w:eastAsia="Arial"/>
                 <w:spacing w:val="9"/>
                 <w:sz w:val="21"/>
                 <w:szCs w:val="21"/>
@@ -4220,7 +4220,7 @@
             </w:r>
             <w:r>
               <w:rPr>
-                <w:rFonts w:ascii="Arial" w:hAnsi="Arial" w:cs="Arial"/>
+                <w:rFonts w:ascii="Arial" w:hAnsi="Arial" w:cs="Arial" w:eastAsia="Arial"/>
                 <w:sz w:val="21"/>
                 <w:szCs w:val="21"/>
               </w:rPr>
@@ -4228,7 +4228,7 @@
             </w:r>
             <w:r>
               <w:rPr>
-                <w:rFonts w:ascii="Arial" w:hAnsi="Arial" w:cs="Arial"/>
+                <w:rFonts w:ascii="Arial" w:hAnsi="Arial" w:cs="Arial" w:eastAsia="Arial"/>
                 <w:spacing w:val="9"/>
                 <w:sz w:val="21"/>
                 <w:szCs w:val="21"/>
@@ -4237,7 +4237,7 @@
             </w:r>
             <w:r>
               <w:rPr>
-                <w:rFonts w:ascii="Arial" w:hAnsi="Arial" w:cs="Arial"/>
+                <w:rFonts w:ascii="Arial" w:hAnsi="Arial" w:cs="Arial" w:eastAsia="Arial"/>
                 <w:sz w:val="21"/>
                 <w:szCs w:val="21"/>
               </w:rPr>
@@ -4245,7 +4245,7 @@
             </w:r>
             <w:r>
               <w:rPr>
-                <w:rFonts w:ascii="Arial" w:hAnsi="Arial" w:cs="Arial"/>
+                <w:rFonts w:ascii="Arial" w:hAnsi="Arial" w:cs="Arial" w:eastAsia="Arial"/>
                 <w:spacing w:val="9"/>
                 <w:sz w:val="21"/>
                 <w:szCs w:val="21"/>
@@ -4254,7 +4254,7 @@
             </w:r>
             <w:r>
               <w:rPr>
-                <w:rFonts w:ascii="Arial" w:hAnsi="Arial" w:cs="Arial"/>
+                <w:rFonts w:ascii="Arial" w:hAnsi="Arial" w:cs="Arial" w:eastAsia="Arial"/>
                 <w:sz w:val="21"/>
                 <w:szCs w:val="21"/>
               </w:rPr>
@@ -4262,7 +4262,7 @@
             </w:r>
             <w:r>
               <w:rPr>
-                <w:rFonts w:ascii="Arial" w:hAnsi="Arial" w:cs="Arial"/>
+                <w:rFonts w:ascii="Arial" w:hAnsi="Arial" w:cs="Arial" w:eastAsia="Arial"/>
                 <w:spacing w:val="9"/>
                 <w:sz w:val="21"/>
                 <w:szCs w:val="21"/>
@@ -4271,7 +4271,7 @@
             </w:r>
             <w:r>
               <w:rPr>
-                <w:rFonts w:ascii="Arial" w:hAnsi="Arial" w:cs="Arial"/>
+                <w:rFonts w:ascii="Arial" w:hAnsi="Arial" w:cs="Arial" w:eastAsia="Arial"/>
                 <w:sz w:val="21"/>
                 <w:szCs w:val="21"/>
               </w:rPr>
@@ -4279,7 +4279,7 @@
             </w:r>
             <w:r>
               <w:rPr>
-                <w:rFonts w:ascii="Arial" w:hAnsi="Arial" w:cs="Arial"/>
+                <w:rFonts w:ascii="Arial" w:hAnsi="Arial" w:cs="Arial" w:eastAsia="Arial"/>
                 <w:spacing w:val="9"/>
                 <w:sz w:val="21"/>
                 <w:szCs w:val="21"/>
@@ -4288,7 +4288,7 @@
             </w:r>
             <w:r>
               <w:rPr>
-                <w:rFonts w:ascii="Arial" w:hAnsi="Arial" w:cs="Arial"/>
+                <w:rFonts w:ascii="Arial" w:hAnsi="Arial" w:cs="Arial" w:eastAsia="Arial"/>
                 <w:spacing w:val="-2"/>
                 <w:sz w:val="21"/>
                 <w:szCs w:val="21"/>
@@ -4311,15 +4311,15 @@
               <w:pStyle w:val="TableParagraph"/>
               <w:ind w:left="67"/>
               <w:rPr>
-                <w:rFonts w:ascii="Arial" w:hAnsi="Arial" w:cs="Arial"/>
-                <w:b/>
-                <w:sz w:val="21"/>
-                <w:szCs w:val="21"/>
-              </w:rPr>
-            </w:pPr>
-            <w:r>
-              <w:rPr>
-                <w:rFonts w:ascii="Arial" w:hAnsi="Arial" w:cs="Arial"/>
+                <w:rFonts w:ascii="Arial" w:hAnsi="Arial" w:cs="Arial" w:eastAsia="Arial"/>
+                <w:b/>
+                <w:sz w:val="21"/>
+                <w:szCs w:val="21"/>
+              </w:rPr>
+            </w:pPr>
+            <w:r>
+              <w:rPr>
+                <w:rFonts w:ascii="Arial" w:hAnsi="Arial" w:cs="Arial" w:eastAsia="Arial"/>
                 <w:b/>
                 <w:sz w:val="21"/>
                 <w:szCs w:val="21"/>
@@ -4328,7 +4328,7 @@
             </w:r>
             <w:r>
               <w:rPr>
-                <w:rFonts w:ascii="Arial" w:hAnsi="Arial" w:cs="Arial"/>
+                <w:rFonts w:ascii="Arial" w:hAnsi="Arial" w:cs="Arial" w:eastAsia="Arial"/>
                 <w:b/>
                 <w:spacing w:val="17"/>
                 <w:sz w:val="21"/>
@@ -4338,7 +4338,7 @@
             </w:r>
             <w:r>
               <w:rPr>
-                <w:rFonts w:ascii="Arial" w:hAnsi="Arial" w:cs="Arial"/>
+                <w:rFonts w:ascii="Arial" w:hAnsi="Arial" w:cs="Arial" w:eastAsia="Arial"/>
                 <w:b/>
                 <w:sz w:val="21"/>
                 <w:szCs w:val="21"/>
@@ -4347,7 +4347,7 @@
             </w:r>
             <w:r>
               <w:rPr>
-                <w:rFonts w:ascii="Arial" w:hAnsi="Arial" w:cs="Arial"/>
+                <w:rFonts w:ascii="Arial" w:hAnsi="Arial" w:cs="Arial" w:eastAsia="Arial"/>
                 <w:b/>
                 <w:spacing w:val="18"/>
                 <w:sz w:val="21"/>
@@ -4357,7 +4357,7 @@
             </w:r>
             <w:r>
               <w:rPr>
-                <w:rFonts w:ascii="Arial" w:hAnsi="Arial" w:cs="Arial"/>
+                <w:rFonts w:ascii="Arial" w:hAnsi="Arial" w:cs="Arial" w:eastAsia="Arial"/>
                 <w:b/>
                 <w:spacing w:val="-2"/>
                 <w:sz w:val="21"/>
@@ -4377,14 +4377,14 @@
               <w:spacing w:line="264" w:lineRule="auto"/>
               <w:ind w:right="132"/>
               <w:rPr>
-                <w:rFonts w:ascii="Arial" w:hAnsi="Arial" w:cs="Arial"/>
-                <w:sz w:val="21"/>
-                <w:szCs w:val="21"/>
-              </w:rPr>
-            </w:pPr>
-            <w:r>
-              <w:rPr>
-                <w:rFonts w:ascii="Arial" w:hAnsi="Arial" w:cs="Arial"/>
+                <w:rFonts w:ascii="Arial" w:hAnsi="Arial" w:cs="Arial" w:eastAsia="Arial"/>
+                <w:sz w:val="21"/>
+                <w:szCs w:val="21"/>
+              </w:rPr>
+            </w:pPr>
+            <w:r>
+              <w:rPr>
+                <w:rFonts w:ascii="Arial" w:hAnsi="Arial" w:cs="Arial" w:eastAsia="Arial"/>
                 <w:sz w:val="21"/>
                 <w:szCs w:val="21"/>
               </w:rPr>
@@ -4406,15 +4406,15 @@
               <w:pStyle w:val="TableParagraph"/>
               <w:ind w:left="67"/>
               <w:rPr>
-                <w:rFonts w:ascii="Arial" w:hAnsi="Arial" w:cs="Arial"/>
-                <w:b/>
-                <w:sz w:val="21"/>
-                <w:szCs w:val="21"/>
-              </w:rPr>
-            </w:pPr>
-            <w:r>
-              <w:rPr>
-                <w:rFonts w:ascii="Arial" w:hAnsi="Arial" w:cs="Arial"/>
+                <w:rFonts w:ascii="Arial" w:hAnsi="Arial" w:cs="Arial" w:eastAsia="Arial"/>
+                <w:b/>
+                <w:sz w:val="21"/>
+                <w:szCs w:val="21"/>
+              </w:rPr>
+            </w:pPr>
+            <w:r>
+              <w:rPr>
+                <w:rFonts w:ascii="Arial" w:hAnsi="Arial" w:cs="Arial" w:eastAsia="Arial"/>
                 <w:b/>
                 <w:sz w:val="21"/>
                 <w:szCs w:val="21"/>
@@ -4423,7 +4423,7 @@
             </w:r>
             <w:r>
               <w:rPr>
-                <w:rFonts w:ascii="Arial" w:hAnsi="Arial" w:cs="Arial"/>
+                <w:rFonts w:ascii="Arial" w:hAnsi="Arial" w:cs="Arial" w:eastAsia="Arial"/>
                 <w:b/>
                 <w:spacing w:val="29"/>
                 <w:sz w:val="21"/>
@@ -4433,7 +4433,7 @@
             </w:r>
             <w:r>
               <w:rPr>
-                <w:rFonts w:ascii="Arial" w:hAnsi="Arial" w:cs="Arial"/>
+                <w:rFonts w:ascii="Arial" w:hAnsi="Arial" w:cs="Arial" w:eastAsia="Arial"/>
                 <w:b/>
                 <w:spacing w:val="-4"/>
                 <w:sz w:val="21"/>
@@ -4452,14 +4452,14 @@
               <w:pStyle w:val="TableParagraph"/>
               <w:spacing w:line="280" w:lineRule="auto"/>
               <w:rPr>
-                <w:rFonts w:ascii="Arial" w:hAnsi="Arial" w:cs="Arial"/>
-                <w:sz w:val="21"/>
-                <w:szCs w:val="21"/>
-              </w:rPr>
-            </w:pPr>
-            <w:r>
-              <w:rPr>
-                <w:rFonts w:ascii="Arial" w:hAnsi="Arial" w:cs="Arial"/>
+                <w:rFonts w:ascii="Arial" w:hAnsi="Arial" w:cs="Arial" w:eastAsia="Arial"/>
+                <w:sz w:val="21"/>
+                <w:szCs w:val="21"/>
+              </w:rPr>
+            </w:pPr>
+            <w:r>
+              <w:rPr>
+                <w:rFonts w:ascii="Arial" w:hAnsi="Arial" w:cs="Arial" w:eastAsia="Arial"/>
                 <w:sz w:val="21"/>
                 <w:szCs w:val="21"/>
               </w:rPr>
@@ -4481,15 +4481,15 @@
               <w:pStyle w:val="TableParagraph"/>
               <w:ind w:left="67"/>
               <w:rPr>
-                <w:rFonts w:ascii="Arial" w:hAnsi="Arial" w:cs="Arial"/>
-                <w:b/>
-                <w:sz w:val="21"/>
-                <w:szCs w:val="21"/>
-              </w:rPr>
-            </w:pPr>
-            <w:r>
-              <w:rPr>
-                <w:rFonts w:ascii="Arial" w:hAnsi="Arial" w:cs="Arial"/>
+                <w:rFonts w:ascii="Arial" w:hAnsi="Arial" w:cs="Arial" w:eastAsia="Arial"/>
+                <w:b/>
+                <w:sz w:val="21"/>
+                <w:szCs w:val="21"/>
+              </w:rPr>
+            </w:pPr>
+            <w:r>
+              <w:rPr>
+                <w:rFonts w:ascii="Arial" w:hAnsi="Arial" w:cs="Arial" w:eastAsia="Arial"/>
                 <w:b/>
                 <w:sz w:val="21"/>
                 <w:szCs w:val="21"/>
@@ -4498,7 +4498,7 @@
             </w:r>
             <w:r>
               <w:rPr>
-                <w:rFonts w:ascii="Arial" w:hAnsi="Arial" w:cs="Arial"/>
+                <w:rFonts w:ascii="Arial" w:hAnsi="Arial" w:cs="Arial" w:eastAsia="Arial"/>
                 <w:b/>
                 <w:spacing w:val="-2"/>
                 <w:sz w:val="21"/>
@@ -4517,14 +4517,14 @@
               <w:pStyle w:val="TableParagraph"/>
               <w:spacing w:line="264" w:lineRule="auto"/>
               <w:rPr>
-                <w:rFonts w:ascii="Arial" w:hAnsi="Arial" w:cs="Arial"/>
-                <w:sz w:val="21"/>
-                <w:szCs w:val="21"/>
-              </w:rPr>
-            </w:pPr>
-            <w:r>
-              <w:rPr>
-                <w:rFonts w:ascii="Arial" w:hAnsi="Arial" w:cs="Arial"/>
+                <w:rFonts w:ascii="Arial" w:hAnsi="Arial" w:cs="Arial" w:eastAsia="Arial"/>
+                <w:sz w:val="21"/>
+                <w:szCs w:val="21"/>
+              </w:rPr>
+            </w:pPr>
+            <w:r>
+              <w:rPr>
+                <w:rFonts w:ascii="Arial" w:hAnsi="Arial" w:cs="Arial" w:eastAsia="Arial"/>
                 <w:sz w:val="21"/>
                 <w:szCs w:val="21"/>
               </w:rPr>
@@ -4546,15 +4546,15 @@
               <w:pStyle w:val="TableParagraph"/>
               <w:ind w:left="67"/>
               <w:rPr>
-                <w:rFonts w:ascii="Arial" w:hAnsi="Arial" w:cs="Arial"/>
-                <w:b/>
-                <w:sz w:val="21"/>
-                <w:szCs w:val="21"/>
-              </w:rPr>
-            </w:pPr>
-            <w:r>
-              <w:rPr>
-                <w:rFonts w:ascii="Arial" w:hAnsi="Arial" w:cs="Arial"/>
+                <w:rFonts w:ascii="Arial" w:hAnsi="Arial" w:cs="Arial" w:eastAsia="Arial"/>
+                <w:b/>
+                <w:sz w:val="21"/>
+                <w:szCs w:val="21"/>
+              </w:rPr>
+            </w:pPr>
+            <w:r>
+              <w:rPr>
+                <w:rFonts w:ascii="Arial" w:hAnsi="Arial" w:cs="Arial" w:eastAsia="Arial"/>
                 <w:b/>
                 <w:sz w:val="21"/>
                 <w:szCs w:val="21"/>
@@ -4563,7 +4563,7 @@
             </w:r>
             <w:r>
               <w:rPr>
-                <w:rFonts w:ascii="Arial" w:hAnsi="Arial" w:cs="Arial"/>
+                <w:rFonts w:ascii="Arial" w:hAnsi="Arial" w:cs="Arial" w:eastAsia="Arial"/>
                 <w:b/>
                 <w:spacing w:val="14"/>
                 <w:sz w:val="21"/>
@@ -4573,7 +4573,7 @@
             </w:r>
             <w:r>
               <w:rPr>
-                <w:rFonts w:ascii="Arial" w:hAnsi="Arial" w:cs="Arial"/>
+                <w:rFonts w:ascii="Arial" w:hAnsi="Arial" w:cs="Arial" w:eastAsia="Arial"/>
                 <w:b/>
                 <w:sz w:val="21"/>
                 <w:szCs w:val="21"/>
@@ -4582,7 +4582,7 @@
             </w:r>
             <w:r>
               <w:rPr>
-                <w:rFonts w:ascii="Arial" w:hAnsi="Arial" w:cs="Arial"/>
+                <w:rFonts w:ascii="Arial" w:hAnsi="Arial" w:cs="Arial" w:eastAsia="Arial"/>
                 <w:b/>
                 <w:spacing w:val="15"/>
                 <w:sz w:val="21"/>
@@ -4592,7 +4592,7 @@
             </w:r>
             <w:r>
               <w:rPr>
-                <w:rFonts w:ascii="Arial" w:hAnsi="Arial" w:cs="Arial"/>
+                <w:rFonts w:ascii="Arial" w:hAnsi="Arial" w:cs="Arial" w:eastAsia="Arial"/>
                 <w:b/>
                 <w:spacing w:val="-2"/>
                 <w:sz w:val="21"/>
@@ -4611,14 +4611,14 @@
               <w:pStyle w:val="TableParagraph"/>
               <w:spacing w:line="280" w:lineRule="auto"/>
               <w:rPr>
-                <w:rFonts w:ascii="Arial" w:hAnsi="Arial" w:cs="Arial"/>
-                <w:sz w:val="21"/>
-                <w:szCs w:val="21"/>
-              </w:rPr>
-            </w:pPr>
-            <w:r>
-              <w:rPr>
-                <w:rFonts w:ascii="Arial" w:hAnsi="Arial" w:cs="Arial"/>
+                <w:rFonts w:ascii="Arial" w:hAnsi="Arial" w:cs="Arial" w:eastAsia="Arial"/>
+                <w:sz w:val="21"/>
+                <w:szCs w:val="21"/>
+              </w:rPr>
+            </w:pPr>
+            <w:r>
+              <w:rPr>
+                <w:rFonts w:ascii="Arial" w:hAnsi="Arial" w:cs="Arial" w:eastAsia="Arial"/>
                 <w:sz w:val="21"/>
                 <w:szCs w:val="21"/>
               </w:rPr>
@@ -4675,15 +4675,15 @@
               <w:spacing w:before="58"/>
               <w:jc w:val="center"/>
               <w:rPr>
-                <w:rFonts w:ascii="Arial" w:hAnsi="Arial" w:cs="Arial"/>
-                <w:b/>
-                <w:sz w:val="21"/>
-                <w:szCs w:val="21"/>
-              </w:rPr>
-            </w:pPr>
-            <w:r>
-              <w:rPr>
-                <w:rFonts w:ascii="Arial" w:hAnsi="Arial" w:cs="Arial"/>
+                <w:rFonts w:ascii="Arial" w:hAnsi="Arial" w:cs="Arial" w:eastAsia="Arial"/>
+                <w:b/>
+                <w:sz w:val="21"/>
+                <w:szCs w:val="21"/>
+              </w:rPr>
+            </w:pPr>
+            <w:r>
+              <w:rPr>
+                <w:rFonts w:ascii="Arial" w:hAnsi="Arial" w:cs="Arial" w:eastAsia="Arial"/>
                 <w:b/>
                 <w:sz w:val="21"/>
                 <w:szCs w:val="21"/>
@@ -4692,7 +4692,7 @@
             </w:r>
             <w:r>
               <w:rPr>
-                <w:rFonts w:ascii="Arial" w:hAnsi="Arial" w:cs="Arial"/>
+                <w:rFonts w:ascii="Arial" w:hAnsi="Arial" w:cs="Arial" w:eastAsia="Arial"/>
                 <w:b/>
                 <w:spacing w:val="-3"/>
                 <w:sz w:val="21"/>
@@ -4702,7 +4702,7 @@
             </w:r>
             <w:r>
               <w:rPr>
-                <w:rFonts w:ascii="Arial" w:hAnsi="Arial" w:cs="Arial"/>
+                <w:rFonts w:ascii="Arial" w:hAnsi="Arial" w:cs="Arial" w:eastAsia="Arial"/>
                 <w:b/>
                 <w:sz w:val="21"/>
                 <w:szCs w:val="21"/>
@@ -4711,17 +4711,17 @@
             </w:r>
             <w:r>
               <w:rPr>
-                <w:rFonts w:ascii="Arial" w:hAnsi="Arial" w:cs="Arial"/>
-                <w:b/>
-                <w:spacing w:val="-2"/>
-                <w:sz w:val="21"/>
-                <w:szCs w:val="21"/>
-              </w:rPr>
-              <w:t xml:space="preserve"> </w:t>
-            </w:r>
-            <w:r>
-              <w:rPr>
-                <w:rFonts w:ascii="Arial" w:hAnsi="Arial" w:cs="Arial"/>
+                <w:rFonts w:ascii="Arial" w:hAnsi="Arial" w:cs="Arial" w:eastAsia="Arial"/>
+                <w:b/>
+                <w:spacing w:val="-2"/>
+                <w:sz w:val="21"/>
+                <w:szCs w:val="21"/>
+              </w:rPr>
+              <w:t xml:space="preserve"> </w:t>
+            </w:r>
+            <w:r>
+              <w:rPr>
+                <w:rFonts w:ascii="Arial" w:hAnsi="Arial" w:cs="Arial" w:eastAsia="Arial"/>
                 <w:b/>
                 <w:sz w:val="21"/>
                 <w:szCs w:val="21"/>
@@ -4730,7 +4730,7 @@
             </w:r>
             <w:r>
               <w:rPr>
-                <w:rFonts w:ascii="Arial" w:hAnsi="Arial" w:cs="Arial"/>
+                <w:rFonts w:ascii="Arial" w:hAnsi="Arial" w:cs="Arial" w:eastAsia="Arial"/>
                 <w:b/>
                 <w:spacing w:val="-3"/>
                 <w:sz w:val="21"/>
@@ -4740,7 +4740,7 @@
             </w:r>
             <w:r>
               <w:rPr>
-                <w:rFonts w:ascii="Arial" w:hAnsi="Arial" w:cs="Arial"/>
+                <w:rFonts w:ascii="Arial" w:hAnsi="Arial" w:cs="Arial" w:eastAsia="Arial"/>
                 <w:b/>
                 <w:sz w:val="21"/>
                 <w:szCs w:val="21"/>
@@ -4749,17 +4749,17 @@
             </w:r>
             <w:r>
               <w:rPr>
-                <w:rFonts w:ascii="Arial" w:hAnsi="Arial" w:cs="Arial"/>
-                <w:b/>
-                <w:spacing w:val="-2"/>
-                <w:sz w:val="21"/>
-                <w:szCs w:val="21"/>
-              </w:rPr>
-              <w:t xml:space="preserve"> </w:t>
-            </w:r>
-            <w:r>
-              <w:rPr>
-                <w:rFonts w:ascii="Arial" w:hAnsi="Arial" w:cs="Arial"/>
+                <w:rFonts w:ascii="Arial" w:hAnsi="Arial" w:cs="Arial" w:eastAsia="Arial"/>
+                <w:b/>
+                <w:spacing w:val="-2"/>
+                <w:sz w:val="21"/>
+                <w:szCs w:val="21"/>
+              </w:rPr>
+              <w:t xml:space="preserve"> </w:t>
+            </w:r>
+            <w:r>
+              <w:rPr>
+                <w:rFonts w:ascii="Arial" w:hAnsi="Arial" w:cs="Arial" w:eastAsia="Arial"/>
                 <w:b/>
                 <w:sz w:val="21"/>
                 <w:szCs w:val="21"/>
@@ -4768,7 +4768,7 @@
             </w:r>
             <w:r>
               <w:rPr>
-                <w:rFonts w:ascii="Arial" w:hAnsi="Arial" w:cs="Arial"/>
+                <w:rFonts w:ascii="Arial" w:hAnsi="Arial" w:cs="Arial" w:eastAsia="Arial"/>
                 <w:b/>
                 <w:spacing w:val="-3"/>
                 <w:sz w:val="21"/>
@@ -4778,7 +4778,7 @@
             </w:r>
             <w:r>
               <w:rPr>
-                <w:rFonts w:ascii="Arial" w:hAnsi="Arial" w:cs="Arial"/>
+                <w:rFonts w:ascii="Arial" w:hAnsi="Arial" w:cs="Arial" w:eastAsia="Arial"/>
                 <w:b/>
                 <w:sz w:val="21"/>
                 <w:szCs w:val="21"/>
@@ -4787,17 +4787,17 @@
             </w:r>
             <w:r>
               <w:rPr>
-                <w:rFonts w:ascii="Arial" w:hAnsi="Arial" w:cs="Arial"/>
-                <w:b/>
-                <w:spacing w:val="-2"/>
-                <w:sz w:val="21"/>
-                <w:szCs w:val="21"/>
-              </w:rPr>
-              <w:t xml:space="preserve"> </w:t>
-            </w:r>
-            <w:r>
-              <w:rPr>
-                <w:rFonts w:ascii="Arial" w:hAnsi="Arial" w:cs="Arial"/>
+                <w:rFonts w:ascii="Arial" w:hAnsi="Arial" w:cs="Arial" w:eastAsia="Arial"/>
+                <w:b/>
+                <w:spacing w:val="-2"/>
+                <w:sz w:val="21"/>
+                <w:szCs w:val="21"/>
+              </w:rPr>
+              <w:t xml:space="preserve"> </w:t>
+            </w:r>
+            <w:r>
+              <w:rPr>
+                <w:rFonts w:ascii="Arial" w:hAnsi="Arial" w:cs="Arial" w:eastAsia="Arial"/>
                 <w:b/>
                 <w:sz w:val="21"/>
                 <w:szCs w:val="21"/>
@@ -4806,7 +4806,7 @@
             </w:r>
             <w:r>
               <w:rPr>
-                <w:rFonts w:ascii="Arial" w:hAnsi="Arial" w:cs="Arial"/>
+                <w:rFonts w:ascii="Arial" w:hAnsi="Arial" w:cs="Arial" w:eastAsia="Arial"/>
                 <w:b/>
                 <w:spacing w:val="-3"/>
                 <w:sz w:val="21"/>
@@ -4816,7 +4816,7 @@
             </w:r>
             <w:r>
               <w:rPr>
-                <w:rFonts w:ascii="Arial" w:hAnsi="Arial" w:cs="Arial"/>
+                <w:rFonts w:ascii="Arial" w:hAnsi="Arial" w:cs="Arial" w:eastAsia="Arial"/>
                 <w:b/>
                 <w:sz w:val="21"/>
                 <w:szCs w:val="21"/>
@@ -4825,7 +4825,7 @@
             </w:r>
             <w:r>
               <w:rPr>
-                <w:rFonts w:ascii="Arial" w:hAnsi="Arial" w:cs="Arial"/>
+                <w:rFonts w:ascii="Arial" w:hAnsi="Arial" w:cs="Arial" w:eastAsia="Arial"/>
                 <w:b/>
                 <w:spacing w:val="-2"/>
                 <w:sz w:val="21"/>
@@ -4848,15 +4848,15 @@
             <w:pPr>
               <w:pStyle w:val="TableParagraph"/>
               <w:rPr>
-                <w:rFonts w:ascii="Arial" w:hAnsi="Arial" w:cs="Arial"/>
-                <w:b/>
-                <w:sz w:val="21"/>
-                <w:szCs w:val="21"/>
-              </w:rPr>
-            </w:pPr>
-            <w:r>
-              <w:rPr>
-                <w:rFonts w:ascii="Arial" w:hAnsi="Arial" w:cs="Arial"/>
+                <w:rFonts w:ascii="Arial" w:hAnsi="Arial" w:cs="Arial" w:eastAsia="Arial"/>
+                <w:b/>
+                <w:sz w:val="21"/>
+                <w:szCs w:val="21"/>
+              </w:rPr>
+            </w:pPr>
+            <w:r>
+              <w:rPr>
+                <w:rFonts w:ascii="Arial" w:hAnsi="Arial" w:cs="Arial" w:eastAsia="Arial"/>
                 <w:b/>
                 <w:sz w:val="21"/>
                 <w:szCs w:val="21"/>
@@ -4865,7 +4865,7 @@
             </w:r>
             <w:r>
               <w:rPr>
-                <w:rFonts w:ascii="Arial" w:hAnsi="Arial" w:cs="Arial"/>
+                <w:rFonts w:ascii="Arial" w:hAnsi="Arial" w:cs="Arial" w:eastAsia="Arial"/>
                 <w:b/>
                 <w:spacing w:val="20"/>
                 <w:sz w:val="21"/>
@@ -4875,7 +4875,7 @@
             </w:r>
             <w:r>
               <w:rPr>
-                <w:rFonts w:ascii="Arial" w:hAnsi="Arial" w:cs="Arial"/>
+                <w:rFonts w:ascii="Arial" w:hAnsi="Arial" w:cs="Arial" w:eastAsia="Arial"/>
                 <w:b/>
                 <w:sz w:val="21"/>
                 <w:szCs w:val="21"/>
@@ -4884,7 +4884,7 @@
             </w:r>
             <w:r>
               <w:rPr>
-                <w:rFonts w:ascii="Arial" w:hAnsi="Arial" w:cs="Arial"/>
+                <w:rFonts w:ascii="Arial" w:hAnsi="Arial" w:cs="Arial" w:eastAsia="Arial"/>
                 <w:b/>
                 <w:spacing w:val="20"/>
                 <w:sz w:val="21"/>
@@ -4894,7 +4894,7 @@
             </w:r>
             <w:r>
               <w:rPr>
-                <w:rFonts w:ascii="Arial" w:hAnsi="Arial" w:cs="Arial"/>
+                <w:rFonts w:ascii="Arial" w:hAnsi="Arial" w:cs="Arial" w:eastAsia="Arial"/>
                 <w:b/>
                 <w:spacing w:val="-2"/>
                 <w:sz w:val="21"/>
@@ -4914,7 +4914,7 @@
               <w:spacing w:line="264" w:lineRule="auto"/>
               <w:ind w:left="61"/>
               <w:rPr>
-                <w:rFonts w:ascii="Arial" w:hAnsi="Arial" w:cs="Arial"/>
+                <w:rFonts w:ascii="Arial" w:hAnsi="Arial" w:cs="Arial" w:eastAsia="Arial"/>
                 <w:sz w:val="21"/>
                 <w:szCs w:val="21"/>
               </w:rPr>
@@ -4922,7 +4922,7 @@
             <w:proofErr w:type="spellStart"/>
             <w:r>
               <w:rPr>
-                <w:rFonts w:ascii="Arial" w:hAnsi="Arial" w:cs="Arial"/>
+                <w:rFonts w:ascii="Arial" w:hAnsi="Arial" w:cs="Arial" w:eastAsia="Arial"/>
                 <w:sz w:val="21"/>
                 <w:szCs w:val="21"/>
               </w:rPr>
@@ -4931,7 +4931,7 @@
             <w:proofErr w:type="spellEnd"/>
             <w:r>
               <w:rPr>
-                <w:rFonts w:ascii="Arial" w:hAnsi="Arial" w:cs="Arial"/>
+                <w:rFonts w:ascii="Arial" w:hAnsi="Arial" w:cs="Arial" w:eastAsia="Arial"/>
                 <w:sz w:val="21"/>
                 <w:szCs w:val="21"/>
               </w:rPr>
@@ -4952,15 +4952,15 @@
             <w:pPr>
               <w:pStyle w:val="TableParagraph"/>
               <w:rPr>
-                <w:rFonts w:ascii="Arial" w:hAnsi="Arial" w:cs="Arial"/>
-                <w:b/>
-                <w:sz w:val="21"/>
-                <w:szCs w:val="21"/>
-              </w:rPr>
-            </w:pPr>
-            <w:r>
-              <w:rPr>
-                <w:rFonts w:ascii="Arial" w:hAnsi="Arial" w:cs="Arial"/>
+                <w:rFonts w:ascii="Arial" w:hAnsi="Arial" w:cs="Arial" w:eastAsia="Arial"/>
+                <w:b/>
+                <w:sz w:val="21"/>
+                <w:szCs w:val="21"/>
+              </w:rPr>
+            </w:pPr>
+            <w:r>
+              <w:rPr>
+                <w:rFonts w:ascii="Arial" w:hAnsi="Arial" w:cs="Arial" w:eastAsia="Arial"/>
                 <w:b/>
                 <w:spacing w:val="-2"/>
                 <w:sz w:val="21"/>
@@ -4980,14 +4980,14 @@
               <w:spacing w:line="264" w:lineRule="auto"/>
               <w:ind w:left="61"/>
               <w:rPr>
-                <w:rFonts w:ascii="Arial" w:hAnsi="Arial" w:cs="Arial"/>
-                <w:sz w:val="21"/>
-                <w:szCs w:val="21"/>
-              </w:rPr>
-            </w:pPr>
-            <w:r>
-              <w:rPr>
-                <w:rFonts w:ascii="Arial" w:hAnsi="Arial" w:cs="Arial"/>
+                <w:rFonts w:ascii="Arial" w:hAnsi="Arial" w:cs="Arial" w:eastAsia="Arial"/>
+                <w:sz w:val="21"/>
+                <w:szCs w:val="21"/>
+              </w:rPr>
+            </w:pPr>
+            <w:r>
+              <w:rPr>
+                <w:rFonts w:ascii="Arial" w:hAnsi="Arial" w:cs="Arial" w:eastAsia="Arial"/>
                 <w:sz w:val="21"/>
                 <w:szCs w:val="21"/>
               </w:rPr>
@@ -4995,7 +4995,7 @@
             </w:r>
             <w:r>
               <w:rPr>
-                <w:rFonts w:ascii="Arial" w:hAnsi="Arial" w:cs="Arial"/>
+                <w:rFonts w:ascii="Arial" w:hAnsi="Arial" w:cs="Arial" w:eastAsia="Arial"/>
                 <w:spacing w:val="-2"/>
                 <w:sz w:val="21"/>
                 <w:szCs w:val="21"/>
@@ -5017,15 +5017,15 @@
             <w:pPr>
               <w:pStyle w:val="TableParagraph"/>
               <w:rPr>
-                <w:rFonts w:ascii="Arial" w:hAnsi="Arial" w:cs="Arial"/>
-                <w:b/>
-                <w:sz w:val="21"/>
-                <w:szCs w:val="21"/>
-              </w:rPr>
-            </w:pPr>
-            <w:r>
-              <w:rPr>
-                <w:rFonts w:ascii="Arial" w:hAnsi="Arial" w:cs="Arial"/>
+                <w:rFonts w:ascii="Arial" w:hAnsi="Arial" w:cs="Arial" w:eastAsia="Arial"/>
+                <w:b/>
+                <w:sz w:val="21"/>
+                <w:szCs w:val="21"/>
+              </w:rPr>
+            </w:pPr>
+            <w:r>
+              <w:rPr>
+                <w:rFonts w:ascii="Arial" w:hAnsi="Arial" w:cs="Arial" w:eastAsia="Arial"/>
                 <w:b/>
                 <w:spacing w:val="-2"/>
                 <w:sz w:val="21"/>
@@ -5044,14 +5044,14 @@
               <w:pStyle w:val="TableParagraph"/>
               <w:ind w:left="61"/>
               <w:rPr>
-                <w:rFonts w:ascii="Arial" w:hAnsi="Arial" w:cs="Arial"/>
-                <w:sz w:val="21"/>
-                <w:szCs w:val="21"/>
-              </w:rPr>
-            </w:pPr>
-            <w:r>
-              <w:rPr>
-                <w:rFonts w:ascii="Arial" w:hAnsi="Arial" w:cs="Arial"/>
+                <w:rFonts w:ascii="Arial" w:hAnsi="Arial" w:cs="Arial" w:eastAsia="Arial"/>
+                <w:sz w:val="21"/>
+                <w:szCs w:val="21"/>
+              </w:rPr>
+            </w:pPr>
+            <w:r>
+              <w:rPr>
+                <w:rFonts w:ascii="Arial" w:hAnsi="Arial" w:cs="Arial" w:eastAsia="Arial"/>
                 <w:sz w:val="21"/>
                 <w:szCs w:val="21"/>
               </w:rPr>
@@ -5059,7 +5059,7 @@
             </w:r>
             <w:r>
               <w:rPr>
-                <w:rFonts w:ascii="Arial" w:hAnsi="Arial" w:cs="Arial"/>
+                <w:rFonts w:ascii="Arial" w:hAnsi="Arial" w:cs="Arial" w:eastAsia="Arial"/>
                 <w:spacing w:val="11"/>
                 <w:sz w:val="21"/>
                 <w:szCs w:val="21"/>
@@ -5068,7 +5068,7 @@
             </w:r>
             <w:r>
               <w:rPr>
-                <w:rFonts w:ascii="Arial" w:hAnsi="Arial" w:cs="Arial"/>
+                <w:rFonts w:ascii="Arial" w:hAnsi="Arial" w:cs="Arial" w:eastAsia="Arial"/>
                 <w:sz w:val="21"/>
                 <w:szCs w:val="21"/>
               </w:rPr>
@@ -5076,16 +5076,16 @@
             </w:r>
             <w:r>
               <w:rPr>
-                <w:rFonts w:ascii="Arial" w:hAnsi="Arial" w:cs="Arial"/>
-                <w:spacing w:val="12"/>
-                <w:sz w:val="21"/>
-                <w:szCs w:val="21"/>
-              </w:rPr>
-              <w:t xml:space="preserve"> </w:t>
-            </w:r>
-            <w:r>
-              <w:rPr>
-                <w:rFonts w:ascii="Arial" w:hAnsi="Arial" w:cs="Arial"/>
+                <w:rFonts w:ascii="Arial" w:hAnsi="Arial" w:cs="Arial" w:eastAsia="Arial"/>
+                <w:spacing w:val="12"/>
+                <w:sz w:val="21"/>
+                <w:szCs w:val="21"/>
+              </w:rPr>
+              <w:t xml:space="preserve"> </w:t>
+            </w:r>
+            <w:r>
+              <w:rPr>
+                <w:rFonts w:ascii="Arial" w:hAnsi="Arial" w:cs="Arial" w:eastAsia="Arial"/>
                 <w:sz w:val="21"/>
                 <w:szCs w:val="21"/>
               </w:rPr>
@@ -5093,7 +5093,7 @@
             </w:r>
             <w:r>
               <w:rPr>
-                <w:rFonts w:ascii="Arial" w:hAnsi="Arial" w:cs="Arial"/>
+                <w:rFonts w:ascii="Arial" w:hAnsi="Arial" w:cs="Arial" w:eastAsia="Arial"/>
                 <w:spacing w:val="11"/>
                 <w:sz w:val="21"/>
                 <w:szCs w:val="21"/>
@@ -5102,7 +5102,7 @@
             </w:r>
             <w:r>
               <w:rPr>
-                <w:rFonts w:ascii="Arial" w:hAnsi="Arial" w:cs="Arial"/>
+                <w:rFonts w:ascii="Arial" w:hAnsi="Arial" w:cs="Arial" w:eastAsia="Arial"/>
                 <w:sz w:val="21"/>
                 <w:szCs w:val="21"/>
               </w:rPr>
@@ -5110,16 +5110,16 @@
             </w:r>
             <w:r>
               <w:rPr>
-                <w:rFonts w:ascii="Arial" w:hAnsi="Arial" w:cs="Arial"/>
-                <w:spacing w:val="12"/>
-                <w:sz w:val="21"/>
-                <w:szCs w:val="21"/>
-              </w:rPr>
-              <w:t xml:space="preserve"> </w:t>
-            </w:r>
-            <w:r>
-              <w:rPr>
-                <w:rFonts w:ascii="Arial" w:hAnsi="Arial" w:cs="Arial"/>
+                <w:rFonts w:ascii="Arial" w:hAnsi="Arial" w:cs="Arial" w:eastAsia="Arial"/>
+                <w:spacing w:val="12"/>
+                <w:sz w:val="21"/>
+                <w:szCs w:val="21"/>
+              </w:rPr>
+              <w:t xml:space="preserve"> </w:t>
+            </w:r>
+            <w:r>
+              <w:rPr>
+                <w:rFonts w:ascii="Arial" w:hAnsi="Arial" w:cs="Arial" w:eastAsia="Arial"/>
                 <w:sz w:val="21"/>
                 <w:szCs w:val="21"/>
               </w:rPr>
@@ -5127,16 +5127,16 @@
             </w:r>
             <w:r>
               <w:rPr>
-                <w:rFonts w:ascii="Arial" w:hAnsi="Arial" w:cs="Arial"/>
-                <w:spacing w:val="12"/>
-                <w:sz w:val="21"/>
-                <w:szCs w:val="21"/>
-              </w:rPr>
-              <w:t xml:space="preserve"> </w:t>
-            </w:r>
-            <w:r>
-              <w:rPr>
-                <w:rFonts w:ascii="Arial" w:hAnsi="Arial" w:cs="Arial"/>
+                <w:rFonts w:ascii="Arial" w:hAnsi="Arial" w:cs="Arial" w:eastAsia="Arial"/>
+                <w:spacing w:val="12"/>
+                <w:sz w:val="21"/>
+                <w:szCs w:val="21"/>
+              </w:rPr>
+              <w:t xml:space="preserve"> </w:t>
+            </w:r>
+            <w:r>
+              <w:rPr>
+                <w:rFonts w:ascii="Arial" w:hAnsi="Arial" w:cs="Arial" w:eastAsia="Arial"/>
                 <w:sz w:val="21"/>
                 <w:szCs w:val="21"/>
               </w:rPr>
@@ -5144,7 +5144,7 @@
             </w:r>
             <w:r>
               <w:rPr>
-                <w:rFonts w:ascii="Arial" w:hAnsi="Arial" w:cs="Arial"/>
+                <w:rFonts w:ascii="Arial" w:hAnsi="Arial" w:cs="Arial" w:eastAsia="Arial"/>
                 <w:spacing w:val="11"/>
                 <w:sz w:val="21"/>
                 <w:szCs w:val="21"/>
@@ -5153,7 +5153,7 @@
             </w:r>
             <w:r>
               <w:rPr>
-                <w:rFonts w:ascii="Arial" w:hAnsi="Arial" w:cs="Arial"/>
+                <w:rFonts w:ascii="Arial" w:hAnsi="Arial" w:cs="Arial" w:eastAsia="Arial"/>
                 <w:sz w:val="21"/>
                 <w:szCs w:val="21"/>
               </w:rPr>
@@ -5161,16 +5161,16 @@
             </w:r>
             <w:r>
               <w:rPr>
-                <w:rFonts w:ascii="Arial" w:hAnsi="Arial" w:cs="Arial"/>
-                <w:spacing w:val="12"/>
-                <w:sz w:val="21"/>
-                <w:szCs w:val="21"/>
-              </w:rPr>
-              <w:t xml:space="preserve"> </w:t>
-            </w:r>
-            <w:r>
-              <w:rPr>
-                <w:rFonts w:ascii="Arial" w:hAnsi="Arial" w:cs="Arial"/>
+                <w:rFonts w:ascii="Arial" w:hAnsi="Arial" w:cs="Arial" w:eastAsia="Arial"/>
+                <w:spacing w:val="12"/>
+                <w:sz w:val="21"/>
+                <w:szCs w:val="21"/>
+              </w:rPr>
+              <w:t xml:space="preserve"> </w:t>
+            </w:r>
+            <w:r>
+              <w:rPr>
+                <w:rFonts w:ascii="Arial" w:hAnsi="Arial" w:cs="Arial" w:eastAsia="Arial"/>
                 <w:sz w:val="21"/>
                 <w:szCs w:val="21"/>
               </w:rPr>
@@ -5178,7 +5178,7 @@
             </w:r>
             <w:r>
               <w:rPr>
-                <w:rFonts w:ascii="Arial" w:hAnsi="Arial" w:cs="Arial"/>
+                <w:rFonts w:ascii="Arial" w:hAnsi="Arial" w:cs="Arial" w:eastAsia="Arial"/>
                 <w:spacing w:val="11"/>
                 <w:sz w:val="21"/>
                 <w:szCs w:val="21"/>
@@ -5187,7 +5187,7 @@
             </w:r>
             <w:r>
               <w:rPr>
-                <w:rFonts w:ascii="Arial" w:hAnsi="Arial" w:cs="Arial"/>
+                <w:rFonts w:ascii="Arial" w:hAnsi="Arial" w:cs="Arial" w:eastAsia="Arial"/>
                 <w:sz w:val="21"/>
                 <w:szCs w:val="21"/>
               </w:rPr>
@@ -5195,16 +5195,16 @@
             </w:r>
             <w:r>
               <w:rPr>
-                <w:rFonts w:ascii="Arial" w:hAnsi="Arial" w:cs="Arial"/>
-                <w:spacing w:val="12"/>
-                <w:sz w:val="21"/>
-                <w:szCs w:val="21"/>
-              </w:rPr>
-              <w:t xml:space="preserve"> </w:t>
-            </w:r>
-            <w:r>
-              <w:rPr>
-                <w:rFonts w:ascii="Arial" w:hAnsi="Arial" w:cs="Arial"/>
+                <w:rFonts w:ascii="Arial" w:hAnsi="Arial" w:cs="Arial" w:eastAsia="Arial"/>
+                <w:spacing w:val="12"/>
+                <w:sz w:val="21"/>
+                <w:szCs w:val="21"/>
+              </w:rPr>
+              <w:t xml:space="preserve"> </w:t>
+            </w:r>
+            <w:r>
+              <w:rPr>
+                <w:rFonts w:ascii="Arial" w:hAnsi="Arial" w:cs="Arial" w:eastAsia="Arial"/>
                 <w:sz w:val="21"/>
                 <w:szCs w:val="21"/>
               </w:rPr>
@@ -5212,16 +5212,16 @@
             </w:r>
             <w:r>
               <w:rPr>
-                <w:rFonts w:ascii="Arial" w:hAnsi="Arial" w:cs="Arial"/>
-                <w:spacing w:val="12"/>
-                <w:sz w:val="21"/>
-                <w:szCs w:val="21"/>
-              </w:rPr>
-              <w:t xml:space="preserve"> </w:t>
-            </w:r>
-            <w:r>
-              <w:rPr>
-                <w:rFonts w:ascii="Arial" w:hAnsi="Arial" w:cs="Arial"/>
+                <w:rFonts w:ascii="Arial" w:hAnsi="Arial" w:cs="Arial" w:eastAsia="Arial"/>
+                <w:spacing w:val="12"/>
+                <w:sz w:val="21"/>
+                <w:szCs w:val="21"/>
+              </w:rPr>
+              <w:t xml:space="preserve"> </w:t>
+            </w:r>
+            <w:r>
+              <w:rPr>
+                <w:rFonts w:ascii="Arial" w:hAnsi="Arial" w:cs="Arial" w:eastAsia="Arial"/>
                 <w:spacing w:val="-2"/>
                 <w:sz w:val="21"/>
                 <w:szCs w:val="21"/>
@@ -5243,15 +5243,15 @@
             <w:pPr>
               <w:pStyle w:val="TableParagraph"/>
               <w:rPr>
-                <w:rFonts w:ascii="Arial" w:hAnsi="Arial" w:cs="Arial"/>
-                <w:b/>
-                <w:sz w:val="21"/>
-                <w:szCs w:val="21"/>
-              </w:rPr>
-            </w:pPr>
-            <w:r>
-              <w:rPr>
-                <w:rFonts w:ascii="Arial" w:hAnsi="Arial" w:cs="Arial"/>
+                <w:rFonts w:ascii="Arial" w:hAnsi="Arial" w:cs="Arial" w:eastAsia="Arial"/>
+                <w:b/>
+                <w:sz w:val="21"/>
+                <w:szCs w:val="21"/>
+              </w:rPr>
+            </w:pPr>
+            <w:r>
+              <w:rPr>
+                <w:rFonts w:ascii="Arial" w:hAnsi="Arial" w:cs="Arial" w:eastAsia="Arial"/>
                 <w:b/>
                 <w:sz w:val="21"/>
                 <w:szCs w:val="21"/>
@@ -5260,7 +5260,7 @@
             </w:r>
             <w:r>
               <w:rPr>
-                <w:rFonts w:ascii="Arial" w:hAnsi="Arial" w:cs="Arial"/>
+                <w:rFonts w:ascii="Arial" w:hAnsi="Arial" w:cs="Arial" w:eastAsia="Arial"/>
                 <w:b/>
                 <w:spacing w:val="11"/>
                 <w:sz w:val="21"/>
@@ -5270,7 +5270,7 @@
             </w:r>
             <w:r>
               <w:rPr>
-                <w:rFonts w:ascii="Arial" w:hAnsi="Arial" w:cs="Arial"/>
+                <w:rFonts w:ascii="Arial" w:hAnsi="Arial" w:cs="Arial" w:eastAsia="Arial"/>
                 <w:b/>
                 <w:sz w:val="21"/>
                 <w:szCs w:val="21"/>
@@ -5279,7 +5279,7 @@
             </w:r>
             <w:r>
               <w:rPr>
-                <w:rFonts w:ascii="Arial" w:hAnsi="Arial" w:cs="Arial"/>
+                <w:rFonts w:ascii="Arial" w:hAnsi="Arial" w:cs="Arial" w:eastAsia="Arial"/>
                 <w:b/>
                 <w:spacing w:val="11"/>
                 <w:sz w:val="21"/>
@@ -5289,7 +5289,7 @@
             </w:r>
             <w:r>
               <w:rPr>
-                <w:rFonts w:ascii="Arial" w:hAnsi="Arial" w:cs="Arial"/>
+                <w:rFonts w:ascii="Arial" w:hAnsi="Arial" w:cs="Arial" w:eastAsia="Arial"/>
                 <w:b/>
                 <w:spacing w:val="-2"/>
                 <w:sz w:val="21"/>
@@ -5308,7 +5308,7 @@
               <w:pStyle w:val="TableParagraph"/>
               <w:ind w:left="61"/>
               <w:rPr>
-                <w:rFonts w:ascii="Arial" w:hAnsi="Arial" w:cs="Arial"/>
+                <w:rFonts w:ascii="Arial" w:hAnsi="Arial" w:cs="Arial" w:eastAsia="Arial"/>
                 <w:sz w:val="21"/>
                 <w:szCs w:val="21"/>
               </w:rPr>
@@ -5316,7 +5316,7 @@
             <w:proofErr w:type="spellStart"/>
             <w:r>
               <w:rPr>
-                <w:rFonts w:ascii="Arial" w:hAnsi="Arial" w:cs="Arial"/>
+                <w:rFonts w:ascii="Arial" w:hAnsi="Arial" w:cs="Arial" w:eastAsia="Arial"/>
                 <w:sz w:val="21"/>
                 <w:szCs w:val="21"/>
               </w:rPr>
@@ -5325,16 +5325,16 @@
             <w:proofErr w:type="spellEnd"/>
             <w:r>
               <w:rPr>
-                <w:rFonts w:ascii="Arial" w:hAnsi="Arial" w:cs="Arial"/>
-                <w:spacing w:val="12"/>
-                <w:sz w:val="21"/>
-                <w:szCs w:val="21"/>
-              </w:rPr>
-              <w:t xml:space="preserve"> </w:t>
-            </w:r>
-            <w:r>
-              <w:rPr>
-                <w:rFonts w:ascii="Arial" w:hAnsi="Arial" w:cs="Arial"/>
+                <w:rFonts w:ascii="Arial" w:hAnsi="Arial" w:cs="Arial" w:eastAsia="Arial"/>
+                <w:spacing w:val="12"/>
+                <w:sz w:val="21"/>
+                <w:szCs w:val="21"/>
+              </w:rPr>
+              <w:t xml:space="preserve"> </w:t>
+            </w:r>
+            <w:r>
+              <w:rPr>
+                <w:rFonts w:ascii="Arial" w:hAnsi="Arial" w:cs="Arial" w:eastAsia="Arial"/>
                 <w:sz w:val="21"/>
                 <w:szCs w:val="21"/>
               </w:rPr>
@@ -5342,16 +5342,16 @@
             </w:r>
             <w:r>
               <w:rPr>
-                <w:rFonts w:ascii="Arial" w:hAnsi="Arial" w:cs="Arial"/>
-                <w:spacing w:val="12"/>
-                <w:sz w:val="21"/>
-                <w:szCs w:val="21"/>
-              </w:rPr>
-              <w:t xml:space="preserve"> </w:t>
-            </w:r>
-            <w:r>
-              <w:rPr>
-                <w:rFonts w:ascii="Arial" w:hAnsi="Arial" w:cs="Arial"/>
+                <w:rFonts w:ascii="Arial" w:hAnsi="Arial" w:cs="Arial" w:eastAsia="Arial"/>
+                <w:spacing w:val="12"/>
+                <w:sz w:val="21"/>
+                <w:szCs w:val="21"/>
+              </w:rPr>
+              <w:t xml:space="preserve"> </w:t>
+            </w:r>
+            <w:r>
+              <w:rPr>
+                <w:rFonts w:ascii="Arial" w:hAnsi="Arial" w:cs="Arial" w:eastAsia="Arial"/>
                 <w:sz w:val="21"/>
                 <w:szCs w:val="21"/>
               </w:rPr>
@@ -5359,7 +5359,7 @@
             </w:r>
             <w:r>
               <w:rPr>
-                <w:rFonts w:ascii="Arial" w:hAnsi="Arial" w:cs="Arial"/>
+                <w:rFonts w:ascii="Arial" w:hAnsi="Arial" w:cs="Arial" w:eastAsia="Arial"/>
                 <w:spacing w:val="13"/>
                 <w:sz w:val="21"/>
                 <w:szCs w:val="21"/>
@@ -5368,7 +5368,7 @@
             </w:r>
             <w:r>
               <w:rPr>
-                <w:rFonts w:ascii="Arial" w:hAnsi="Arial" w:cs="Arial"/>
+                <w:rFonts w:ascii="Arial" w:hAnsi="Arial" w:cs="Arial" w:eastAsia="Arial"/>
                 <w:sz w:val="21"/>
                 <w:szCs w:val="21"/>
               </w:rPr>
@@ -5376,16 +5376,16 @@
             </w:r>
             <w:r>
               <w:rPr>
-                <w:rFonts w:ascii="Arial" w:hAnsi="Arial" w:cs="Arial"/>
-                <w:spacing w:val="12"/>
-                <w:sz w:val="21"/>
-                <w:szCs w:val="21"/>
-              </w:rPr>
-              <w:t xml:space="preserve"> </w:t>
-            </w:r>
-            <w:r>
-              <w:rPr>
-                <w:rFonts w:ascii="Arial" w:hAnsi="Arial" w:cs="Arial"/>
+                <w:rFonts w:ascii="Arial" w:hAnsi="Arial" w:cs="Arial" w:eastAsia="Arial"/>
+                <w:spacing w:val="12"/>
+                <w:sz w:val="21"/>
+                <w:szCs w:val="21"/>
+              </w:rPr>
+              <w:t xml:space="preserve"> </w:t>
+            </w:r>
+            <w:r>
+              <w:rPr>
+                <w:rFonts w:ascii="Arial" w:hAnsi="Arial" w:cs="Arial" w:eastAsia="Arial"/>
                 <w:sz w:val="21"/>
                 <w:szCs w:val="21"/>
               </w:rPr>
@@ -5393,7 +5393,7 @@
             </w:r>
             <w:r>
               <w:rPr>
-                <w:rFonts w:ascii="Arial" w:hAnsi="Arial" w:cs="Arial"/>
+                <w:rFonts w:ascii="Arial" w:hAnsi="Arial" w:cs="Arial" w:eastAsia="Arial"/>
                 <w:spacing w:val="13"/>
                 <w:sz w:val="21"/>
                 <w:szCs w:val="21"/>
@@ -5402,7 +5402,7 @@
             </w:r>
             <w:r>
               <w:rPr>
-                <w:rFonts w:ascii="Arial" w:hAnsi="Arial" w:cs="Arial"/>
+                <w:rFonts w:ascii="Arial" w:hAnsi="Arial" w:cs="Arial" w:eastAsia="Arial"/>
                 <w:sz w:val="21"/>
                 <w:szCs w:val="21"/>
               </w:rPr>
@@ -5410,16 +5410,16 @@
             </w:r>
             <w:r>
               <w:rPr>
-                <w:rFonts w:ascii="Arial" w:hAnsi="Arial" w:cs="Arial"/>
-                <w:spacing w:val="12"/>
-                <w:sz w:val="21"/>
-                <w:szCs w:val="21"/>
-              </w:rPr>
-              <w:t xml:space="preserve"> </w:t>
-            </w:r>
-            <w:r>
-              <w:rPr>
-                <w:rFonts w:ascii="Arial" w:hAnsi="Arial" w:cs="Arial"/>
+                <w:rFonts w:ascii="Arial" w:hAnsi="Arial" w:cs="Arial" w:eastAsia="Arial"/>
+                <w:spacing w:val="12"/>
+                <w:sz w:val="21"/>
+                <w:szCs w:val="21"/>
+              </w:rPr>
+              <w:t xml:space="preserve"> </w:t>
+            </w:r>
+            <w:r>
+              <w:rPr>
+                <w:rFonts w:ascii="Arial" w:hAnsi="Arial" w:cs="Arial" w:eastAsia="Arial"/>
                 <w:sz w:val="21"/>
                 <w:szCs w:val="21"/>
               </w:rPr>
@@ -5427,7 +5427,7 @@
             </w:r>
             <w:r>
               <w:rPr>
-                <w:rFonts w:ascii="Arial" w:hAnsi="Arial" w:cs="Arial"/>
+                <w:rFonts w:ascii="Arial" w:hAnsi="Arial" w:cs="Arial" w:eastAsia="Arial"/>
                 <w:spacing w:val="13"/>
                 <w:sz w:val="21"/>
                 <w:szCs w:val="21"/>
@@ -5436,7 +5436,7 @@
             </w:r>
             <w:r>
               <w:rPr>
-                <w:rFonts w:ascii="Arial" w:hAnsi="Arial" w:cs="Arial"/>
+                <w:rFonts w:ascii="Arial" w:hAnsi="Arial" w:cs="Arial" w:eastAsia="Arial"/>
                 <w:sz w:val="21"/>
                 <w:szCs w:val="21"/>
               </w:rPr>
@@ -5444,16 +5444,16 @@
             </w:r>
             <w:r>
               <w:rPr>
-                <w:rFonts w:ascii="Arial" w:hAnsi="Arial" w:cs="Arial"/>
-                <w:spacing w:val="12"/>
-                <w:sz w:val="21"/>
-                <w:szCs w:val="21"/>
-              </w:rPr>
-              <w:t xml:space="preserve"> </w:t>
-            </w:r>
-            <w:r>
-              <w:rPr>
-                <w:rFonts w:ascii="Arial" w:hAnsi="Arial" w:cs="Arial"/>
+                <w:rFonts w:ascii="Arial" w:hAnsi="Arial" w:cs="Arial" w:eastAsia="Arial"/>
+                <w:spacing w:val="12"/>
+                <w:sz w:val="21"/>
+                <w:szCs w:val="21"/>
+              </w:rPr>
+              <w:t xml:space="preserve"> </w:t>
+            </w:r>
+            <w:r>
+              <w:rPr>
+                <w:rFonts w:ascii="Arial" w:hAnsi="Arial" w:cs="Arial" w:eastAsia="Arial"/>
                 <w:sz w:val="21"/>
                 <w:szCs w:val="21"/>
               </w:rPr>
@@ -5461,7 +5461,7 @@
             </w:r>
             <w:r>
               <w:rPr>
-                <w:rFonts w:ascii="Arial" w:hAnsi="Arial" w:cs="Arial"/>
+                <w:rFonts w:ascii="Arial" w:hAnsi="Arial" w:cs="Arial" w:eastAsia="Arial"/>
                 <w:spacing w:val="13"/>
                 <w:sz w:val="21"/>
                 <w:szCs w:val="21"/>
@@ -5470,7 +5470,7 @@
             </w:r>
             <w:r>
               <w:rPr>
-                <w:rFonts w:ascii="Arial" w:hAnsi="Arial" w:cs="Arial"/>
+                <w:rFonts w:ascii="Arial" w:hAnsi="Arial" w:cs="Arial" w:eastAsia="Arial"/>
                 <w:spacing w:val="-2"/>
                 <w:sz w:val="21"/>
                 <w:szCs w:val="21"/>
@@ -5492,15 +5492,15 @@
             <w:pPr>
               <w:pStyle w:val="TableParagraph"/>
               <w:rPr>
-                <w:rFonts w:ascii="Arial" w:hAnsi="Arial" w:cs="Arial"/>
-                <w:b/>
-                <w:sz w:val="21"/>
-                <w:szCs w:val="21"/>
-              </w:rPr>
-            </w:pPr>
-            <w:r>
-              <w:rPr>
-                <w:rFonts w:ascii="Arial" w:hAnsi="Arial" w:cs="Arial"/>
+                <w:rFonts w:ascii="Arial" w:hAnsi="Arial" w:cs="Arial" w:eastAsia="Arial"/>
+                <w:b/>
+                <w:sz w:val="21"/>
+                <w:szCs w:val="21"/>
+              </w:rPr>
+            </w:pPr>
+            <w:r>
+              <w:rPr>
+                <w:rFonts w:ascii="Arial" w:hAnsi="Arial" w:cs="Arial" w:eastAsia="Arial"/>
                 <w:b/>
                 <w:sz w:val="21"/>
                 <w:szCs w:val="21"/>
@@ -5509,7 +5509,7 @@
             </w:r>
             <w:r>
               <w:rPr>
-                <w:rFonts w:ascii="Arial" w:hAnsi="Arial" w:cs="Arial"/>
+                <w:rFonts w:ascii="Arial" w:hAnsi="Arial" w:cs="Arial" w:eastAsia="Arial"/>
                 <w:b/>
                 <w:spacing w:val="8"/>
                 <w:sz w:val="21"/>
@@ -5519,7 +5519,7 @@
             </w:r>
             <w:r>
               <w:rPr>
-                <w:rFonts w:ascii="Arial" w:hAnsi="Arial" w:cs="Arial"/>
+                <w:rFonts w:ascii="Arial" w:hAnsi="Arial" w:cs="Arial" w:eastAsia="Arial"/>
                 <w:b/>
                 <w:sz w:val="21"/>
                 <w:szCs w:val="21"/>
@@ -5528,7 +5528,7 @@
             </w:r>
             <w:r>
               <w:rPr>
-                <w:rFonts w:ascii="Arial" w:hAnsi="Arial" w:cs="Arial"/>
+                <w:rFonts w:ascii="Arial" w:hAnsi="Arial" w:cs="Arial" w:eastAsia="Arial"/>
                 <w:b/>
                 <w:spacing w:val="9"/>
                 <w:sz w:val="21"/>
@@ -5538,7 +5538,7 @@
             </w:r>
             <w:r>
               <w:rPr>
-                <w:rFonts w:ascii="Arial" w:hAnsi="Arial" w:cs="Arial"/>
+                <w:rFonts w:ascii="Arial" w:hAnsi="Arial" w:cs="Arial" w:eastAsia="Arial"/>
                 <w:b/>
                 <w:spacing w:val="-2"/>
                 <w:sz w:val="21"/>
@@ -5557,7 +5557,7 @@
               <w:pStyle w:val="TableParagraph"/>
               <w:ind w:left="61"/>
               <w:rPr>
-                <w:rFonts w:ascii="Arial" w:hAnsi="Arial" w:cs="Arial"/>
+                <w:rFonts w:ascii="Arial" w:hAnsi="Arial" w:cs="Arial" w:eastAsia="Arial"/>
                 <w:sz w:val="21"/>
                 <w:szCs w:val="21"/>
               </w:rPr>
@@ -5565,7 +5565,7 @@
             <w:proofErr w:type="spellStart"/>
             <w:r>
               <w:rPr>
-                <w:rFonts w:ascii="Arial" w:hAnsi="Arial" w:cs="Arial"/>
+                <w:rFonts w:ascii="Arial" w:hAnsi="Arial" w:cs="Arial" w:eastAsia="Arial"/>
                 <w:sz w:val="21"/>
                 <w:szCs w:val="21"/>
               </w:rPr>
@@ -5574,16 +5574,16 @@
             <w:proofErr w:type="spellEnd"/>
             <w:r>
               <w:rPr>
-                <w:rFonts w:ascii="Arial" w:hAnsi="Arial" w:cs="Arial"/>
-                <w:spacing w:val="12"/>
-                <w:sz w:val="21"/>
-                <w:szCs w:val="21"/>
-              </w:rPr>
-              <w:t xml:space="preserve"> </w:t>
-            </w:r>
-            <w:r>
-              <w:rPr>
-                <w:rFonts w:ascii="Arial" w:hAnsi="Arial" w:cs="Arial"/>
+                <w:rFonts w:ascii="Arial" w:hAnsi="Arial" w:cs="Arial" w:eastAsia="Arial"/>
+                <w:spacing w:val="12"/>
+                <w:sz w:val="21"/>
+                <w:szCs w:val="21"/>
+              </w:rPr>
+              <w:t xml:space="preserve"> </w:t>
+            </w:r>
+            <w:r>
+              <w:rPr>
+                <w:rFonts w:ascii="Arial" w:hAnsi="Arial" w:cs="Arial" w:eastAsia="Arial"/>
                 <w:sz w:val="21"/>
                 <w:szCs w:val="21"/>
               </w:rPr>
@@ -5591,16 +5591,16 @@
             </w:r>
             <w:r>
               <w:rPr>
-                <w:rFonts w:ascii="Arial" w:hAnsi="Arial" w:cs="Arial"/>
-                <w:spacing w:val="12"/>
-                <w:sz w:val="21"/>
-                <w:szCs w:val="21"/>
-              </w:rPr>
-              <w:t xml:space="preserve"> </w:t>
-            </w:r>
-            <w:r>
-              <w:rPr>
-                <w:rFonts w:ascii="Arial" w:hAnsi="Arial" w:cs="Arial"/>
+                <w:rFonts w:ascii="Arial" w:hAnsi="Arial" w:cs="Arial" w:eastAsia="Arial"/>
+                <w:spacing w:val="12"/>
+                <w:sz w:val="21"/>
+                <w:szCs w:val="21"/>
+              </w:rPr>
+              <w:t xml:space="preserve"> </w:t>
+            </w:r>
+            <w:r>
+              <w:rPr>
+                <w:rFonts w:ascii="Arial" w:hAnsi="Arial" w:cs="Arial" w:eastAsia="Arial"/>
                 <w:sz w:val="21"/>
                 <w:szCs w:val="21"/>
               </w:rPr>
@@ -5608,16 +5608,16 @@
             </w:r>
             <w:r>
               <w:rPr>
-                <w:rFonts w:ascii="Arial" w:hAnsi="Arial" w:cs="Arial"/>
-                <w:spacing w:val="12"/>
-                <w:sz w:val="21"/>
-                <w:szCs w:val="21"/>
-              </w:rPr>
-              <w:t xml:space="preserve"> </w:t>
-            </w:r>
-            <w:r>
-              <w:rPr>
-                <w:rFonts w:ascii="Arial" w:hAnsi="Arial" w:cs="Arial"/>
+                <w:rFonts w:ascii="Arial" w:hAnsi="Arial" w:cs="Arial" w:eastAsia="Arial"/>
+                <w:spacing w:val="12"/>
+                <w:sz w:val="21"/>
+                <w:szCs w:val="21"/>
+              </w:rPr>
+              <w:t xml:space="preserve"> </w:t>
+            </w:r>
+            <w:r>
+              <w:rPr>
+                <w:rFonts w:ascii="Arial" w:hAnsi="Arial" w:cs="Arial" w:eastAsia="Arial"/>
                 <w:sz w:val="21"/>
                 <w:szCs w:val="21"/>
               </w:rPr>
@@ -5625,16 +5625,16 @@
             </w:r>
             <w:r>
               <w:rPr>
-                <w:rFonts w:ascii="Arial" w:hAnsi="Arial" w:cs="Arial"/>
-                <w:spacing w:val="12"/>
-                <w:sz w:val="21"/>
-                <w:szCs w:val="21"/>
-              </w:rPr>
-              <w:t xml:space="preserve"> </w:t>
-            </w:r>
-            <w:r>
-              <w:rPr>
-                <w:rFonts w:ascii="Arial" w:hAnsi="Arial" w:cs="Arial"/>
+                <w:rFonts w:ascii="Arial" w:hAnsi="Arial" w:cs="Arial" w:eastAsia="Arial"/>
+                <w:spacing w:val="12"/>
+                <w:sz w:val="21"/>
+                <w:szCs w:val="21"/>
+              </w:rPr>
+              <w:t xml:space="preserve"> </w:t>
+            </w:r>
+            <w:r>
+              <w:rPr>
+                <w:rFonts w:ascii="Arial" w:hAnsi="Arial" w:cs="Arial" w:eastAsia="Arial"/>
                 <w:sz w:val="21"/>
                 <w:szCs w:val="21"/>
               </w:rPr>
@@ -5642,16 +5642,16 @@
             </w:r>
             <w:r>
               <w:rPr>
-                <w:rFonts w:ascii="Arial" w:hAnsi="Arial" w:cs="Arial"/>
-                <w:spacing w:val="12"/>
-                <w:sz w:val="21"/>
-                <w:szCs w:val="21"/>
-              </w:rPr>
-              <w:t xml:space="preserve"> </w:t>
-            </w:r>
-            <w:r>
-              <w:rPr>
-                <w:rFonts w:ascii="Arial" w:hAnsi="Arial" w:cs="Arial"/>
+                <w:rFonts w:ascii="Arial" w:hAnsi="Arial" w:cs="Arial" w:eastAsia="Arial"/>
+                <w:spacing w:val="12"/>
+                <w:sz w:val="21"/>
+                <w:szCs w:val="21"/>
+              </w:rPr>
+              <w:t xml:space="preserve"> </w:t>
+            </w:r>
+            <w:r>
+              <w:rPr>
+                <w:rFonts w:ascii="Arial" w:hAnsi="Arial" w:cs="Arial" w:eastAsia="Arial"/>
                 <w:sz w:val="21"/>
                 <w:szCs w:val="21"/>
               </w:rPr>
@@ -5659,16 +5659,16 @@
             </w:r>
             <w:r>
               <w:rPr>
-                <w:rFonts w:ascii="Arial" w:hAnsi="Arial" w:cs="Arial"/>
-                <w:spacing w:val="12"/>
-                <w:sz w:val="21"/>
-                <w:szCs w:val="21"/>
-              </w:rPr>
-              <w:t xml:space="preserve"> </w:t>
-            </w:r>
-            <w:r>
-              <w:rPr>
-                <w:rFonts w:ascii="Arial" w:hAnsi="Arial" w:cs="Arial"/>
+                <w:rFonts w:ascii="Arial" w:hAnsi="Arial" w:cs="Arial" w:eastAsia="Arial"/>
+                <w:spacing w:val="12"/>
+                <w:sz w:val="21"/>
+                <w:szCs w:val="21"/>
+              </w:rPr>
+              <w:t xml:space="preserve"> </w:t>
+            </w:r>
+            <w:r>
+              <w:rPr>
+                <w:rFonts w:ascii="Arial" w:hAnsi="Arial" w:cs="Arial" w:eastAsia="Arial"/>
                 <w:sz w:val="21"/>
                 <w:szCs w:val="21"/>
               </w:rPr>
@@ -5676,16 +5676,16 @@
             </w:r>
             <w:r>
               <w:rPr>
-                <w:rFonts w:ascii="Arial" w:hAnsi="Arial" w:cs="Arial"/>
-                <w:spacing w:val="12"/>
-                <w:sz w:val="21"/>
-                <w:szCs w:val="21"/>
-              </w:rPr>
-              <w:t xml:space="preserve"> </w:t>
-            </w:r>
-            <w:r>
-              <w:rPr>
-                <w:rFonts w:ascii="Arial" w:hAnsi="Arial" w:cs="Arial"/>
+                <w:rFonts w:ascii="Arial" w:hAnsi="Arial" w:cs="Arial" w:eastAsia="Arial"/>
+                <w:spacing w:val="12"/>
+                <w:sz w:val="21"/>
+                <w:szCs w:val="21"/>
+              </w:rPr>
+              <w:t xml:space="preserve"> </w:t>
+            </w:r>
+            <w:r>
+              <w:rPr>
+                <w:rFonts w:ascii="Arial" w:hAnsi="Arial" w:cs="Arial" w:eastAsia="Arial"/>
                 <w:sz w:val="21"/>
                 <w:szCs w:val="21"/>
               </w:rPr>
@@ -5693,16 +5693,16 @@
             </w:r>
             <w:r>
               <w:rPr>
-                <w:rFonts w:ascii="Arial" w:hAnsi="Arial" w:cs="Arial"/>
-                <w:spacing w:val="12"/>
-                <w:sz w:val="21"/>
-                <w:szCs w:val="21"/>
-              </w:rPr>
-              <w:t xml:space="preserve"> </w:t>
-            </w:r>
-            <w:r>
-              <w:rPr>
-                <w:rFonts w:ascii="Arial" w:hAnsi="Arial" w:cs="Arial"/>
+                <w:rFonts w:ascii="Arial" w:hAnsi="Arial" w:cs="Arial" w:eastAsia="Arial"/>
+                <w:spacing w:val="12"/>
+                <w:sz w:val="21"/>
+                <w:szCs w:val="21"/>
+              </w:rPr>
+              <w:t xml:space="preserve"> </w:t>
+            </w:r>
+            <w:r>
+              <w:rPr>
+                <w:rFonts w:ascii="Arial" w:hAnsi="Arial" w:cs="Arial" w:eastAsia="Arial"/>
                 <w:sz w:val="21"/>
                 <w:szCs w:val="21"/>
               </w:rPr>
@@ -5710,16 +5710,16 @@
             </w:r>
             <w:r>
               <w:rPr>
-                <w:rFonts w:ascii="Arial" w:hAnsi="Arial" w:cs="Arial"/>
-                <w:spacing w:val="12"/>
-                <w:sz w:val="21"/>
-                <w:szCs w:val="21"/>
-              </w:rPr>
-              <w:t xml:space="preserve"> </w:t>
-            </w:r>
-            <w:r>
-              <w:rPr>
-                <w:rFonts w:ascii="Arial" w:hAnsi="Arial" w:cs="Arial"/>
+                <w:rFonts w:ascii="Arial" w:hAnsi="Arial" w:cs="Arial" w:eastAsia="Arial"/>
+                <w:spacing w:val="12"/>
+                <w:sz w:val="21"/>
+                <w:szCs w:val="21"/>
+              </w:rPr>
+              <w:t xml:space="preserve"> </w:t>
+            </w:r>
+            <w:r>
+              <w:rPr>
+                <w:rFonts w:ascii="Arial" w:hAnsi="Arial" w:cs="Arial" w:eastAsia="Arial"/>
                 <w:spacing w:val="-2"/>
                 <w:sz w:val="21"/>
                 <w:szCs w:val="21"/>
@@ -5741,15 +5741,15 @@
             <w:pPr>
               <w:pStyle w:val="TableParagraph"/>
               <w:rPr>
-                <w:rFonts w:ascii="Arial" w:hAnsi="Arial" w:cs="Arial"/>
-                <w:b/>
-                <w:sz w:val="21"/>
-                <w:szCs w:val="21"/>
-              </w:rPr>
-            </w:pPr>
-            <w:r>
-              <w:rPr>
-                <w:rFonts w:ascii="Arial" w:hAnsi="Arial" w:cs="Arial"/>
+                <w:rFonts w:ascii="Arial" w:hAnsi="Arial" w:cs="Arial" w:eastAsia="Arial"/>
+                <w:b/>
+                <w:sz w:val="21"/>
+                <w:szCs w:val="21"/>
+              </w:rPr>
+            </w:pPr>
+            <w:r>
+              <w:rPr>
+                <w:rFonts w:ascii="Arial" w:hAnsi="Arial" w:cs="Arial" w:eastAsia="Arial"/>
                 <w:b/>
                 <w:sz w:val="21"/>
                 <w:szCs w:val="21"/>
@@ -5758,7 +5758,7 @@
             </w:r>
             <w:r>
               <w:rPr>
-                <w:rFonts w:ascii="Arial" w:hAnsi="Arial" w:cs="Arial"/>
+                <w:rFonts w:ascii="Arial" w:hAnsi="Arial" w:cs="Arial" w:eastAsia="Arial"/>
                 <w:b/>
                 <w:spacing w:val="18"/>
                 <w:sz w:val="21"/>
@@ -5768,7 +5768,7 @@
             </w:r>
             <w:r>
               <w:rPr>
-                <w:rFonts w:ascii="Arial" w:hAnsi="Arial" w:cs="Arial"/>
+                <w:rFonts w:ascii="Arial" w:hAnsi="Arial" w:cs="Arial" w:eastAsia="Arial"/>
                 <w:b/>
                 <w:spacing w:val="-2"/>
                 <w:sz w:val="21"/>
@@ -5787,7 +5787,7 @@
               <w:pStyle w:val="TableParagraph"/>
               <w:ind w:left="61"/>
               <w:rPr>
-                <w:rFonts w:ascii="Arial" w:hAnsi="Arial" w:cs="Arial"/>
+                <w:rFonts w:ascii="Arial" w:hAnsi="Arial" w:cs="Arial" w:eastAsia="Arial"/>
                 <w:sz w:val="21"/>
                 <w:szCs w:val="21"/>
               </w:rPr>
@@ -5795,7 +5795,7 @@
             <w:proofErr w:type="spellStart"/>
             <w:r>
               <w:rPr>
-                <w:rFonts w:ascii="Arial" w:hAnsi="Arial" w:cs="Arial"/>
+                <w:rFonts w:ascii="Arial" w:hAnsi="Arial" w:cs="Arial" w:eastAsia="Arial"/>
                 <w:sz w:val="21"/>
                 <w:szCs w:val="21"/>
               </w:rPr>
@@ -5804,7 +5804,7 @@
             <w:proofErr w:type="spellEnd"/>
             <w:r>
               <w:rPr>
-                <w:rFonts w:ascii="Arial" w:hAnsi="Arial" w:cs="Arial"/>
+                <w:rFonts w:ascii="Arial" w:hAnsi="Arial" w:cs="Arial" w:eastAsia="Arial"/>
                 <w:spacing w:val="13"/>
                 <w:sz w:val="21"/>
                 <w:szCs w:val="21"/>
@@ -5813,7 +5813,7 @@
             </w:r>
             <w:r>
               <w:rPr>
-                <w:rFonts w:ascii="Arial" w:hAnsi="Arial" w:cs="Arial"/>
+                <w:rFonts w:ascii="Arial" w:hAnsi="Arial" w:cs="Arial" w:eastAsia="Arial"/>
                 <w:sz w:val="21"/>
                 <w:szCs w:val="21"/>
               </w:rPr>
@@ -5821,7 +5821,7 @@
             </w:r>
             <w:r>
               <w:rPr>
-                <w:rFonts w:ascii="Arial" w:hAnsi="Arial" w:cs="Arial"/>
+                <w:rFonts w:ascii="Arial" w:hAnsi="Arial" w:cs="Arial" w:eastAsia="Arial"/>
                 <w:spacing w:val="14"/>
                 <w:sz w:val="21"/>
                 <w:szCs w:val="21"/>
@@ -5830,7 +5830,7 @@
             </w:r>
             <w:r>
               <w:rPr>
-                <w:rFonts w:ascii="Arial" w:hAnsi="Arial" w:cs="Arial"/>
+                <w:rFonts w:ascii="Arial" w:hAnsi="Arial" w:cs="Arial" w:eastAsia="Arial"/>
                 <w:sz w:val="21"/>
                 <w:szCs w:val="21"/>
               </w:rPr>
@@ -5838,7 +5838,7 @@
             </w:r>
             <w:r>
               <w:rPr>
-                <w:rFonts w:ascii="Arial" w:hAnsi="Arial" w:cs="Arial"/>
+                <w:rFonts w:ascii="Arial" w:hAnsi="Arial" w:cs="Arial" w:eastAsia="Arial"/>
                 <w:spacing w:val="14"/>
                 <w:sz w:val="21"/>
                 <w:szCs w:val="21"/>
@@ -5847,7 +5847,7 @@
             </w:r>
             <w:r>
               <w:rPr>
-                <w:rFonts w:ascii="Arial" w:hAnsi="Arial" w:cs="Arial"/>
+                <w:rFonts w:ascii="Arial" w:hAnsi="Arial" w:cs="Arial" w:eastAsia="Arial"/>
                 <w:sz w:val="21"/>
                 <w:szCs w:val="21"/>
               </w:rPr>
@@ -5855,7 +5855,7 @@
             </w:r>
             <w:r>
               <w:rPr>
-                <w:rFonts w:ascii="Arial" w:hAnsi="Arial" w:cs="Arial"/>
+                <w:rFonts w:ascii="Arial" w:hAnsi="Arial" w:cs="Arial" w:eastAsia="Arial"/>
                 <w:spacing w:val="14"/>
                 <w:sz w:val="21"/>
                 <w:szCs w:val="21"/>
@@ -5864,7 +5864,7 @@
             </w:r>
             <w:r>
               <w:rPr>
-                <w:rFonts w:ascii="Arial" w:hAnsi="Arial" w:cs="Arial"/>
+                <w:rFonts w:ascii="Arial" w:hAnsi="Arial" w:cs="Arial" w:eastAsia="Arial"/>
                 <w:sz w:val="21"/>
                 <w:szCs w:val="21"/>
               </w:rPr>
@@ -5872,7 +5872,7 @@
             </w:r>
             <w:r>
               <w:rPr>
-                <w:rFonts w:ascii="Arial" w:hAnsi="Arial" w:cs="Arial"/>
+                <w:rFonts w:ascii="Arial" w:hAnsi="Arial" w:cs="Arial" w:eastAsia="Arial"/>
                 <w:spacing w:val="14"/>
                 <w:sz w:val="21"/>
                 <w:szCs w:val="21"/>
@@ -5881,7 +5881,7 @@
             </w:r>
             <w:r>
               <w:rPr>
-                <w:rFonts w:ascii="Arial" w:hAnsi="Arial" w:cs="Arial"/>
+                <w:rFonts w:ascii="Arial" w:hAnsi="Arial" w:cs="Arial" w:eastAsia="Arial"/>
                 <w:sz w:val="21"/>
                 <w:szCs w:val="21"/>
               </w:rPr>
@@ -5889,7 +5889,7 @@
             </w:r>
             <w:r>
               <w:rPr>
-                <w:rFonts w:ascii="Arial" w:hAnsi="Arial" w:cs="Arial"/>
+                <w:rFonts w:ascii="Arial" w:hAnsi="Arial" w:cs="Arial" w:eastAsia="Arial"/>
                 <w:spacing w:val="13"/>
                 <w:sz w:val="21"/>
                 <w:szCs w:val="21"/>
@@ -5898,7 +5898,7 @@
             </w:r>
             <w:r>
               <w:rPr>
-                <w:rFonts w:ascii="Arial" w:hAnsi="Arial" w:cs="Arial"/>
+                <w:rFonts w:ascii="Arial" w:hAnsi="Arial" w:cs="Arial" w:eastAsia="Arial"/>
                 <w:sz w:val="21"/>
                 <w:szCs w:val="21"/>
               </w:rPr>
@@ -5906,7 +5906,7 @@
             </w:r>
             <w:r>
               <w:rPr>
-                <w:rFonts w:ascii="Arial" w:hAnsi="Arial" w:cs="Arial"/>
+                <w:rFonts w:ascii="Arial" w:hAnsi="Arial" w:cs="Arial" w:eastAsia="Arial"/>
                 <w:spacing w:val="14"/>
                 <w:sz w:val="21"/>
                 <w:szCs w:val="21"/>
@@ -5915,7 +5915,7 @@
             </w:r>
             <w:r>
               <w:rPr>
-                <w:rFonts w:ascii="Arial" w:hAnsi="Arial" w:cs="Arial"/>
+                <w:rFonts w:ascii="Arial" w:hAnsi="Arial" w:cs="Arial" w:eastAsia="Arial"/>
                 <w:sz w:val="21"/>
                 <w:szCs w:val="21"/>
               </w:rPr>
@@ -5923,7 +5923,7 @@
             </w:r>
             <w:r>
               <w:rPr>
-                <w:rFonts w:ascii="Arial" w:hAnsi="Arial" w:cs="Arial"/>
+                <w:rFonts w:ascii="Arial" w:hAnsi="Arial" w:cs="Arial" w:eastAsia="Arial"/>
                 <w:spacing w:val="14"/>
                 <w:sz w:val="21"/>
                 <w:szCs w:val="21"/>
@@ -5932,7 +5932,7 @@
             </w:r>
             <w:r>
               <w:rPr>
-                <w:rFonts w:ascii="Arial" w:hAnsi="Arial" w:cs="Arial"/>
+                <w:rFonts w:ascii="Arial" w:hAnsi="Arial" w:cs="Arial" w:eastAsia="Arial"/>
                 <w:spacing w:val="-2"/>
                 <w:sz w:val="21"/>
                 <w:szCs w:val="21"/>
@@ -5954,15 +5954,15 @@
             <w:pPr>
               <w:pStyle w:val="TableParagraph"/>
               <w:rPr>
-                <w:rFonts w:ascii="Arial" w:hAnsi="Arial" w:cs="Arial"/>
-                <w:b/>
-                <w:sz w:val="21"/>
-                <w:szCs w:val="21"/>
-              </w:rPr>
-            </w:pPr>
-            <w:r>
-              <w:rPr>
-                <w:rFonts w:ascii="Arial" w:hAnsi="Arial" w:cs="Arial"/>
+                <w:rFonts w:ascii="Arial" w:hAnsi="Arial" w:cs="Arial" w:eastAsia="Arial"/>
+                <w:b/>
+                <w:sz w:val="21"/>
+                <w:szCs w:val="21"/>
+              </w:rPr>
+            </w:pPr>
+            <w:r>
+              <w:rPr>
+                <w:rFonts w:ascii="Arial" w:hAnsi="Arial" w:cs="Arial" w:eastAsia="Arial"/>
                 <w:b/>
                 <w:sz w:val="21"/>
                 <w:szCs w:val="21"/>
@@ -5971,7 +5971,7 @@
             </w:r>
             <w:r>
               <w:rPr>
-                <w:rFonts w:ascii="Arial" w:hAnsi="Arial" w:cs="Arial"/>
+                <w:rFonts w:ascii="Arial" w:hAnsi="Arial" w:cs="Arial" w:eastAsia="Arial"/>
                 <w:b/>
                 <w:spacing w:val="8"/>
                 <w:sz w:val="21"/>
@@ -5981,7 +5981,7 @@
             </w:r>
             <w:r>
               <w:rPr>
-                <w:rFonts w:ascii="Arial" w:hAnsi="Arial" w:cs="Arial"/>
+                <w:rFonts w:ascii="Arial" w:hAnsi="Arial" w:cs="Arial" w:eastAsia="Arial"/>
                 <w:b/>
                 <w:sz w:val="21"/>
                 <w:szCs w:val="21"/>
@@ -5990,7 +5990,7 @@
             </w:r>
             <w:r>
               <w:rPr>
-                <w:rFonts w:ascii="Arial" w:hAnsi="Arial" w:cs="Arial"/>
+                <w:rFonts w:ascii="Arial" w:hAnsi="Arial" w:cs="Arial" w:eastAsia="Arial"/>
                 <w:b/>
                 <w:spacing w:val="8"/>
                 <w:sz w:val="21"/>
@@ -6000,7 +6000,7 @@
             </w:r>
             <w:r>
               <w:rPr>
-                <w:rFonts w:ascii="Arial" w:hAnsi="Arial" w:cs="Arial"/>
+                <w:rFonts w:ascii="Arial" w:hAnsi="Arial" w:cs="Arial" w:eastAsia="Arial"/>
                 <w:b/>
                 <w:spacing w:val="-2"/>
                 <w:sz w:val="21"/>
@@ -6019,7 +6019,7 @@
               <w:pStyle w:val="TableParagraph"/>
               <w:ind w:left="61"/>
               <w:rPr>
-                <w:rFonts w:ascii="Arial" w:hAnsi="Arial" w:cs="Arial"/>
+                <w:rFonts w:ascii="Arial" w:hAnsi="Arial" w:cs="Arial" w:eastAsia="Arial"/>
                 <w:sz w:val="21"/>
                 <w:szCs w:val="21"/>
               </w:rPr>
@@ -6027,7 +6027,7 @@
             <w:proofErr w:type="spellStart"/>
             <w:r>
               <w:rPr>
-                <w:rFonts w:ascii="Arial" w:hAnsi="Arial" w:cs="Arial"/>
+                <w:rFonts w:ascii="Arial" w:hAnsi="Arial" w:cs="Arial" w:eastAsia="Arial"/>
                 <w:sz w:val="21"/>
                 <w:szCs w:val="21"/>
               </w:rPr>
@@ -6036,16 +6036,16 @@
             <w:proofErr w:type="spellEnd"/>
             <w:r>
               <w:rPr>
-                <w:rFonts w:ascii="Arial" w:hAnsi="Arial" w:cs="Arial"/>
-                <w:spacing w:val="12"/>
-                <w:sz w:val="21"/>
-                <w:szCs w:val="21"/>
-              </w:rPr>
-              <w:t xml:space="preserve"> </w:t>
-            </w:r>
-            <w:r>
-              <w:rPr>
-                <w:rFonts w:ascii="Arial" w:hAnsi="Arial" w:cs="Arial"/>
+                <w:rFonts w:ascii="Arial" w:hAnsi="Arial" w:cs="Arial" w:eastAsia="Arial"/>
+                <w:spacing w:val="12"/>
+                <w:sz w:val="21"/>
+                <w:szCs w:val="21"/>
+              </w:rPr>
+              <w:t xml:space="preserve"> </w:t>
+            </w:r>
+            <w:r>
+              <w:rPr>
+                <w:rFonts w:ascii="Arial" w:hAnsi="Arial" w:cs="Arial" w:eastAsia="Arial"/>
                 <w:sz w:val="21"/>
                 <w:szCs w:val="21"/>
               </w:rPr>
@@ -6053,16 +6053,16 @@
             </w:r>
             <w:r>
               <w:rPr>
-                <w:rFonts w:ascii="Arial" w:hAnsi="Arial" w:cs="Arial"/>
-                <w:spacing w:val="12"/>
-                <w:sz w:val="21"/>
-                <w:szCs w:val="21"/>
-              </w:rPr>
-              <w:t xml:space="preserve"> </w:t>
-            </w:r>
-            <w:r>
-              <w:rPr>
-                <w:rFonts w:ascii="Arial" w:hAnsi="Arial" w:cs="Arial"/>
+                <w:rFonts w:ascii="Arial" w:hAnsi="Arial" w:cs="Arial" w:eastAsia="Arial"/>
+                <w:spacing w:val="12"/>
+                <w:sz w:val="21"/>
+                <w:szCs w:val="21"/>
+              </w:rPr>
+              <w:t xml:space="preserve"> </w:t>
+            </w:r>
+            <w:r>
+              <w:rPr>
+                <w:rFonts w:ascii="Arial" w:hAnsi="Arial" w:cs="Arial" w:eastAsia="Arial"/>
                 <w:sz w:val="21"/>
                 <w:szCs w:val="21"/>
               </w:rPr>
@@ -6070,16 +6070,16 @@
             </w:r>
             <w:r>
               <w:rPr>
-                <w:rFonts w:ascii="Arial" w:hAnsi="Arial" w:cs="Arial"/>
-                <w:spacing w:val="12"/>
-                <w:sz w:val="21"/>
-                <w:szCs w:val="21"/>
-              </w:rPr>
-              <w:t xml:space="preserve"> </w:t>
-            </w:r>
-            <w:r>
-              <w:rPr>
-                <w:rFonts w:ascii="Arial" w:hAnsi="Arial" w:cs="Arial"/>
+                <w:rFonts w:ascii="Arial" w:hAnsi="Arial" w:cs="Arial" w:eastAsia="Arial"/>
+                <w:spacing w:val="12"/>
+                <w:sz w:val="21"/>
+                <w:szCs w:val="21"/>
+              </w:rPr>
+              <w:t xml:space="preserve"> </w:t>
+            </w:r>
+            <w:r>
+              <w:rPr>
+                <w:rFonts w:ascii="Arial" w:hAnsi="Arial" w:cs="Arial" w:eastAsia="Arial"/>
                 <w:sz w:val="21"/>
                 <w:szCs w:val="21"/>
               </w:rPr>
@@ -6087,16 +6087,16 @@
             </w:r>
             <w:r>
               <w:rPr>
-                <w:rFonts w:ascii="Arial" w:hAnsi="Arial" w:cs="Arial"/>
-                <w:spacing w:val="12"/>
-                <w:sz w:val="21"/>
-                <w:szCs w:val="21"/>
-              </w:rPr>
-              <w:t xml:space="preserve"> </w:t>
-            </w:r>
-            <w:r>
-              <w:rPr>
-                <w:rFonts w:ascii="Arial" w:hAnsi="Arial" w:cs="Arial"/>
+                <w:rFonts w:ascii="Arial" w:hAnsi="Arial" w:cs="Arial" w:eastAsia="Arial"/>
+                <w:spacing w:val="12"/>
+                <w:sz w:val="21"/>
+                <w:szCs w:val="21"/>
+              </w:rPr>
+              <w:t xml:space="preserve"> </w:t>
+            </w:r>
+            <w:r>
+              <w:rPr>
+                <w:rFonts w:ascii="Arial" w:hAnsi="Arial" w:cs="Arial" w:eastAsia="Arial"/>
                 <w:sz w:val="21"/>
                 <w:szCs w:val="21"/>
               </w:rPr>
@@ -6104,16 +6104,16 @@
             </w:r>
             <w:r>
               <w:rPr>
-                <w:rFonts w:ascii="Arial" w:hAnsi="Arial" w:cs="Arial"/>
-                <w:spacing w:val="12"/>
-                <w:sz w:val="21"/>
-                <w:szCs w:val="21"/>
-              </w:rPr>
-              <w:t xml:space="preserve"> </w:t>
-            </w:r>
-            <w:r>
-              <w:rPr>
-                <w:rFonts w:ascii="Arial" w:hAnsi="Arial" w:cs="Arial"/>
+                <w:rFonts w:ascii="Arial" w:hAnsi="Arial" w:cs="Arial" w:eastAsia="Arial"/>
+                <w:spacing w:val="12"/>
+                <w:sz w:val="21"/>
+                <w:szCs w:val="21"/>
+              </w:rPr>
+              <w:t xml:space="preserve"> </w:t>
+            </w:r>
+            <w:r>
+              <w:rPr>
+                <w:rFonts w:ascii="Arial" w:hAnsi="Arial" w:cs="Arial" w:eastAsia="Arial"/>
                 <w:sz w:val="21"/>
                 <w:szCs w:val="21"/>
               </w:rPr>
@@ -6121,16 +6121,16 @@
             </w:r>
             <w:r>
               <w:rPr>
-                <w:rFonts w:ascii="Arial" w:hAnsi="Arial" w:cs="Arial"/>
-                <w:spacing w:val="12"/>
-                <w:sz w:val="21"/>
-                <w:szCs w:val="21"/>
-              </w:rPr>
-              <w:t xml:space="preserve"> </w:t>
-            </w:r>
-            <w:r>
-              <w:rPr>
-                <w:rFonts w:ascii="Arial" w:hAnsi="Arial" w:cs="Arial"/>
+                <w:rFonts w:ascii="Arial" w:hAnsi="Arial" w:cs="Arial" w:eastAsia="Arial"/>
+                <w:spacing w:val="12"/>
+                <w:sz w:val="21"/>
+                <w:szCs w:val="21"/>
+              </w:rPr>
+              <w:t xml:space="preserve"> </w:t>
+            </w:r>
+            <w:r>
+              <w:rPr>
+                <w:rFonts w:ascii="Arial" w:hAnsi="Arial" w:cs="Arial" w:eastAsia="Arial"/>
                 <w:sz w:val="21"/>
                 <w:szCs w:val="21"/>
               </w:rPr>
@@ -6138,7 +6138,7 @@
             </w:r>
             <w:r>
               <w:rPr>
-                <w:rFonts w:ascii="Arial" w:hAnsi="Arial" w:cs="Arial"/>
+                <w:rFonts w:ascii="Arial" w:hAnsi="Arial" w:cs="Arial" w:eastAsia="Arial"/>
                 <w:spacing w:val="13"/>
                 <w:sz w:val="21"/>
                 <w:szCs w:val="21"/>
@@ -6147,7 +6147,7 @@
             </w:r>
             <w:r>
               <w:rPr>
-                <w:rFonts w:ascii="Arial" w:hAnsi="Arial" w:cs="Arial"/>
+                <w:rFonts w:ascii="Arial" w:hAnsi="Arial" w:cs="Arial" w:eastAsia="Arial"/>
                 <w:sz w:val="21"/>
                 <w:szCs w:val="21"/>
               </w:rPr>
@@ -6155,16 +6155,16 @@
             </w:r>
             <w:r>
               <w:rPr>
-                <w:rFonts w:ascii="Arial" w:hAnsi="Arial" w:cs="Arial"/>
-                <w:spacing w:val="12"/>
-                <w:sz w:val="21"/>
-                <w:szCs w:val="21"/>
-              </w:rPr>
-              <w:t xml:space="preserve"> </w:t>
-            </w:r>
-            <w:r>
-              <w:rPr>
-                <w:rFonts w:ascii="Arial" w:hAnsi="Arial" w:cs="Arial"/>
+                <w:rFonts w:ascii="Arial" w:hAnsi="Arial" w:cs="Arial" w:eastAsia="Arial"/>
+                <w:spacing w:val="12"/>
+                <w:sz w:val="21"/>
+                <w:szCs w:val="21"/>
+              </w:rPr>
+              <w:t xml:space="preserve"> </w:t>
+            </w:r>
+            <w:r>
+              <w:rPr>
+                <w:rFonts w:ascii="Arial" w:hAnsi="Arial" w:cs="Arial" w:eastAsia="Arial"/>
                 <w:sz w:val="21"/>
                 <w:szCs w:val="21"/>
               </w:rPr>
@@ -6172,16 +6172,16 @@
             </w:r>
             <w:r>
               <w:rPr>
-                <w:rFonts w:ascii="Arial" w:hAnsi="Arial" w:cs="Arial"/>
-                <w:spacing w:val="12"/>
-                <w:sz w:val="21"/>
-                <w:szCs w:val="21"/>
-              </w:rPr>
-              <w:t xml:space="preserve"> </w:t>
-            </w:r>
-            <w:r>
-              <w:rPr>
-                <w:rFonts w:ascii="Arial" w:hAnsi="Arial" w:cs="Arial"/>
+                <w:rFonts w:ascii="Arial" w:hAnsi="Arial" w:cs="Arial" w:eastAsia="Arial"/>
+                <w:spacing w:val="12"/>
+                <w:sz w:val="21"/>
+                <w:szCs w:val="21"/>
+              </w:rPr>
+              <w:t xml:space="preserve"> </w:t>
+            </w:r>
+            <w:r>
+              <w:rPr>
+                <w:rFonts w:ascii="Arial" w:hAnsi="Arial" w:cs="Arial" w:eastAsia="Arial"/>
                 <w:spacing w:val="-2"/>
                 <w:sz w:val="21"/>
                 <w:szCs w:val="21"/>
@@ -6203,15 +6203,15 @@
             <w:pPr>
               <w:pStyle w:val="TableParagraph"/>
               <w:rPr>
-                <w:rFonts w:ascii="Arial" w:hAnsi="Arial" w:cs="Arial"/>
-                <w:b/>
-                <w:sz w:val="21"/>
-                <w:szCs w:val="21"/>
-              </w:rPr>
-            </w:pPr>
-            <w:r>
-              <w:rPr>
-                <w:rFonts w:ascii="Arial" w:hAnsi="Arial" w:cs="Arial"/>
+                <w:rFonts w:ascii="Arial" w:hAnsi="Arial" w:cs="Arial" w:eastAsia="Arial"/>
+                <w:b/>
+                <w:sz w:val="21"/>
+                <w:szCs w:val="21"/>
+              </w:rPr>
+            </w:pPr>
+            <w:r>
+              <w:rPr>
+                <w:rFonts w:ascii="Arial" w:hAnsi="Arial" w:cs="Arial" w:eastAsia="Arial"/>
                 <w:b/>
                 <w:sz w:val="21"/>
                 <w:szCs w:val="21"/>
@@ -6220,7 +6220,7 @@
             </w:r>
             <w:r>
               <w:rPr>
-                <w:rFonts w:ascii="Arial" w:hAnsi="Arial" w:cs="Arial"/>
+                <w:rFonts w:ascii="Arial" w:hAnsi="Arial" w:cs="Arial" w:eastAsia="Arial"/>
                 <w:b/>
                 <w:spacing w:val="13"/>
                 <w:sz w:val="21"/>
@@ -6230,7 +6230,7 @@
             </w:r>
             <w:r>
               <w:rPr>
-                <w:rFonts w:ascii="Arial" w:hAnsi="Arial" w:cs="Arial"/>
+                <w:rFonts w:ascii="Arial" w:hAnsi="Arial" w:cs="Arial" w:eastAsia="Arial"/>
                 <w:b/>
                 <w:spacing w:val="-2"/>
                 <w:sz w:val="21"/>
@@ -6250,7 +6250,7 @@
               <w:spacing w:line="264" w:lineRule="auto"/>
               <w:ind w:left="61" w:right="13"/>
               <w:rPr>
-                <w:rFonts w:ascii="Arial" w:hAnsi="Arial" w:cs="Arial"/>
+                <w:rFonts w:ascii="Arial" w:hAnsi="Arial" w:cs="Arial" w:eastAsia="Arial"/>
                 <w:sz w:val="21"/>
                 <w:szCs w:val="21"/>
               </w:rPr>
@@ -6258,7 +6258,7 @@
             <w:proofErr w:type="spellStart"/>
             <w:r>
               <w:rPr>
-                <w:rFonts w:ascii="Arial" w:hAnsi="Arial" w:cs="Arial"/>
+                <w:rFonts w:ascii="Arial" w:hAnsi="Arial" w:cs="Arial" w:eastAsia="Arial"/>
                 <w:sz w:val="21"/>
                 <w:szCs w:val="21"/>
               </w:rPr>
@@ -6267,7 +6267,7 @@
             <w:proofErr w:type="spellEnd"/>
             <w:r>
               <w:rPr>
-                <w:rFonts w:ascii="Arial" w:hAnsi="Arial" w:cs="Arial"/>
+                <w:rFonts w:ascii="Arial" w:hAnsi="Arial" w:cs="Arial" w:eastAsia="Arial"/>
                 <w:sz w:val="21"/>
                 <w:szCs w:val="21"/>
               </w:rPr>
@@ -6288,15 +6288,15 @@
             <w:pPr>
               <w:pStyle w:val="TableParagraph"/>
               <w:rPr>
-                <w:rFonts w:ascii="Arial" w:hAnsi="Arial" w:cs="Arial"/>
-                <w:b/>
-                <w:sz w:val="21"/>
-                <w:szCs w:val="21"/>
-              </w:rPr>
-            </w:pPr>
-            <w:r>
-              <w:rPr>
-                <w:rFonts w:ascii="Arial" w:hAnsi="Arial" w:cs="Arial"/>
+                <w:rFonts w:ascii="Arial" w:hAnsi="Arial" w:cs="Arial" w:eastAsia="Arial"/>
+                <w:b/>
+                <w:sz w:val="21"/>
+                <w:szCs w:val="21"/>
+              </w:rPr>
+            </w:pPr>
+            <w:r>
+              <w:rPr>
+                <w:rFonts w:ascii="Arial" w:hAnsi="Arial" w:cs="Arial" w:eastAsia="Arial"/>
                 <w:b/>
                 <w:sz w:val="21"/>
                 <w:szCs w:val="21"/>
@@ -6305,7 +6305,7 @@
             </w:r>
             <w:r>
               <w:rPr>
-                <w:rFonts w:ascii="Arial" w:hAnsi="Arial" w:cs="Arial"/>
+                <w:rFonts w:ascii="Arial" w:hAnsi="Arial" w:cs="Arial" w:eastAsia="Arial"/>
                 <w:b/>
                 <w:spacing w:val="14"/>
                 <w:sz w:val="21"/>
@@ -6315,7 +6315,7 @@
             </w:r>
             <w:r>
               <w:rPr>
-                <w:rFonts w:ascii="Arial" w:hAnsi="Arial" w:cs="Arial"/>
+                <w:rFonts w:ascii="Arial" w:hAnsi="Arial" w:cs="Arial" w:eastAsia="Arial"/>
                 <w:b/>
                 <w:spacing w:val="-2"/>
                 <w:sz w:val="21"/>
@@ -6335,7 +6335,7 @@
               <w:spacing w:line="280" w:lineRule="auto"/>
               <w:ind w:left="61"/>
               <w:rPr>
-                <w:rFonts w:ascii="Arial" w:hAnsi="Arial" w:cs="Arial"/>
+                <w:rFonts w:ascii="Arial" w:hAnsi="Arial" w:cs="Arial" w:eastAsia="Arial"/>
                 <w:sz w:val="21"/>
                 <w:szCs w:val="21"/>
               </w:rPr>
@@ -6343,7 +6343,7 @@
             <w:proofErr w:type="spellStart"/>
             <w:r>
               <w:rPr>
-                <w:rFonts w:ascii="Arial" w:hAnsi="Arial" w:cs="Arial"/>
+                <w:rFonts w:ascii="Arial" w:hAnsi="Arial" w:cs="Arial" w:eastAsia="Arial"/>
                 <w:sz w:val="21"/>
                 <w:szCs w:val="21"/>
               </w:rPr>
@@ -6352,7 +6352,7 @@
             <w:proofErr w:type="spellEnd"/>
             <w:r>
               <w:rPr>
-                <w:rFonts w:ascii="Arial" w:hAnsi="Arial" w:cs="Arial"/>
+                <w:rFonts w:ascii="Arial" w:hAnsi="Arial" w:cs="Arial" w:eastAsia="Arial"/>
                 <w:sz w:val="21"/>
                 <w:szCs w:val="21"/>
               </w:rPr>
@@ -6373,15 +6373,15 @@
             <w:pPr>
               <w:pStyle w:val="TableParagraph"/>
               <w:rPr>
-                <w:rFonts w:ascii="Arial" w:hAnsi="Arial" w:cs="Arial"/>
-                <w:b/>
-                <w:sz w:val="21"/>
-                <w:szCs w:val="21"/>
-              </w:rPr>
-            </w:pPr>
-            <w:r>
-              <w:rPr>
-                <w:rFonts w:ascii="Arial" w:hAnsi="Arial" w:cs="Arial"/>
+                <w:rFonts w:ascii="Arial" w:hAnsi="Arial" w:cs="Arial" w:eastAsia="Arial"/>
+                <w:b/>
+                <w:sz w:val="21"/>
+                <w:szCs w:val="21"/>
+              </w:rPr>
+            </w:pPr>
+            <w:r>
+              <w:rPr>
+                <w:rFonts w:ascii="Arial" w:hAnsi="Arial" w:cs="Arial" w:eastAsia="Arial"/>
                 <w:b/>
                 <w:spacing w:val="-2"/>
                 <w:sz w:val="21"/>
@@ -6401,14 +6401,14 @@
               <w:spacing w:line="264" w:lineRule="auto"/>
               <w:ind w:left="61"/>
               <w:rPr>
-                <w:rFonts w:ascii="Arial" w:hAnsi="Arial" w:cs="Arial"/>
-                <w:sz w:val="21"/>
-                <w:szCs w:val="21"/>
-              </w:rPr>
-            </w:pPr>
-            <w:r>
-              <w:rPr>
-                <w:rFonts w:ascii="Arial" w:hAnsi="Arial" w:cs="Arial"/>
+                <w:rFonts w:ascii="Arial" w:hAnsi="Arial" w:cs="Arial" w:eastAsia="Arial"/>
+                <w:sz w:val="21"/>
+                <w:szCs w:val="21"/>
+              </w:rPr>
+            </w:pPr>
+            <w:r>
+              <w:rPr>
+                <w:rFonts w:ascii="Arial" w:hAnsi="Arial" w:cs="Arial" w:eastAsia="Arial"/>
                 <w:sz w:val="21"/>
                 <w:szCs w:val="21"/>
               </w:rPr>
@@ -6429,15 +6429,15 @@
             <w:pPr>
               <w:pStyle w:val="TableParagraph"/>
               <w:rPr>
-                <w:rFonts w:ascii="Arial" w:hAnsi="Arial" w:cs="Arial"/>
-                <w:b/>
-                <w:sz w:val="21"/>
-                <w:szCs w:val="21"/>
-              </w:rPr>
-            </w:pPr>
-            <w:r>
-              <w:rPr>
-                <w:rFonts w:ascii="Arial" w:hAnsi="Arial" w:cs="Arial"/>
+                <w:rFonts w:ascii="Arial" w:hAnsi="Arial" w:cs="Arial" w:eastAsia="Arial"/>
+                <w:b/>
+                <w:sz w:val="21"/>
+                <w:szCs w:val="21"/>
+              </w:rPr>
+            </w:pPr>
+            <w:r>
+              <w:rPr>
+                <w:rFonts w:ascii="Arial" w:hAnsi="Arial" w:cs="Arial" w:eastAsia="Arial"/>
                 <w:b/>
                 <w:sz w:val="21"/>
                 <w:szCs w:val="21"/>
@@ -6446,7 +6446,7 @@
             </w:r>
             <w:r>
               <w:rPr>
-                <w:rFonts w:ascii="Arial" w:hAnsi="Arial" w:cs="Arial"/>
+                <w:rFonts w:ascii="Arial" w:hAnsi="Arial" w:cs="Arial" w:eastAsia="Arial"/>
                 <w:b/>
                 <w:spacing w:val="3"/>
                 <w:sz w:val="21"/>
@@ -6456,7 +6456,7 @@
             </w:r>
             <w:r>
               <w:rPr>
-                <w:rFonts w:ascii="Arial" w:hAnsi="Arial" w:cs="Arial"/>
+                <w:rFonts w:ascii="Arial" w:hAnsi="Arial" w:cs="Arial" w:eastAsia="Arial"/>
                 <w:b/>
                 <w:spacing w:val="-2"/>
                 <w:sz w:val="21"/>
@@ -6475,14 +6475,14 @@
               <w:pStyle w:val="TableParagraph"/>
               <w:ind w:left="61"/>
               <w:rPr>
-                <w:rFonts w:ascii="Arial" w:hAnsi="Arial" w:cs="Arial"/>
-                <w:sz w:val="21"/>
-                <w:szCs w:val="21"/>
-              </w:rPr>
-            </w:pPr>
-            <w:r>
-              <w:rPr>
-                <w:rFonts w:ascii="Arial" w:hAnsi="Arial" w:cs="Arial"/>
+                <w:rFonts w:ascii="Arial" w:hAnsi="Arial" w:cs="Arial" w:eastAsia="Arial"/>
+                <w:sz w:val="21"/>
+                <w:szCs w:val="21"/>
+              </w:rPr>
+            </w:pPr>
+            <w:r>
+              <w:rPr>
+                <w:rFonts w:ascii="Arial" w:hAnsi="Arial" w:cs="Arial" w:eastAsia="Arial"/>
                 <w:sz w:val="21"/>
                 <w:szCs w:val="21"/>
               </w:rPr>
@@ -6490,7 +6490,7 @@
             </w:r>
             <w:r>
               <w:rPr>
-                <w:rFonts w:ascii="Arial" w:hAnsi="Arial" w:cs="Arial"/>
+                <w:rFonts w:ascii="Arial" w:hAnsi="Arial" w:cs="Arial" w:eastAsia="Arial"/>
                 <w:spacing w:val="8"/>
                 <w:sz w:val="21"/>
                 <w:szCs w:val="21"/>
@@ -6499,7 +6499,7 @@
             </w:r>
             <w:r>
               <w:rPr>
-                <w:rFonts w:ascii="Arial" w:hAnsi="Arial" w:cs="Arial"/>
+                <w:rFonts w:ascii="Arial" w:hAnsi="Arial" w:cs="Arial" w:eastAsia="Arial"/>
                 <w:sz w:val="21"/>
                 <w:szCs w:val="21"/>
               </w:rPr>
@@ -6507,7 +6507,7 @@
             </w:r>
             <w:r>
               <w:rPr>
-                <w:rFonts w:ascii="Arial" w:hAnsi="Arial" w:cs="Arial"/>
+                <w:rFonts w:ascii="Arial" w:hAnsi="Arial" w:cs="Arial" w:eastAsia="Arial"/>
                 <w:spacing w:val="9"/>
                 <w:sz w:val="21"/>
                 <w:szCs w:val="21"/>
@@ -6516,7 +6516,7 @@
             </w:r>
             <w:r>
               <w:rPr>
-                <w:rFonts w:ascii="Arial" w:hAnsi="Arial" w:cs="Arial"/>
+                <w:rFonts w:ascii="Arial" w:hAnsi="Arial" w:cs="Arial" w:eastAsia="Arial"/>
                 <w:sz w:val="21"/>
                 <w:szCs w:val="21"/>
               </w:rPr>
@@ -6524,7 +6524,7 @@
             </w:r>
             <w:r>
               <w:rPr>
-                <w:rFonts w:ascii="Arial" w:hAnsi="Arial" w:cs="Arial"/>
+                <w:rFonts w:ascii="Arial" w:hAnsi="Arial" w:cs="Arial" w:eastAsia="Arial"/>
                 <w:spacing w:val="9"/>
                 <w:sz w:val="21"/>
                 <w:szCs w:val="21"/>
@@ -6533,7 +6533,7 @@
             </w:r>
             <w:r>
               <w:rPr>
-                <w:rFonts w:ascii="Arial" w:hAnsi="Arial" w:cs="Arial"/>
+                <w:rFonts w:ascii="Arial" w:hAnsi="Arial" w:cs="Arial" w:eastAsia="Arial"/>
                 <w:sz w:val="21"/>
                 <w:szCs w:val="21"/>
               </w:rPr>
@@ -6541,7 +6541,7 @@
             </w:r>
             <w:r>
               <w:rPr>
-                <w:rFonts w:ascii="Arial" w:hAnsi="Arial" w:cs="Arial"/>
+                <w:rFonts w:ascii="Arial" w:hAnsi="Arial" w:cs="Arial" w:eastAsia="Arial"/>
                 <w:spacing w:val="9"/>
                 <w:sz w:val="21"/>
                 <w:szCs w:val="21"/>
@@ -6550,7 +6550,7 @@
             </w:r>
             <w:r>
               <w:rPr>
-                <w:rFonts w:ascii="Arial" w:hAnsi="Arial" w:cs="Arial"/>
+                <w:rFonts w:ascii="Arial" w:hAnsi="Arial" w:cs="Arial" w:eastAsia="Arial"/>
                 <w:sz w:val="21"/>
                 <w:szCs w:val="21"/>
               </w:rPr>
@@ -6558,7 +6558,7 @@
             </w:r>
             <w:r>
               <w:rPr>
-                <w:rFonts w:ascii="Arial" w:hAnsi="Arial" w:cs="Arial"/>
+                <w:rFonts w:ascii="Arial" w:hAnsi="Arial" w:cs="Arial" w:eastAsia="Arial"/>
                 <w:spacing w:val="9"/>
                 <w:sz w:val="21"/>
                 <w:szCs w:val="21"/>
@@ -6567,7 +6567,7 @@
             </w:r>
             <w:r>
               <w:rPr>
-                <w:rFonts w:ascii="Arial" w:hAnsi="Arial" w:cs="Arial"/>
+                <w:rFonts w:ascii="Arial" w:hAnsi="Arial" w:cs="Arial" w:eastAsia="Arial"/>
                 <w:sz w:val="21"/>
                 <w:szCs w:val="21"/>
               </w:rPr>
@@ -6575,7 +6575,7 @@
             </w:r>
             <w:r>
               <w:rPr>
-                <w:rFonts w:ascii="Arial" w:hAnsi="Arial" w:cs="Arial"/>
+                <w:rFonts w:ascii="Arial" w:hAnsi="Arial" w:cs="Arial" w:eastAsia="Arial"/>
                 <w:spacing w:val="9"/>
                 <w:sz w:val="21"/>
                 <w:szCs w:val="21"/>
@@ -6584,7 +6584,7 @@
             </w:r>
             <w:r>
               <w:rPr>
-                <w:rFonts w:ascii="Arial" w:hAnsi="Arial" w:cs="Arial"/>
+                <w:rFonts w:ascii="Arial" w:hAnsi="Arial" w:cs="Arial" w:eastAsia="Arial"/>
                 <w:sz w:val="21"/>
                 <w:szCs w:val="21"/>
               </w:rPr>
@@ -6592,7 +6592,7 @@
             </w:r>
             <w:r>
               <w:rPr>
-                <w:rFonts w:ascii="Arial" w:hAnsi="Arial" w:cs="Arial"/>
+                <w:rFonts w:ascii="Arial" w:hAnsi="Arial" w:cs="Arial" w:eastAsia="Arial"/>
                 <w:spacing w:val="9"/>
                 <w:sz w:val="21"/>
                 <w:szCs w:val="21"/>
@@ -6601,7 +6601,7 @@
             </w:r>
             <w:r>
               <w:rPr>
-                <w:rFonts w:ascii="Arial" w:hAnsi="Arial" w:cs="Arial"/>
+                <w:rFonts w:ascii="Arial" w:hAnsi="Arial" w:cs="Arial" w:eastAsia="Arial"/>
                 <w:sz w:val="21"/>
                 <w:szCs w:val="21"/>
               </w:rPr>
@@ -6609,7 +6609,7 @@
             </w:r>
             <w:r>
               <w:rPr>
-                <w:rFonts w:ascii="Arial" w:hAnsi="Arial" w:cs="Arial"/>
+                <w:rFonts w:ascii="Arial" w:hAnsi="Arial" w:cs="Arial" w:eastAsia="Arial"/>
                 <w:spacing w:val="9"/>
                 <w:sz w:val="21"/>
                 <w:szCs w:val="21"/>
@@ -6618,7 +6618,7 @@
             </w:r>
             <w:r>
               <w:rPr>
-                <w:rFonts w:ascii="Arial" w:hAnsi="Arial" w:cs="Arial"/>
+                <w:rFonts w:ascii="Arial" w:hAnsi="Arial" w:cs="Arial" w:eastAsia="Arial"/>
                 <w:spacing w:val="-2"/>
                 <w:sz w:val="21"/>
                 <w:szCs w:val="21"/>
@@ -6640,15 +6640,15 @@
             <w:pPr>
               <w:pStyle w:val="TableParagraph"/>
               <w:rPr>
-                <w:rFonts w:ascii="Arial" w:hAnsi="Arial" w:cs="Arial"/>
-                <w:b/>
-                <w:sz w:val="21"/>
-                <w:szCs w:val="21"/>
-              </w:rPr>
-            </w:pPr>
-            <w:r>
-              <w:rPr>
-                <w:rFonts w:ascii="Arial" w:hAnsi="Arial" w:cs="Arial"/>
+                <w:rFonts w:ascii="Arial" w:hAnsi="Arial" w:cs="Arial" w:eastAsia="Arial"/>
+                <w:b/>
+                <w:sz w:val="21"/>
+                <w:szCs w:val="21"/>
+              </w:rPr>
+            </w:pPr>
+            <w:r>
+              <w:rPr>
+                <w:rFonts w:ascii="Arial" w:hAnsi="Arial" w:cs="Arial" w:eastAsia="Arial"/>
                 <w:b/>
                 <w:sz w:val="21"/>
                 <w:szCs w:val="21"/>
@@ -6657,7 +6657,7 @@
             </w:r>
             <w:r>
               <w:rPr>
-                <w:rFonts w:ascii="Arial" w:hAnsi="Arial" w:cs="Arial"/>
+                <w:rFonts w:ascii="Arial" w:hAnsi="Arial" w:cs="Arial" w:eastAsia="Arial"/>
                 <w:b/>
                 <w:spacing w:val="17"/>
                 <w:sz w:val="21"/>
@@ -6667,7 +6667,7 @@
             </w:r>
             <w:r>
               <w:rPr>
-                <w:rFonts w:ascii="Arial" w:hAnsi="Arial" w:cs="Arial"/>
+                <w:rFonts w:ascii="Arial" w:hAnsi="Arial" w:cs="Arial" w:eastAsia="Arial"/>
                 <w:b/>
                 <w:sz w:val="21"/>
                 <w:szCs w:val="21"/>
@@ -6676,7 +6676,7 @@
             </w:r>
             <w:r>
               <w:rPr>
-                <w:rFonts w:ascii="Arial" w:hAnsi="Arial" w:cs="Arial"/>
+                <w:rFonts w:ascii="Arial" w:hAnsi="Arial" w:cs="Arial" w:eastAsia="Arial"/>
                 <w:b/>
                 <w:spacing w:val="18"/>
                 <w:sz w:val="21"/>
@@ -6686,7 +6686,7 @@
             </w:r>
             <w:r>
               <w:rPr>
-                <w:rFonts w:ascii="Arial" w:hAnsi="Arial" w:cs="Arial"/>
+                <w:rFonts w:ascii="Arial" w:hAnsi="Arial" w:cs="Arial" w:eastAsia="Arial"/>
                 <w:b/>
                 <w:spacing w:val="-2"/>
                 <w:sz w:val="21"/>
@@ -6706,14 +6706,14 @@
               <w:spacing w:line="264" w:lineRule="auto"/>
               <w:ind w:left="61"/>
               <w:rPr>
-                <w:rFonts w:ascii="Arial" w:hAnsi="Arial" w:cs="Arial"/>
-                <w:sz w:val="21"/>
-                <w:szCs w:val="21"/>
-              </w:rPr>
-            </w:pPr>
-            <w:r>
-              <w:rPr>
-                <w:rFonts w:ascii="Arial" w:hAnsi="Arial" w:cs="Arial"/>
+                <w:rFonts w:ascii="Arial" w:hAnsi="Arial" w:cs="Arial" w:eastAsia="Arial"/>
+                <w:sz w:val="21"/>
+                <w:szCs w:val="21"/>
+              </w:rPr>
+            </w:pPr>
+            <w:r>
+              <w:rPr>
+                <w:rFonts w:ascii="Arial" w:hAnsi="Arial" w:cs="Arial" w:eastAsia="Arial"/>
                 <w:sz w:val="21"/>
                 <w:szCs w:val="21"/>
               </w:rPr>
@@ -6734,15 +6734,15 @@
             <w:pPr>
               <w:pStyle w:val="TableParagraph"/>
               <w:rPr>
-                <w:rFonts w:ascii="Arial" w:hAnsi="Arial" w:cs="Arial"/>
-                <w:b/>
-                <w:sz w:val="21"/>
-                <w:szCs w:val="21"/>
-              </w:rPr>
-            </w:pPr>
-            <w:r>
-              <w:rPr>
-                <w:rFonts w:ascii="Arial" w:hAnsi="Arial" w:cs="Arial"/>
+                <w:rFonts w:ascii="Arial" w:hAnsi="Arial" w:cs="Arial" w:eastAsia="Arial"/>
+                <w:b/>
+                <w:sz w:val="21"/>
+                <w:szCs w:val="21"/>
+              </w:rPr>
+            </w:pPr>
+            <w:r>
+              <w:rPr>
+                <w:rFonts w:ascii="Arial" w:hAnsi="Arial" w:cs="Arial" w:eastAsia="Arial"/>
                 <w:b/>
                 <w:sz w:val="21"/>
                 <w:szCs w:val="21"/>
@@ -6751,7 +6751,7 @@
             </w:r>
             <w:r>
               <w:rPr>
-                <w:rFonts w:ascii="Arial" w:hAnsi="Arial" w:cs="Arial"/>
+                <w:rFonts w:ascii="Arial" w:hAnsi="Arial" w:cs="Arial" w:eastAsia="Arial"/>
                 <w:b/>
                 <w:spacing w:val="29"/>
                 <w:sz w:val="21"/>
@@ -6761,7 +6761,7 @@
             </w:r>
             <w:r>
               <w:rPr>
-                <w:rFonts w:ascii="Arial" w:hAnsi="Arial" w:cs="Arial"/>
+                <w:rFonts w:ascii="Arial" w:hAnsi="Arial" w:cs="Arial" w:eastAsia="Arial"/>
                 <w:b/>
                 <w:spacing w:val="-4"/>
                 <w:sz w:val="21"/>
@@ -6781,14 +6781,14 @@
               <w:spacing w:line="280" w:lineRule="auto"/>
               <w:ind w:left="61"/>
               <w:rPr>
-                <w:rFonts w:ascii="Arial" w:hAnsi="Arial" w:cs="Arial"/>
-                <w:sz w:val="21"/>
-                <w:szCs w:val="21"/>
-              </w:rPr>
-            </w:pPr>
-            <w:r>
-              <w:rPr>
-                <w:rFonts w:ascii="Arial" w:hAnsi="Arial" w:cs="Arial"/>
+                <w:rFonts w:ascii="Arial" w:hAnsi="Arial" w:cs="Arial" w:eastAsia="Arial"/>
+                <w:sz w:val="21"/>
+                <w:szCs w:val="21"/>
+              </w:rPr>
+            </w:pPr>
+            <w:r>
+              <w:rPr>
+                <w:rFonts w:ascii="Arial" w:hAnsi="Arial" w:cs="Arial" w:eastAsia="Arial"/>
                 <w:sz w:val="21"/>
                 <w:szCs w:val="21"/>
               </w:rPr>
@@ -6809,15 +6809,15 @@
             <w:pPr>
               <w:pStyle w:val="TableParagraph"/>
               <w:rPr>
-                <w:rFonts w:ascii="Arial" w:hAnsi="Arial" w:cs="Arial"/>
-                <w:b/>
-                <w:sz w:val="21"/>
-                <w:szCs w:val="21"/>
-              </w:rPr>
-            </w:pPr>
-            <w:r>
-              <w:rPr>
-                <w:rFonts w:ascii="Arial" w:hAnsi="Arial" w:cs="Arial"/>
+                <w:rFonts w:ascii="Arial" w:hAnsi="Arial" w:cs="Arial" w:eastAsia="Arial"/>
+                <w:b/>
+                <w:sz w:val="21"/>
+                <w:szCs w:val="21"/>
+              </w:rPr>
+            </w:pPr>
+            <w:r>
+              <w:rPr>
+                <w:rFonts w:ascii="Arial" w:hAnsi="Arial" w:cs="Arial" w:eastAsia="Arial"/>
                 <w:b/>
                 <w:sz w:val="21"/>
                 <w:szCs w:val="21"/>
@@ -6826,7 +6826,7 @@
             </w:r>
             <w:r>
               <w:rPr>
-                <w:rFonts w:ascii="Arial" w:hAnsi="Arial" w:cs="Arial"/>
+                <w:rFonts w:ascii="Arial" w:hAnsi="Arial" w:cs="Arial" w:eastAsia="Arial"/>
                 <w:b/>
                 <w:spacing w:val="-2"/>
                 <w:sz w:val="21"/>
@@ -6846,14 +6846,14 @@
               <w:spacing w:line="264" w:lineRule="auto"/>
               <w:ind w:left="61"/>
               <w:rPr>
-                <w:rFonts w:ascii="Arial" w:hAnsi="Arial" w:cs="Arial"/>
-                <w:sz w:val="21"/>
-                <w:szCs w:val="21"/>
-              </w:rPr>
-            </w:pPr>
-            <w:r>
-              <w:rPr>
-                <w:rFonts w:ascii="Arial" w:hAnsi="Arial" w:cs="Arial"/>
+                <w:rFonts w:ascii="Arial" w:hAnsi="Arial" w:cs="Arial" w:eastAsia="Arial"/>
+                <w:sz w:val="21"/>
+                <w:szCs w:val="21"/>
+              </w:rPr>
+            </w:pPr>
+            <w:r>
+              <w:rPr>
+                <w:rFonts w:ascii="Arial" w:hAnsi="Arial" w:cs="Arial" w:eastAsia="Arial"/>
                 <w:sz w:val="21"/>
                 <w:szCs w:val="21"/>
               </w:rPr>
@@ -6874,15 +6874,15 @@
             <w:pPr>
               <w:pStyle w:val="TableParagraph"/>
               <w:rPr>
-                <w:rFonts w:ascii="Arial" w:hAnsi="Arial" w:cs="Arial"/>
-                <w:b/>
-                <w:sz w:val="21"/>
-                <w:szCs w:val="21"/>
-              </w:rPr>
-            </w:pPr>
-            <w:r>
-              <w:rPr>
-                <w:rFonts w:ascii="Arial" w:hAnsi="Arial" w:cs="Arial"/>
+                <w:rFonts w:ascii="Arial" w:hAnsi="Arial" w:cs="Arial" w:eastAsia="Arial"/>
+                <w:b/>
+                <w:sz w:val="21"/>
+                <w:szCs w:val="21"/>
+              </w:rPr>
+            </w:pPr>
+            <w:r>
+              <w:rPr>
+                <w:rFonts w:ascii="Arial" w:hAnsi="Arial" w:cs="Arial" w:eastAsia="Arial"/>
                 <w:b/>
                 <w:sz w:val="21"/>
                 <w:szCs w:val="21"/>
@@ -6891,7 +6891,7 @@
             </w:r>
             <w:r>
               <w:rPr>
-                <w:rFonts w:ascii="Arial" w:hAnsi="Arial" w:cs="Arial"/>
+                <w:rFonts w:ascii="Arial" w:hAnsi="Arial" w:cs="Arial" w:eastAsia="Arial"/>
                 <w:b/>
                 <w:spacing w:val="14"/>
                 <w:sz w:val="21"/>
@@ -6901,7 +6901,7 @@
             </w:r>
             <w:r>
               <w:rPr>
-                <w:rFonts w:ascii="Arial" w:hAnsi="Arial" w:cs="Arial"/>
+                <w:rFonts w:ascii="Arial" w:hAnsi="Arial" w:cs="Arial" w:eastAsia="Arial"/>
                 <w:b/>
                 <w:sz w:val="21"/>
                 <w:szCs w:val="21"/>
@@ -6910,7 +6910,7 @@
             </w:r>
             <w:r>
               <w:rPr>
-                <w:rFonts w:ascii="Arial" w:hAnsi="Arial" w:cs="Arial"/>
+                <w:rFonts w:ascii="Arial" w:hAnsi="Arial" w:cs="Arial" w:eastAsia="Arial"/>
                 <w:b/>
                 <w:spacing w:val="15"/>
                 <w:sz w:val="21"/>
@@ -6920,7 +6920,7 @@
             </w:r>
             <w:r>
               <w:rPr>
-                <w:rFonts w:ascii="Arial" w:hAnsi="Arial" w:cs="Arial"/>
+                <w:rFonts w:ascii="Arial" w:hAnsi="Arial" w:cs="Arial" w:eastAsia="Arial"/>
                 <w:b/>
                 <w:spacing w:val="-2"/>
                 <w:sz w:val="21"/>
@@ -6940,14 +6940,14 @@
               <w:spacing w:line="280" w:lineRule="auto"/>
               <w:ind w:left="61"/>
               <w:rPr>
-                <w:rFonts w:ascii="Arial" w:hAnsi="Arial" w:cs="Arial"/>
-                <w:sz w:val="21"/>
-                <w:szCs w:val="21"/>
-              </w:rPr>
-            </w:pPr>
-            <w:r>
-              <w:rPr>
-                <w:rFonts w:ascii="Arial" w:hAnsi="Arial" w:cs="Arial"/>
+                <w:rFonts w:ascii="Arial" w:hAnsi="Arial" w:cs="Arial" w:eastAsia="Arial"/>
+                <w:sz w:val="21"/>
+                <w:szCs w:val="21"/>
+              </w:rPr>
+            </w:pPr>
+            <w:r>
+              <w:rPr>
+                <w:rFonts w:ascii="Arial" w:hAnsi="Arial" w:cs="Arial" w:eastAsia="Arial"/>
                 <w:sz w:val="21"/>
                 <w:szCs w:val="21"/>
               </w:rPr>
@@ -7004,15 +7004,15 @@
               <w:spacing w:before="58"/>
               <w:ind w:left="847"/>
               <w:rPr>
-                <w:rFonts w:ascii="Arial" w:hAnsi="Arial" w:cs="Arial"/>
-                <w:b/>
-                <w:sz w:val="21"/>
-                <w:szCs w:val="21"/>
-              </w:rPr>
-            </w:pPr>
-            <w:r>
-              <w:rPr>
-                <w:rFonts w:ascii="Arial" w:hAnsi="Arial" w:cs="Arial"/>
+                <w:rFonts w:ascii="Arial" w:hAnsi="Arial" w:cs="Arial" w:eastAsia="Arial"/>
+                <w:b/>
+                <w:sz w:val="21"/>
+                <w:szCs w:val="21"/>
+              </w:rPr>
+            </w:pPr>
+            <w:r>
+              <w:rPr>
+                <w:rFonts w:ascii="Arial" w:hAnsi="Arial" w:cs="Arial" w:eastAsia="Arial"/>
                 <w:b/>
                 <w:sz w:val="21"/>
                 <w:szCs w:val="21"/>
@@ -7022,7 +7022,7 @@
             </w:r>
             <w:r>
               <w:rPr>
-                <w:rFonts w:ascii="Arial" w:hAnsi="Arial" w:cs="Arial"/>
+                <w:rFonts w:ascii="Arial" w:hAnsi="Arial" w:cs="Arial" w:eastAsia="Arial"/>
                 <w:b/>
                 <w:spacing w:val="-3"/>
                 <w:sz w:val="21"/>
@@ -7032,7 +7032,7 @@
             </w:r>
             <w:r>
               <w:rPr>
-                <w:rFonts w:ascii="Arial" w:hAnsi="Arial" w:cs="Arial"/>
+                <w:rFonts w:ascii="Arial" w:hAnsi="Arial" w:cs="Arial" w:eastAsia="Arial"/>
                 <w:b/>
                 <w:sz w:val="21"/>
                 <w:szCs w:val="21"/>
@@ -7041,17 +7041,17 @@
             </w:r>
             <w:r>
               <w:rPr>
-                <w:rFonts w:ascii="Arial" w:hAnsi="Arial" w:cs="Arial"/>
-                <w:b/>
-                <w:spacing w:val="-2"/>
-                <w:sz w:val="21"/>
-                <w:szCs w:val="21"/>
-              </w:rPr>
-              <w:t xml:space="preserve"> </w:t>
-            </w:r>
-            <w:r>
-              <w:rPr>
-                <w:rFonts w:ascii="Arial" w:hAnsi="Arial" w:cs="Arial"/>
+                <w:rFonts w:ascii="Arial" w:hAnsi="Arial" w:cs="Arial" w:eastAsia="Arial"/>
+                <w:b/>
+                <w:spacing w:val="-2"/>
+                <w:sz w:val="21"/>
+                <w:szCs w:val="21"/>
+              </w:rPr>
+              <w:t xml:space="preserve"> </w:t>
+            </w:r>
+            <w:r>
+              <w:rPr>
+                <w:rFonts w:ascii="Arial" w:hAnsi="Arial" w:cs="Arial" w:eastAsia="Arial"/>
                 <w:b/>
                 <w:sz w:val="21"/>
                 <w:szCs w:val="21"/>
@@ -7060,17 +7060,17 @@
             </w:r>
             <w:r>
               <w:rPr>
-                <w:rFonts w:ascii="Arial" w:hAnsi="Arial" w:cs="Arial"/>
-                <w:b/>
-                <w:spacing w:val="-2"/>
-                <w:sz w:val="21"/>
-                <w:szCs w:val="21"/>
-              </w:rPr>
-              <w:t xml:space="preserve"> </w:t>
-            </w:r>
-            <w:r>
-              <w:rPr>
-                <w:rFonts w:ascii="Arial" w:hAnsi="Arial" w:cs="Arial"/>
+                <w:rFonts w:ascii="Arial" w:hAnsi="Arial" w:cs="Arial" w:eastAsia="Arial"/>
+                <w:b/>
+                <w:spacing w:val="-2"/>
+                <w:sz w:val="21"/>
+                <w:szCs w:val="21"/>
+              </w:rPr>
+              <w:t xml:space="preserve"> </w:t>
+            </w:r>
+            <w:r>
+              <w:rPr>
+                <w:rFonts w:ascii="Arial" w:hAnsi="Arial" w:cs="Arial" w:eastAsia="Arial"/>
                 <w:b/>
                 <w:sz w:val="21"/>
                 <w:szCs w:val="21"/>
@@ -7079,17 +7079,17 @@
             </w:r>
             <w:r>
               <w:rPr>
-                <w:rFonts w:ascii="Arial" w:hAnsi="Arial" w:cs="Arial"/>
-                <w:b/>
-                <w:spacing w:val="-2"/>
-                <w:sz w:val="21"/>
-                <w:szCs w:val="21"/>
-              </w:rPr>
-              <w:t xml:space="preserve"> </w:t>
-            </w:r>
-            <w:r>
-              <w:rPr>
-                <w:rFonts w:ascii="Arial" w:hAnsi="Arial" w:cs="Arial"/>
+                <w:rFonts w:ascii="Arial" w:hAnsi="Arial" w:cs="Arial" w:eastAsia="Arial"/>
+                <w:b/>
+                <w:spacing w:val="-2"/>
+                <w:sz w:val="21"/>
+                <w:szCs w:val="21"/>
+              </w:rPr>
+              <w:t xml:space="preserve"> </w:t>
+            </w:r>
+            <w:r>
+              <w:rPr>
+                <w:rFonts w:ascii="Arial" w:hAnsi="Arial" w:cs="Arial" w:eastAsia="Arial"/>
                 <w:b/>
                 <w:sz w:val="21"/>
                 <w:szCs w:val="21"/>
@@ -7098,7 +7098,7 @@
             </w:r>
             <w:r>
               <w:rPr>
-                <w:rFonts w:ascii="Arial" w:hAnsi="Arial" w:cs="Arial"/>
+                <w:rFonts w:ascii="Arial" w:hAnsi="Arial" w:cs="Arial" w:eastAsia="Arial"/>
                 <w:b/>
                 <w:spacing w:val="-3"/>
                 <w:sz w:val="21"/>
@@ -7108,7 +7108,7 @@
             </w:r>
             <w:r>
               <w:rPr>
-                <w:rFonts w:ascii="Arial" w:hAnsi="Arial" w:cs="Arial"/>
+                <w:rFonts w:ascii="Arial" w:hAnsi="Arial" w:cs="Arial" w:eastAsia="Arial"/>
                 <w:b/>
                 <w:sz w:val="21"/>
                 <w:szCs w:val="21"/>
@@ -7117,17 +7117,17 @@
             </w:r>
             <w:r>
               <w:rPr>
-                <w:rFonts w:ascii="Arial" w:hAnsi="Arial" w:cs="Arial"/>
-                <w:b/>
-                <w:spacing w:val="-2"/>
-                <w:sz w:val="21"/>
-                <w:szCs w:val="21"/>
-              </w:rPr>
-              <w:t xml:space="preserve"> </w:t>
-            </w:r>
-            <w:r>
-              <w:rPr>
-                <w:rFonts w:ascii="Arial" w:hAnsi="Arial" w:cs="Arial"/>
+                <w:rFonts w:ascii="Arial" w:hAnsi="Arial" w:cs="Arial" w:eastAsia="Arial"/>
+                <w:b/>
+                <w:spacing w:val="-2"/>
+                <w:sz w:val="21"/>
+                <w:szCs w:val="21"/>
+              </w:rPr>
+              <w:t xml:space="preserve"> </w:t>
+            </w:r>
+            <w:r>
+              <w:rPr>
+                <w:rFonts w:ascii="Arial" w:hAnsi="Arial" w:cs="Arial" w:eastAsia="Arial"/>
                 <w:b/>
                 <w:sz w:val="21"/>
                 <w:szCs w:val="21"/>
@@ -7136,17 +7136,17 @@
             </w:r>
             <w:r>
               <w:rPr>
-                <w:rFonts w:ascii="Arial" w:hAnsi="Arial" w:cs="Arial"/>
-                <w:b/>
-                <w:spacing w:val="-2"/>
-                <w:sz w:val="21"/>
-                <w:szCs w:val="21"/>
-              </w:rPr>
-              <w:t xml:space="preserve"> </w:t>
-            </w:r>
-            <w:r>
-              <w:rPr>
-                <w:rFonts w:ascii="Arial" w:hAnsi="Arial" w:cs="Arial"/>
+                <w:rFonts w:ascii="Arial" w:hAnsi="Arial" w:cs="Arial" w:eastAsia="Arial"/>
+                <w:b/>
+                <w:spacing w:val="-2"/>
+                <w:sz w:val="21"/>
+                <w:szCs w:val="21"/>
+              </w:rPr>
+              <w:t xml:space="preserve"> </w:t>
+            </w:r>
+            <w:r>
+              <w:rPr>
+                <w:rFonts w:ascii="Arial" w:hAnsi="Arial" w:cs="Arial" w:eastAsia="Arial"/>
                 <w:b/>
                 <w:sz w:val="21"/>
                 <w:szCs w:val="21"/>
@@ -7155,17 +7155,17 @@
             </w:r>
             <w:r>
               <w:rPr>
-                <w:rFonts w:ascii="Arial" w:hAnsi="Arial" w:cs="Arial"/>
-                <w:b/>
-                <w:spacing w:val="-2"/>
-                <w:sz w:val="21"/>
-                <w:szCs w:val="21"/>
-              </w:rPr>
-              <w:t xml:space="preserve"> </w:t>
-            </w:r>
-            <w:r>
-              <w:rPr>
-                <w:rFonts w:ascii="Arial" w:hAnsi="Arial" w:cs="Arial"/>
+                <w:rFonts w:ascii="Arial" w:hAnsi="Arial" w:cs="Arial" w:eastAsia="Arial"/>
+                <w:b/>
+                <w:spacing w:val="-2"/>
+                <w:sz w:val="21"/>
+                <w:szCs w:val="21"/>
+              </w:rPr>
+              <w:t xml:space="preserve"> </w:t>
+            </w:r>
+            <w:r>
+              <w:rPr>
+                <w:rFonts w:ascii="Arial" w:hAnsi="Arial" w:cs="Arial" w:eastAsia="Arial"/>
                 <w:b/>
                 <w:sz w:val="21"/>
                 <w:szCs w:val="21"/>
@@ -7174,7 +7174,7 @@
             </w:r>
             <w:r>
               <w:rPr>
-                <w:rFonts w:ascii="Arial" w:hAnsi="Arial" w:cs="Arial"/>
+                <w:rFonts w:ascii="Arial" w:hAnsi="Arial" w:cs="Arial" w:eastAsia="Arial"/>
                 <w:b/>
                 <w:spacing w:val="-2"/>
                 <w:sz w:val="21"/>
@@ -7198,15 +7198,15 @@
               <w:pStyle w:val="TableParagraph"/>
               <w:ind w:left="67"/>
               <w:rPr>
-                <w:rFonts w:ascii="Arial" w:hAnsi="Arial" w:cs="Arial"/>
-                <w:b/>
-                <w:sz w:val="21"/>
-                <w:szCs w:val="21"/>
-              </w:rPr>
-            </w:pPr>
-            <w:r>
-              <w:rPr>
-                <w:rFonts w:ascii="Arial" w:hAnsi="Arial" w:cs="Arial"/>
+                <w:rFonts w:ascii="Arial" w:hAnsi="Arial" w:cs="Arial" w:eastAsia="Arial"/>
+                <w:b/>
+                <w:sz w:val="21"/>
+                <w:szCs w:val="21"/>
+              </w:rPr>
+            </w:pPr>
+            <w:r>
+              <w:rPr>
+                <w:rFonts w:ascii="Arial" w:hAnsi="Arial" w:cs="Arial" w:eastAsia="Arial"/>
                 <w:b/>
                 <w:sz w:val="21"/>
                 <w:szCs w:val="21"/>
@@ -7215,7 +7215,7 @@
             </w:r>
             <w:r>
               <w:rPr>
-                <w:rFonts w:ascii="Arial" w:hAnsi="Arial" w:cs="Arial"/>
+                <w:rFonts w:ascii="Arial" w:hAnsi="Arial" w:cs="Arial" w:eastAsia="Arial"/>
                 <w:b/>
                 <w:spacing w:val="20"/>
                 <w:sz w:val="21"/>
@@ -7225,7 +7225,7 @@
             </w:r>
             <w:r>
               <w:rPr>
-                <w:rFonts w:ascii="Arial" w:hAnsi="Arial" w:cs="Arial"/>
+                <w:rFonts w:ascii="Arial" w:hAnsi="Arial" w:cs="Arial" w:eastAsia="Arial"/>
                 <w:b/>
                 <w:sz w:val="21"/>
                 <w:szCs w:val="21"/>
@@ -7234,7 +7234,7 @@
             </w:r>
             <w:r>
               <w:rPr>
-                <w:rFonts w:ascii="Arial" w:hAnsi="Arial" w:cs="Arial"/>
+                <w:rFonts w:ascii="Arial" w:hAnsi="Arial" w:cs="Arial" w:eastAsia="Arial"/>
                 <w:b/>
                 <w:spacing w:val="20"/>
                 <w:sz w:val="21"/>
@@ -7244,7 +7244,7 @@
             </w:r>
             <w:r>
               <w:rPr>
-                <w:rFonts w:ascii="Arial" w:hAnsi="Arial" w:cs="Arial"/>
+                <w:rFonts w:ascii="Arial" w:hAnsi="Arial" w:cs="Arial" w:eastAsia="Arial"/>
                 <w:b/>
                 <w:spacing w:val="-2"/>
                 <w:sz w:val="21"/>
@@ -7263,7 +7263,7 @@
               <w:pStyle w:val="TableParagraph"/>
               <w:spacing w:line="264" w:lineRule="auto"/>
               <w:rPr>
-                <w:rFonts w:ascii="Arial" w:hAnsi="Arial" w:cs="Arial"/>
+                <w:rFonts w:ascii="Arial" w:hAnsi="Arial" w:cs="Arial" w:eastAsia="Arial"/>
                 <w:sz w:val="21"/>
                 <w:szCs w:val="21"/>
               </w:rPr>
@@ -7271,7 +7271,7 @@
             <w:proofErr w:type="spellStart"/>
             <w:r>
               <w:rPr>
-                <w:rFonts w:ascii="Arial" w:hAnsi="Arial" w:cs="Arial"/>
+                <w:rFonts w:ascii="Arial" w:hAnsi="Arial" w:cs="Arial" w:eastAsia="Arial"/>
                 <w:sz w:val="21"/>
                 <w:szCs w:val="21"/>
               </w:rPr>
@@ -7280,7 +7280,7 @@
             <w:proofErr w:type="spellEnd"/>
             <w:r>
               <w:rPr>
-                <w:rFonts w:ascii="Arial" w:hAnsi="Arial" w:cs="Arial"/>
+                <w:rFonts w:ascii="Arial" w:hAnsi="Arial" w:cs="Arial" w:eastAsia="Arial"/>
                 <w:sz w:val="21"/>
                 <w:szCs w:val="21"/>
               </w:rPr>
@@ -7302,15 +7302,15 @@
               <w:pStyle w:val="TableParagraph"/>
               <w:ind w:left="67"/>
               <w:rPr>
-                <w:rFonts w:ascii="Arial" w:hAnsi="Arial" w:cs="Arial"/>
-                <w:b/>
-                <w:sz w:val="21"/>
-                <w:szCs w:val="21"/>
-              </w:rPr>
-            </w:pPr>
-            <w:r>
-              <w:rPr>
-                <w:rFonts w:ascii="Arial" w:hAnsi="Arial" w:cs="Arial"/>
+                <w:rFonts w:ascii="Arial" w:hAnsi="Arial" w:cs="Arial" w:eastAsia="Arial"/>
+                <w:b/>
+                <w:sz w:val="21"/>
+                <w:szCs w:val="21"/>
+              </w:rPr>
+            </w:pPr>
+            <w:r>
+              <w:rPr>
+                <w:rFonts w:ascii="Arial" w:hAnsi="Arial" w:cs="Arial" w:eastAsia="Arial"/>
                 <w:b/>
                 <w:spacing w:val="-2"/>
                 <w:sz w:val="21"/>
@@ -7329,14 +7329,14 @@
               <w:pStyle w:val="TableParagraph"/>
               <w:spacing w:line="264" w:lineRule="auto"/>
               <w:rPr>
-                <w:rFonts w:ascii="Arial" w:hAnsi="Arial" w:cs="Arial"/>
-                <w:sz w:val="21"/>
-                <w:szCs w:val="21"/>
-              </w:rPr>
-            </w:pPr>
-            <w:r>
-              <w:rPr>
-                <w:rFonts w:ascii="Arial" w:hAnsi="Arial" w:cs="Arial"/>
+                <w:rFonts w:ascii="Arial" w:hAnsi="Arial" w:cs="Arial" w:eastAsia="Arial"/>
+                <w:sz w:val="21"/>
+                <w:szCs w:val="21"/>
+              </w:rPr>
+            </w:pPr>
+            <w:r>
+              <w:rPr>
+                <w:rFonts w:ascii="Arial" w:hAnsi="Arial" w:cs="Arial" w:eastAsia="Arial"/>
                 <w:sz w:val="21"/>
                 <w:szCs w:val="21"/>
               </w:rPr>
@@ -7344,7 +7344,7 @@
             </w:r>
             <w:r>
               <w:rPr>
-                <w:rFonts w:ascii="Arial" w:hAnsi="Arial" w:cs="Arial"/>
+                <w:rFonts w:ascii="Arial" w:hAnsi="Arial" w:cs="Arial" w:eastAsia="Arial"/>
                 <w:spacing w:val="-2"/>
                 <w:sz w:val="21"/>
                 <w:szCs w:val="21"/>
@@ -7367,15 +7367,15 @@
               <w:pStyle w:val="TableParagraph"/>
               <w:ind w:left="67"/>
               <w:rPr>
-                <w:rFonts w:ascii="Arial" w:hAnsi="Arial" w:cs="Arial"/>
-                <w:b/>
-                <w:sz w:val="21"/>
-                <w:szCs w:val="21"/>
-              </w:rPr>
-            </w:pPr>
-            <w:r>
-              <w:rPr>
-                <w:rFonts w:ascii="Arial" w:hAnsi="Arial" w:cs="Arial"/>
+                <w:rFonts w:ascii="Arial" w:hAnsi="Arial" w:cs="Arial" w:eastAsia="Arial"/>
+                <w:b/>
+                <w:sz w:val="21"/>
+                <w:szCs w:val="21"/>
+              </w:rPr>
+            </w:pPr>
+            <w:r>
+              <w:rPr>
+                <w:rFonts w:ascii="Arial" w:hAnsi="Arial" w:cs="Arial" w:eastAsia="Arial"/>
                 <w:b/>
                 <w:spacing w:val="-2"/>
                 <w:sz w:val="21"/>
@@ -7393,14 +7393,14 @@
             <w:pPr>
               <w:pStyle w:val="TableParagraph"/>
               <w:rPr>
-                <w:rFonts w:ascii="Arial" w:hAnsi="Arial" w:cs="Arial"/>
-                <w:sz w:val="21"/>
-                <w:szCs w:val="21"/>
-              </w:rPr>
-            </w:pPr>
-            <w:r>
-              <w:rPr>
-                <w:rFonts w:ascii="Arial" w:hAnsi="Arial" w:cs="Arial"/>
+                <w:rFonts w:ascii="Arial" w:hAnsi="Arial" w:cs="Arial" w:eastAsia="Arial"/>
+                <w:sz w:val="21"/>
+                <w:szCs w:val="21"/>
+              </w:rPr>
+            </w:pPr>
+            <w:r>
+              <w:rPr>
+                <w:rFonts w:ascii="Arial" w:hAnsi="Arial" w:cs="Arial" w:eastAsia="Arial"/>
                 <w:sz w:val="21"/>
                 <w:szCs w:val="21"/>
               </w:rPr>
@@ -7408,7 +7408,7 @@
             </w:r>
             <w:r>
               <w:rPr>
-                <w:rFonts w:ascii="Arial" w:hAnsi="Arial" w:cs="Arial"/>
+                <w:rFonts w:ascii="Arial" w:hAnsi="Arial" w:cs="Arial" w:eastAsia="Arial"/>
                 <w:spacing w:val="11"/>
                 <w:sz w:val="21"/>
                 <w:szCs w:val="21"/>
@@ -7417,7 +7417,7 @@
             </w:r>
             <w:r>
               <w:rPr>
-                <w:rFonts w:ascii="Arial" w:hAnsi="Arial" w:cs="Arial"/>
+                <w:rFonts w:ascii="Arial" w:hAnsi="Arial" w:cs="Arial" w:eastAsia="Arial"/>
                 <w:sz w:val="21"/>
                 <w:szCs w:val="21"/>
               </w:rPr>
@@ -7425,16 +7425,16 @@
             </w:r>
             <w:r>
               <w:rPr>
-                <w:rFonts w:ascii="Arial" w:hAnsi="Arial" w:cs="Arial"/>
-                <w:spacing w:val="12"/>
-                <w:sz w:val="21"/>
-                <w:szCs w:val="21"/>
-              </w:rPr>
-              <w:t xml:space="preserve"> </w:t>
-            </w:r>
-            <w:r>
-              <w:rPr>
-                <w:rFonts w:ascii="Arial" w:hAnsi="Arial" w:cs="Arial"/>
+                <w:rFonts w:ascii="Arial" w:hAnsi="Arial" w:cs="Arial" w:eastAsia="Arial"/>
+                <w:spacing w:val="12"/>
+                <w:sz w:val="21"/>
+                <w:szCs w:val="21"/>
+              </w:rPr>
+              <w:t xml:space="preserve"> </w:t>
+            </w:r>
+            <w:r>
+              <w:rPr>
+                <w:rFonts w:ascii="Arial" w:hAnsi="Arial" w:cs="Arial" w:eastAsia="Arial"/>
                 <w:sz w:val="21"/>
                 <w:szCs w:val="21"/>
               </w:rPr>
@@ -7442,7 +7442,7 @@
             </w:r>
             <w:r>
               <w:rPr>
-                <w:rFonts w:ascii="Arial" w:hAnsi="Arial" w:cs="Arial"/>
+                <w:rFonts w:ascii="Arial" w:hAnsi="Arial" w:cs="Arial" w:eastAsia="Arial"/>
                 <w:spacing w:val="11"/>
                 <w:sz w:val="21"/>
                 <w:szCs w:val="21"/>
@@ -7451,7 +7451,7 @@
             </w:r>
             <w:r>
               <w:rPr>
-                <w:rFonts w:ascii="Arial" w:hAnsi="Arial" w:cs="Arial"/>
+                <w:rFonts w:ascii="Arial" w:hAnsi="Arial" w:cs="Arial" w:eastAsia="Arial"/>
                 <w:sz w:val="21"/>
                 <w:szCs w:val="21"/>
               </w:rPr>
@@ -7459,16 +7459,16 @@
             </w:r>
             <w:r>
               <w:rPr>
-                <w:rFonts w:ascii="Arial" w:hAnsi="Arial" w:cs="Arial"/>
-                <w:spacing w:val="12"/>
-                <w:sz w:val="21"/>
-                <w:szCs w:val="21"/>
-              </w:rPr>
-              <w:t xml:space="preserve"> </w:t>
-            </w:r>
-            <w:r>
-              <w:rPr>
-                <w:rFonts w:ascii="Arial" w:hAnsi="Arial" w:cs="Arial"/>
+                <w:rFonts w:ascii="Arial" w:hAnsi="Arial" w:cs="Arial" w:eastAsia="Arial"/>
+                <w:spacing w:val="12"/>
+                <w:sz w:val="21"/>
+                <w:szCs w:val="21"/>
+              </w:rPr>
+              <w:t xml:space="preserve"> </w:t>
+            </w:r>
+            <w:r>
+              <w:rPr>
+                <w:rFonts w:ascii="Arial" w:hAnsi="Arial" w:cs="Arial" w:eastAsia="Arial"/>
                 <w:sz w:val="21"/>
                 <w:szCs w:val="21"/>
               </w:rPr>
@@ -7476,16 +7476,16 @@
             </w:r>
             <w:r>
               <w:rPr>
-                <w:rFonts w:ascii="Arial" w:hAnsi="Arial" w:cs="Arial"/>
-                <w:spacing w:val="12"/>
-                <w:sz w:val="21"/>
-                <w:szCs w:val="21"/>
-              </w:rPr>
-              <w:t xml:space="preserve"> </w:t>
-            </w:r>
-            <w:r>
-              <w:rPr>
-                <w:rFonts w:ascii="Arial" w:hAnsi="Arial" w:cs="Arial"/>
+                <w:rFonts w:ascii="Arial" w:hAnsi="Arial" w:cs="Arial" w:eastAsia="Arial"/>
+                <w:spacing w:val="12"/>
+                <w:sz w:val="21"/>
+                <w:szCs w:val="21"/>
+              </w:rPr>
+              <w:t xml:space="preserve"> </w:t>
+            </w:r>
+            <w:r>
+              <w:rPr>
+                <w:rFonts w:ascii="Arial" w:hAnsi="Arial" w:cs="Arial" w:eastAsia="Arial"/>
                 <w:sz w:val="21"/>
                 <w:szCs w:val="21"/>
               </w:rPr>
@@ -7493,7 +7493,7 @@
             </w:r>
             <w:r>
               <w:rPr>
-                <w:rFonts w:ascii="Arial" w:hAnsi="Arial" w:cs="Arial"/>
+                <w:rFonts w:ascii="Arial" w:hAnsi="Arial" w:cs="Arial" w:eastAsia="Arial"/>
                 <w:spacing w:val="11"/>
                 <w:sz w:val="21"/>
                 <w:szCs w:val="21"/>
@@ -7502,7 +7502,7 @@
             </w:r>
             <w:r>
               <w:rPr>
-                <w:rFonts w:ascii="Arial" w:hAnsi="Arial" w:cs="Arial"/>
+                <w:rFonts w:ascii="Arial" w:hAnsi="Arial" w:cs="Arial" w:eastAsia="Arial"/>
                 <w:sz w:val="21"/>
                 <w:szCs w:val="21"/>
               </w:rPr>
@@ -7510,16 +7510,16 @@
             </w:r>
             <w:r>
               <w:rPr>
-                <w:rFonts w:ascii="Arial" w:hAnsi="Arial" w:cs="Arial"/>
-                <w:spacing w:val="12"/>
-                <w:sz w:val="21"/>
-                <w:szCs w:val="21"/>
-              </w:rPr>
-              <w:t xml:space="preserve"> </w:t>
-            </w:r>
-            <w:r>
-              <w:rPr>
-                <w:rFonts w:ascii="Arial" w:hAnsi="Arial" w:cs="Arial"/>
+                <w:rFonts w:ascii="Arial" w:hAnsi="Arial" w:cs="Arial" w:eastAsia="Arial"/>
+                <w:spacing w:val="12"/>
+                <w:sz w:val="21"/>
+                <w:szCs w:val="21"/>
+              </w:rPr>
+              <w:t xml:space="preserve"> </w:t>
+            </w:r>
+            <w:r>
+              <w:rPr>
+                <w:rFonts w:ascii="Arial" w:hAnsi="Arial" w:cs="Arial" w:eastAsia="Arial"/>
                 <w:sz w:val="21"/>
                 <w:szCs w:val="21"/>
               </w:rPr>
@@ -7527,7 +7527,7 @@
             </w:r>
             <w:r>
               <w:rPr>
-                <w:rFonts w:ascii="Arial" w:hAnsi="Arial" w:cs="Arial"/>
+                <w:rFonts w:ascii="Arial" w:hAnsi="Arial" w:cs="Arial" w:eastAsia="Arial"/>
                 <w:spacing w:val="11"/>
                 <w:sz w:val="21"/>
                 <w:szCs w:val="21"/>
@@ -7536,7 +7536,7 @@
             </w:r>
             <w:r>
               <w:rPr>
-                <w:rFonts w:ascii="Arial" w:hAnsi="Arial" w:cs="Arial"/>
+                <w:rFonts w:ascii="Arial" w:hAnsi="Arial" w:cs="Arial" w:eastAsia="Arial"/>
                 <w:sz w:val="21"/>
                 <w:szCs w:val="21"/>
               </w:rPr>
@@ -7544,16 +7544,16 @@
             </w:r>
             <w:r>
               <w:rPr>
-                <w:rFonts w:ascii="Arial" w:hAnsi="Arial" w:cs="Arial"/>
-                <w:spacing w:val="12"/>
-                <w:sz w:val="21"/>
-                <w:szCs w:val="21"/>
-              </w:rPr>
-              <w:t xml:space="preserve"> </w:t>
-            </w:r>
-            <w:r>
-              <w:rPr>
-                <w:rFonts w:ascii="Arial" w:hAnsi="Arial" w:cs="Arial"/>
+                <w:rFonts w:ascii="Arial" w:hAnsi="Arial" w:cs="Arial" w:eastAsia="Arial"/>
+                <w:spacing w:val="12"/>
+                <w:sz w:val="21"/>
+                <w:szCs w:val="21"/>
+              </w:rPr>
+              <w:t xml:space="preserve"> </w:t>
+            </w:r>
+            <w:r>
+              <w:rPr>
+                <w:rFonts w:ascii="Arial" w:hAnsi="Arial" w:cs="Arial" w:eastAsia="Arial"/>
                 <w:sz w:val="21"/>
                 <w:szCs w:val="21"/>
               </w:rPr>
@@ -7561,16 +7561,16 @@
             </w:r>
             <w:r>
               <w:rPr>
-                <w:rFonts w:ascii="Arial" w:hAnsi="Arial" w:cs="Arial"/>
-                <w:spacing w:val="12"/>
-                <w:sz w:val="21"/>
-                <w:szCs w:val="21"/>
-              </w:rPr>
-              <w:t xml:space="preserve"> </w:t>
-            </w:r>
-            <w:r>
-              <w:rPr>
-                <w:rFonts w:ascii="Arial" w:hAnsi="Arial" w:cs="Arial"/>
+                <w:rFonts w:ascii="Arial" w:hAnsi="Arial" w:cs="Arial" w:eastAsia="Arial"/>
+                <w:spacing w:val="12"/>
+                <w:sz w:val="21"/>
+                <w:szCs w:val="21"/>
+              </w:rPr>
+              <w:t xml:space="preserve"> </w:t>
+            </w:r>
+            <w:r>
+              <w:rPr>
+                <w:rFonts w:ascii="Arial" w:hAnsi="Arial" w:cs="Arial" w:eastAsia="Arial"/>
                 <w:spacing w:val="-2"/>
                 <w:sz w:val="21"/>
                 <w:szCs w:val="21"/>
@@ -7593,15 +7593,15 @@
               <w:pStyle w:val="TableParagraph"/>
               <w:ind w:left="67"/>
               <w:rPr>
-                <w:rFonts w:ascii="Arial" w:hAnsi="Arial" w:cs="Arial"/>
-                <w:b/>
-                <w:sz w:val="21"/>
-                <w:szCs w:val="21"/>
-              </w:rPr>
-            </w:pPr>
-            <w:r>
-              <w:rPr>
-                <w:rFonts w:ascii="Arial" w:hAnsi="Arial" w:cs="Arial"/>
+                <w:rFonts w:ascii="Arial" w:hAnsi="Arial" w:cs="Arial" w:eastAsia="Arial"/>
+                <w:b/>
+                <w:sz w:val="21"/>
+                <w:szCs w:val="21"/>
+              </w:rPr>
+            </w:pPr>
+            <w:r>
+              <w:rPr>
+                <w:rFonts w:ascii="Arial" w:hAnsi="Arial" w:cs="Arial" w:eastAsia="Arial"/>
                 <w:b/>
                 <w:sz w:val="21"/>
                 <w:szCs w:val="21"/>
@@ -7610,7 +7610,7 @@
             </w:r>
             <w:r>
               <w:rPr>
-                <w:rFonts w:ascii="Arial" w:hAnsi="Arial" w:cs="Arial"/>
+                <w:rFonts w:ascii="Arial" w:hAnsi="Arial" w:cs="Arial" w:eastAsia="Arial"/>
                 <w:b/>
                 <w:spacing w:val="11"/>
                 <w:sz w:val="21"/>
@@ -7620,7 +7620,7 @@
             </w:r>
             <w:r>
               <w:rPr>
-                <w:rFonts w:ascii="Arial" w:hAnsi="Arial" w:cs="Arial"/>
+                <w:rFonts w:ascii="Arial" w:hAnsi="Arial" w:cs="Arial" w:eastAsia="Arial"/>
                 <w:b/>
                 <w:sz w:val="21"/>
                 <w:szCs w:val="21"/>
@@ -7629,7 +7629,7 @@
             </w:r>
             <w:r>
               <w:rPr>
-                <w:rFonts w:ascii="Arial" w:hAnsi="Arial" w:cs="Arial"/>
+                <w:rFonts w:ascii="Arial" w:hAnsi="Arial" w:cs="Arial" w:eastAsia="Arial"/>
                 <w:b/>
                 <w:spacing w:val="11"/>
                 <w:sz w:val="21"/>
@@ -7639,7 +7639,7 @@
             </w:r>
             <w:r>
               <w:rPr>
-                <w:rFonts w:ascii="Arial" w:hAnsi="Arial" w:cs="Arial"/>
+                <w:rFonts w:ascii="Arial" w:hAnsi="Arial" w:cs="Arial" w:eastAsia="Arial"/>
                 <w:b/>
                 <w:spacing w:val="-2"/>
                 <w:sz w:val="21"/>
@@ -7657,7 +7657,7 @@
             <w:pPr>
               <w:pStyle w:val="TableParagraph"/>
               <w:rPr>
-                <w:rFonts w:ascii="Arial" w:hAnsi="Arial" w:cs="Arial"/>
+                <w:rFonts w:ascii="Arial" w:hAnsi="Arial" w:cs="Arial" w:eastAsia="Arial"/>
                 <w:sz w:val="21"/>
                 <w:szCs w:val="21"/>
               </w:rPr>
@@ -7665,7 +7665,7 @@
             <w:proofErr w:type="spellStart"/>
             <w:r>
               <w:rPr>
-                <w:rFonts w:ascii="Arial" w:hAnsi="Arial" w:cs="Arial"/>
+                <w:rFonts w:ascii="Arial" w:hAnsi="Arial" w:cs="Arial" w:eastAsia="Arial"/>
                 <w:sz w:val="21"/>
                 <w:szCs w:val="21"/>
               </w:rPr>
@@ -7674,16 +7674,16 @@
             <w:proofErr w:type="spellEnd"/>
             <w:r>
               <w:rPr>
-                <w:rFonts w:ascii="Arial" w:hAnsi="Arial" w:cs="Arial"/>
-                <w:spacing w:val="12"/>
-                <w:sz w:val="21"/>
-                <w:szCs w:val="21"/>
-              </w:rPr>
-              <w:t xml:space="preserve"> </w:t>
-            </w:r>
-            <w:r>
-              <w:rPr>
-                <w:rFonts w:ascii="Arial" w:hAnsi="Arial" w:cs="Arial"/>
+                <w:rFonts w:ascii="Arial" w:hAnsi="Arial" w:cs="Arial" w:eastAsia="Arial"/>
+                <w:spacing w:val="12"/>
+                <w:sz w:val="21"/>
+                <w:szCs w:val="21"/>
+              </w:rPr>
+              <w:t xml:space="preserve"> </w:t>
+            </w:r>
+            <w:r>
+              <w:rPr>
+                <w:rFonts w:ascii="Arial" w:hAnsi="Arial" w:cs="Arial" w:eastAsia="Arial"/>
                 <w:sz w:val="21"/>
                 <w:szCs w:val="21"/>
               </w:rPr>
@@ -7691,16 +7691,16 @@
             </w:r>
             <w:r>
               <w:rPr>
-                <w:rFonts w:ascii="Arial" w:hAnsi="Arial" w:cs="Arial"/>
-                <w:spacing w:val="12"/>
-                <w:sz w:val="21"/>
-                <w:szCs w:val="21"/>
-              </w:rPr>
-              <w:t xml:space="preserve"> </w:t>
-            </w:r>
-            <w:r>
-              <w:rPr>
-                <w:rFonts w:ascii="Arial" w:hAnsi="Arial" w:cs="Arial"/>
+                <w:rFonts w:ascii="Arial" w:hAnsi="Arial" w:cs="Arial" w:eastAsia="Arial"/>
+                <w:spacing w:val="12"/>
+                <w:sz w:val="21"/>
+                <w:szCs w:val="21"/>
+              </w:rPr>
+              <w:t xml:space="preserve"> </w:t>
+            </w:r>
+            <w:r>
+              <w:rPr>
+                <w:rFonts w:ascii="Arial" w:hAnsi="Arial" w:cs="Arial" w:eastAsia="Arial"/>
                 <w:sz w:val="21"/>
                 <w:szCs w:val="21"/>
               </w:rPr>
@@ -7708,7 +7708,7 @@
             </w:r>
             <w:r>
               <w:rPr>
-                <w:rFonts w:ascii="Arial" w:hAnsi="Arial" w:cs="Arial"/>
+                <w:rFonts w:ascii="Arial" w:hAnsi="Arial" w:cs="Arial" w:eastAsia="Arial"/>
                 <w:spacing w:val="13"/>
                 <w:sz w:val="21"/>
                 <w:szCs w:val="21"/>
@@ -7717,7 +7717,7 @@
             </w:r>
             <w:r>
               <w:rPr>
-                <w:rFonts w:ascii="Arial" w:hAnsi="Arial" w:cs="Arial"/>
+                <w:rFonts w:ascii="Arial" w:hAnsi="Arial" w:cs="Arial" w:eastAsia="Arial"/>
                 <w:sz w:val="21"/>
                 <w:szCs w:val="21"/>
               </w:rPr>
@@ -7725,16 +7725,16 @@
             </w:r>
             <w:r>
               <w:rPr>
-                <w:rFonts w:ascii="Arial" w:hAnsi="Arial" w:cs="Arial"/>
-                <w:spacing w:val="12"/>
-                <w:sz w:val="21"/>
-                <w:szCs w:val="21"/>
-              </w:rPr>
-              <w:t xml:space="preserve"> </w:t>
-            </w:r>
-            <w:r>
-              <w:rPr>
-                <w:rFonts w:ascii="Arial" w:hAnsi="Arial" w:cs="Arial"/>
+                <w:rFonts w:ascii="Arial" w:hAnsi="Arial" w:cs="Arial" w:eastAsia="Arial"/>
+                <w:spacing w:val="12"/>
+                <w:sz w:val="21"/>
+                <w:szCs w:val="21"/>
+              </w:rPr>
+              <w:t xml:space="preserve"> </w:t>
+            </w:r>
+            <w:r>
+              <w:rPr>
+                <w:rFonts w:ascii="Arial" w:hAnsi="Arial" w:cs="Arial" w:eastAsia="Arial"/>
                 <w:sz w:val="21"/>
                 <w:szCs w:val="21"/>
               </w:rPr>
@@ -7742,7 +7742,7 @@
             </w:r>
             <w:r>
               <w:rPr>
-                <w:rFonts w:ascii="Arial" w:hAnsi="Arial" w:cs="Arial"/>
+                <w:rFonts w:ascii="Arial" w:hAnsi="Arial" w:cs="Arial" w:eastAsia="Arial"/>
                 <w:spacing w:val="13"/>
                 <w:sz w:val="21"/>
                 <w:szCs w:val="21"/>
@@ -7751,7 +7751,7 @@
             </w:r>
             <w:r>
               <w:rPr>
-                <w:rFonts w:ascii="Arial" w:hAnsi="Arial" w:cs="Arial"/>
+                <w:rFonts w:ascii="Arial" w:hAnsi="Arial" w:cs="Arial" w:eastAsia="Arial"/>
                 <w:sz w:val="21"/>
                 <w:szCs w:val="21"/>
               </w:rPr>
@@ -7759,16 +7759,16 @@
             </w:r>
             <w:r>
               <w:rPr>
-                <w:rFonts w:ascii="Arial" w:hAnsi="Arial" w:cs="Arial"/>
-                <w:spacing w:val="12"/>
-                <w:sz w:val="21"/>
-                <w:szCs w:val="21"/>
-              </w:rPr>
-              <w:t xml:space="preserve"> </w:t>
-            </w:r>
-            <w:r>
-              <w:rPr>
-                <w:rFonts w:ascii="Arial" w:hAnsi="Arial" w:cs="Arial"/>
+                <w:rFonts w:ascii="Arial" w:hAnsi="Arial" w:cs="Arial" w:eastAsia="Arial"/>
+                <w:spacing w:val="12"/>
+                <w:sz w:val="21"/>
+                <w:szCs w:val="21"/>
+              </w:rPr>
+              <w:t xml:space="preserve"> </w:t>
+            </w:r>
+            <w:r>
+              <w:rPr>
+                <w:rFonts w:ascii="Arial" w:hAnsi="Arial" w:cs="Arial" w:eastAsia="Arial"/>
                 <w:sz w:val="21"/>
                 <w:szCs w:val="21"/>
               </w:rPr>
@@ -7776,7 +7776,7 @@
             </w:r>
             <w:r>
               <w:rPr>
-                <w:rFonts w:ascii="Arial" w:hAnsi="Arial" w:cs="Arial"/>
+                <w:rFonts w:ascii="Arial" w:hAnsi="Arial" w:cs="Arial" w:eastAsia="Arial"/>
                 <w:spacing w:val="13"/>
                 <w:sz w:val="21"/>
                 <w:szCs w:val="21"/>
@@ -7785,7 +7785,7 @@
             </w:r>
             <w:r>
               <w:rPr>
-                <w:rFonts w:ascii="Arial" w:hAnsi="Arial" w:cs="Arial"/>
+                <w:rFonts w:ascii="Arial" w:hAnsi="Arial" w:cs="Arial" w:eastAsia="Arial"/>
                 <w:sz w:val="21"/>
                 <w:szCs w:val="21"/>
               </w:rPr>
@@ -7793,16 +7793,16 @@
             </w:r>
             <w:r>
               <w:rPr>
-                <w:rFonts w:ascii="Arial" w:hAnsi="Arial" w:cs="Arial"/>
-                <w:spacing w:val="12"/>
-                <w:sz w:val="21"/>
-                <w:szCs w:val="21"/>
-              </w:rPr>
-              <w:t xml:space="preserve"> </w:t>
-            </w:r>
-            <w:r>
-              <w:rPr>
-                <w:rFonts w:ascii="Arial" w:hAnsi="Arial" w:cs="Arial"/>
+                <w:rFonts w:ascii="Arial" w:hAnsi="Arial" w:cs="Arial" w:eastAsia="Arial"/>
+                <w:spacing w:val="12"/>
+                <w:sz w:val="21"/>
+                <w:szCs w:val="21"/>
+              </w:rPr>
+              <w:t xml:space="preserve"> </w:t>
+            </w:r>
+            <w:r>
+              <w:rPr>
+                <w:rFonts w:ascii="Arial" w:hAnsi="Arial" w:cs="Arial" w:eastAsia="Arial"/>
                 <w:sz w:val="21"/>
                 <w:szCs w:val="21"/>
               </w:rPr>
@@ -7810,7 +7810,7 @@
             </w:r>
             <w:r>
               <w:rPr>
-                <w:rFonts w:ascii="Arial" w:hAnsi="Arial" w:cs="Arial"/>
+                <w:rFonts w:ascii="Arial" w:hAnsi="Arial" w:cs="Arial" w:eastAsia="Arial"/>
                 <w:spacing w:val="13"/>
                 <w:sz w:val="21"/>
                 <w:szCs w:val="21"/>
@@ -7819,7 +7819,7 @@
             </w:r>
             <w:r>
               <w:rPr>
-                <w:rFonts w:ascii="Arial" w:hAnsi="Arial" w:cs="Arial"/>
+                <w:rFonts w:ascii="Arial" w:hAnsi="Arial" w:cs="Arial" w:eastAsia="Arial"/>
                 <w:spacing w:val="-2"/>
                 <w:sz w:val="21"/>
                 <w:szCs w:val="21"/>
@@ -7842,15 +7842,15 @@
               <w:pStyle w:val="TableParagraph"/>
               <w:ind w:left="67"/>
               <w:rPr>
-                <w:rFonts w:ascii="Arial" w:hAnsi="Arial" w:cs="Arial"/>
-                <w:b/>
-                <w:sz w:val="21"/>
-                <w:szCs w:val="21"/>
-              </w:rPr>
-            </w:pPr>
-            <w:r>
-              <w:rPr>
-                <w:rFonts w:ascii="Arial" w:hAnsi="Arial" w:cs="Arial"/>
+                <w:rFonts w:ascii="Arial" w:hAnsi="Arial" w:cs="Arial" w:eastAsia="Arial"/>
+                <w:b/>
+                <w:sz w:val="21"/>
+                <w:szCs w:val="21"/>
+              </w:rPr>
+            </w:pPr>
+            <w:r>
+              <w:rPr>
+                <w:rFonts w:ascii="Arial" w:hAnsi="Arial" w:cs="Arial" w:eastAsia="Arial"/>
                 <w:b/>
                 <w:sz w:val="21"/>
                 <w:szCs w:val="21"/>
@@ -7859,7 +7859,7 @@
             </w:r>
             <w:r>
               <w:rPr>
-                <w:rFonts w:ascii="Arial" w:hAnsi="Arial" w:cs="Arial"/>
+                <w:rFonts w:ascii="Arial" w:hAnsi="Arial" w:cs="Arial" w:eastAsia="Arial"/>
                 <w:b/>
                 <w:spacing w:val="8"/>
                 <w:sz w:val="21"/>
@@ -7869,7 +7869,7 @@
             </w:r>
             <w:r>
               <w:rPr>
-                <w:rFonts w:ascii="Arial" w:hAnsi="Arial" w:cs="Arial"/>
+                <w:rFonts w:ascii="Arial" w:hAnsi="Arial" w:cs="Arial" w:eastAsia="Arial"/>
                 <w:b/>
                 <w:sz w:val="21"/>
                 <w:szCs w:val="21"/>
@@ -7878,7 +7878,7 @@
             </w:r>
             <w:r>
               <w:rPr>
-                <w:rFonts w:ascii="Arial" w:hAnsi="Arial" w:cs="Arial"/>
+                <w:rFonts w:ascii="Arial" w:hAnsi="Arial" w:cs="Arial" w:eastAsia="Arial"/>
                 <w:b/>
                 <w:spacing w:val="9"/>
                 <w:sz w:val="21"/>
@@ -7888,7 +7888,7 @@
             </w:r>
             <w:r>
               <w:rPr>
-                <w:rFonts w:ascii="Arial" w:hAnsi="Arial" w:cs="Arial"/>
+                <w:rFonts w:ascii="Arial" w:hAnsi="Arial" w:cs="Arial" w:eastAsia="Arial"/>
                 <w:b/>
                 <w:spacing w:val="-2"/>
                 <w:sz w:val="21"/>
@@ -7906,7 +7906,7 @@
             <w:pPr>
               <w:pStyle w:val="TableParagraph"/>
               <w:rPr>
-                <w:rFonts w:ascii="Arial" w:hAnsi="Arial" w:cs="Arial"/>
+                <w:rFonts w:ascii="Arial" w:hAnsi="Arial" w:cs="Arial" w:eastAsia="Arial"/>
                 <w:sz w:val="21"/>
                 <w:szCs w:val="21"/>
               </w:rPr>
@@ -7914,7 +7914,7 @@
             <w:proofErr w:type="spellStart"/>
             <w:r>
               <w:rPr>
-                <w:rFonts w:ascii="Arial" w:hAnsi="Arial" w:cs="Arial"/>
+                <w:rFonts w:ascii="Arial" w:hAnsi="Arial" w:cs="Arial" w:eastAsia="Arial"/>
                 <w:sz w:val="21"/>
                 <w:szCs w:val="21"/>
               </w:rPr>
@@ -7923,16 +7923,16 @@
             <w:proofErr w:type="spellEnd"/>
             <w:r>
               <w:rPr>
-                <w:rFonts w:ascii="Arial" w:hAnsi="Arial" w:cs="Arial"/>
-                <w:spacing w:val="12"/>
-                <w:sz w:val="21"/>
-                <w:szCs w:val="21"/>
-              </w:rPr>
-              <w:t xml:space="preserve"> </w:t>
-            </w:r>
-            <w:r>
-              <w:rPr>
-                <w:rFonts w:ascii="Arial" w:hAnsi="Arial" w:cs="Arial"/>
+                <w:rFonts w:ascii="Arial" w:hAnsi="Arial" w:cs="Arial" w:eastAsia="Arial"/>
+                <w:spacing w:val="12"/>
+                <w:sz w:val="21"/>
+                <w:szCs w:val="21"/>
+              </w:rPr>
+              <w:t xml:space="preserve"> </w:t>
+            </w:r>
+            <w:r>
+              <w:rPr>
+                <w:rFonts w:ascii="Arial" w:hAnsi="Arial" w:cs="Arial" w:eastAsia="Arial"/>
                 <w:sz w:val="21"/>
                 <w:szCs w:val="21"/>
               </w:rPr>
@@ -7940,16 +7940,16 @@
             </w:r>
             <w:r>
               <w:rPr>
-                <w:rFonts w:ascii="Arial" w:hAnsi="Arial" w:cs="Arial"/>
-                <w:spacing w:val="12"/>
-                <w:sz w:val="21"/>
-                <w:szCs w:val="21"/>
-              </w:rPr>
-              <w:t xml:space="preserve"> </w:t>
-            </w:r>
-            <w:r>
-              <w:rPr>
-                <w:rFonts w:ascii="Arial" w:hAnsi="Arial" w:cs="Arial"/>
+                <w:rFonts w:ascii="Arial" w:hAnsi="Arial" w:cs="Arial" w:eastAsia="Arial"/>
+                <w:spacing w:val="12"/>
+                <w:sz w:val="21"/>
+                <w:szCs w:val="21"/>
+              </w:rPr>
+              <w:t xml:space="preserve"> </w:t>
+            </w:r>
+            <w:r>
+              <w:rPr>
+                <w:rFonts w:ascii="Arial" w:hAnsi="Arial" w:cs="Arial" w:eastAsia="Arial"/>
                 <w:sz w:val="21"/>
                 <w:szCs w:val="21"/>
               </w:rPr>
@@ -7957,16 +7957,16 @@
             </w:r>
             <w:r>
               <w:rPr>
-                <w:rFonts w:ascii="Arial" w:hAnsi="Arial" w:cs="Arial"/>
-                <w:spacing w:val="12"/>
-                <w:sz w:val="21"/>
-                <w:szCs w:val="21"/>
-              </w:rPr>
-              <w:t xml:space="preserve"> </w:t>
-            </w:r>
-            <w:r>
-              <w:rPr>
-                <w:rFonts w:ascii="Arial" w:hAnsi="Arial" w:cs="Arial"/>
+                <w:rFonts w:ascii="Arial" w:hAnsi="Arial" w:cs="Arial" w:eastAsia="Arial"/>
+                <w:spacing w:val="12"/>
+                <w:sz w:val="21"/>
+                <w:szCs w:val="21"/>
+              </w:rPr>
+              <w:t xml:space="preserve"> </w:t>
+            </w:r>
+            <w:r>
+              <w:rPr>
+                <w:rFonts w:ascii="Arial" w:hAnsi="Arial" w:cs="Arial" w:eastAsia="Arial"/>
                 <w:sz w:val="21"/>
                 <w:szCs w:val="21"/>
               </w:rPr>
@@ -7974,16 +7974,16 @@
             </w:r>
             <w:r>
               <w:rPr>
-                <w:rFonts w:ascii="Arial" w:hAnsi="Arial" w:cs="Arial"/>
-                <w:spacing w:val="12"/>
-                <w:sz w:val="21"/>
-                <w:szCs w:val="21"/>
-              </w:rPr>
-              <w:t xml:space="preserve"> </w:t>
-            </w:r>
-            <w:r>
-              <w:rPr>
-                <w:rFonts w:ascii="Arial" w:hAnsi="Arial" w:cs="Arial"/>
+                <w:rFonts w:ascii="Arial" w:hAnsi="Arial" w:cs="Arial" w:eastAsia="Arial"/>
+                <w:spacing w:val="12"/>
+                <w:sz w:val="21"/>
+                <w:szCs w:val="21"/>
+              </w:rPr>
+              <w:t xml:space="preserve"> </w:t>
+            </w:r>
+            <w:r>
+              <w:rPr>
+                <w:rFonts w:ascii="Arial" w:hAnsi="Arial" w:cs="Arial" w:eastAsia="Arial"/>
                 <w:sz w:val="21"/>
                 <w:szCs w:val="21"/>
               </w:rPr>
@@ -7991,16 +7991,16 @@
             </w:r>
             <w:r>
               <w:rPr>
-                <w:rFonts w:ascii="Arial" w:hAnsi="Arial" w:cs="Arial"/>
-                <w:spacing w:val="12"/>
-                <w:sz w:val="21"/>
-                <w:szCs w:val="21"/>
-              </w:rPr>
-              <w:t xml:space="preserve"> </w:t>
-            </w:r>
-            <w:r>
-              <w:rPr>
-                <w:rFonts w:ascii="Arial" w:hAnsi="Arial" w:cs="Arial"/>
+                <w:rFonts w:ascii="Arial" w:hAnsi="Arial" w:cs="Arial" w:eastAsia="Arial"/>
+                <w:spacing w:val="12"/>
+                <w:sz w:val="21"/>
+                <w:szCs w:val="21"/>
+              </w:rPr>
+              <w:t xml:space="preserve"> </w:t>
+            </w:r>
+            <w:r>
+              <w:rPr>
+                <w:rFonts w:ascii="Arial" w:hAnsi="Arial" w:cs="Arial" w:eastAsia="Arial"/>
                 <w:sz w:val="21"/>
                 <w:szCs w:val="21"/>
               </w:rPr>
@@ -8008,16 +8008,16 @@
             </w:r>
             <w:r>
               <w:rPr>
-                <w:rFonts w:ascii="Arial" w:hAnsi="Arial" w:cs="Arial"/>
-                <w:spacing w:val="12"/>
-                <w:sz w:val="21"/>
-                <w:szCs w:val="21"/>
-              </w:rPr>
-              <w:t xml:space="preserve"> </w:t>
-            </w:r>
-            <w:r>
-              <w:rPr>
-                <w:rFonts w:ascii="Arial" w:hAnsi="Arial" w:cs="Arial"/>
+                <w:rFonts w:ascii="Arial" w:hAnsi="Arial" w:cs="Arial" w:eastAsia="Arial"/>
+                <w:spacing w:val="12"/>
+                <w:sz w:val="21"/>
+                <w:szCs w:val="21"/>
+              </w:rPr>
+              <w:t xml:space="preserve"> </w:t>
+            </w:r>
+            <w:r>
+              <w:rPr>
+                <w:rFonts w:ascii="Arial" w:hAnsi="Arial" w:cs="Arial" w:eastAsia="Arial"/>
                 <w:sz w:val="21"/>
                 <w:szCs w:val="21"/>
               </w:rPr>
@@ -8025,16 +8025,16 @@
             </w:r>
             <w:r>
               <w:rPr>
-                <w:rFonts w:ascii="Arial" w:hAnsi="Arial" w:cs="Arial"/>
-                <w:spacing w:val="12"/>
-                <w:sz w:val="21"/>
-                <w:szCs w:val="21"/>
-              </w:rPr>
-              <w:t xml:space="preserve"> </w:t>
-            </w:r>
-            <w:r>
-              <w:rPr>
-                <w:rFonts w:ascii="Arial" w:hAnsi="Arial" w:cs="Arial"/>
+                <w:rFonts w:ascii="Arial" w:hAnsi="Arial" w:cs="Arial" w:eastAsia="Arial"/>
+                <w:spacing w:val="12"/>
+                <w:sz w:val="21"/>
+                <w:szCs w:val="21"/>
+              </w:rPr>
+              <w:t xml:space="preserve"> </w:t>
+            </w:r>
+            <w:r>
+              <w:rPr>
+                <w:rFonts w:ascii="Arial" w:hAnsi="Arial" w:cs="Arial" w:eastAsia="Arial"/>
                 <w:sz w:val="21"/>
                 <w:szCs w:val="21"/>
               </w:rPr>
@@ -8042,16 +8042,16 @@
             </w:r>
             <w:r>
               <w:rPr>
-                <w:rFonts w:ascii="Arial" w:hAnsi="Arial" w:cs="Arial"/>
-                <w:spacing w:val="12"/>
-                <w:sz w:val="21"/>
-                <w:szCs w:val="21"/>
-              </w:rPr>
-              <w:t xml:space="preserve"> </w:t>
-            </w:r>
-            <w:r>
-              <w:rPr>
-                <w:rFonts w:ascii="Arial" w:hAnsi="Arial" w:cs="Arial"/>
+                <w:rFonts w:ascii="Arial" w:hAnsi="Arial" w:cs="Arial" w:eastAsia="Arial"/>
+                <w:spacing w:val="12"/>
+                <w:sz w:val="21"/>
+                <w:szCs w:val="21"/>
+              </w:rPr>
+              <w:t xml:space="preserve"> </w:t>
+            </w:r>
+            <w:r>
+              <w:rPr>
+                <w:rFonts w:ascii="Arial" w:hAnsi="Arial" w:cs="Arial" w:eastAsia="Arial"/>
                 <w:sz w:val="21"/>
                 <w:szCs w:val="21"/>
               </w:rPr>
@@ -8059,16 +8059,16 @@
             </w:r>
             <w:r>
               <w:rPr>
-                <w:rFonts w:ascii="Arial" w:hAnsi="Arial" w:cs="Arial"/>
-                <w:spacing w:val="12"/>
-                <w:sz w:val="21"/>
-                <w:szCs w:val="21"/>
-              </w:rPr>
-              <w:t xml:space="preserve"> </w:t>
-            </w:r>
-            <w:r>
-              <w:rPr>
-                <w:rFonts w:ascii="Arial" w:hAnsi="Arial" w:cs="Arial"/>
+                <w:rFonts w:ascii="Arial" w:hAnsi="Arial" w:cs="Arial" w:eastAsia="Arial"/>
+                <w:spacing w:val="12"/>
+                <w:sz w:val="21"/>
+                <w:szCs w:val="21"/>
+              </w:rPr>
+              <w:t xml:space="preserve"> </w:t>
+            </w:r>
+            <w:r>
+              <w:rPr>
+                <w:rFonts w:ascii="Arial" w:hAnsi="Arial" w:cs="Arial" w:eastAsia="Arial"/>
                 <w:spacing w:val="-2"/>
                 <w:sz w:val="21"/>
                 <w:szCs w:val="21"/>
@@ -8091,15 +8091,15 @@
               <w:pStyle w:val="TableParagraph"/>
               <w:ind w:left="67"/>
               <w:rPr>
-                <w:rFonts w:ascii="Arial" w:hAnsi="Arial" w:cs="Arial"/>
-                <w:b/>
-                <w:sz w:val="21"/>
-                <w:szCs w:val="21"/>
-              </w:rPr>
-            </w:pPr>
-            <w:r>
-              <w:rPr>
-                <w:rFonts w:ascii="Arial" w:hAnsi="Arial" w:cs="Arial"/>
+                <w:rFonts w:ascii="Arial" w:hAnsi="Arial" w:cs="Arial" w:eastAsia="Arial"/>
+                <w:b/>
+                <w:sz w:val="21"/>
+                <w:szCs w:val="21"/>
+              </w:rPr>
+            </w:pPr>
+            <w:r>
+              <w:rPr>
+                <w:rFonts w:ascii="Arial" w:hAnsi="Arial" w:cs="Arial" w:eastAsia="Arial"/>
                 <w:b/>
                 <w:sz w:val="21"/>
                 <w:szCs w:val="21"/>
@@ -8108,7 +8108,7 @@
             </w:r>
             <w:r>
               <w:rPr>
-                <w:rFonts w:ascii="Arial" w:hAnsi="Arial" w:cs="Arial"/>
+                <w:rFonts w:ascii="Arial" w:hAnsi="Arial" w:cs="Arial" w:eastAsia="Arial"/>
                 <w:b/>
                 <w:spacing w:val="18"/>
                 <w:sz w:val="21"/>
@@ -8118,7 +8118,7 @@
             </w:r>
             <w:r>
               <w:rPr>
-                <w:rFonts w:ascii="Arial" w:hAnsi="Arial" w:cs="Arial"/>
+                <w:rFonts w:ascii="Arial" w:hAnsi="Arial" w:cs="Arial" w:eastAsia="Arial"/>
                 <w:b/>
                 <w:spacing w:val="-2"/>
                 <w:sz w:val="21"/>
@@ -8136,7 +8136,7 @@
             <w:pPr>
               <w:pStyle w:val="TableParagraph"/>
               <w:rPr>
-                <w:rFonts w:ascii="Arial" w:hAnsi="Arial" w:cs="Arial"/>
+                <w:rFonts w:ascii="Arial" w:hAnsi="Arial" w:cs="Arial" w:eastAsia="Arial"/>
                 <w:sz w:val="21"/>
                 <w:szCs w:val="21"/>
               </w:rPr>
@@ -8144,7 +8144,7 @@
             <w:proofErr w:type="spellStart"/>
             <w:r>
               <w:rPr>
-                <w:rFonts w:ascii="Arial" w:hAnsi="Arial" w:cs="Arial"/>
+                <w:rFonts w:ascii="Arial" w:hAnsi="Arial" w:cs="Arial" w:eastAsia="Arial"/>
                 <w:sz w:val="21"/>
                 <w:szCs w:val="21"/>
               </w:rPr>
@@ -8153,7 +8153,7 @@
             <w:proofErr w:type="spellEnd"/>
             <w:r>
               <w:rPr>
-                <w:rFonts w:ascii="Arial" w:hAnsi="Arial" w:cs="Arial"/>
+                <w:rFonts w:ascii="Arial" w:hAnsi="Arial" w:cs="Arial" w:eastAsia="Arial"/>
                 <w:spacing w:val="13"/>
                 <w:sz w:val="21"/>
                 <w:szCs w:val="21"/>
@@ -8162,7 +8162,7 @@
             </w:r>
             <w:r>
               <w:rPr>
-                <w:rFonts w:ascii="Arial" w:hAnsi="Arial" w:cs="Arial"/>
+                <w:rFonts w:ascii="Arial" w:hAnsi="Arial" w:cs="Arial" w:eastAsia="Arial"/>
                 <w:sz w:val="21"/>
                 <w:szCs w:val="21"/>
               </w:rPr>
@@ -8170,7 +8170,7 @@
             </w:r>
             <w:r>
               <w:rPr>
-                <w:rFonts w:ascii="Arial" w:hAnsi="Arial" w:cs="Arial"/>
+                <w:rFonts w:ascii="Arial" w:hAnsi="Arial" w:cs="Arial" w:eastAsia="Arial"/>
                 <w:spacing w:val="14"/>
                 <w:sz w:val="21"/>
                 <w:szCs w:val="21"/>
@@ -8179,7 +8179,7 @@
             </w:r>
             <w:r>
               <w:rPr>
-                <w:rFonts w:ascii="Arial" w:hAnsi="Arial" w:cs="Arial"/>
+                <w:rFonts w:ascii="Arial" w:hAnsi="Arial" w:cs="Arial" w:eastAsia="Arial"/>
                 <w:sz w:val="21"/>
                 <w:szCs w:val="21"/>
               </w:rPr>
@@ -8187,7 +8187,7 @@
             </w:r>
             <w:r>
               <w:rPr>
-                <w:rFonts w:ascii="Arial" w:hAnsi="Arial" w:cs="Arial"/>
+                <w:rFonts w:ascii="Arial" w:hAnsi="Arial" w:cs="Arial" w:eastAsia="Arial"/>
                 <w:spacing w:val="14"/>
                 <w:sz w:val="21"/>
                 <w:szCs w:val="21"/>
@@ -8196,7 +8196,7 @@
             </w:r>
             <w:r>
               <w:rPr>
-                <w:rFonts w:ascii="Arial" w:hAnsi="Arial" w:cs="Arial"/>
+                <w:rFonts w:ascii="Arial" w:hAnsi="Arial" w:cs="Arial" w:eastAsia="Arial"/>
                 <w:sz w:val="21"/>
                 <w:szCs w:val="21"/>
               </w:rPr>
@@ -8204,7 +8204,7 @@
             </w:r>
             <w:r>
               <w:rPr>
-                <w:rFonts w:ascii="Arial" w:hAnsi="Arial" w:cs="Arial"/>
+                <w:rFonts w:ascii="Arial" w:hAnsi="Arial" w:cs="Arial" w:eastAsia="Arial"/>
                 <w:spacing w:val="14"/>
                 <w:sz w:val="21"/>
                 <w:szCs w:val="21"/>
@@ -8213,7 +8213,7 @@
             </w:r>
             <w:r>
               <w:rPr>
-                <w:rFonts w:ascii="Arial" w:hAnsi="Arial" w:cs="Arial"/>
+                <w:rFonts w:ascii="Arial" w:hAnsi="Arial" w:cs="Arial" w:eastAsia="Arial"/>
                 <w:sz w:val="21"/>
                 <w:szCs w:val="21"/>
               </w:rPr>
@@ -8221,7 +8221,7 @@
             </w:r>
             <w:r>
               <w:rPr>
-                <w:rFonts w:ascii="Arial" w:hAnsi="Arial" w:cs="Arial"/>
+                <w:rFonts w:ascii="Arial" w:hAnsi="Arial" w:cs="Arial" w:eastAsia="Arial"/>
                 <w:spacing w:val="14"/>
                 <w:sz w:val="21"/>
                 <w:szCs w:val="21"/>
@@ -8230,7 +8230,7 @@
             </w:r>
             <w:r>
               <w:rPr>
-                <w:rFonts w:ascii="Arial" w:hAnsi="Arial" w:cs="Arial"/>
+                <w:rFonts w:ascii="Arial" w:hAnsi="Arial" w:cs="Arial" w:eastAsia="Arial"/>
                 <w:sz w:val="21"/>
                 <w:szCs w:val="21"/>
               </w:rPr>
@@ -8238,7 +8238,7 @@
             </w:r>
             <w:r>
               <w:rPr>
-                <w:rFonts w:ascii="Arial" w:hAnsi="Arial" w:cs="Arial"/>
+                <w:rFonts w:ascii="Arial" w:hAnsi="Arial" w:cs="Arial" w:eastAsia="Arial"/>
                 <w:spacing w:val="13"/>
                 <w:sz w:val="21"/>
                 <w:szCs w:val="21"/>
@@ -8247,7 +8247,7 @@
             </w:r>
             <w:r>
               <w:rPr>
-                <w:rFonts w:ascii="Arial" w:hAnsi="Arial" w:cs="Arial"/>
+                <w:rFonts w:ascii="Arial" w:hAnsi="Arial" w:cs="Arial" w:eastAsia="Arial"/>
                 <w:sz w:val="21"/>
                 <w:szCs w:val="21"/>
               </w:rPr>
@@ -8255,7 +8255,7 @@
             </w:r>
             <w:r>
               <w:rPr>
-                <w:rFonts w:ascii="Arial" w:hAnsi="Arial" w:cs="Arial"/>
+                <w:rFonts w:ascii="Arial" w:hAnsi="Arial" w:cs="Arial" w:eastAsia="Arial"/>
                 <w:spacing w:val="14"/>
                 <w:sz w:val="21"/>
                 <w:szCs w:val="21"/>
@@ -8264,7 +8264,7 @@
             </w:r>
             <w:r>
               <w:rPr>
-                <w:rFonts w:ascii="Arial" w:hAnsi="Arial" w:cs="Arial"/>
+                <w:rFonts w:ascii="Arial" w:hAnsi="Arial" w:cs="Arial" w:eastAsia="Arial"/>
                 <w:sz w:val="21"/>
                 <w:szCs w:val="21"/>
               </w:rPr>
@@ -8272,7 +8272,7 @@
             </w:r>
             <w:r>
               <w:rPr>
-                <w:rFonts w:ascii="Arial" w:hAnsi="Arial" w:cs="Arial"/>
+                <w:rFonts w:ascii="Arial" w:hAnsi="Arial" w:cs="Arial" w:eastAsia="Arial"/>
                 <w:spacing w:val="14"/>
                 <w:sz w:val="21"/>
                 <w:szCs w:val="21"/>
@@ -8281,7 +8281,7 @@
             </w:r>
             <w:r>
               <w:rPr>
-                <w:rFonts w:ascii="Arial" w:hAnsi="Arial" w:cs="Arial"/>
+                <w:rFonts w:ascii="Arial" w:hAnsi="Arial" w:cs="Arial" w:eastAsia="Arial"/>
                 <w:spacing w:val="-2"/>
                 <w:sz w:val="21"/>
                 <w:szCs w:val="21"/>
@@ -8304,15 +8304,15 @@
               <w:pStyle w:val="TableParagraph"/>
               <w:ind w:left="67"/>
               <w:rPr>
-                <w:rFonts w:ascii="Arial" w:hAnsi="Arial" w:cs="Arial"/>
-                <w:b/>
-                <w:sz w:val="21"/>
-                <w:szCs w:val="21"/>
-              </w:rPr>
-            </w:pPr>
-            <w:r>
-              <w:rPr>
-                <w:rFonts w:ascii="Arial" w:hAnsi="Arial" w:cs="Arial"/>
+                <w:rFonts w:ascii="Arial" w:hAnsi="Arial" w:cs="Arial" w:eastAsia="Arial"/>
+                <w:b/>
+                <w:sz w:val="21"/>
+                <w:szCs w:val="21"/>
+              </w:rPr>
+            </w:pPr>
+            <w:r>
+              <w:rPr>
+                <w:rFonts w:ascii="Arial" w:hAnsi="Arial" w:cs="Arial" w:eastAsia="Arial"/>
                 <w:b/>
                 <w:sz w:val="21"/>
                 <w:szCs w:val="21"/>
@@ -8321,7 +8321,7 @@
             </w:r>
             <w:r>
               <w:rPr>
-                <w:rFonts w:ascii="Arial" w:hAnsi="Arial" w:cs="Arial"/>
+                <w:rFonts w:ascii="Arial" w:hAnsi="Arial" w:cs="Arial" w:eastAsia="Arial"/>
                 <w:b/>
                 <w:spacing w:val="8"/>
                 <w:sz w:val="21"/>
@@ -8331,7 +8331,7 @@
             </w:r>
             <w:r>
               <w:rPr>
-                <w:rFonts w:ascii="Arial" w:hAnsi="Arial" w:cs="Arial"/>
+                <w:rFonts w:ascii="Arial" w:hAnsi="Arial" w:cs="Arial" w:eastAsia="Arial"/>
                 <w:b/>
                 <w:sz w:val="21"/>
                 <w:szCs w:val="21"/>
@@ -8340,7 +8340,7 @@
             </w:r>
             <w:r>
               <w:rPr>
-                <w:rFonts w:ascii="Arial" w:hAnsi="Arial" w:cs="Arial"/>
+                <w:rFonts w:ascii="Arial" w:hAnsi="Arial" w:cs="Arial" w:eastAsia="Arial"/>
                 <w:b/>
                 <w:spacing w:val="8"/>
                 <w:sz w:val="21"/>
@@ -8350,7 +8350,7 @@
             </w:r>
             <w:r>
               <w:rPr>
-                <w:rFonts w:ascii="Arial" w:hAnsi="Arial" w:cs="Arial"/>
+                <w:rFonts w:ascii="Arial" w:hAnsi="Arial" w:cs="Arial" w:eastAsia="Arial"/>
                 <w:b/>
                 <w:spacing w:val="-2"/>
                 <w:sz w:val="21"/>
@@ -8368,7 +8368,7 @@
             <w:pPr>
               <w:pStyle w:val="TableParagraph"/>
               <w:rPr>
-                <w:rFonts w:ascii="Arial" w:hAnsi="Arial" w:cs="Arial"/>
+                <w:rFonts w:ascii="Arial" w:hAnsi="Arial" w:cs="Arial" w:eastAsia="Arial"/>
                 <w:sz w:val="21"/>
                 <w:szCs w:val="21"/>
               </w:rPr>
@@ -8376,7 +8376,7 @@
             <w:proofErr w:type="spellStart"/>
             <w:r>
               <w:rPr>
-                <w:rFonts w:ascii="Arial" w:hAnsi="Arial" w:cs="Arial"/>
+                <w:rFonts w:ascii="Arial" w:hAnsi="Arial" w:cs="Arial" w:eastAsia="Arial"/>
                 <w:sz w:val="21"/>
                 <w:szCs w:val="21"/>
               </w:rPr>
@@ -8385,16 +8385,16 @@
             <w:proofErr w:type="spellEnd"/>
             <w:r>
               <w:rPr>
-                <w:rFonts w:ascii="Arial" w:hAnsi="Arial" w:cs="Arial"/>
-                <w:spacing w:val="12"/>
-                <w:sz w:val="21"/>
-                <w:szCs w:val="21"/>
-              </w:rPr>
-              <w:t xml:space="preserve"> </w:t>
-            </w:r>
-            <w:r>
-              <w:rPr>
-                <w:rFonts w:ascii="Arial" w:hAnsi="Arial" w:cs="Arial"/>
+                <w:rFonts w:ascii="Arial" w:hAnsi="Arial" w:cs="Arial" w:eastAsia="Arial"/>
+                <w:spacing w:val="12"/>
+                <w:sz w:val="21"/>
+                <w:szCs w:val="21"/>
+              </w:rPr>
+              <w:t xml:space="preserve"> </w:t>
+            </w:r>
+            <w:r>
+              <w:rPr>
+                <w:rFonts w:ascii="Arial" w:hAnsi="Arial" w:cs="Arial" w:eastAsia="Arial"/>
                 <w:sz w:val="21"/>
                 <w:szCs w:val="21"/>
               </w:rPr>
@@ -8402,16 +8402,16 @@
             </w:r>
             <w:r>
               <w:rPr>
-                <w:rFonts w:ascii="Arial" w:hAnsi="Arial" w:cs="Arial"/>
-                <w:spacing w:val="12"/>
-                <w:sz w:val="21"/>
-                <w:szCs w:val="21"/>
-              </w:rPr>
-              <w:t xml:space="preserve"> </w:t>
-            </w:r>
-            <w:r>
-              <w:rPr>
-                <w:rFonts w:ascii="Arial" w:hAnsi="Arial" w:cs="Arial"/>
+                <w:rFonts w:ascii="Arial" w:hAnsi="Arial" w:cs="Arial" w:eastAsia="Arial"/>
+                <w:spacing w:val="12"/>
+                <w:sz w:val="21"/>
+                <w:szCs w:val="21"/>
+              </w:rPr>
+              <w:t xml:space="preserve"> </w:t>
+            </w:r>
+            <w:r>
+              <w:rPr>
+                <w:rFonts w:ascii="Arial" w:hAnsi="Arial" w:cs="Arial" w:eastAsia="Arial"/>
                 <w:sz w:val="21"/>
                 <w:szCs w:val="21"/>
               </w:rPr>
@@ -8419,16 +8419,16 @@
             </w:r>
             <w:r>
               <w:rPr>
-                <w:rFonts w:ascii="Arial" w:hAnsi="Arial" w:cs="Arial"/>
-                <w:spacing w:val="12"/>
-                <w:sz w:val="21"/>
-                <w:szCs w:val="21"/>
-              </w:rPr>
-              <w:t xml:space="preserve"> </w:t>
-            </w:r>
-            <w:r>
-              <w:rPr>
-                <w:rFonts w:ascii="Arial" w:hAnsi="Arial" w:cs="Arial"/>
+                <w:rFonts w:ascii="Arial" w:hAnsi="Arial" w:cs="Arial" w:eastAsia="Arial"/>
+                <w:spacing w:val="12"/>
+                <w:sz w:val="21"/>
+                <w:szCs w:val="21"/>
+              </w:rPr>
+              <w:t xml:space="preserve"> </w:t>
+            </w:r>
+            <w:r>
+              <w:rPr>
+                <w:rFonts w:ascii="Arial" w:hAnsi="Arial" w:cs="Arial" w:eastAsia="Arial"/>
                 <w:sz w:val="21"/>
                 <w:szCs w:val="21"/>
               </w:rPr>
@@ -8436,16 +8436,16 @@
             </w:r>
             <w:r>
               <w:rPr>
-                <w:rFonts w:ascii="Arial" w:hAnsi="Arial" w:cs="Arial"/>
-                <w:spacing w:val="12"/>
-                <w:sz w:val="21"/>
-                <w:szCs w:val="21"/>
-              </w:rPr>
-              <w:t xml:space="preserve"> </w:t>
-            </w:r>
-            <w:r>
-              <w:rPr>
-                <w:rFonts w:ascii="Arial" w:hAnsi="Arial" w:cs="Arial"/>
+                <w:rFonts w:ascii="Arial" w:hAnsi="Arial" w:cs="Arial" w:eastAsia="Arial"/>
+                <w:spacing w:val="12"/>
+                <w:sz w:val="21"/>
+                <w:szCs w:val="21"/>
+              </w:rPr>
+              <w:t xml:space="preserve"> </w:t>
+            </w:r>
+            <w:r>
+              <w:rPr>
+                <w:rFonts w:ascii="Arial" w:hAnsi="Arial" w:cs="Arial" w:eastAsia="Arial"/>
                 <w:sz w:val="21"/>
                 <w:szCs w:val="21"/>
               </w:rPr>
@@ -8453,16 +8453,16 @@
             </w:r>
             <w:r>
               <w:rPr>
-                <w:rFonts w:ascii="Arial" w:hAnsi="Arial" w:cs="Arial"/>
-                <w:spacing w:val="12"/>
-                <w:sz w:val="21"/>
-                <w:szCs w:val="21"/>
-              </w:rPr>
-              <w:t xml:space="preserve"> </w:t>
-            </w:r>
-            <w:r>
-              <w:rPr>
-                <w:rFonts w:ascii="Arial" w:hAnsi="Arial" w:cs="Arial"/>
+                <w:rFonts w:ascii="Arial" w:hAnsi="Arial" w:cs="Arial" w:eastAsia="Arial"/>
+                <w:spacing w:val="12"/>
+                <w:sz w:val="21"/>
+                <w:szCs w:val="21"/>
+              </w:rPr>
+              <w:t xml:space="preserve"> </w:t>
+            </w:r>
+            <w:r>
+              <w:rPr>
+                <w:rFonts w:ascii="Arial" w:hAnsi="Arial" w:cs="Arial" w:eastAsia="Arial"/>
                 <w:sz w:val="21"/>
                 <w:szCs w:val="21"/>
               </w:rPr>
@@ -8470,16 +8470,16 @@
             </w:r>
             <w:r>
               <w:rPr>
-                <w:rFonts w:ascii="Arial" w:hAnsi="Arial" w:cs="Arial"/>
-                <w:spacing w:val="12"/>
-                <w:sz w:val="21"/>
-                <w:szCs w:val="21"/>
-              </w:rPr>
-              <w:t xml:space="preserve"> </w:t>
-            </w:r>
-            <w:r>
-              <w:rPr>
-                <w:rFonts w:ascii="Arial" w:hAnsi="Arial" w:cs="Arial"/>
+                <w:rFonts w:ascii="Arial" w:hAnsi="Arial" w:cs="Arial" w:eastAsia="Arial"/>
+                <w:spacing w:val="12"/>
+                <w:sz w:val="21"/>
+                <w:szCs w:val="21"/>
+              </w:rPr>
+              <w:t xml:space="preserve"> </w:t>
+            </w:r>
+            <w:r>
+              <w:rPr>
+                <w:rFonts w:ascii="Arial" w:hAnsi="Arial" w:cs="Arial" w:eastAsia="Arial"/>
                 <w:sz w:val="21"/>
                 <w:szCs w:val="21"/>
               </w:rPr>
@@ -8487,7 +8487,7 @@
             </w:r>
             <w:r>
               <w:rPr>
-                <w:rFonts w:ascii="Arial" w:hAnsi="Arial" w:cs="Arial"/>
+                <w:rFonts w:ascii="Arial" w:hAnsi="Arial" w:cs="Arial" w:eastAsia="Arial"/>
                 <w:spacing w:val="13"/>
                 <w:sz w:val="21"/>
                 <w:szCs w:val="21"/>
@@ -8496,7 +8496,7 @@
             </w:r>
             <w:r>
               <w:rPr>
-                <w:rFonts w:ascii="Arial" w:hAnsi="Arial" w:cs="Arial"/>
+                <w:rFonts w:ascii="Arial" w:hAnsi="Arial" w:cs="Arial" w:eastAsia="Arial"/>
                 <w:sz w:val="21"/>
                 <w:szCs w:val="21"/>
               </w:rPr>
@@ -8504,16 +8504,16 @@
             </w:r>
             <w:r>
               <w:rPr>
-                <w:rFonts w:ascii="Arial" w:hAnsi="Arial" w:cs="Arial"/>
-                <w:spacing w:val="12"/>
-                <w:sz w:val="21"/>
-                <w:szCs w:val="21"/>
-              </w:rPr>
-              <w:t xml:space="preserve"> </w:t>
-            </w:r>
-            <w:r>
-              <w:rPr>
-                <w:rFonts w:ascii="Arial" w:hAnsi="Arial" w:cs="Arial"/>
+                <w:rFonts w:ascii="Arial" w:hAnsi="Arial" w:cs="Arial" w:eastAsia="Arial"/>
+                <w:spacing w:val="12"/>
+                <w:sz w:val="21"/>
+                <w:szCs w:val="21"/>
+              </w:rPr>
+              <w:t xml:space="preserve"> </w:t>
+            </w:r>
+            <w:r>
+              <w:rPr>
+                <w:rFonts w:ascii="Arial" w:hAnsi="Arial" w:cs="Arial" w:eastAsia="Arial"/>
                 <w:sz w:val="21"/>
                 <w:szCs w:val="21"/>
               </w:rPr>
@@ -8521,16 +8521,16 @@
             </w:r>
             <w:r>
               <w:rPr>
-                <w:rFonts w:ascii="Arial" w:hAnsi="Arial" w:cs="Arial"/>
-                <w:spacing w:val="12"/>
-                <w:sz w:val="21"/>
-                <w:szCs w:val="21"/>
-              </w:rPr>
-              <w:t xml:space="preserve"> </w:t>
-            </w:r>
-            <w:r>
-              <w:rPr>
-                <w:rFonts w:ascii="Arial" w:hAnsi="Arial" w:cs="Arial"/>
+                <w:rFonts w:ascii="Arial" w:hAnsi="Arial" w:cs="Arial" w:eastAsia="Arial"/>
+                <w:spacing w:val="12"/>
+                <w:sz w:val="21"/>
+                <w:szCs w:val="21"/>
+              </w:rPr>
+              <w:t xml:space="preserve"> </w:t>
+            </w:r>
+            <w:r>
+              <w:rPr>
+                <w:rFonts w:ascii="Arial" w:hAnsi="Arial" w:cs="Arial" w:eastAsia="Arial"/>
                 <w:spacing w:val="-2"/>
                 <w:sz w:val="21"/>
                 <w:szCs w:val="21"/>
@@ -8553,15 +8553,15 @@
               <w:pStyle w:val="TableParagraph"/>
               <w:ind w:left="67"/>
               <w:rPr>
-                <w:rFonts w:ascii="Arial" w:hAnsi="Arial" w:cs="Arial"/>
-                <w:b/>
-                <w:sz w:val="21"/>
-                <w:szCs w:val="21"/>
-              </w:rPr>
-            </w:pPr>
-            <w:r>
-              <w:rPr>
-                <w:rFonts w:ascii="Arial" w:hAnsi="Arial" w:cs="Arial"/>
+                <w:rFonts w:ascii="Arial" w:hAnsi="Arial" w:cs="Arial" w:eastAsia="Arial"/>
+                <w:b/>
+                <w:sz w:val="21"/>
+                <w:szCs w:val="21"/>
+              </w:rPr>
+            </w:pPr>
+            <w:r>
+              <w:rPr>
+                <w:rFonts w:ascii="Arial" w:hAnsi="Arial" w:cs="Arial" w:eastAsia="Arial"/>
                 <w:b/>
                 <w:sz w:val="21"/>
                 <w:szCs w:val="21"/>
@@ -8570,7 +8570,7 @@
             </w:r>
             <w:r>
               <w:rPr>
-                <w:rFonts w:ascii="Arial" w:hAnsi="Arial" w:cs="Arial"/>
+                <w:rFonts w:ascii="Arial" w:hAnsi="Arial" w:cs="Arial" w:eastAsia="Arial"/>
                 <w:b/>
                 <w:spacing w:val="13"/>
                 <w:sz w:val="21"/>
@@ -8580,7 +8580,7 @@
             </w:r>
             <w:r>
               <w:rPr>
-                <w:rFonts w:ascii="Arial" w:hAnsi="Arial" w:cs="Arial"/>
+                <w:rFonts w:ascii="Arial" w:hAnsi="Arial" w:cs="Arial" w:eastAsia="Arial"/>
                 <w:b/>
                 <w:spacing w:val="-2"/>
                 <w:sz w:val="21"/>
@@ -8600,7 +8600,7 @@
               <w:spacing w:line="264" w:lineRule="auto"/>
               <w:ind w:right="132"/>
               <w:rPr>
-                <w:rFonts w:ascii="Arial" w:hAnsi="Arial" w:cs="Arial"/>
+                <w:rFonts w:ascii="Arial" w:hAnsi="Arial" w:cs="Arial" w:eastAsia="Arial"/>
                 <w:sz w:val="21"/>
                 <w:szCs w:val="21"/>
               </w:rPr>
@@ -8608,7 +8608,7 @@
             <w:proofErr w:type="spellStart"/>
             <w:r>
               <w:rPr>
-                <w:rFonts w:ascii="Arial" w:hAnsi="Arial" w:cs="Arial"/>
+                <w:rFonts w:ascii="Arial" w:hAnsi="Arial" w:cs="Arial" w:eastAsia="Arial"/>
                 <w:sz w:val="21"/>
                 <w:szCs w:val="21"/>
               </w:rPr>
@@ -8617,7 +8617,7 @@
             <w:proofErr w:type="spellEnd"/>
             <w:r>
               <w:rPr>
-                <w:rFonts w:ascii="Arial" w:hAnsi="Arial" w:cs="Arial"/>
+                <w:rFonts w:ascii="Arial" w:hAnsi="Arial" w:cs="Arial" w:eastAsia="Arial"/>
                 <w:sz w:val="21"/>
                 <w:szCs w:val="21"/>
               </w:rPr>
@@ -8639,15 +8639,15 @@
               <w:pStyle w:val="TableParagraph"/>
               <w:ind w:left="67"/>
               <w:rPr>
-                <w:rFonts w:ascii="Arial" w:hAnsi="Arial" w:cs="Arial"/>
-                <w:b/>
-                <w:sz w:val="21"/>
-                <w:szCs w:val="21"/>
-              </w:rPr>
-            </w:pPr>
-            <w:r>
-              <w:rPr>
-                <w:rFonts w:ascii="Arial" w:hAnsi="Arial" w:cs="Arial"/>
+                <w:rFonts w:ascii="Arial" w:hAnsi="Arial" w:cs="Arial" w:eastAsia="Arial"/>
+                <w:b/>
+                <w:sz w:val="21"/>
+                <w:szCs w:val="21"/>
+              </w:rPr>
+            </w:pPr>
+            <w:r>
+              <w:rPr>
+                <w:rFonts w:ascii="Arial" w:hAnsi="Arial" w:cs="Arial" w:eastAsia="Arial"/>
                 <w:b/>
                 <w:sz w:val="21"/>
                 <w:szCs w:val="21"/>
@@ -8656,7 +8656,7 @@
             </w:r>
             <w:r>
               <w:rPr>
-                <w:rFonts w:ascii="Arial" w:hAnsi="Arial" w:cs="Arial"/>
+                <w:rFonts w:ascii="Arial" w:hAnsi="Arial" w:cs="Arial" w:eastAsia="Arial"/>
                 <w:b/>
                 <w:spacing w:val="14"/>
                 <w:sz w:val="21"/>
@@ -8666,7 +8666,7 @@
             </w:r>
             <w:r>
               <w:rPr>
-                <w:rFonts w:ascii="Arial" w:hAnsi="Arial" w:cs="Arial"/>
+                <w:rFonts w:ascii="Arial" w:hAnsi="Arial" w:cs="Arial" w:eastAsia="Arial"/>
                 <w:b/>
                 <w:spacing w:val="-2"/>
                 <w:sz w:val="21"/>
@@ -8685,7 +8685,7 @@
               <w:pStyle w:val="TableParagraph"/>
               <w:spacing w:line="280" w:lineRule="auto"/>
               <w:rPr>
-                <w:rFonts w:ascii="Arial" w:hAnsi="Arial" w:cs="Arial"/>
+                <w:rFonts w:ascii="Arial" w:hAnsi="Arial" w:cs="Arial" w:eastAsia="Arial"/>
                 <w:sz w:val="21"/>
                 <w:szCs w:val="21"/>
               </w:rPr>
@@ -8693,7 +8693,7 @@
             <w:proofErr w:type="spellStart"/>
             <w:r>
               <w:rPr>
-                <w:rFonts w:ascii="Arial" w:hAnsi="Arial" w:cs="Arial"/>
+                <w:rFonts w:ascii="Arial" w:hAnsi="Arial" w:cs="Arial" w:eastAsia="Arial"/>
                 <w:sz w:val="21"/>
                 <w:szCs w:val="21"/>
               </w:rPr>
@@ -8702,7 +8702,7 @@
             <w:proofErr w:type="spellEnd"/>
             <w:r>
               <w:rPr>
-                <w:rFonts w:ascii="Arial" w:hAnsi="Arial" w:cs="Arial"/>
+                <w:rFonts w:ascii="Arial" w:hAnsi="Arial" w:cs="Arial" w:eastAsia="Arial"/>
                 <w:sz w:val="21"/>
                 <w:szCs w:val="21"/>
               </w:rPr>
@@ -8724,15 +8724,15 @@
               <w:pStyle w:val="TableParagraph"/>
               <w:ind w:left="67"/>
               <w:rPr>
-                <w:rFonts w:ascii="Arial" w:hAnsi="Arial" w:cs="Arial"/>
-                <w:b/>
-                <w:sz w:val="21"/>
-                <w:szCs w:val="21"/>
-              </w:rPr>
-            </w:pPr>
-            <w:r>
-              <w:rPr>
-                <w:rFonts w:ascii="Arial" w:hAnsi="Arial" w:cs="Arial"/>
+                <w:rFonts w:ascii="Arial" w:hAnsi="Arial" w:cs="Arial" w:eastAsia="Arial"/>
+                <w:b/>
+                <w:sz w:val="21"/>
+                <w:szCs w:val="21"/>
+              </w:rPr>
+            </w:pPr>
+            <w:r>
+              <w:rPr>
+                <w:rFonts w:ascii="Arial" w:hAnsi="Arial" w:cs="Arial" w:eastAsia="Arial"/>
                 <w:b/>
                 <w:spacing w:val="-2"/>
                 <w:sz w:val="21"/>
@@ -8751,14 +8751,14 @@
               <w:pStyle w:val="TableParagraph"/>
               <w:spacing w:line="264" w:lineRule="auto"/>
               <w:rPr>
-                <w:rFonts w:ascii="Arial" w:hAnsi="Arial" w:cs="Arial"/>
-                <w:sz w:val="21"/>
-                <w:szCs w:val="21"/>
-              </w:rPr>
-            </w:pPr>
-            <w:r>
-              <w:rPr>
-                <w:rFonts w:ascii="Arial" w:hAnsi="Arial" w:cs="Arial"/>
+                <w:rFonts w:ascii="Arial" w:hAnsi="Arial" w:cs="Arial" w:eastAsia="Arial"/>
+                <w:sz w:val="21"/>
+                <w:szCs w:val="21"/>
+              </w:rPr>
+            </w:pPr>
+            <w:r>
+              <w:rPr>
+                <w:rFonts w:ascii="Arial" w:hAnsi="Arial" w:cs="Arial" w:eastAsia="Arial"/>
                 <w:sz w:val="21"/>
                 <w:szCs w:val="21"/>
               </w:rPr>
@@ -8780,15 +8780,15 @@
               <w:pStyle w:val="TableParagraph"/>
               <w:ind w:left="67"/>
               <w:rPr>
-                <w:rFonts w:ascii="Arial" w:hAnsi="Arial" w:cs="Arial"/>
-                <w:b/>
-                <w:sz w:val="21"/>
-                <w:szCs w:val="21"/>
-              </w:rPr>
-            </w:pPr>
-            <w:r>
-              <w:rPr>
-                <w:rFonts w:ascii="Arial" w:hAnsi="Arial" w:cs="Arial"/>
+                <w:rFonts w:ascii="Arial" w:hAnsi="Arial" w:cs="Arial" w:eastAsia="Arial"/>
+                <w:b/>
+                <w:sz w:val="21"/>
+                <w:szCs w:val="21"/>
+              </w:rPr>
+            </w:pPr>
+            <w:r>
+              <w:rPr>
+                <w:rFonts w:ascii="Arial" w:hAnsi="Arial" w:cs="Arial" w:eastAsia="Arial"/>
                 <w:b/>
                 <w:sz w:val="21"/>
                 <w:szCs w:val="21"/>
@@ -8797,7 +8797,7 @@
             </w:r>
             <w:r>
               <w:rPr>
-                <w:rFonts w:ascii="Arial" w:hAnsi="Arial" w:cs="Arial"/>
+                <w:rFonts w:ascii="Arial" w:hAnsi="Arial" w:cs="Arial" w:eastAsia="Arial"/>
                 <w:b/>
                 <w:spacing w:val="3"/>
                 <w:sz w:val="21"/>
@@ -8807,7 +8807,7 @@
             </w:r>
             <w:r>
               <w:rPr>
-                <w:rFonts w:ascii="Arial" w:hAnsi="Arial" w:cs="Arial"/>
+                <w:rFonts w:ascii="Arial" w:hAnsi="Arial" w:cs="Arial" w:eastAsia="Arial"/>
                 <w:b/>
                 <w:spacing w:val="-2"/>
                 <w:sz w:val="21"/>
@@ -8825,14 +8825,14 @@
             <w:pPr>
               <w:pStyle w:val="TableParagraph"/>
               <w:rPr>
-                <w:rFonts w:ascii="Arial" w:hAnsi="Arial" w:cs="Arial"/>
-                <w:sz w:val="21"/>
-                <w:szCs w:val="21"/>
-              </w:rPr>
-            </w:pPr>
-            <w:r>
-              <w:rPr>
-                <w:rFonts w:ascii="Arial" w:hAnsi="Arial" w:cs="Arial"/>
+                <w:rFonts w:ascii="Arial" w:hAnsi="Arial" w:cs="Arial" w:eastAsia="Arial"/>
+                <w:sz w:val="21"/>
+                <w:szCs w:val="21"/>
+              </w:rPr>
+            </w:pPr>
+            <w:r>
+              <w:rPr>
+                <w:rFonts w:ascii="Arial" w:hAnsi="Arial" w:cs="Arial" w:eastAsia="Arial"/>
                 <w:sz w:val="21"/>
                 <w:szCs w:val="21"/>
               </w:rPr>
@@ -8840,7 +8840,7 @@
             </w:r>
             <w:r>
               <w:rPr>
-                <w:rFonts w:ascii="Arial" w:hAnsi="Arial" w:cs="Arial"/>
+                <w:rFonts w:ascii="Arial" w:hAnsi="Arial" w:cs="Arial" w:eastAsia="Arial"/>
                 <w:spacing w:val="8"/>
                 <w:sz w:val="21"/>
                 <w:szCs w:val="21"/>
@@ -8849,7 +8849,7 @@
             </w:r>
             <w:r>
               <w:rPr>
-                <w:rFonts w:ascii="Arial" w:hAnsi="Arial" w:cs="Arial"/>
+                <w:rFonts w:ascii="Arial" w:hAnsi="Arial" w:cs="Arial" w:eastAsia="Arial"/>
                 <w:sz w:val="21"/>
                 <w:szCs w:val="21"/>
               </w:rPr>
@@ -8857,7 +8857,7 @@
             </w:r>
             <w:r>
               <w:rPr>
-                <w:rFonts w:ascii="Arial" w:hAnsi="Arial" w:cs="Arial"/>
+                <w:rFonts w:ascii="Arial" w:hAnsi="Arial" w:cs="Arial" w:eastAsia="Arial"/>
                 <w:spacing w:val="9"/>
                 <w:sz w:val="21"/>
                 <w:szCs w:val="21"/>
@@ -8866,7 +8866,7 @@
             </w:r>
             <w:r>
               <w:rPr>
-                <w:rFonts w:ascii="Arial" w:hAnsi="Arial" w:cs="Arial"/>
+                <w:rFonts w:ascii="Arial" w:hAnsi="Arial" w:cs="Arial" w:eastAsia="Arial"/>
                 <w:sz w:val="21"/>
                 <w:szCs w:val="21"/>
               </w:rPr>
@@ -8874,7 +8874,7 @@
             </w:r>
             <w:r>
               <w:rPr>
-                <w:rFonts w:ascii="Arial" w:hAnsi="Arial" w:cs="Arial"/>
+                <w:rFonts w:ascii="Arial" w:hAnsi="Arial" w:cs="Arial" w:eastAsia="Arial"/>
                 <w:spacing w:val="9"/>
                 <w:sz w:val="21"/>
                 <w:szCs w:val="21"/>
@@ -8883,7 +8883,7 @@
             </w:r>
             <w:r>
               <w:rPr>
-                <w:rFonts w:ascii="Arial" w:hAnsi="Arial" w:cs="Arial"/>
+                <w:rFonts w:ascii="Arial" w:hAnsi="Arial" w:cs="Arial" w:eastAsia="Arial"/>
                 <w:sz w:val="21"/>
                 <w:szCs w:val="21"/>
               </w:rPr>
@@ -8891,7 +8891,7 @@
             </w:r>
             <w:r>
               <w:rPr>
-                <w:rFonts w:ascii="Arial" w:hAnsi="Arial" w:cs="Arial"/>
+                <w:rFonts w:ascii="Arial" w:hAnsi="Arial" w:cs="Arial" w:eastAsia="Arial"/>
                 <w:spacing w:val="9"/>
                 <w:sz w:val="21"/>
                 <w:szCs w:val="21"/>
@@ -8900,7 +8900,7 @@
             </w:r>
             <w:r>
               <w:rPr>
-                <w:rFonts w:ascii="Arial" w:hAnsi="Arial" w:cs="Arial"/>
+                <w:rFonts w:ascii="Arial" w:hAnsi="Arial" w:cs="Arial" w:eastAsia="Arial"/>
                 <w:sz w:val="21"/>
                 <w:szCs w:val="21"/>
               </w:rPr>
@@ -8908,7 +8908,7 @@
             </w:r>
             <w:r>
               <w:rPr>
-                <w:rFonts w:ascii="Arial" w:hAnsi="Arial" w:cs="Arial"/>
+                <w:rFonts w:ascii="Arial" w:hAnsi="Arial" w:cs="Arial" w:eastAsia="Arial"/>
                 <w:spacing w:val="9"/>
                 <w:sz w:val="21"/>
                 <w:szCs w:val="21"/>
@@ -8917,7 +8917,7 @@
             </w:r>
             <w:r>
               <w:rPr>
-                <w:rFonts w:ascii="Arial" w:hAnsi="Arial" w:cs="Arial"/>
+                <w:rFonts w:ascii="Arial" w:hAnsi="Arial" w:cs="Arial" w:eastAsia="Arial"/>
                 <w:sz w:val="21"/>
                 <w:szCs w:val="21"/>
               </w:rPr>
@@ -8925,7 +8925,7 @@
             </w:r>
             <w:r>
               <w:rPr>
-                <w:rFonts w:ascii="Arial" w:hAnsi="Arial" w:cs="Arial"/>
+                <w:rFonts w:ascii="Arial" w:hAnsi="Arial" w:cs="Arial" w:eastAsia="Arial"/>
                 <w:spacing w:val="9"/>
                 <w:sz w:val="21"/>
                 <w:szCs w:val="21"/>
@@ -8934,7 +8934,7 @@
             </w:r>
             <w:r>
               <w:rPr>
-                <w:rFonts w:ascii="Arial" w:hAnsi="Arial" w:cs="Arial"/>
+                <w:rFonts w:ascii="Arial" w:hAnsi="Arial" w:cs="Arial" w:eastAsia="Arial"/>
                 <w:sz w:val="21"/>
                 <w:szCs w:val="21"/>
               </w:rPr>
@@ -8942,7 +8942,7 @@
             </w:r>
             <w:r>
               <w:rPr>
-                <w:rFonts w:ascii="Arial" w:hAnsi="Arial" w:cs="Arial"/>
+                <w:rFonts w:ascii="Arial" w:hAnsi="Arial" w:cs="Arial" w:eastAsia="Arial"/>
                 <w:spacing w:val="9"/>
                 <w:sz w:val="21"/>
                 <w:szCs w:val="21"/>
@@ -8951,7 +8951,7 @@
             </w:r>
             <w:r>
               <w:rPr>
-                <w:rFonts w:ascii="Arial" w:hAnsi="Arial" w:cs="Arial"/>
+                <w:rFonts w:ascii="Arial" w:hAnsi="Arial" w:cs="Arial" w:eastAsia="Arial"/>
                 <w:sz w:val="21"/>
                 <w:szCs w:val="21"/>
               </w:rPr>
@@ -8959,7 +8959,7 @@
             </w:r>
             <w:r>
               <w:rPr>
-                <w:rFonts w:ascii="Arial" w:hAnsi="Arial" w:cs="Arial"/>
+                <w:rFonts w:ascii="Arial" w:hAnsi="Arial" w:cs="Arial" w:eastAsia="Arial"/>
                 <w:spacing w:val="9"/>
                 <w:sz w:val="21"/>
                 <w:szCs w:val="21"/>
@@ -8968,7 +8968,7 @@
             </w:r>
             <w:r>
               <w:rPr>
-                <w:rFonts w:ascii="Arial" w:hAnsi="Arial" w:cs="Arial"/>
+                <w:rFonts w:ascii="Arial" w:hAnsi="Arial" w:cs="Arial" w:eastAsia="Arial"/>
                 <w:spacing w:val="-2"/>
                 <w:sz w:val="21"/>
                 <w:szCs w:val="21"/>
@@ -8991,15 +8991,15 @@
               <w:pStyle w:val="TableParagraph"/>
               <w:ind w:left="67"/>
               <w:rPr>
-                <w:rFonts w:ascii="Arial" w:hAnsi="Arial" w:cs="Arial"/>
-                <w:b/>
-                <w:sz w:val="21"/>
-                <w:szCs w:val="21"/>
-              </w:rPr>
-            </w:pPr>
-            <w:r>
-              <w:rPr>
-                <w:rFonts w:ascii="Arial" w:hAnsi="Arial" w:cs="Arial"/>
+                <w:rFonts w:ascii="Arial" w:hAnsi="Arial" w:cs="Arial" w:eastAsia="Arial"/>
+                <w:b/>
+                <w:sz w:val="21"/>
+                <w:szCs w:val="21"/>
+              </w:rPr>
+            </w:pPr>
+            <w:r>
+              <w:rPr>
+                <w:rFonts w:ascii="Arial" w:hAnsi="Arial" w:cs="Arial" w:eastAsia="Arial"/>
                 <w:b/>
                 <w:sz w:val="21"/>
                 <w:szCs w:val="21"/>
@@ -9008,7 +9008,7 @@
             </w:r>
             <w:r>
               <w:rPr>
-                <w:rFonts w:ascii="Arial" w:hAnsi="Arial" w:cs="Arial"/>
+                <w:rFonts w:ascii="Arial" w:hAnsi="Arial" w:cs="Arial" w:eastAsia="Arial"/>
                 <w:b/>
                 <w:spacing w:val="17"/>
                 <w:sz w:val="21"/>
@@ -9018,7 +9018,7 @@
             </w:r>
             <w:r>
               <w:rPr>
-                <w:rFonts w:ascii="Arial" w:hAnsi="Arial" w:cs="Arial"/>
+                <w:rFonts w:ascii="Arial" w:hAnsi="Arial" w:cs="Arial" w:eastAsia="Arial"/>
                 <w:b/>
                 <w:sz w:val="21"/>
                 <w:szCs w:val="21"/>
@@ -9027,7 +9027,7 @@
             </w:r>
             <w:r>
               <w:rPr>
-                <w:rFonts w:ascii="Arial" w:hAnsi="Arial" w:cs="Arial"/>
+                <w:rFonts w:ascii="Arial" w:hAnsi="Arial" w:cs="Arial" w:eastAsia="Arial"/>
                 <w:b/>
                 <w:spacing w:val="18"/>
                 <w:sz w:val="21"/>
@@ -9037,7 +9037,7 @@
             </w:r>
             <w:r>
               <w:rPr>
-                <w:rFonts w:ascii="Arial" w:hAnsi="Arial" w:cs="Arial"/>
+                <w:rFonts w:ascii="Arial" w:hAnsi="Arial" w:cs="Arial" w:eastAsia="Arial"/>
                 <w:b/>
                 <w:spacing w:val="-2"/>
                 <w:sz w:val="21"/>
@@ -9057,14 +9057,14 @@
               <w:spacing w:line="264" w:lineRule="auto"/>
               <w:ind w:right="132"/>
               <w:rPr>
-                <w:rFonts w:ascii="Arial" w:hAnsi="Arial" w:cs="Arial"/>
-                <w:sz w:val="21"/>
-                <w:szCs w:val="21"/>
-              </w:rPr>
-            </w:pPr>
-            <w:r>
-              <w:rPr>
-                <w:rFonts w:ascii="Arial" w:hAnsi="Arial" w:cs="Arial"/>
+                <w:rFonts w:ascii="Arial" w:hAnsi="Arial" w:cs="Arial" w:eastAsia="Arial"/>
+                <w:sz w:val="21"/>
+                <w:szCs w:val="21"/>
+              </w:rPr>
+            </w:pPr>
+            <w:r>
+              <w:rPr>
+                <w:rFonts w:ascii="Arial" w:hAnsi="Arial" w:cs="Arial" w:eastAsia="Arial"/>
                 <w:sz w:val="21"/>
                 <w:szCs w:val="21"/>
               </w:rPr>
@@ -9086,15 +9086,15 @@
               <w:pStyle w:val="TableParagraph"/>
               <w:ind w:left="67"/>
               <w:rPr>
-                <w:rFonts w:ascii="Arial" w:hAnsi="Arial" w:cs="Arial"/>
-                <w:b/>
-                <w:sz w:val="21"/>
-                <w:szCs w:val="21"/>
-              </w:rPr>
-            </w:pPr>
-            <w:r>
-              <w:rPr>
-                <w:rFonts w:ascii="Arial" w:hAnsi="Arial" w:cs="Arial"/>
+                <w:rFonts w:ascii="Arial" w:hAnsi="Arial" w:cs="Arial" w:eastAsia="Arial"/>
+                <w:b/>
+                <w:sz w:val="21"/>
+                <w:szCs w:val="21"/>
+              </w:rPr>
+            </w:pPr>
+            <w:r>
+              <w:rPr>
+                <w:rFonts w:ascii="Arial" w:hAnsi="Arial" w:cs="Arial" w:eastAsia="Arial"/>
                 <w:b/>
                 <w:sz w:val="21"/>
                 <w:szCs w:val="21"/>
@@ -9103,7 +9103,7 @@
             </w:r>
             <w:r>
               <w:rPr>
-                <w:rFonts w:ascii="Arial" w:hAnsi="Arial" w:cs="Arial"/>
+                <w:rFonts w:ascii="Arial" w:hAnsi="Arial" w:cs="Arial" w:eastAsia="Arial"/>
                 <w:b/>
                 <w:spacing w:val="29"/>
                 <w:sz w:val="21"/>
@@ -9113,7 +9113,7 @@
             </w:r>
             <w:r>
               <w:rPr>
-                <w:rFonts w:ascii="Arial" w:hAnsi="Arial" w:cs="Arial"/>
+                <w:rFonts w:ascii="Arial" w:hAnsi="Arial" w:cs="Arial" w:eastAsia="Arial"/>
                 <w:b/>
                 <w:spacing w:val="-4"/>
                 <w:sz w:val="21"/>
@@ -9132,14 +9132,14 @@
               <w:pStyle w:val="TableParagraph"/>
               <w:spacing w:line="280" w:lineRule="auto"/>
               <w:rPr>
-                <w:rFonts w:ascii="Arial" w:hAnsi="Arial" w:cs="Arial"/>
-                <w:sz w:val="21"/>
-                <w:szCs w:val="21"/>
-              </w:rPr>
-            </w:pPr>
-            <w:r>
-              <w:rPr>
-                <w:rFonts w:ascii="Arial" w:hAnsi="Arial" w:cs="Arial"/>
+                <w:rFonts w:ascii="Arial" w:hAnsi="Arial" w:cs="Arial" w:eastAsia="Arial"/>
+                <w:sz w:val="21"/>
+                <w:szCs w:val="21"/>
+              </w:rPr>
+            </w:pPr>
+            <w:r>
+              <w:rPr>
+                <w:rFonts w:ascii="Arial" w:hAnsi="Arial" w:cs="Arial" w:eastAsia="Arial"/>
                 <w:sz w:val="21"/>
                 <w:szCs w:val="21"/>
               </w:rPr>
@@ -9161,15 +9161,15 @@
               <w:pStyle w:val="TableParagraph"/>
               <w:ind w:left="67"/>
               <w:rPr>
-                <w:rFonts w:ascii="Arial" w:hAnsi="Arial" w:cs="Arial"/>
-                <w:b/>
-                <w:sz w:val="21"/>
-                <w:szCs w:val="21"/>
-              </w:rPr>
-            </w:pPr>
-            <w:r>
-              <w:rPr>
-                <w:rFonts w:ascii="Arial" w:hAnsi="Arial" w:cs="Arial"/>
+                <w:rFonts w:ascii="Arial" w:hAnsi="Arial" w:cs="Arial" w:eastAsia="Arial"/>
+                <w:b/>
+                <w:sz w:val="21"/>
+                <w:szCs w:val="21"/>
+              </w:rPr>
+            </w:pPr>
+            <w:r>
+              <w:rPr>
+                <w:rFonts w:ascii="Arial" w:hAnsi="Arial" w:cs="Arial" w:eastAsia="Arial"/>
                 <w:b/>
                 <w:sz w:val="21"/>
                 <w:szCs w:val="21"/>
@@ -9178,7 +9178,7 @@
             </w:r>
             <w:r>
               <w:rPr>
-                <w:rFonts w:ascii="Arial" w:hAnsi="Arial" w:cs="Arial"/>
+                <w:rFonts w:ascii="Arial" w:hAnsi="Arial" w:cs="Arial" w:eastAsia="Arial"/>
                 <w:b/>
                 <w:spacing w:val="-2"/>
                 <w:sz w:val="21"/>
@@ -9197,14 +9197,14 @@
               <w:pStyle w:val="TableParagraph"/>
               <w:spacing w:line="264" w:lineRule="auto"/>
               <w:rPr>
-                <w:rFonts w:ascii="Arial" w:hAnsi="Arial" w:cs="Arial"/>
-                <w:sz w:val="21"/>
-                <w:szCs w:val="21"/>
-              </w:rPr>
-            </w:pPr>
-            <w:r>
-              <w:rPr>
-                <w:rFonts w:ascii="Arial" w:hAnsi="Arial" w:cs="Arial"/>
+                <w:rFonts w:ascii="Arial" w:hAnsi="Arial" w:cs="Arial" w:eastAsia="Arial"/>
+                <w:sz w:val="21"/>
+                <w:szCs w:val="21"/>
+              </w:rPr>
+            </w:pPr>
+            <w:r>
+              <w:rPr>
+                <w:rFonts w:ascii="Arial" w:hAnsi="Arial" w:cs="Arial" w:eastAsia="Arial"/>
                 <w:sz w:val="21"/>
                 <w:szCs w:val="21"/>
               </w:rPr>
@@ -9226,15 +9226,15 @@
               <w:pStyle w:val="TableParagraph"/>
               <w:ind w:left="67"/>
               <w:rPr>
-                <w:rFonts w:ascii="Arial" w:hAnsi="Arial" w:cs="Arial"/>
-                <w:b/>
-                <w:sz w:val="21"/>
-                <w:szCs w:val="21"/>
-              </w:rPr>
-            </w:pPr>
-            <w:r>
-              <w:rPr>
-                <w:rFonts w:ascii="Arial" w:hAnsi="Arial" w:cs="Arial"/>
+                <w:rFonts w:ascii="Arial" w:hAnsi="Arial" w:cs="Arial" w:eastAsia="Arial"/>
+                <w:b/>
+                <w:sz w:val="21"/>
+                <w:szCs w:val="21"/>
+              </w:rPr>
+            </w:pPr>
+            <w:r>
+              <w:rPr>
+                <w:rFonts w:ascii="Arial" w:hAnsi="Arial" w:cs="Arial" w:eastAsia="Arial"/>
                 <w:b/>
                 <w:sz w:val="21"/>
                 <w:szCs w:val="21"/>
@@ -9243,7 +9243,7 @@
             </w:r>
             <w:r>
               <w:rPr>
-                <w:rFonts w:ascii="Arial" w:hAnsi="Arial" w:cs="Arial"/>
+                <w:rFonts w:ascii="Arial" w:hAnsi="Arial" w:cs="Arial" w:eastAsia="Arial"/>
                 <w:b/>
                 <w:spacing w:val="14"/>
                 <w:sz w:val="21"/>
@@ -9253,7 +9253,7 @@
             </w:r>
             <w:r>
               <w:rPr>
-                <w:rFonts w:ascii="Arial" w:hAnsi="Arial" w:cs="Arial"/>
+                <w:rFonts w:ascii="Arial" w:hAnsi="Arial" w:cs="Arial" w:eastAsia="Arial"/>
                 <w:b/>
                 <w:sz w:val="21"/>
                 <w:szCs w:val="21"/>
@@ -9262,7 +9262,7 @@
             </w:r>
             <w:r>
               <w:rPr>
-                <w:rFonts w:ascii="Arial" w:hAnsi="Arial" w:cs="Arial"/>
+                <w:rFonts w:ascii="Arial" w:hAnsi="Arial" w:cs="Arial" w:eastAsia="Arial"/>
                 <w:b/>
                 <w:spacing w:val="15"/>
                 <w:sz w:val="21"/>
@@ -9272,7 +9272,7 @@
             </w:r>
             <w:r>
               <w:rPr>
-                <w:rFonts w:ascii="Arial" w:hAnsi="Arial" w:cs="Arial"/>
+                <w:rFonts w:ascii="Arial" w:hAnsi="Arial" w:cs="Arial" w:eastAsia="Arial"/>
                 <w:b/>
                 <w:spacing w:val="-2"/>
                 <w:sz w:val="21"/>
@@ -9291,14 +9291,14 @@
               <w:pStyle w:val="TableParagraph"/>
               <w:spacing w:line="280" w:lineRule="auto"/>
               <w:rPr>
-                <w:rFonts w:ascii="Arial" w:hAnsi="Arial" w:cs="Arial"/>
-                <w:sz w:val="21"/>
-                <w:szCs w:val="21"/>
-              </w:rPr>
-            </w:pPr>
-            <w:r>
-              <w:rPr>
-                <w:rFonts w:ascii="Arial" w:hAnsi="Arial" w:cs="Arial"/>
+                <w:rFonts w:ascii="Arial" w:hAnsi="Arial" w:cs="Arial" w:eastAsia="Arial"/>
+                <w:sz w:val="21"/>
+                <w:szCs w:val="21"/>
+              </w:rPr>
+            </w:pPr>
+            <w:r>
+              <w:rPr>
+                <w:rFonts w:ascii="Arial" w:hAnsi="Arial" w:cs="Arial" w:eastAsia="Arial"/>
                 <w:sz w:val="21"/>
                 <w:szCs w:val="21"/>
               </w:rPr>
@@ -9324,9 +9324,9 @@
   <w:docDefaults>
     <w:rPrDefault>
       <w:rPr>
-        <w:rFonts w:asciiTheme="minorHAnsi" w:eastAsiaTheme="minorHAnsi" w:hAnsiTheme="minorHAnsi" w:cstheme="minorBidi"/>
-        <w:sz w:val="22"/>
-        <w:szCs w:val="22"/>
+        <w:rFonts w:ascii="Arial" w:hAnsi="Arial" w:cs="Arial" w:eastAsia="Arial"/>
+        <w:sz w:val="21"/>
+        <w:szCs w:val="21"/>
         <w:lang w:val="en-US" w:eastAsia="en-US" w:bidi="ar-SA"/>
       </w:rPr>
     </w:rPrDefault>
@@ -9763,7 +9763,7 @@
       <w:ind w:left="63"/>
     </w:pPr>
     <w:rPr>
-      <w:rFonts w:ascii="Arial MT" w:eastAsia="Arial MT" w:hAnsi="Arial MT" w:cs="Arial MT"/>
+      <w:rFonts w:ascii="Arial" w:hAnsi="Arial" w:cs="Arial" w:eastAsia="Arial"/>
     </w:rPr>
   </w:style>
 </w:styles>
